--- a/0_Instruction.docx
+++ b/0_Instruction.docx
@@ -2,19 +2,5542 @@
 <file path=word/document.xml><?xml version="1.0" encoding="utf-8"?>
 <w:document xmlns:wpc="http://schemas.microsoft.com/office/word/2010/wordprocessingCanvas" xmlns:cx="http://schemas.microsoft.com/office/drawing/2014/chartex" xmlns:cx1="http://schemas.microsoft.com/office/drawing/2015/9/8/chartex" xmlns:cx2="http://schemas.microsoft.com/office/drawing/2015/10/21/chartex" xmlns:cx3="http://schemas.microsoft.com/office/drawing/2016/5/9/chartex" xmlns:cx4="http://schemas.microsoft.com/office/drawing/2016/5/10/chartex" xmlns:cx5="http://schemas.microsoft.com/office/drawing/2016/5/11/chartex" xmlns:cx6="http://schemas.microsoft.com/office/drawing/2016/5/12/chartex" xmlns:cx7="http://schemas.microsoft.com/office/drawing/2016/5/13/chartex" xmlns:cx8="http://schemas.microsoft.com/office/drawing/2016/5/14/chartex" xmlns:mc="http://schemas.openxmlformats.org/markup-compatibility/2006" xmlns:aink="http://schemas.microsoft.com/office/drawing/2016/ink" xmlns:am3d="http://schemas.microsoft.com/office/drawing/2017/model3d" xmlns:o="urn:schemas-microsoft-com:office:office" xmlns:r="http://schemas.openxmlformats.org/officeDocument/2006/relationships" xmlns:m="http://schemas.openxmlformats.org/officeDocument/2006/math" xmlns:v="urn:schemas-microsoft-com:vml" xmlns:wp14="http://schemas.microsoft.com/office/word/2010/wordprocessingDrawing" xmlns:wp="http://schemas.openxmlformats.org/drawingml/2006/wordprocessingDrawing" xmlns:w10="urn:schemas-microsoft-com:office:word" xmlns:w="http://schemas.openxmlformats.org/wordprocessingml/2006/main" xmlns:w14="http://schemas.microsoft.com/office/word/2010/wordml" xmlns:w15="http://schemas.microsoft.com/office/word/2012/wordml" xmlns:w16cex="http://schemas.microsoft.com/office/word/2018/wordml/cex" xmlns:w16cid="http://schemas.microsoft.com/office/word/2016/wordml/cid" xmlns:w16="http://schemas.microsoft.com/office/word/2018/wordml" xmlns:w16se="http://schemas.microsoft.com/office/word/2015/wordml/symex" xmlns:wpg="http://schemas.microsoft.com/office/word/2010/wordprocessingGroup" xmlns:wpi="http://schemas.microsoft.com/office/word/2010/wordprocessingInk" xmlns:wne="http://schemas.microsoft.com/office/word/2006/wordml" xmlns:wps="http://schemas.microsoft.com/office/word/2010/wordprocessingShape" mc:Ignorable="w14 w15 w16se w16cid w16 w16cex wp14">
   <w:body>
+    <w:p>
+      <w:pPr>
+        <w:jc w:val="center"/>
+        <w:rPr>
+          <w:b/>
+          <w:bCs/>
+          <w:sz w:val="32"/>
+          <w:szCs w:val="24"/>
+        </w:rPr>
+      </w:pPr>
+    </w:p>
+    <w:p>
+      <w:pPr>
+        <w:jc w:val="center"/>
+        <w:rPr>
+          <w:b/>
+          <w:bCs/>
+          <w:sz w:val="32"/>
+          <w:szCs w:val="24"/>
+        </w:rPr>
+      </w:pPr>
+    </w:p>
+    <w:p>
+      <w:pPr>
+        <w:jc w:val="center"/>
+        <w:rPr>
+          <w:b/>
+          <w:bCs/>
+          <w:sz w:val="32"/>
+          <w:szCs w:val="24"/>
+        </w:rPr>
+      </w:pPr>
+    </w:p>
+    <w:p>
+      <w:pPr>
+        <w:jc w:val="center"/>
+        <w:rPr>
+          <w:b/>
+          <w:bCs/>
+          <w:sz w:val="32"/>
+          <w:szCs w:val="24"/>
+        </w:rPr>
+      </w:pPr>
+    </w:p>
+    <w:p>
+      <w:pPr>
+        <w:jc w:val="center"/>
+        <w:rPr>
+          <w:b/>
+          <w:bCs/>
+          <w:sz w:val="32"/>
+          <w:szCs w:val="24"/>
+        </w:rPr>
+      </w:pPr>
+    </w:p>
+    <w:p>
+      <w:pPr>
+        <w:jc w:val="center"/>
+        <w:rPr>
+          <w:b/>
+          <w:bCs/>
+          <w:sz w:val="32"/>
+          <w:szCs w:val="24"/>
+        </w:rPr>
+      </w:pPr>
+    </w:p>
+    <w:p>
+      <w:pPr>
+        <w:jc w:val="center"/>
+        <w:rPr>
+          <w:b/>
+          <w:bCs/>
+          <w:sz w:val="32"/>
+          <w:szCs w:val="24"/>
+        </w:rPr>
+      </w:pPr>
+    </w:p>
+    <w:p>
+      <w:pPr>
+        <w:jc w:val="center"/>
+        <w:rPr>
+          <w:b/>
+          <w:bCs/>
+          <w:sz w:val="32"/>
+          <w:szCs w:val="24"/>
+        </w:rPr>
+      </w:pPr>
+    </w:p>
+    <w:p>
+      <w:pPr>
+        <w:jc w:val="center"/>
+        <w:rPr>
+          <w:b/>
+          <w:bCs/>
+          <w:sz w:val="32"/>
+          <w:szCs w:val="24"/>
+        </w:rPr>
+      </w:pPr>
+    </w:p>
+    <w:p>
+      <w:pPr>
+        <w:jc w:val="center"/>
+        <w:rPr>
+          <w:b/>
+          <w:bCs/>
+          <w:sz w:val="32"/>
+          <w:szCs w:val="24"/>
+        </w:rPr>
+      </w:pPr>
+    </w:p>
+    <w:p>
+      <w:pPr>
+        <w:jc w:val="center"/>
+        <w:rPr>
+          <w:b/>
+          <w:bCs/>
+        </w:rPr>
+      </w:pPr>
+      <w:r>
+        <w:rPr>
+          <w:b/>
+          <w:bCs/>
+          <w:sz w:val="32"/>
+          <w:szCs w:val="24"/>
+        </w:rPr>
+        <w:t xml:space="preserve">Практическое руководство к приложению </w:t>
+      </w:r>
+      <w:r>
+        <w:rPr>
+          <w:b/>
+          <w:bCs/>
+          <w:sz w:val="32"/>
+          <w:szCs w:val="24"/>
+          <w:lang w:val="en-US"/>
+        </w:rPr>
+        <w:t>TheGreatUniter</w:t>
+      </w:r>
+      <w:r>
+        <w:rPr>
+          <w:b/>
+          <w:bCs/>
+        </w:rPr>
+        <w:br w:type="page"/>
+      </w:r>
+    </w:p>
+    <w:sdt>
+      <w:sdtPr>
+        <w:id w:val="-705099086"/>
+        <w:docPartObj>
+          <w:docPartGallery w:val="Table of Contents"/>
+          <w:docPartUnique/>
+        </w:docPartObj>
+      </w:sdtPr>
+      <w:sdtEndPr>
+        <w:rPr>
+          <w:rFonts w:asciiTheme="minorHAnsi" w:eastAsiaTheme="minorHAnsi" w:hAnsiTheme="minorHAnsi" w:cstheme="minorHAnsi"/>
+          <w:b/>
+          <w:bCs/>
+          <w:color w:val="auto"/>
+          <w:sz w:val="28"/>
+          <w:szCs w:val="22"/>
+          <w:lang w:eastAsia="en-US"/>
+        </w:rPr>
+      </w:sdtEndPr>
+      <w:sdtContent>
+        <w:p>
+          <w:pPr>
+            <w:pStyle w:val="a5"/>
+          </w:pPr>
+          <w:r>
+            <w:t>Оглавление</w:t>
+          </w:r>
+        </w:p>
+        <w:p>
+          <w:pPr>
+            <w:pStyle w:val="11"/>
+            <w:tabs>
+              <w:tab w:val="right" w:leader="dot" w:pos="9736"/>
+            </w:tabs>
+            <w:rPr>
+              <w:rFonts w:eastAsiaTheme="minorEastAsia" w:cstheme="minorBidi"/>
+              <w:noProof/>
+              <w:sz w:val="22"/>
+              <w:lang w:eastAsia="ru-RU"/>
+            </w:rPr>
+          </w:pPr>
+          <w:r>
+            <w:fldChar w:fldCharType="begin"/>
+          </w:r>
+          <w:r>
+            <w:instrText xml:space="preserve"> TOC \o "1-3" \h \z \u </w:instrText>
+          </w:r>
+          <w:r>
+            <w:fldChar w:fldCharType="separate"/>
+          </w:r>
+          <w:hyperlink w:anchor="_Toc106976670" w:history="1">
+            <w:r>
+              <w:rPr>
+                <w:rStyle w:val="a6"/>
+                <w:noProof/>
+              </w:rPr>
+              <w:t>Главное окно приложения</w:t>
+            </w:r>
+            <w:r>
+              <w:rPr>
+                <w:noProof/>
+                <w:webHidden/>
+              </w:rPr>
+              <w:tab/>
+            </w:r>
+            <w:r>
+              <w:rPr>
+                <w:noProof/>
+                <w:webHidden/>
+              </w:rPr>
+              <w:fldChar w:fldCharType="begin"/>
+            </w:r>
+            <w:r>
+              <w:rPr>
+                <w:noProof/>
+                <w:webHidden/>
+              </w:rPr>
+              <w:instrText xml:space="preserve"> PAGEREF _Toc106976670 \h </w:instrText>
+            </w:r>
+            <w:r>
+              <w:rPr>
+                <w:noProof/>
+                <w:webHidden/>
+              </w:rPr>
+            </w:r>
+            <w:r>
+              <w:rPr>
+                <w:noProof/>
+                <w:webHidden/>
+              </w:rPr>
+              <w:fldChar w:fldCharType="separate"/>
+            </w:r>
+            <w:r>
+              <w:rPr>
+                <w:noProof/>
+                <w:webHidden/>
+              </w:rPr>
+              <w:t>4</w:t>
+            </w:r>
+            <w:r>
+              <w:rPr>
+                <w:noProof/>
+                <w:webHidden/>
+              </w:rPr>
+              <w:fldChar w:fldCharType="end"/>
+            </w:r>
+          </w:hyperlink>
+        </w:p>
+        <w:p>
+          <w:pPr>
+            <w:pStyle w:val="11"/>
+            <w:tabs>
+              <w:tab w:val="right" w:leader="dot" w:pos="9736"/>
+            </w:tabs>
+            <w:rPr>
+              <w:rFonts w:eastAsiaTheme="minorEastAsia" w:cstheme="minorBidi"/>
+              <w:noProof/>
+              <w:sz w:val="22"/>
+              <w:lang w:eastAsia="ru-RU"/>
+            </w:rPr>
+          </w:pPr>
+          <w:hyperlink w:anchor="_Toc106976671" w:history="1">
+            <w:r>
+              <w:rPr>
+                <w:rStyle w:val="a6"/>
+                <w:noProof/>
+              </w:rPr>
+              <w:t>Аттенюатор DICON via niMyDAQ</w:t>
+            </w:r>
+            <w:r>
+              <w:rPr>
+                <w:noProof/>
+                <w:webHidden/>
+              </w:rPr>
+              <w:tab/>
+            </w:r>
+            <w:r>
+              <w:rPr>
+                <w:noProof/>
+                <w:webHidden/>
+              </w:rPr>
+              <w:fldChar w:fldCharType="begin"/>
+            </w:r>
+            <w:r>
+              <w:rPr>
+                <w:noProof/>
+                <w:webHidden/>
+              </w:rPr>
+              <w:instrText xml:space="preserve"> PAGEREF _Toc106976671 \h </w:instrText>
+            </w:r>
+            <w:r>
+              <w:rPr>
+                <w:noProof/>
+                <w:webHidden/>
+              </w:rPr>
+            </w:r>
+            <w:r>
+              <w:rPr>
+                <w:noProof/>
+                <w:webHidden/>
+              </w:rPr>
+              <w:fldChar w:fldCharType="separate"/>
+            </w:r>
+            <w:r>
+              <w:rPr>
+                <w:noProof/>
+                <w:webHidden/>
+              </w:rPr>
+              <w:t>5</w:t>
+            </w:r>
+            <w:r>
+              <w:rPr>
+                <w:noProof/>
+                <w:webHidden/>
+              </w:rPr>
+              <w:fldChar w:fldCharType="end"/>
+            </w:r>
+          </w:hyperlink>
+        </w:p>
+        <w:p>
+          <w:pPr>
+            <w:pStyle w:val="21"/>
+            <w:tabs>
+              <w:tab w:val="right" w:leader="dot" w:pos="9736"/>
+            </w:tabs>
+            <w:rPr>
+              <w:rFonts w:eastAsiaTheme="minorEastAsia" w:cstheme="minorBidi"/>
+              <w:noProof/>
+              <w:sz w:val="22"/>
+              <w:lang w:eastAsia="ru-RU"/>
+            </w:rPr>
+          </w:pPr>
+          <w:hyperlink w:anchor="_Toc106976672" w:history="1">
+            <w:r>
+              <w:rPr>
+                <w:rStyle w:val="a6"/>
+                <w:noProof/>
+              </w:rPr>
+              <w:t>Возможности работы с устройством</w:t>
+            </w:r>
+            <w:r>
+              <w:rPr>
+                <w:noProof/>
+                <w:webHidden/>
+              </w:rPr>
+              <w:tab/>
+            </w:r>
+            <w:r>
+              <w:rPr>
+                <w:noProof/>
+                <w:webHidden/>
+              </w:rPr>
+              <w:fldChar w:fldCharType="begin"/>
+            </w:r>
+            <w:r>
+              <w:rPr>
+                <w:noProof/>
+                <w:webHidden/>
+              </w:rPr>
+              <w:instrText xml:space="preserve"> PAGEREF _Toc106976672 \h </w:instrText>
+            </w:r>
+            <w:r>
+              <w:rPr>
+                <w:noProof/>
+                <w:webHidden/>
+              </w:rPr>
+            </w:r>
+            <w:r>
+              <w:rPr>
+                <w:noProof/>
+                <w:webHidden/>
+              </w:rPr>
+              <w:fldChar w:fldCharType="separate"/>
+            </w:r>
+            <w:r>
+              <w:rPr>
+                <w:noProof/>
+                <w:webHidden/>
+              </w:rPr>
+              <w:t>5</w:t>
+            </w:r>
+            <w:r>
+              <w:rPr>
+                <w:noProof/>
+                <w:webHidden/>
+              </w:rPr>
+              <w:fldChar w:fldCharType="end"/>
+            </w:r>
+          </w:hyperlink>
+        </w:p>
+        <w:p>
+          <w:pPr>
+            <w:pStyle w:val="21"/>
+            <w:tabs>
+              <w:tab w:val="right" w:leader="dot" w:pos="9736"/>
+            </w:tabs>
+            <w:rPr>
+              <w:rFonts w:eastAsiaTheme="minorEastAsia" w:cstheme="minorBidi"/>
+              <w:noProof/>
+              <w:sz w:val="22"/>
+              <w:lang w:eastAsia="ru-RU"/>
+            </w:rPr>
+          </w:pPr>
+          <w:hyperlink w:anchor="_Toc106976673" w:history="1">
+            <w:r>
+              <w:rPr>
+                <w:rStyle w:val="a6"/>
+                <w:noProof/>
+              </w:rPr>
+              <w:t>Необходимые требования</w:t>
+            </w:r>
+            <w:r>
+              <w:rPr>
+                <w:noProof/>
+                <w:webHidden/>
+              </w:rPr>
+              <w:tab/>
+            </w:r>
+            <w:r>
+              <w:rPr>
+                <w:noProof/>
+                <w:webHidden/>
+              </w:rPr>
+              <w:fldChar w:fldCharType="begin"/>
+            </w:r>
+            <w:r>
+              <w:rPr>
+                <w:noProof/>
+                <w:webHidden/>
+              </w:rPr>
+              <w:instrText xml:space="preserve"> PAGEREF _Toc106976673 \h </w:instrText>
+            </w:r>
+            <w:r>
+              <w:rPr>
+                <w:noProof/>
+                <w:webHidden/>
+              </w:rPr>
+            </w:r>
+            <w:r>
+              <w:rPr>
+                <w:noProof/>
+                <w:webHidden/>
+              </w:rPr>
+              <w:fldChar w:fldCharType="separate"/>
+            </w:r>
+            <w:r>
+              <w:rPr>
+                <w:noProof/>
+                <w:webHidden/>
+              </w:rPr>
+              <w:t>5</w:t>
+            </w:r>
+            <w:r>
+              <w:rPr>
+                <w:noProof/>
+                <w:webHidden/>
+              </w:rPr>
+              <w:fldChar w:fldCharType="end"/>
+            </w:r>
+          </w:hyperlink>
+        </w:p>
+        <w:p>
+          <w:pPr>
+            <w:pStyle w:val="21"/>
+            <w:tabs>
+              <w:tab w:val="right" w:leader="dot" w:pos="9736"/>
+            </w:tabs>
+            <w:rPr>
+              <w:rFonts w:eastAsiaTheme="minorEastAsia" w:cstheme="minorBidi"/>
+              <w:noProof/>
+              <w:sz w:val="22"/>
+              <w:lang w:eastAsia="ru-RU"/>
+            </w:rPr>
+          </w:pPr>
+          <w:hyperlink w:anchor="_Toc106976674" w:history="1">
+            <w:r>
+              <w:rPr>
+                <w:rStyle w:val="a6"/>
+                <w:noProof/>
+              </w:rPr>
+              <w:t>Подключение к ПК</w:t>
+            </w:r>
+            <w:r>
+              <w:rPr>
+                <w:noProof/>
+                <w:webHidden/>
+              </w:rPr>
+              <w:tab/>
+            </w:r>
+            <w:r>
+              <w:rPr>
+                <w:noProof/>
+                <w:webHidden/>
+              </w:rPr>
+              <w:fldChar w:fldCharType="begin"/>
+            </w:r>
+            <w:r>
+              <w:rPr>
+                <w:noProof/>
+                <w:webHidden/>
+              </w:rPr>
+              <w:instrText xml:space="preserve"> PAGEREF _Toc106976674 \h </w:instrText>
+            </w:r>
+            <w:r>
+              <w:rPr>
+                <w:noProof/>
+                <w:webHidden/>
+              </w:rPr>
+            </w:r>
+            <w:r>
+              <w:rPr>
+                <w:noProof/>
+                <w:webHidden/>
+              </w:rPr>
+              <w:fldChar w:fldCharType="separate"/>
+            </w:r>
+            <w:r>
+              <w:rPr>
+                <w:noProof/>
+                <w:webHidden/>
+              </w:rPr>
+              <w:t>5</w:t>
+            </w:r>
+            <w:r>
+              <w:rPr>
+                <w:noProof/>
+                <w:webHidden/>
+              </w:rPr>
+              <w:fldChar w:fldCharType="end"/>
+            </w:r>
+          </w:hyperlink>
+        </w:p>
+        <w:p>
+          <w:pPr>
+            <w:pStyle w:val="21"/>
+            <w:tabs>
+              <w:tab w:val="right" w:leader="dot" w:pos="9736"/>
+            </w:tabs>
+            <w:rPr>
+              <w:rFonts w:eastAsiaTheme="minorEastAsia" w:cstheme="minorBidi"/>
+              <w:noProof/>
+              <w:sz w:val="22"/>
+              <w:lang w:eastAsia="ru-RU"/>
+            </w:rPr>
+          </w:pPr>
+          <w:hyperlink w:anchor="_Toc106976675" w:history="1">
+            <w:r>
+              <w:rPr>
+                <w:rStyle w:val="a6"/>
+                <w:noProof/>
+              </w:rPr>
+              <w:t>Использование устройства в приложении</w:t>
+            </w:r>
+            <w:r>
+              <w:rPr>
+                <w:noProof/>
+                <w:webHidden/>
+              </w:rPr>
+              <w:tab/>
+            </w:r>
+            <w:r>
+              <w:rPr>
+                <w:noProof/>
+                <w:webHidden/>
+              </w:rPr>
+              <w:fldChar w:fldCharType="begin"/>
+            </w:r>
+            <w:r>
+              <w:rPr>
+                <w:noProof/>
+                <w:webHidden/>
+              </w:rPr>
+              <w:instrText xml:space="preserve"> PAGEREF _Toc106976675 \h </w:instrText>
+            </w:r>
+            <w:r>
+              <w:rPr>
+                <w:noProof/>
+                <w:webHidden/>
+              </w:rPr>
+            </w:r>
+            <w:r>
+              <w:rPr>
+                <w:noProof/>
+                <w:webHidden/>
+              </w:rPr>
+              <w:fldChar w:fldCharType="separate"/>
+            </w:r>
+            <w:r>
+              <w:rPr>
+                <w:noProof/>
+                <w:webHidden/>
+              </w:rPr>
+              <w:t>5</w:t>
+            </w:r>
+            <w:r>
+              <w:rPr>
+                <w:noProof/>
+                <w:webHidden/>
+              </w:rPr>
+              <w:fldChar w:fldCharType="end"/>
+            </w:r>
+          </w:hyperlink>
+        </w:p>
+        <w:p>
+          <w:pPr>
+            <w:pStyle w:val="21"/>
+            <w:tabs>
+              <w:tab w:val="right" w:leader="dot" w:pos="9736"/>
+            </w:tabs>
+            <w:rPr>
+              <w:rFonts w:eastAsiaTheme="minorEastAsia" w:cstheme="minorBidi"/>
+              <w:noProof/>
+              <w:sz w:val="22"/>
+              <w:lang w:eastAsia="ru-RU"/>
+            </w:rPr>
+          </w:pPr>
+          <w:hyperlink w:anchor="_Toc106976676" w:history="1">
+            <w:r>
+              <w:rPr>
+                <w:rStyle w:val="a6"/>
+                <w:noProof/>
+              </w:rPr>
+              <w:t>Создание собственного скрипта с устройством</w:t>
+            </w:r>
+            <w:r>
+              <w:rPr>
+                <w:noProof/>
+                <w:webHidden/>
+              </w:rPr>
+              <w:tab/>
+            </w:r>
+            <w:r>
+              <w:rPr>
+                <w:noProof/>
+                <w:webHidden/>
+              </w:rPr>
+              <w:fldChar w:fldCharType="begin"/>
+            </w:r>
+            <w:r>
+              <w:rPr>
+                <w:noProof/>
+                <w:webHidden/>
+              </w:rPr>
+              <w:instrText xml:space="preserve"> PAGEREF _Toc106976676 \h </w:instrText>
+            </w:r>
+            <w:r>
+              <w:rPr>
+                <w:noProof/>
+                <w:webHidden/>
+              </w:rPr>
+            </w:r>
+            <w:r>
+              <w:rPr>
+                <w:noProof/>
+                <w:webHidden/>
+              </w:rPr>
+              <w:fldChar w:fldCharType="separate"/>
+            </w:r>
+            <w:r>
+              <w:rPr>
+                <w:noProof/>
+                <w:webHidden/>
+              </w:rPr>
+              <w:t>5</w:t>
+            </w:r>
+            <w:r>
+              <w:rPr>
+                <w:noProof/>
+                <w:webHidden/>
+              </w:rPr>
+              <w:fldChar w:fldCharType="end"/>
+            </w:r>
+          </w:hyperlink>
+        </w:p>
+        <w:p>
+          <w:pPr>
+            <w:pStyle w:val="11"/>
+            <w:tabs>
+              <w:tab w:val="right" w:leader="dot" w:pos="9736"/>
+            </w:tabs>
+            <w:rPr>
+              <w:rFonts w:eastAsiaTheme="minorEastAsia" w:cstheme="minorBidi"/>
+              <w:noProof/>
+              <w:sz w:val="22"/>
+              <w:lang w:eastAsia="ru-RU"/>
+            </w:rPr>
+          </w:pPr>
+          <w:hyperlink w:anchor="_Toc106976677" w:history="1">
+            <w:r>
+              <w:rPr>
+                <w:rStyle w:val="a6"/>
+                <w:noProof/>
+              </w:rPr>
+              <w:t>ПЛИС (подключение по JTAG)</w:t>
+            </w:r>
+            <w:r>
+              <w:rPr>
+                <w:noProof/>
+                <w:webHidden/>
+              </w:rPr>
+              <w:tab/>
+            </w:r>
+            <w:r>
+              <w:rPr>
+                <w:noProof/>
+                <w:webHidden/>
+              </w:rPr>
+              <w:fldChar w:fldCharType="begin"/>
+            </w:r>
+            <w:r>
+              <w:rPr>
+                <w:noProof/>
+                <w:webHidden/>
+              </w:rPr>
+              <w:instrText xml:space="preserve"> PAGEREF _Toc106976677 \h </w:instrText>
+            </w:r>
+            <w:r>
+              <w:rPr>
+                <w:noProof/>
+                <w:webHidden/>
+              </w:rPr>
+            </w:r>
+            <w:r>
+              <w:rPr>
+                <w:noProof/>
+                <w:webHidden/>
+              </w:rPr>
+              <w:fldChar w:fldCharType="separate"/>
+            </w:r>
+            <w:r>
+              <w:rPr>
+                <w:noProof/>
+                <w:webHidden/>
+              </w:rPr>
+              <w:t>6</w:t>
+            </w:r>
+            <w:r>
+              <w:rPr>
+                <w:noProof/>
+                <w:webHidden/>
+              </w:rPr>
+              <w:fldChar w:fldCharType="end"/>
+            </w:r>
+          </w:hyperlink>
+        </w:p>
+        <w:p>
+          <w:pPr>
+            <w:pStyle w:val="21"/>
+            <w:tabs>
+              <w:tab w:val="right" w:leader="dot" w:pos="9736"/>
+            </w:tabs>
+            <w:rPr>
+              <w:rFonts w:eastAsiaTheme="minorEastAsia" w:cstheme="minorBidi"/>
+              <w:noProof/>
+              <w:sz w:val="22"/>
+              <w:lang w:eastAsia="ru-RU"/>
+            </w:rPr>
+          </w:pPr>
+          <w:hyperlink w:anchor="_Toc106976678" w:history="1">
+            <w:r>
+              <w:rPr>
+                <w:rStyle w:val="a6"/>
+                <w:noProof/>
+              </w:rPr>
+              <w:t>Возможности работы с устройством</w:t>
+            </w:r>
+            <w:r>
+              <w:rPr>
+                <w:noProof/>
+                <w:webHidden/>
+              </w:rPr>
+              <w:tab/>
+            </w:r>
+            <w:r>
+              <w:rPr>
+                <w:noProof/>
+                <w:webHidden/>
+              </w:rPr>
+              <w:fldChar w:fldCharType="begin"/>
+            </w:r>
+            <w:r>
+              <w:rPr>
+                <w:noProof/>
+                <w:webHidden/>
+              </w:rPr>
+              <w:instrText xml:space="preserve"> PAGEREF _Toc106976678 \h </w:instrText>
+            </w:r>
+            <w:r>
+              <w:rPr>
+                <w:noProof/>
+                <w:webHidden/>
+              </w:rPr>
+            </w:r>
+            <w:r>
+              <w:rPr>
+                <w:noProof/>
+                <w:webHidden/>
+              </w:rPr>
+              <w:fldChar w:fldCharType="separate"/>
+            </w:r>
+            <w:r>
+              <w:rPr>
+                <w:noProof/>
+                <w:webHidden/>
+              </w:rPr>
+              <w:t>6</w:t>
+            </w:r>
+            <w:r>
+              <w:rPr>
+                <w:noProof/>
+                <w:webHidden/>
+              </w:rPr>
+              <w:fldChar w:fldCharType="end"/>
+            </w:r>
+          </w:hyperlink>
+        </w:p>
+        <w:p>
+          <w:pPr>
+            <w:pStyle w:val="21"/>
+            <w:tabs>
+              <w:tab w:val="right" w:leader="dot" w:pos="9736"/>
+            </w:tabs>
+            <w:rPr>
+              <w:rFonts w:eastAsiaTheme="minorEastAsia" w:cstheme="minorBidi"/>
+              <w:noProof/>
+              <w:sz w:val="22"/>
+              <w:lang w:eastAsia="ru-RU"/>
+            </w:rPr>
+          </w:pPr>
+          <w:hyperlink w:anchor="_Toc106976679" w:history="1">
+            <w:r>
+              <w:rPr>
+                <w:rStyle w:val="a6"/>
+                <w:noProof/>
+              </w:rPr>
+              <w:t>Необходимые требования</w:t>
+            </w:r>
+            <w:r>
+              <w:rPr>
+                <w:noProof/>
+                <w:webHidden/>
+              </w:rPr>
+              <w:tab/>
+            </w:r>
+            <w:r>
+              <w:rPr>
+                <w:noProof/>
+                <w:webHidden/>
+              </w:rPr>
+              <w:fldChar w:fldCharType="begin"/>
+            </w:r>
+            <w:r>
+              <w:rPr>
+                <w:noProof/>
+                <w:webHidden/>
+              </w:rPr>
+              <w:instrText xml:space="preserve"> PAGEREF _Toc106976679 \h </w:instrText>
+            </w:r>
+            <w:r>
+              <w:rPr>
+                <w:noProof/>
+                <w:webHidden/>
+              </w:rPr>
+            </w:r>
+            <w:r>
+              <w:rPr>
+                <w:noProof/>
+                <w:webHidden/>
+              </w:rPr>
+              <w:fldChar w:fldCharType="separate"/>
+            </w:r>
+            <w:r>
+              <w:rPr>
+                <w:noProof/>
+                <w:webHidden/>
+              </w:rPr>
+              <w:t>6</w:t>
+            </w:r>
+            <w:r>
+              <w:rPr>
+                <w:noProof/>
+                <w:webHidden/>
+              </w:rPr>
+              <w:fldChar w:fldCharType="end"/>
+            </w:r>
+          </w:hyperlink>
+        </w:p>
+        <w:p>
+          <w:pPr>
+            <w:pStyle w:val="21"/>
+            <w:tabs>
+              <w:tab w:val="right" w:leader="dot" w:pos="9736"/>
+            </w:tabs>
+            <w:rPr>
+              <w:rFonts w:eastAsiaTheme="minorEastAsia" w:cstheme="minorBidi"/>
+              <w:noProof/>
+              <w:sz w:val="22"/>
+              <w:lang w:eastAsia="ru-RU"/>
+            </w:rPr>
+          </w:pPr>
+          <w:hyperlink w:anchor="_Toc106976680" w:history="1">
+            <w:r>
+              <w:rPr>
+                <w:rStyle w:val="a6"/>
+                <w:noProof/>
+              </w:rPr>
+              <w:t>Подключение к ПК</w:t>
+            </w:r>
+            <w:r>
+              <w:rPr>
+                <w:noProof/>
+                <w:webHidden/>
+              </w:rPr>
+              <w:tab/>
+            </w:r>
+            <w:r>
+              <w:rPr>
+                <w:noProof/>
+                <w:webHidden/>
+              </w:rPr>
+              <w:fldChar w:fldCharType="begin"/>
+            </w:r>
+            <w:r>
+              <w:rPr>
+                <w:noProof/>
+                <w:webHidden/>
+              </w:rPr>
+              <w:instrText xml:space="preserve"> PAGEREF _Toc106976680 \h </w:instrText>
+            </w:r>
+            <w:r>
+              <w:rPr>
+                <w:noProof/>
+                <w:webHidden/>
+              </w:rPr>
+            </w:r>
+            <w:r>
+              <w:rPr>
+                <w:noProof/>
+                <w:webHidden/>
+              </w:rPr>
+              <w:fldChar w:fldCharType="separate"/>
+            </w:r>
+            <w:r>
+              <w:rPr>
+                <w:noProof/>
+                <w:webHidden/>
+              </w:rPr>
+              <w:t>6</w:t>
+            </w:r>
+            <w:r>
+              <w:rPr>
+                <w:noProof/>
+                <w:webHidden/>
+              </w:rPr>
+              <w:fldChar w:fldCharType="end"/>
+            </w:r>
+          </w:hyperlink>
+        </w:p>
+        <w:p>
+          <w:pPr>
+            <w:pStyle w:val="21"/>
+            <w:tabs>
+              <w:tab w:val="right" w:leader="dot" w:pos="9736"/>
+            </w:tabs>
+            <w:rPr>
+              <w:rFonts w:eastAsiaTheme="minorEastAsia" w:cstheme="minorBidi"/>
+              <w:noProof/>
+              <w:sz w:val="22"/>
+              <w:lang w:eastAsia="ru-RU"/>
+            </w:rPr>
+          </w:pPr>
+          <w:hyperlink w:anchor="_Toc106976681" w:history="1">
+            <w:r>
+              <w:rPr>
+                <w:rStyle w:val="a6"/>
+                <w:noProof/>
+              </w:rPr>
+              <w:t>Использование устройства в приложении</w:t>
+            </w:r>
+            <w:r>
+              <w:rPr>
+                <w:noProof/>
+                <w:webHidden/>
+              </w:rPr>
+              <w:tab/>
+            </w:r>
+            <w:r>
+              <w:rPr>
+                <w:noProof/>
+                <w:webHidden/>
+              </w:rPr>
+              <w:fldChar w:fldCharType="begin"/>
+            </w:r>
+            <w:r>
+              <w:rPr>
+                <w:noProof/>
+                <w:webHidden/>
+              </w:rPr>
+              <w:instrText xml:space="preserve"> PAGEREF _Toc106976681 \h </w:instrText>
+            </w:r>
+            <w:r>
+              <w:rPr>
+                <w:noProof/>
+                <w:webHidden/>
+              </w:rPr>
+            </w:r>
+            <w:r>
+              <w:rPr>
+                <w:noProof/>
+                <w:webHidden/>
+              </w:rPr>
+              <w:fldChar w:fldCharType="separate"/>
+            </w:r>
+            <w:r>
+              <w:rPr>
+                <w:noProof/>
+                <w:webHidden/>
+              </w:rPr>
+              <w:t>6</w:t>
+            </w:r>
+            <w:r>
+              <w:rPr>
+                <w:noProof/>
+                <w:webHidden/>
+              </w:rPr>
+              <w:fldChar w:fldCharType="end"/>
+            </w:r>
+          </w:hyperlink>
+        </w:p>
+        <w:p>
+          <w:pPr>
+            <w:pStyle w:val="21"/>
+            <w:tabs>
+              <w:tab w:val="right" w:leader="dot" w:pos="9736"/>
+            </w:tabs>
+            <w:rPr>
+              <w:rFonts w:eastAsiaTheme="minorEastAsia" w:cstheme="minorBidi"/>
+              <w:noProof/>
+              <w:sz w:val="22"/>
+              <w:lang w:eastAsia="ru-RU"/>
+            </w:rPr>
+          </w:pPr>
+          <w:hyperlink w:anchor="_Toc106976682" w:history="1">
+            <w:r>
+              <w:rPr>
+                <w:rStyle w:val="a6"/>
+                <w:noProof/>
+              </w:rPr>
+              <w:t>Создание собственного скрипта с устройством</w:t>
+            </w:r>
+            <w:r>
+              <w:rPr>
+                <w:noProof/>
+                <w:webHidden/>
+              </w:rPr>
+              <w:tab/>
+            </w:r>
+            <w:r>
+              <w:rPr>
+                <w:noProof/>
+                <w:webHidden/>
+              </w:rPr>
+              <w:fldChar w:fldCharType="begin"/>
+            </w:r>
+            <w:r>
+              <w:rPr>
+                <w:noProof/>
+                <w:webHidden/>
+              </w:rPr>
+              <w:instrText xml:space="preserve"> PAGEREF _Toc106976682 \h </w:instrText>
+            </w:r>
+            <w:r>
+              <w:rPr>
+                <w:noProof/>
+                <w:webHidden/>
+              </w:rPr>
+            </w:r>
+            <w:r>
+              <w:rPr>
+                <w:noProof/>
+                <w:webHidden/>
+              </w:rPr>
+              <w:fldChar w:fldCharType="separate"/>
+            </w:r>
+            <w:r>
+              <w:rPr>
+                <w:noProof/>
+                <w:webHidden/>
+              </w:rPr>
+              <w:t>6</w:t>
+            </w:r>
+            <w:r>
+              <w:rPr>
+                <w:noProof/>
+                <w:webHidden/>
+              </w:rPr>
+              <w:fldChar w:fldCharType="end"/>
+            </w:r>
+          </w:hyperlink>
+        </w:p>
+        <w:p>
+          <w:pPr>
+            <w:pStyle w:val="11"/>
+            <w:tabs>
+              <w:tab w:val="right" w:leader="dot" w:pos="9736"/>
+            </w:tabs>
+            <w:rPr>
+              <w:rFonts w:eastAsiaTheme="minorEastAsia" w:cstheme="minorBidi"/>
+              <w:noProof/>
+              <w:sz w:val="22"/>
+              <w:lang w:eastAsia="ru-RU"/>
+            </w:rPr>
+          </w:pPr>
+          <w:hyperlink w:anchor="_Toc106976683" w:history="1">
+            <w:r>
+              <w:rPr>
+                <w:rStyle w:val="a6"/>
+                <w:noProof/>
+              </w:rPr>
+              <w:t>Измеритель оптической мощности РУБИН</w:t>
+            </w:r>
+            <w:r>
+              <w:rPr>
+                <w:noProof/>
+                <w:webHidden/>
+              </w:rPr>
+              <w:tab/>
+            </w:r>
+            <w:r>
+              <w:rPr>
+                <w:noProof/>
+                <w:webHidden/>
+              </w:rPr>
+              <w:fldChar w:fldCharType="begin"/>
+            </w:r>
+            <w:r>
+              <w:rPr>
+                <w:noProof/>
+                <w:webHidden/>
+              </w:rPr>
+              <w:instrText xml:space="preserve"> PAGEREF _Toc106976683 \h </w:instrText>
+            </w:r>
+            <w:r>
+              <w:rPr>
+                <w:noProof/>
+                <w:webHidden/>
+              </w:rPr>
+            </w:r>
+            <w:r>
+              <w:rPr>
+                <w:noProof/>
+                <w:webHidden/>
+              </w:rPr>
+              <w:fldChar w:fldCharType="separate"/>
+            </w:r>
+            <w:r>
+              <w:rPr>
+                <w:noProof/>
+                <w:webHidden/>
+              </w:rPr>
+              <w:t>7</w:t>
+            </w:r>
+            <w:r>
+              <w:rPr>
+                <w:noProof/>
+                <w:webHidden/>
+              </w:rPr>
+              <w:fldChar w:fldCharType="end"/>
+            </w:r>
+          </w:hyperlink>
+        </w:p>
+        <w:p>
+          <w:pPr>
+            <w:pStyle w:val="21"/>
+            <w:tabs>
+              <w:tab w:val="right" w:leader="dot" w:pos="9736"/>
+            </w:tabs>
+            <w:rPr>
+              <w:rFonts w:eastAsiaTheme="minorEastAsia" w:cstheme="minorBidi"/>
+              <w:noProof/>
+              <w:sz w:val="22"/>
+              <w:lang w:eastAsia="ru-RU"/>
+            </w:rPr>
+          </w:pPr>
+          <w:hyperlink w:anchor="_Toc106976684" w:history="1">
+            <w:r>
+              <w:rPr>
+                <w:rStyle w:val="a6"/>
+                <w:noProof/>
+              </w:rPr>
+              <w:t>Возможности работы с устройством</w:t>
+            </w:r>
+            <w:r>
+              <w:rPr>
+                <w:noProof/>
+                <w:webHidden/>
+              </w:rPr>
+              <w:tab/>
+            </w:r>
+            <w:r>
+              <w:rPr>
+                <w:noProof/>
+                <w:webHidden/>
+              </w:rPr>
+              <w:fldChar w:fldCharType="begin"/>
+            </w:r>
+            <w:r>
+              <w:rPr>
+                <w:noProof/>
+                <w:webHidden/>
+              </w:rPr>
+              <w:instrText xml:space="preserve"> PAGEREF _Toc106976684 \h </w:instrText>
+            </w:r>
+            <w:r>
+              <w:rPr>
+                <w:noProof/>
+                <w:webHidden/>
+              </w:rPr>
+            </w:r>
+            <w:r>
+              <w:rPr>
+                <w:noProof/>
+                <w:webHidden/>
+              </w:rPr>
+              <w:fldChar w:fldCharType="separate"/>
+            </w:r>
+            <w:r>
+              <w:rPr>
+                <w:noProof/>
+                <w:webHidden/>
+              </w:rPr>
+              <w:t>7</w:t>
+            </w:r>
+            <w:r>
+              <w:rPr>
+                <w:noProof/>
+                <w:webHidden/>
+              </w:rPr>
+              <w:fldChar w:fldCharType="end"/>
+            </w:r>
+          </w:hyperlink>
+        </w:p>
+        <w:p>
+          <w:pPr>
+            <w:pStyle w:val="21"/>
+            <w:tabs>
+              <w:tab w:val="right" w:leader="dot" w:pos="9736"/>
+            </w:tabs>
+            <w:rPr>
+              <w:rFonts w:eastAsiaTheme="minorEastAsia" w:cstheme="minorBidi"/>
+              <w:noProof/>
+              <w:sz w:val="22"/>
+              <w:lang w:eastAsia="ru-RU"/>
+            </w:rPr>
+          </w:pPr>
+          <w:hyperlink w:anchor="_Toc106976685" w:history="1">
+            <w:r>
+              <w:rPr>
+                <w:rStyle w:val="a6"/>
+                <w:noProof/>
+              </w:rPr>
+              <w:t>Необходимые требования</w:t>
+            </w:r>
+            <w:r>
+              <w:rPr>
+                <w:noProof/>
+                <w:webHidden/>
+              </w:rPr>
+              <w:tab/>
+            </w:r>
+            <w:r>
+              <w:rPr>
+                <w:noProof/>
+                <w:webHidden/>
+              </w:rPr>
+              <w:fldChar w:fldCharType="begin"/>
+            </w:r>
+            <w:r>
+              <w:rPr>
+                <w:noProof/>
+                <w:webHidden/>
+              </w:rPr>
+              <w:instrText xml:space="preserve"> PAGEREF _Toc106976685 \h </w:instrText>
+            </w:r>
+            <w:r>
+              <w:rPr>
+                <w:noProof/>
+                <w:webHidden/>
+              </w:rPr>
+            </w:r>
+            <w:r>
+              <w:rPr>
+                <w:noProof/>
+                <w:webHidden/>
+              </w:rPr>
+              <w:fldChar w:fldCharType="separate"/>
+            </w:r>
+            <w:r>
+              <w:rPr>
+                <w:noProof/>
+                <w:webHidden/>
+              </w:rPr>
+              <w:t>7</w:t>
+            </w:r>
+            <w:r>
+              <w:rPr>
+                <w:noProof/>
+                <w:webHidden/>
+              </w:rPr>
+              <w:fldChar w:fldCharType="end"/>
+            </w:r>
+          </w:hyperlink>
+        </w:p>
+        <w:p>
+          <w:pPr>
+            <w:pStyle w:val="21"/>
+            <w:tabs>
+              <w:tab w:val="right" w:leader="dot" w:pos="9736"/>
+            </w:tabs>
+            <w:rPr>
+              <w:rFonts w:eastAsiaTheme="minorEastAsia" w:cstheme="minorBidi"/>
+              <w:noProof/>
+              <w:sz w:val="22"/>
+              <w:lang w:eastAsia="ru-RU"/>
+            </w:rPr>
+          </w:pPr>
+          <w:hyperlink w:anchor="_Toc106976686" w:history="1">
+            <w:r>
+              <w:rPr>
+                <w:rStyle w:val="a6"/>
+                <w:noProof/>
+              </w:rPr>
+              <w:t>Подключение к ПК</w:t>
+            </w:r>
+            <w:r>
+              <w:rPr>
+                <w:noProof/>
+                <w:webHidden/>
+              </w:rPr>
+              <w:tab/>
+            </w:r>
+            <w:r>
+              <w:rPr>
+                <w:noProof/>
+                <w:webHidden/>
+              </w:rPr>
+              <w:fldChar w:fldCharType="begin"/>
+            </w:r>
+            <w:r>
+              <w:rPr>
+                <w:noProof/>
+                <w:webHidden/>
+              </w:rPr>
+              <w:instrText xml:space="preserve"> PAGEREF _Toc106976686 \h </w:instrText>
+            </w:r>
+            <w:r>
+              <w:rPr>
+                <w:noProof/>
+                <w:webHidden/>
+              </w:rPr>
+            </w:r>
+            <w:r>
+              <w:rPr>
+                <w:noProof/>
+                <w:webHidden/>
+              </w:rPr>
+              <w:fldChar w:fldCharType="separate"/>
+            </w:r>
+            <w:r>
+              <w:rPr>
+                <w:noProof/>
+                <w:webHidden/>
+              </w:rPr>
+              <w:t>7</w:t>
+            </w:r>
+            <w:r>
+              <w:rPr>
+                <w:noProof/>
+                <w:webHidden/>
+              </w:rPr>
+              <w:fldChar w:fldCharType="end"/>
+            </w:r>
+          </w:hyperlink>
+        </w:p>
+        <w:p>
+          <w:pPr>
+            <w:pStyle w:val="21"/>
+            <w:tabs>
+              <w:tab w:val="right" w:leader="dot" w:pos="9736"/>
+            </w:tabs>
+            <w:rPr>
+              <w:rFonts w:eastAsiaTheme="minorEastAsia" w:cstheme="minorBidi"/>
+              <w:noProof/>
+              <w:sz w:val="22"/>
+              <w:lang w:eastAsia="ru-RU"/>
+            </w:rPr>
+          </w:pPr>
+          <w:hyperlink w:anchor="_Toc106976687" w:history="1">
+            <w:r>
+              <w:rPr>
+                <w:rStyle w:val="a6"/>
+                <w:noProof/>
+              </w:rPr>
+              <w:t>Использование устройства в приложении</w:t>
+            </w:r>
+            <w:r>
+              <w:rPr>
+                <w:noProof/>
+                <w:webHidden/>
+              </w:rPr>
+              <w:tab/>
+            </w:r>
+            <w:r>
+              <w:rPr>
+                <w:noProof/>
+                <w:webHidden/>
+              </w:rPr>
+              <w:fldChar w:fldCharType="begin"/>
+            </w:r>
+            <w:r>
+              <w:rPr>
+                <w:noProof/>
+                <w:webHidden/>
+              </w:rPr>
+              <w:instrText xml:space="preserve"> PAGEREF _Toc106976687 \h </w:instrText>
+            </w:r>
+            <w:r>
+              <w:rPr>
+                <w:noProof/>
+                <w:webHidden/>
+              </w:rPr>
+            </w:r>
+            <w:r>
+              <w:rPr>
+                <w:noProof/>
+                <w:webHidden/>
+              </w:rPr>
+              <w:fldChar w:fldCharType="separate"/>
+            </w:r>
+            <w:r>
+              <w:rPr>
+                <w:noProof/>
+                <w:webHidden/>
+              </w:rPr>
+              <w:t>7</w:t>
+            </w:r>
+            <w:r>
+              <w:rPr>
+                <w:noProof/>
+                <w:webHidden/>
+              </w:rPr>
+              <w:fldChar w:fldCharType="end"/>
+            </w:r>
+          </w:hyperlink>
+        </w:p>
+        <w:p>
+          <w:pPr>
+            <w:pStyle w:val="21"/>
+            <w:tabs>
+              <w:tab w:val="right" w:leader="dot" w:pos="9736"/>
+            </w:tabs>
+            <w:rPr>
+              <w:rFonts w:eastAsiaTheme="minorEastAsia" w:cstheme="minorBidi"/>
+              <w:noProof/>
+              <w:sz w:val="22"/>
+              <w:lang w:eastAsia="ru-RU"/>
+            </w:rPr>
+          </w:pPr>
+          <w:hyperlink w:anchor="_Toc106976688" w:history="1">
+            <w:r>
+              <w:rPr>
+                <w:rStyle w:val="a6"/>
+                <w:noProof/>
+              </w:rPr>
+              <w:t>Создание собственного скрипта с устройством</w:t>
+            </w:r>
+            <w:r>
+              <w:rPr>
+                <w:noProof/>
+                <w:webHidden/>
+              </w:rPr>
+              <w:tab/>
+            </w:r>
+            <w:r>
+              <w:rPr>
+                <w:noProof/>
+                <w:webHidden/>
+              </w:rPr>
+              <w:fldChar w:fldCharType="begin"/>
+            </w:r>
+            <w:r>
+              <w:rPr>
+                <w:noProof/>
+                <w:webHidden/>
+              </w:rPr>
+              <w:instrText xml:space="preserve"> PAGEREF _Toc106976688 \h </w:instrText>
+            </w:r>
+            <w:r>
+              <w:rPr>
+                <w:noProof/>
+                <w:webHidden/>
+              </w:rPr>
+            </w:r>
+            <w:r>
+              <w:rPr>
+                <w:noProof/>
+                <w:webHidden/>
+              </w:rPr>
+              <w:fldChar w:fldCharType="separate"/>
+            </w:r>
+            <w:r>
+              <w:rPr>
+                <w:noProof/>
+                <w:webHidden/>
+              </w:rPr>
+              <w:t>7</w:t>
+            </w:r>
+            <w:r>
+              <w:rPr>
+                <w:noProof/>
+                <w:webHidden/>
+              </w:rPr>
+              <w:fldChar w:fldCharType="end"/>
+            </w:r>
+          </w:hyperlink>
+        </w:p>
+        <w:p>
+          <w:pPr>
+            <w:pStyle w:val="11"/>
+            <w:tabs>
+              <w:tab w:val="right" w:leader="dot" w:pos="9736"/>
+            </w:tabs>
+            <w:rPr>
+              <w:rFonts w:eastAsiaTheme="minorEastAsia" w:cstheme="minorBidi"/>
+              <w:noProof/>
+              <w:sz w:val="22"/>
+              <w:lang w:eastAsia="ru-RU"/>
+            </w:rPr>
+          </w:pPr>
+          <w:hyperlink w:anchor="_Toc106976689" w:history="1">
+            <w:r>
+              <w:rPr>
+                <w:rStyle w:val="a6"/>
+                <w:noProof/>
+              </w:rPr>
+              <w:t>Анализатор спектра Yokogawa</w:t>
+            </w:r>
+            <w:r>
+              <w:rPr>
+                <w:noProof/>
+                <w:webHidden/>
+              </w:rPr>
+              <w:tab/>
+            </w:r>
+            <w:r>
+              <w:rPr>
+                <w:noProof/>
+                <w:webHidden/>
+              </w:rPr>
+              <w:fldChar w:fldCharType="begin"/>
+            </w:r>
+            <w:r>
+              <w:rPr>
+                <w:noProof/>
+                <w:webHidden/>
+              </w:rPr>
+              <w:instrText xml:space="preserve"> PAGEREF _Toc106976689 \h </w:instrText>
+            </w:r>
+            <w:r>
+              <w:rPr>
+                <w:noProof/>
+                <w:webHidden/>
+              </w:rPr>
+            </w:r>
+            <w:r>
+              <w:rPr>
+                <w:noProof/>
+                <w:webHidden/>
+              </w:rPr>
+              <w:fldChar w:fldCharType="separate"/>
+            </w:r>
+            <w:r>
+              <w:rPr>
+                <w:noProof/>
+                <w:webHidden/>
+              </w:rPr>
+              <w:t>8</w:t>
+            </w:r>
+            <w:r>
+              <w:rPr>
+                <w:noProof/>
+                <w:webHidden/>
+              </w:rPr>
+              <w:fldChar w:fldCharType="end"/>
+            </w:r>
+          </w:hyperlink>
+        </w:p>
+        <w:p>
+          <w:pPr>
+            <w:pStyle w:val="21"/>
+            <w:tabs>
+              <w:tab w:val="right" w:leader="dot" w:pos="9736"/>
+            </w:tabs>
+            <w:rPr>
+              <w:rFonts w:eastAsiaTheme="minorEastAsia" w:cstheme="minorBidi"/>
+              <w:noProof/>
+              <w:sz w:val="22"/>
+              <w:lang w:eastAsia="ru-RU"/>
+            </w:rPr>
+          </w:pPr>
+          <w:hyperlink w:anchor="_Toc106976690" w:history="1">
+            <w:r>
+              <w:rPr>
+                <w:rStyle w:val="a6"/>
+                <w:noProof/>
+              </w:rPr>
+              <w:t>Возможности работы с устройством</w:t>
+            </w:r>
+            <w:r>
+              <w:rPr>
+                <w:noProof/>
+                <w:webHidden/>
+              </w:rPr>
+              <w:tab/>
+            </w:r>
+            <w:r>
+              <w:rPr>
+                <w:noProof/>
+                <w:webHidden/>
+              </w:rPr>
+              <w:fldChar w:fldCharType="begin"/>
+            </w:r>
+            <w:r>
+              <w:rPr>
+                <w:noProof/>
+                <w:webHidden/>
+              </w:rPr>
+              <w:instrText xml:space="preserve"> PAGEREF _Toc106976690 \h </w:instrText>
+            </w:r>
+            <w:r>
+              <w:rPr>
+                <w:noProof/>
+                <w:webHidden/>
+              </w:rPr>
+            </w:r>
+            <w:r>
+              <w:rPr>
+                <w:noProof/>
+                <w:webHidden/>
+              </w:rPr>
+              <w:fldChar w:fldCharType="separate"/>
+            </w:r>
+            <w:r>
+              <w:rPr>
+                <w:noProof/>
+                <w:webHidden/>
+              </w:rPr>
+              <w:t>8</w:t>
+            </w:r>
+            <w:r>
+              <w:rPr>
+                <w:noProof/>
+                <w:webHidden/>
+              </w:rPr>
+              <w:fldChar w:fldCharType="end"/>
+            </w:r>
+          </w:hyperlink>
+        </w:p>
+        <w:p>
+          <w:pPr>
+            <w:pStyle w:val="21"/>
+            <w:tabs>
+              <w:tab w:val="right" w:leader="dot" w:pos="9736"/>
+            </w:tabs>
+            <w:rPr>
+              <w:rFonts w:eastAsiaTheme="minorEastAsia" w:cstheme="minorBidi"/>
+              <w:noProof/>
+              <w:sz w:val="22"/>
+              <w:lang w:eastAsia="ru-RU"/>
+            </w:rPr>
+          </w:pPr>
+          <w:hyperlink w:anchor="_Toc106976691" w:history="1">
+            <w:r>
+              <w:rPr>
+                <w:rStyle w:val="a6"/>
+                <w:noProof/>
+              </w:rPr>
+              <w:t>Необходимые требования</w:t>
+            </w:r>
+            <w:r>
+              <w:rPr>
+                <w:noProof/>
+                <w:webHidden/>
+              </w:rPr>
+              <w:tab/>
+            </w:r>
+            <w:r>
+              <w:rPr>
+                <w:noProof/>
+                <w:webHidden/>
+              </w:rPr>
+              <w:fldChar w:fldCharType="begin"/>
+            </w:r>
+            <w:r>
+              <w:rPr>
+                <w:noProof/>
+                <w:webHidden/>
+              </w:rPr>
+              <w:instrText xml:space="preserve"> PAGEREF _Toc106976691 \h </w:instrText>
+            </w:r>
+            <w:r>
+              <w:rPr>
+                <w:noProof/>
+                <w:webHidden/>
+              </w:rPr>
+            </w:r>
+            <w:r>
+              <w:rPr>
+                <w:noProof/>
+                <w:webHidden/>
+              </w:rPr>
+              <w:fldChar w:fldCharType="separate"/>
+            </w:r>
+            <w:r>
+              <w:rPr>
+                <w:noProof/>
+                <w:webHidden/>
+              </w:rPr>
+              <w:t>8</w:t>
+            </w:r>
+            <w:r>
+              <w:rPr>
+                <w:noProof/>
+                <w:webHidden/>
+              </w:rPr>
+              <w:fldChar w:fldCharType="end"/>
+            </w:r>
+          </w:hyperlink>
+        </w:p>
+        <w:p>
+          <w:pPr>
+            <w:pStyle w:val="21"/>
+            <w:tabs>
+              <w:tab w:val="right" w:leader="dot" w:pos="9736"/>
+            </w:tabs>
+            <w:rPr>
+              <w:rFonts w:eastAsiaTheme="minorEastAsia" w:cstheme="minorBidi"/>
+              <w:noProof/>
+              <w:sz w:val="22"/>
+              <w:lang w:eastAsia="ru-RU"/>
+            </w:rPr>
+          </w:pPr>
+          <w:hyperlink w:anchor="_Toc106976692" w:history="1">
+            <w:r>
+              <w:rPr>
+                <w:rStyle w:val="a6"/>
+                <w:noProof/>
+              </w:rPr>
+              <w:t>Подключение к ПК</w:t>
+            </w:r>
+            <w:r>
+              <w:rPr>
+                <w:noProof/>
+                <w:webHidden/>
+              </w:rPr>
+              <w:tab/>
+            </w:r>
+            <w:r>
+              <w:rPr>
+                <w:noProof/>
+                <w:webHidden/>
+              </w:rPr>
+              <w:fldChar w:fldCharType="begin"/>
+            </w:r>
+            <w:r>
+              <w:rPr>
+                <w:noProof/>
+                <w:webHidden/>
+              </w:rPr>
+              <w:instrText xml:space="preserve"> PAGEREF _Toc106976692 \h </w:instrText>
+            </w:r>
+            <w:r>
+              <w:rPr>
+                <w:noProof/>
+                <w:webHidden/>
+              </w:rPr>
+            </w:r>
+            <w:r>
+              <w:rPr>
+                <w:noProof/>
+                <w:webHidden/>
+              </w:rPr>
+              <w:fldChar w:fldCharType="separate"/>
+            </w:r>
+            <w:r>
+              <w:rPr>
+                <w:noProof/>
+                <w:webHidden/>
+              </w:rPr>
+              <w:t>8</w:t>
+            </w:r>
+            <w:r>
+              <w:rPr>
+                <w:noProof/>
+                <w:webHidden/>
+              </w:rPr>
+              <w:fldChar w:fldCharType="end"/>
+            </w:r>
+          </w:hyperlink>
+        </w:p>
+        <w:p>
+          <w:pPr>
+            <w:pStyle w:val="21"/>
+            <w:tabs>
+              <w:tab w:val="right" w:leader="dot" w:pos="9736"/>
+            </w:tabs>
+            <w:rPr>
+              <w:rFonts w:eastAsiaTheme="minorEastAsia" w:cstheme="minorBidi"/>
+              <w:noProof/>
+              <w:sz w:val="22"/>
+              <w:lang w:eastAsia="ru-RU"/>
+            </w:rPr>
+          </w:pPr>
+          <w:hyperlink w:anchor="_Toc106976693" w:history="1">
+            <w:r>
+              <w:rPr>
+                <w:rStyle w:val="a6"/>
+                <w:noProof/>
+              </w:rPr>
+              <w:t>Использование устройства в приложении</w:t>
+            </w:r>
+            <w:r>
+              <w:rPr>
+                <w:noProof/>
+                <w:webHidden/>
+              </w:rPr>
+              <w:tab/>
+            </w:r>
+            <w:r>
+              <w:rPr>
+                <w:noProof/>
+                <w:webHidden/>
+              </w:rPr>
+              <w:fldChar w:fldCharType="begin"/>
+            </w:r>
+            <w:r>
+              <w:rPr>
+                <w:noProof/>
+                <w:webHidden/>
+              </w:rPr>
+              <w:instrText xml:space="preserve"> PAGEREF _Toc106976693 \h </w:instrText>
+            </w:r>
+            <w:r>
+              <w:rPr>
+                <w:noProof/>
+                <w:webHidden/>
+              </w:rPr>
+            </w:r>
+            <w:r>
+              <w:rPr>
+                <w:noProof/>
+                <w:webHidden/>
+              </w:rPr>
+              <w:fldChar w:fldCharType="separate"/>
+            </w:r>
+            <w:r>
+              <w:rPr>
+                <w:noProof/>
+                <w:webHidden/>
+              </w:rPr>
+              <w:t>8</w:t>
+            </w:r>
+            <w:r>
+              <w:rPr>
+                <w:noProof/>
+                <w:webHidden/>
+              </w:rPr>
+              <w:fldChar w:fldCharType="end"/>
+            </w:r>
+          </w:hyperlink>
+        </w:p>
+        <w:p>
+          <w:pPr>
+            <w:pStyle w:val="21"/>
+            <w:tabs>
+              <w:tab w:val="right" w:leader="dot" w:pos="9736"/>
+            </w:tabs>
+            <w:rPr>
+              <w:rFonts w:eastAsiaTheme="minorEastAsia" w:cstheme="minorBidi"/>
+              <w:noProof/>
+              <w:sz w:val="22"/>
+              <w:lang w:eastAsia="ru-RU"/>
+            </w:rPr>
+          </w:pPr>
+          <w:hyperlink w:anchor="_Toc106976694" w:history="1">
+            <w:r>
+              <w:rPr>
+                <w:rStyle w:val="a6"/>
+                <w:noProof/>
+              </w:rPr>
+              <w:t>Создание собственного скрипта с устройством</w:t>
+            </w:r>
+            <w:r>
+              <w:rPr>
+                <w:noProof/>
+                <w:webHidden/>
+              </w:rPr>
+              <w:tab/>
+            </w:r>
+            <w:r>
+              <w:rPr>
+                <w:noProof/>
+                <w:webHidden/>
+              </w:rPr>
+              <w:fldChar w:fldCharType="begin"/>
+            </w:r>
+            <w:r>
+              <w:rPr>
+                <w:noProof/>
+                <w:webHidden/>
+              </w:rPr>
+              <w:instrText xml:space="preserve"> PAGEREF _Toc106976694 \h </w:instrText>
+            </w:r>
+            <w:r>
+              <w:rPr>
+                <w:noProof/>
+                <w:webHidden/>
+              </w:rPr>
+            </w:r>
+            <w:r>
+              <w:rPr>
+                <w:noProof/>
+                <w:webHidden/>
+              </w:rPr>
+              <w:fldChar w:fldCharType="separate"/>
+            </w:r>
+            <w:r>
+              <w:rPr>
+                <w:noProof/>
+                <w:webHidden/>
+              </w:rPr>
+              <w:t>8</w:t>
+            </w:r>
+            <w:r>
+              <w:rPr>
+                <w:noProof/>
+                <w:webHidden/>
+              </w:rPr>
+              <w:fldChar w:fldCharType="end"/>
+            </w:r>
+          </w:hyperlink>
+        </w:p>
+        <w:p>
+          <w:pPr>
+            <w:pStyle w:val="11"/>
+            <w:tabs>
+              <w:tab w:val="right" w:leader="dot" w:pos="9736"/>
+            </w:tabs>
+            <w:rPr>
+              <w:rFonts w:eastAsiaTheme="minorEastAsia" w:cstheme="minorBidi"/>
+              <w:noProof/>
+              <w:sz w:val="22"/>
+              <w:lang w:eastAsia="ru-RU"/>
+            </w:rPr>
+          </w:pPr>
+          <w:hyperlink w:anchor="_Toc106976695" w:history="1">
+            <w:r>
+              <w:rPr>
+                <w:rStyle w:val="a6"/>
+                <w:noProof/>
+              </w:rPr>
+              <w:t>Переключатель в стенде для проверки одной линии БОУ</w:t>
+            </w:r>
+            <w:r>
+              <w:rPr>
+                <w:noProof/>
+                <w:webHidden/>
+              </w:rPr>
+              <w:tab/>
+            </w:r>
+            <w:r>
+              <w:rPr>
+                <w:noProof/>
+                <w:webHidden/>
+              </w:rPr>
+              <w:fldChar w:fldCharType="begin"/>
+            </w:r>
+            <w:r>
+              <w:rPr>
+                <w:noProof/>
+                <w:webHidden/>
+              </w:rPr>
+              <w:instrText xml:space="preserve"> PAGEREF _Toc106976695 \h </w:instrText>
+            </w:r>
+            <w:r>
+              <w:rPr>
+                <w:noProof/>
+                <w:webHidden/>
+              </w:rPr>
+            </w:r>
+            <w:r>
+              <w:rPr>
+                <w:noProof/>
+                <w:webHidden/>
+              </w:rPr>
+              <w:fldChar w:fldCharType="separate"/>
+            </w:r>
+            <w:r>
+              <w:rPr>
+                <w:noProof/>
+                <w:webHidden/>
+              </w:rPr>
+              <w:t>9</w:t>
+            </w:r>
+            <w:r>
+              <w:rPr>
+                <w:noProof/>
+                <w:webHidden/>
+              </w:rPr>
+              <w:fldChar w:fldCharType="end"/>
+            </w:r>
+          </w:hyperlink>
+        </w:p>
+        <w:p>
+          <w:pPr>
+            <w:pStyle w:val="21"/>
+            <w:tabs>
+              <w:tab w:val="right" w:leader="dot" w:pos="9736"/>
+            </w:tabs>
+            <w:rPr>
+              <w:rFonts w:eastAsiaTheme="minorEastAsia" w:cstheme="minorBidi"/>
+              <w:noProof/>
+              <w:sz w:val="22"/>
+              <w:lang w:eastAsia="ru-RU"/>
+            </w:rPr>
+          </w:pPr>
+          <w:hyperlink w:anchor="_Toc106976696" w:history="1">
+            <w:r>
+              <w:rPr>
+                <w:rStyle w:val="a6"/>
+                <w:noProof/>
+              </w:rPr>
+              <w:t>Возможности работы с устройством</w:t>
+            </w:r>
+            <w:r>
+              <w:rPr>
+                <w:noProof/>
+                <w:webHidden/>
+              </w:rPr>
+              <w:tab/>
+            </w:r>
+            <w:r>
+              <w:rPr>
+                <w:noProof/>
+                <w:webHidden/>
+              </w:rPr>
+              <w:fldChar w:fldCharType="begin"/>
+            </w:r>
+            <w:r>
+              <w:rPr>
+                <w:noProof/>
+                <w:webHidden/>
+              </w:rPr>
+              <w:instrText xml:space="preserve"> PAGEREF _Toc106976696 \h </w:instrText>
+            </w:r>
+            <w:r>
+              <w:rPr>
+                <w:noProof/>
+                <w:webHidden/>
+              </w:rPr>
+            </w:r>
+            <w:r>
+              <w:rPr>
+                <w:noProof/>
+                <w:webHidden/>
+              </w:rPr>
+              <w:fldChar w:fldCharType="separate"/>
+            </w:r>
+            <w:r>
+              <w:rPr>
+                <w:noProof/>
+                <w:webHidden/>
+              </w:rPr>
+              <w:t>9</w:t>
+            </w:r>
+            <w:r>
+              <w:rPr>
+                <w:noProof/>
+                <w:webHidden/>
+              </w:rPr>
+              <w:fldChar w:fldCharType="end"/>
+            </w:r>
+          </w:hyperlink>
+        </w:p>
+        <w:p>
+          <w:pPr>
+            <w:pStyle w:val="21"/>
+            <w:tabs>
+              <w:tab w:val="right" w:leader="dot" w:pos="9736"/>
+            </w:tabs>
+            <w:rPr>
+              <w:rFonts w:eastAsiaTheme="minorEastAsia" w:cstheme="minorBidi"/>
+              <w:noProof/>
+              <w:sz w:val="22"/>
+              <w:lang w:eastAsia="ru-RU"/>
+            </w:rPr>
+          </w:pPr>
+          <w:hyperlink w:anchor="_Toc106976697" w:history="1">
+            <w:r>
+              <w:rPr>
+                <w:rStyle w:val="a6"/>
+                <w:noProof/>
+              </w:rPr>
+              <w:t>Необходимые требования</w:t>
+            </w:r>
+            <w:r>
+              <w:rPr>
+                <w:noProof/>
+                <w:webHidden/>
+              </w:rPr>
+              <w:tab/>
+            </w:r>
+            <w:r>
+              <w:rPr>
+                <w:noProof/>
+                <w:webHidden/>
+              </w:rPr>
+              <w:fldChar w:fldCharType="begin"/>
+            </w:r>
+            <w:r>
+              <w:rPr>
+                <w:noProof/>
+                <w:webHidden/>
+              </w:rPr>
+              <w:instrText xml:space="preserve"> PAGEREF _Toc106976697 \h </w:instrText>
+            </w:r>
+            <w:r>
+              <w:rPr>
+                <w:noProof/>
+                <w:webHidden/>
+              </w:rPr>
+            </w:r>
+            <w:r>
+              <w:rPr>
+                <w:noProof/>
+                <w:webHidden/>
+              </w:rPr>
+              <w:fldChar w:fldCharType="separate"/>
+            </w:r>
+            <w:r>
+              <w:rPr>
+                <w:noProof/>
+                <w:webHidden/>
+              </w:rPr>
+              <w:t>9</w:t>
+            </w:r>
+            <w:r>
+              <w:rPr>
+                <w:noProof/>
+                <w:webHidden/>
+              </w:rPr>
+              <w:fldChar w:fldCharType="end"/>
+            </w:r>
+          </w:hyperlink>
+        </w:p>
+        <w:p>
+          <w:pPr>
+            <w:pStyle w:val="21"/>
+            <w:tabs>
+              <w:tab w:val="right" w:leader="dot" w:pos="9736"/>
+            </w:tabs>
+            <w:rPr>
+              <w:rFonts w:eastAsiaTheme="minorEastAsia" w:cstheme="minorBidi"/>
+              <w:noProof/>
+              <w:sz w:val="22"/>
+              <w:lang w:eastAsia="ru-RU"/>
+            </w:rPr>
+          </w:pPr>
+          <w:hyperlink w:anchor="_Toc106976698" w:history="1">
+            <w:r>
+              <w:rPr>
+                <w:rStyle w:val="a6"/>
+                <w:noProof/>
+              </w:rPr>
+              <w:t>Подключение к ПК</w:t>
+            </w:r>
+            <w:r>
+              <w:rPr>
+                <w:noProof/>
+                <w:webHidden/>
+              </w:rPr>
+              <w:tab/>
+            </w:r>
+            <w:r>
+              <w:rPr>
+                <w:noProof/>
+                <w:webHidden/>
+              </w:rPr>
+              <w:fldChar w:fldCharType="begin"/>
+            </w:r>
+            <w:r>
+              <w:rPr>
+                <w:noProof/>
+                <w:webHidden/>
+              </w:rPr>
+              <w:instrText xml:space="preserve"> PAGEREF _Toc106976698 \h </w:instrText>
+            </w:r>
+            <w:r>
+              <w:rPr>
+                <w:noProof/>
+                <w:webHidden/>
+              </w:rPr>
+            </w:r>
+            <w:r>
+              <w:rPr>
+                <w:noProof/>
+                <w:webHidden/>
+              </w:rPr>
+              <w:fldChar w:fldCharType="separate"/>
+            </w:r>
+            <w:r>
+              <w:rPr>
+                <w:noProof/>
+                <w:webHidden/>
+              </w:rPr>
+              <w:t>9</w:t>
+            </w:r>
+            <w:r>
+              <w:rPr>
+                <w:noProof/>
+                <w:webHidden/>
+              </w:rPr>
+              <w:fldChar w:fldCharType="end"/>
+            </w:r>
+          </w:hyperlink>
+        </w:p>
+        <w:p>
+          <w:pPr>
+            <w:pStyle w:val="21"/>
+            <w:tabs>
+              <w:tab w:val="right" w:leader="dot" w:pos="9736"/>
+            </w:tabs>
+            <w:rPr>
+              <w:rFonts w:eastAsiaTheme="minorEastAsia" w:cstheme="minorBidi"/>
+              <w:noProof/>
+              <w:sz w:val="22"/>
+              <w:lang w:eastAsia="ru-RU"/>
+            </w:rPr>
+          </w:pPr>
+          <w:hyperlink w:anchor="_Toc106976699" w:history="1">
+            <w:r>
+              <w:rPr>
+                <w:rStyle w:val="a6"/>
+                <w:noProof/>
+              </w:rPr>
+              <w:t>Использование устройства в приложении</w:t>
+            </w:r>
+            <w:r>
+              <w:rPr>
+                <w:noProof/>
+                <w:webHidden/>
+              </w:rPr>
+              <w:tab/>
+            </w:r>
+            <w:r>
+              <w:rPr>
+                <w:noProof/>
+                <w:webHidden/>
+              </w:rPr>
+              <w:fldChar w:fldCharType="begin"/>
+            </w:r>
+            <w:r>
+              <w:rPr>
+                <w:noProof/>
+                <w:webHidden/>
+              </w:rPr>
+              <w:instrText xml:space="preserve"> PAGEREF _Toc106976699 \h </w:instrText>
+            </w:r>
+            <w:r>
+              <w:rPr>
+                <w:noProof/>
+                <w:webHidden/>
+              </w:rPr>
+            </w:r>
+            <w:r>
+              <w:rPr>
+                <w:noProof/>
+                <w:webHidden/>
+              </w:rPr>
+              <w:fldChar w:fldCharType="separate"/>
+            </w:r>
+            <w:r>
+              <w:rPr>
+                <w:noProof/>
+                <w:webHidden/>
+              </w:rPr>
+              <w:t>9</w:t>
+            </w:r>
+            <w:r>
+              <w:rPr>
+                <w:noProof/>
+                <w:webHidden/>
+              </w:rPr>
+              <w:fldChar w:fldCharType="end"/>
+            </w:r>
+          </w:hyperlink>
+        </w:p>
+        <w:p>
+          <w:pPr>
+            <w:pStyle w:val="21"/>
+            <w:tabs>
+              <w:tab w:val="right" w:leader="dot" w:pos="9736"/>
+            </w:tabs>
+            <w:rPr>
+              <w:rFonts w:eastAsiaTheme="minorEastAsia" w:cstheme="minorBidi"/>
+              <w:noProof/>
+              <w:sz w:val="22"/>
+              <w:lang w:eastAsia="ru-RU"/>
+            </w:rPr>
+          </w:pPr>
+          <w:hyperlink w:anchor="_Toc106976700" w:history="1">
+            <w:r>
+              <w:rPr>
+                <w:rStyle w:val="a6"/>
+                <w:noProof/>
+              </w:rPr>
+              <w:t>Создание собственного скрипта с устройством</w:t>
+            </w:r>
+            <w:r>
+              <w:rPr>
+                <w:noProof/>
+                <w:webHidden/>
+              </w:rPr>
+              <w:tab/>
+            </w:r>
+            <w:r>
+              <w:rPr>
+                <w:noProof/>
+                <w:webHidden/>
+              </w:rPr>
+              <w:fldChar w:fldCharType="begin"/>
+            </w:r>
+            <w:r>
+              <w:rPr>
+                <w:noProof/>
+                <w:webHidden/>
+              </w:rPr>
+              <w:instrText xml:space="preserve"> PAGEREF _Toc106976700 \h </w:instrText>
+            </w:r>
+            <w:r>
+              <w:rPr>
+                <w:noProof/>
+                <w:webHidden/>
+              </w:rPr>
+            </w:r>
+            <w:r>
+              <w:rPr>
+                <w:noProof/>
+                <w:webHidden/>
+              </w:rPr>
+              <w:fldChar w:fldCharType="separate"/>
+            </w:r>
+            <w:r>
+              <w:rPr>
+                <w:noProof/>
+                <w:webHidden/>
+              </w:rPr>
+              <w:t>9</w:t>
+            </w:r>
+            <w:r>
+              <w:rPr>
+                <w:noProof/>
+                <w:webHidden/>
+              </w:rPr>
+              <w:fldChar w:fldCharType="end"/>
+            </w:r>
+          </w:hyperlink>
+        </w:p>
+        <w:p>
+          <w:pPr>
+            <w:pStyle w:val="11"/>
+            <w:tabs>
+              <w:tab w:val="right" w:leader="dot" w:pos="9736"/>
+            </w:tabs>
+            <w:rPr>
+              <w:rFonts w:eastAsiaTheme="minorEastAsia" w:cstheme="minorBidi"/>
+              <w:noProof/>
+              <w:sz w:val="22"/>
+              <w:lang w:eastAsia="ru-RU"/>
+            </w:rPr>
+          </w:pPr>
+          <w:hyperlink w:anchor="_Toc106976701" w:history="1">
+            <w:r>
+              <w:rPr>
+                <w:rStyle w:val="a6"/>
+                <w:noProof/>
+              </w:rPr>
+              <w:t>Переключатель в стенде для проверки двух линий БОУ</w:t>
+            </w:r>
+            <w:r>
+              <w:rPr>
+                <w:noProof/>
+                <w:webHidden/>
+              </w:rPr>
+              <w:tab/>
+            </w:r>
+            <w:r>
+              <w:rPr>
+                <w:noProof/>
+                <w:webHidden/>
+              </w:rPr>
+              <w:fldChar w:fldCharType="begin"/>
+            </w:r>
+            <w:r>
+              <w:rPr>
+                <w:noProof/>
+                <w:webHidden/>
+              </w:rPr>
+              <w:instrText xml:space="preserve"> PAGEREF _Toc106976701 \h </w:instrText>
+            </w:r>
+            <w:r>
+              <w:rPr>
+                <w:noProof/>
+                <w:webHidden/>
+              </w:rPr>
+            </w:r>
+            <w:r>
+              <w:rPr>
+                <w:noProof/>
+                <w:webHidden/>
+              </w:rPr>
+              <w:fldChar w:fldCharType="separate"/>
+            </w:r>
+            <w:r>
+              <w:rPr>
+                <w:noProof/>
+                <w:webHidden/>
+              </w:rPr>
+              <w:t>10</w:t>
+            </w:r>
+            <w:r>
+              <w:rPr>
+                <w:noProof/>
+                <w:webHidden/>
+              </w:rPr>
+              <w:fldChar w:fldCharType="end"/>
+            </w:r>
+          </w:hyperlink>
+        </w:p>
+        <w:p>
+          <w:pPr>
+            <w:pStyle w:val="21"/>
+            <w:tabs>
+              <w:tab w:val="right" w:leader="dot" w:pos="9736"/>
+            </w:tabs>
+            <w:rPr>
+              <w:rFonts w:eastAsiaTheme="minorEastAsia" w:cstheme="minorBidi"/>
+              <w:noProof/>
+              <w:sz w:val="22"/>
+              <w:lang w:eastAsia="ru-RU"/>
+            </w:rPr>
+          </w:pPr>
+          <w:hyperlink w:anchor="_Toc106976702" w:history="1">
+            <w:r>
+              <w:rPr>
+                <w:rStyle w:val="a6"/>
+                <w:noProof/>
+              </w:rPr>
+              <w:t>Возможности работы с устройством</w:t>
+            </w:r>
+            <w:r>
+              <w:rPr>
+                <w:noProof/>
+                <w:webHidden/>
+              </w:rPr>
+              <w:tab/>
+            </w:r>
+            <w:r>
+              <w:rPr>
+                <w:noProof/>
+                <w:webHidden/>
+              </w:rPr>
+              <w:fldChar w:fldCharType="begin"/>
+            </w:r>
+            <w:r>
+              <w:rPr>
+                <w:noProof/>
+                <w:webHidden/>
+              </w:rPr>
+              <w:instrText xml:space="preserve"> PAGEREF _Toc106976702 \h </w:instrText>
+            </w:r>
+            <w:r>
+              <w:rPr>
+                <w:noProof/>
+                <w:webHidden/>
+              </w:rPr>
+            </w:r>
+            <w:r>
+              <w:rPr>
+                <w:noProof/>
+                <w:webHidden/>
+              </w:rPr>
+              <w:fldChar w:fldCharType="separate"/>
+            </w:r>
+            <w:r>
+              <w:rPr>
+                <w:noProof/>
+                <w:webHidden/>
+              </w:rPr>
+              <w:t>10</w:t>
+            </w:r>
+            <w:r>
+              <w:rPr>
+                <w:noProof/>
+                <w:webHidden/>
+              </w:rPr>
+              <w:fldChar w:fldCharType="end"/>
+            </w:r>
+          </w:hyperlink>
+        </w:p>
+        <w:p>
+          <w:pPr>
+            <w:pStyle w:val="21"/>
+            <w:tabs>
+              <w:tab w:val="right" w:leader="dot" w:pos="9736"/>
+            </w:tabs>
+            <w:rPr>
+              <w:rFonts w:eastAsiaTheme="minorEastAsia" w:cstheme="minorBidi"/>
+              <w:noProof/>
+              <w:sz w:val="22"/>
+              <w:lang w:eastAsia="ru-RU"/>
+            </w:rPr>
+          </w:pPr>
+          <w:hyperlink w:anchor="_Toc106976703" w:history="1">
+            <w:r>
+              <w:rPr>
+                <w:rStyle w:val="a6"/>
+                <w:noProof/>
+              </w:rPr>
+              <w:t>Необходимые требования</w:t>
+            </w:r>
+            <w:r>
+              <w:rPr>
+                <w:noProof/>
+                <w:webHidden/>
+              </w:rPr>
+              <w:tab/>
+            </w:r>
+            <w:r>
+              <w:rPr>
+                <w:noProof/>
+                <w:webHidden/>
+              </w:rPr>
+              <w:fldChar w:fldCharType="begin"/>
+            </w:r>
+            <w:r>
+              <w:rPr>
+                <w:noProof/>
+                <w:webHidden/>
+              </w:rPr>
+              <w:instrText xml:space="preserve"> PAGEREF _Toc106976703 \h </w:instrText>
+            </w:r>
+            <w:r>
+              <w:rPr>
+                <w:noProof/>
+                <w:webHidden/>
+              </w:rPr>
+            </w:r>
+            <w:r>
+              <w:rPr>
+                <w:noProof/>
+                <w:webHidden/>
+              </w:rPr>
+              <w:fldChar w:fldCharType="separate"/>
+            </w:r>
+            <w:r>
+              <w:rPr>
+                <w:noProof/>
+                <w:webHidden/>
+              </w:rPr>
+              <w:t>10</w:t>
+            </w:r>
+            <w:r>
+              <w:rPr>
+                <w:noProof/>
+                <w:webHidden/>
+              </w:rPr>
+              <w:fldChar w:fldCharType="end"/>
+            </w:r>
+          </w:hyperlink>
+        </w:p>
+        <w:p>
+          <w:pPr>
+            <w:pStyle w:val="21"/>
+            <w:tabs>
+              <w:tab w:val="right" w:leader="dot" w:pos="9736"/>
+            </w:tabs>
+            <w:rPr>
+              <w:rFonts w:eastAsiaTheme="minorEastAsia" w:cstheme="minorBidi"/>
+              <w:noProof/>
+              <w:sz w:val="22"/>
+              <w:lang w:eastAsia="ru-RU"/>
+            </w:rPr>
+          </w:pPr>
+          <w:hyperlink w:anchor="_Toc106976704" w:history="1">
+            <w:r>
+              <w:rPr>
+                <w:rStyle w:val="a6"/>
+                <w:noProof/>
+              </w:rPr>
+              <w:t>Подключение к ПК</w:t>
+            </w:r>
+            <w:r>
+              <w:rPr>
+                <w:noProof/>
+                <w:webHidden/>
+              </w:rPr>
+              <w:tab/>
+            </w:r>
+            <w:r>
+              <w:rPr>
+                <w:noProof/>
+                <w:webHidden/>
+              </w:rPr>
+              <w:fldChar w:fldCharType="begin"/>
+            </w:r>
+            <w:r>
+              <w:rPr>
+                <w:noProof/>
+                <w:webHidden/>
+              </w:rPr>
+              <w:instrText xml:space="preserve"> PAGEREF _Toc106976704 \h </w:instrText>
+            </w:r>
+            <w:r>
+              <w:rPr>
+                <w:noProof/>
+                <w:webHidden/>
+              </w:rPr>
+            </w:r>
+            <w:r>
+              <w:rPr>
+                <w:noProof/>
+                <w:webHidden/>
+              </w:rPr>
+              <w:fldChar w:fldCharType="separate"/>
+            </w:r>
+            <w:r>
+              <w:rPr>
+                <w:noProof/>
+                <w:webHidden/>
+              </w:rPr>
+              <w:t>10</w:t>
+            </w:r>
+            <w:r>
+              <w:rPr>
+                <w:noProof/>
+                <w:webHidden/>
+              </w:rPr>
+              <w:fldChar w:fldCharType="end"/>
+            </w:r>
+          </w:hyperlink>
+        </w:p>
+        <w:p>
+          <w:pPr>
+            <w:pStyle w:val="21"/>
+            <w:tabs>
+              <w:tab w:val="right" w:leader="dot" w:pos="9736"/>
+            </w:tabs>
+            <w:rPr>
+              <w:rFonts w:eastAsiaTheme="minorEastAsia" w:cstheme="minorBidi"/>
+              <w:noProof/>
+              <w:sz w:val="22"/>
+              <w:lang w:eastAsia="ru-RU"/>
+            </w:rPr>
+          </w:pPr>
+          <w:hyperlink w:anchor="_Toc106976705" w:history="1">
+            <w:r>
+              <w:rPr>
+                <w:rStyle w:val="a6"/>
+                <w:noProof/>
+              </w:rPr>
+              <w:t>Использование устройства в приложении</w:t>
+            </w:r>
+            <w:r>
+              <w:rPr>
+                <w:noProof/>
+                <w:webHidden/>
+              </w:rPr>
+              <w:tab/>
+            </w:r>
+            <w:r>
+              <w:rPr>
+                <w:noProof/>
+                <w:webHidden/>
+              </w:rPr>
+              <w:fldChar w:fldCharType="begin"/>
+            </w:r>
+            <w:r>
+              <w:rPr>
+                <w:noProof/>
+                <w:webHidden/>
+              </w:rPr>
+              <w:instrText xml:space="preserve"> PAGEREF _Toc106976705 \h </w:instrText>
+            </w:r>
+            <w:r>
+              <w:rPr>
+                <w:noProof/>
+                <w:webHidden/>
+              </w:rPr>
+            </w:r>
+            <w:r>
+              <w:rPr>
+                <w:noProof/>
+                <w:webHidden/>
+              </w:rPr>
+              <w:fldChar w:fldCharType="separate"/>
+            </w:r>
+            <w:r>
+              <w:rPr>
+                <w:noProof/>
+                <w:webHidden/>
+              </w:rPr>
+              <w:t>10</w:t>
+            </w:r>
+            <w:r>
+              <w:rPr>
+                <w:noProof/>
+                <w:webHidden/>
+              </w:rPr>
+              <w:fldChar w:fldCharType="end"/>
+            </w:r>
+          </w:hyperlink>
+        </w:p>
+        <w:p>
+          <w:pPr>
+            <w:pStyle w:val="21"/>
+            <w:tabs>
+              <w:tab w:val="right" w:leader="dot" w:pos="9736"/>
+            </w:tabs>
+            <w:rPr>
+              <w:rFonts w:eastAsiaTheme="minorEastAsia" w:cstheme="minorBidi"/>
+              <w:noProof/>
+              <w:sz w:val="22"/>
+              <w:lang w:eastAsia="ru-RU"/>
+            </w:rPr>
+          </w:pPr>
+          <w:hyperlink w:anchor="_Toc106976706" w:history="1">
+            <w:r>
+              <w:rPr>
+                <w:rStyle w:val="a6"/>
+                <w:noProof/>
+              </w:rPr>
+              <w:t>Создание собственного скрипта с устройством</w:t>
+            </w:r>
+            <w:r>
+              <w:rPr>
+                <w:noProof/>
+                <w:webHidden/>
+              </w:rPr>
+              <w:tab/>
+            </w:r>
+            <w:r>
+              <w:rPr>
+                <w:noProof/>
+                <w:webHidden/>
+              </w:rPr>
+              <w:fldChar w:fldCharType="begin"/>
+            </w:r>
+            <w:r>
+              <w:rPr>
+                <w:noProof/>
+                <w:webHidden/>
+              </w:rPr>
+              <w:instrText xml:space="preserve"> PAGEREF _Toc106976706 \h </w:instrText>
+            </w:r>
+            <w:r>
+              <w:rPr>
+                <w:noProof/>
+                <w:webHidden/>
+              </w:rPr>
+            </w:r>
+            <w:r>
+              <w:rPr>
+                <w:noProof/>
+                <w:webHidden/>
+              </w:rPr>
+              <w:fldChar w:fldCharType="separate"/>
+            </w:r>
+            <w:r>
+              <w:rPr>
+                <w:noProof/>
+                <w:webHidden/>
+              </w:rPr>
+              <w:t>10</w:t>
+            </w:r>
+            <w:r>
+              <w:rPr>
+                <w:noProof/>
+                <w:webHidden/>
+              </w:rPr>
+              <w:fldChar w:fldCharType="end"/>
+            </w:r>
+          </w:hyperlink>
+        </w:p>
+        <w:p>
+          <w:pPr>
+            <w:pStyle w:val="11"/>
+            <w:tabs>
+              <w:tab w:val="right" w:leader="dot" w:pos="9736"/>
+            </w:tabs>
+            <w:rPr>
+              <w:rFonts w:eastAsiaTheme="minorEastAsia" w:cstheme="minorBidi"/>
+              <w:noProof/>
+              <w:sz w:val="22"/>
+              <w:lang w:eastAsia="ru-RU"/>
+            </w:rPr>
+          </w:pPr>
+          <w:hyperlink w:anchor="_Toc106976707" w:history="1">
+            <w:r>
+              <w:rPr>
+                <w:rStyle w:val="a6"/>
+                <w:noProof/>
+              </w:rPr>
+              <w:t>Полезные советы</w:t>
+            </w:r>
+            <w:r>
+              <w:rPr>
+                <w:noProof/>
+                <w:webHidden/>
+              </w:rPr>
+              <w:tab/>
+            </w:r>
+            <w:r>
+              <w:rPr>
+                <w:noProof/>
+                <w:webHidden/>
+              </w:rPr>
+              <w:fldChar w:fldCharType="begin"/>
+            </w:r>
+            <w:r>
+              <w:rPr>
+                <w:noProof/>
+                <w:webHidden/>
+              </w:rPr>
+              <w:instrText xml:space="preserve"> PAGEREF _Toc106976707 \h </w:instrText>
+            </w:r>
+            <w:r>
+              <w:rPr>
+                <w:noProof/>
+                <w:webHidden/>
+              </w:rPr>
+            </w:r>
+            <w:r>
+              <w:rPr>
+                <w:noProof/>
+                <w:webHidden/>
+              </w:rPr>
+              <w:fldChar w:fldCharType="separate"/>
+            </w:r>
+            <w:r>
+              <w:rPr>
+                <w:noProof/>
+                <w:webHidden/>
+              </w:rPr>
+              <w:t>11</w:t>
+            </w:r>
+            <w:r>
+              <w:rPr>
+                <w:noProof/>
+                <w:webHidden/>
+              </w:rPr>
+              <w:fldChar w:fldCharType="end"/>
+            </w:r>
+          </w:hyperlink>
+        </w:p>
+        <w:p>
+          <w:pPr>
+            <w:pStyle w:val="21"/>
+            <w:tabs>
+              <w:tab w:val="right" w:leader="dot" w:pos="9736"/>
+            </w:tabs>
+            <w:rPr>
+              <w:rFonts w:eastAsiaTheme="minorEastAsia" w:cstheme="minorBidi"/>
+              <w:noProof/>
+              <w:sz w:val="22"/>
+              <w:lang w:eastAsia="ru-RU"/>
+            </w:rPr>
+          </w:pPr>
+          <w:hyperlink w:anchor="_Toc106976708" w:history="1">
+            <w:r>
+              <w:rPr>
+                <w:rStyle w:val="a6"/>
+                <w:noProof/>
+              </w:rPr>
+              <w:t>Как получить список тулбоксов (</w:t>
+            </w:r>
+            <w:r>
+              <w:rPr>
+                <w:rStyle w:val="a6"/>
+                <w:noProof/>
+                <w:lang w:val="en-US"/>
+              </w:rPr>
+              <w:t>toolbox</w:t>
+            </w:r>
+            <w:r>
+              <w:rPr>
+                <w:rStyle w:val="a6"/>
+                <w:noProof/>
+              </w:rPr>
+              <w:t xml:space="preserve">), установленных в </w:t>
+            </w:r>
+            <w:r>
+              <w:rPr>
+                <w:rStyle w:val="a6"/>
+                <w:noProof/>
+                <w:lang w:val="en-US"/>
+              </w:rPr>
+              <w:t>MATLAB</w:t>
+            </w:r>
+            <w:r>
+              <w:rPr>
+                <w:noProof/>
+                <w:webHidden/>
+              </w:rPr>
+              <w:tab/>
+            </w:r>
+            <w:r>
+              <w:rPr>
+                <w:noProof/>
+                <w:webHidden/>
+              </w:rPr>
+              <w:fldChar w:fldCharType="begin"/>
+            </w:r>
+            <w:r>
+              <w:rPr>
+                <w:noProof/>
+                <w:webHidden/>
+              </w:rPr>
+              <w:instrText xml:space="preserve"> PAGEREF _Toc106976708 \h </w:instrText>
+            </w:r>
+            <w:r>
+              <w:rPr>
+                <w:noProof/>
+                <w:webHidden/>
+              </w:rPr>
+            </w:r>
+            <w:r>
+              <w:rPr>
+                <w:noProof/>
+                <w:webHidden/>
+              </w:rPr>
+              <w:fldChar w:fldCharType="separate"/>
+            </w:r>
+            <w:r>
+              <w:rPr>
+                <w:noProof/>
+                <w:webHidden/>
+              </w:rPr>
+              <w:t>11</w:t>
+            </w:r>
+            <w:r>
+              <w:rPr>
+                <w:noProof/>
+                <w:webHidden/>
+              </w:rPr>
+              <w:fldChar w:fldCharType="end"/>
+            </w:r>
+          </w:hyperlink>
+        </w:p>
+        <w:p>
+          <w:pPr>
+            <w:pStyle w:val="21"/>
+            <w:tabs>
+              <w:tab w:val="right" w:leader="dot" w:pos="9736"/>
+            </w:tabs>
+            <w:rPr>
+              <w:rFonts w:eastAsiaTheme="minorEastAsia" w:cstheme="minorBidi"/>
+              <w:noProof/>
+              <w:sz w:val="22"/>
+              <w:lang w:eastAsia="ru-RU"/>
+            </w:rPr>
+          </w:pPr>
+          <w:hyperlink w:anchor="_Toc106976709" w:history="1">
+            <w:r>
+              <w:rPr>
+                <w:rStyle w:val="a6"/>
+                <w:noProof/>
+              </w:rPr>
+              <w:t>Как</w:t>
+            </w:r>
+            <w:r>
+              <w:rPr>
+                <w:noProof/>
+                <w:webHidden/>
+              </w:rPr>
+              <w:tab/>
+            </w:r>
+            <w:r>
+              <w:rPr>
+                <w:noProof/>
+                <w:webHidden/>
+              </w:rPr>
+              <w:fldChar w:fldCharType="begin"/>
+            </w:r>
+            <w:r>
+              <w:rPr>
+                <w:noProof/>
+                <w:webHidden/>
+              </w:rPr>
+              <w:instrText xml:space="preserve"> PAGEREF _Toc106976709 \h </w:instrText>
+            </w:r>
+            <w:r>
+              <w:rPr>
+                <w:noProof/>
+                <w:webHidden/>
+              </w:rPr>
+            </w:r>
+            <w:r>
+              <w:rPr>
+                <w:noProof/>
+                <w:webHidden/>
+              </w:rPr>
+              <w:fldChar w:fldCharType="separate"/>
+            </w:r>
+            <w:r>
+              <w:rPr>
+                <w:noProof/>
+                <w:webHidden/>
+              </w:rPr>
+              <w:t>11</w:t>
+            </w:r>
+            <w:r>
+              <w:rPr>
+                <w:noProof/>
+                <w:webHidden/>
+              </w:rPr>
+              <w:fldChar w:fldCharType="end"/>
+            </w:r>
+          </w:hyperlink>
+        </w:p>
+        <w:p>
+          <w:r>
+            <w:rPr>
+              <w:b/>
+              <w:bCs/>
+            </w:rPr>
+            <w:fldChar w:fldCharType="end"/>
+          </w:r>
+        </w:p>
+      </w:sdtContent>
+    </w:sdt>
+    <w:p/>
+    <w:p>
+      <w:pPr>
+        <w:rPr>
+          <w:lang w:val="en-US"/>
+        </w:rPr>
+      </w:pPr>
+    </w:p>
+    <w:p>
+      <w:pPr>
+        <w:pStyle w:val="1"/>
+      </w:pPr>
+      <w:bookmarkStart w:id="0" w:name="_Toc106976670"/>
+      <w:r>
+        <w:lastRenderedPageBreak/>
+        <w:t>Главное окно приложения</w:t>
+      </w:r>
+      <w:bookmarkEnd w:id="0"/>
+    </w:p>
+    <w:p/>
+    <w:p>
+      <w:pPr>
+        <w:pStyle w:val="1"/>
+        <w:rPr>
+          <w:lang w:val="ru-RU"/>
+        </w:rPr>
+      </w:pPr>
+      <w:bookmarkStart w:id="1" w:name="_Toc106976671"/>
+      <w:r>
+        <w:lastRenderedPageBreak/>
+        <w:t>Аттенюатор</w:t>
+      </w:r>
+      <w:r>
+        <w:rPr>
+          <w:lang w:val="ru-RU"/>
+        </w:rPr>
+        <w:t xml:space="preserve"> </w:t>
+      </w:r>
+      <w:r>
+        <w:t>D</w:t>
+      </w:r>
+      <w:r>
+        <w:t>i</w:t>
+      </w:r>
+      <w:r>
+        <w:t>C</w:t>
+      </w:r>
+      <w:r>
+        <w:t>on</w:t>
+      </w:r>
+      <w:r>
+        <w:t xml:space="preserve"> </w:t>
+      </w:r>
+      <w:r>
+        <w:t>via niMyDAQ</w:t>
+      </w:r>
+      <w:bookmarkEnd w:id="1"/>
+    </w:p>
+    <w:p>
+      <w:pPr>
+        <w:pStyle w:val="2"/>
+      </w:pPr>
+      <w:bookmarkStart w:id="2" w:name="_Toc106976672"/>
+      <w:r>
+        <w:t>Возможности</w:t>
+      </w:r>
+      <w:r>
+        <w:t xml:space="preserve"> </w:t>
+      </w:r>
+      <w:r>
+        <w:t>работы с устройством</w:t>
+      </w:r>
+      <w:bookmarkEnd w:id="2"/>
+    </w:p>
+    <w:p>
+      <w:r>
+        <w:t>Выставление</w:t>
+      </w:r>
+      <w:r>
+        <w:t xml:space="preserve"> аттенюации при помощи регулировки напряжения</w:t>
+      </w:r>
+    </w:p>
+    <w:p>
+      <w:pPr>
+        <w:pStyle w:val="2"/>
+      </w:pPr>
+      <w:bookmarkStart w:id="3" w:name="_Toc106976673"/>
+      <w:r>
+        <w:t>Необходимые требования</w:t>
+      </w:r>
+      <w:bookmarkEnd w:id="3"/>
+    </w:p>
+    <w:p>
+      <w:r>
+        <w:t xml:space="preserve">- </w:t>
+      </w:r>
+      <w:r>
+        <w:t xml:space="preserve">устройство </w:t>
+      </w:r>
+      <w:r>
+        <w:t xml:space="preserve">niMyDAQ </w:t>
+      </w:r>
+      <w:r>
+        <w:t>и</w:t>
+      </w:r>
+      <w:r>
+        <w:t xml:space="preserve"> кабель для подключения к ПК</w:t>
+      </w:r>
+      <w:r>
+        <w:t xml:space="preserve"> </w:t>
+      </w:r>
+    </w:p>
+    <w:p>
+      <w:r>
+        <w:t xml:space="preserve">- таблица </w:t>
+      </w:r>
+      <w:r>
+        <w:t xml:space="preserve">в формате </w:t>
+      </w:r>
+      <w:r>
+        <w:t>*.</w:t>
+      </w:r>
+      <w:r>
+        <w:rPr>
+          <w:lang w:val="en-US"/>
+        </w:rPr>
+        <w:t>xlsx</w:t>
+      </w:r>
+      <w:r>
+        <w:t xml:space="preserve"> </w:t>
+      </w:r>
+      <w:r>
+        <w:t>вида (см пример)</w:t>
+      </w:r>
+    </w:p>
+    <w:p>
+      <w:pPr>
+        <w:rPr>
+          <w:lang w:val="en-US"/>
+        </w:rPr>
+      </w:pPr>
+      <w:r>
+        <w:rPr>
+          <w:lang w:val="en-US"/>
+        </w:rPr>
+        <w:t>- Curve Fitting Toolbox (</w:t>
+      </w:r>
+      <w:r>
+        <w:t>рекомендуется</w:t>
+      </w:r>
+      <w:r>
+        <w:rPr>
+          <w:lang w:val="en-US"/>
+        </w:rPr>
+        <w:t xml:space="preserve"> Version 3.6)</w:t>
+      </w:r>
+    </w:p>
+    <w:p>
+      <w:pPr>
+        <w:rPr>
+          <w:lang w:val="en-US"/>
+        </w:rPr>
+      </w:pPr>
+      <w:r>
+        <w:rPr>
+          <w:lang w:val="en-US"/>
+        </w:rPr>
+        <w:t>- Data Acquisition Toolbox (</w:t>
+      </w:r>
+      <w:r>
+        <w:t>рекомендуется</w:t>
+      </w:r>
+      <w:r>
+        <w:rPr>
+          <w:lang w:val="en-US"/>
+        </w:rPr>
+        <w:t xml:space="preserve"> Version 4.4)</w:t>
+      </w:r>
+    </w:p>
+    <w:p>
+      <w:pPr>
+        <w:pStyle w:val="2"/>
+      </w:pPr>
+      <w:bookmarkStart w:id="4" w:name="_Toc106976674"/>
+      <w:r>
+        <w:t>Подключение</w:t>
+      </w:r>
+      <w:r>
+        <w:t xml:space="preserve"> к ПК</w:t>
+      </w:r>
+      <w:bookmarkEnd w:id="4"/>
+    </w:p>
+    <w:p>
+      <w:r>
+        <w:t>Для проверки и калибровки БОУ а</w:t>
+      </w:r>
+      <w:r>
+        <w:t>ттенюатор</w:t>
+      </w:r>
+      <w:r>
+        <w:t xml:space="preserve"> </w:t>
+      </w:r>
+      <w:r>
+        <w:rPr>
+          <w:lang w:val="en-US"/>
+        </w:rPr>
+        <w:t>D</w:t>
+      </w:r>
+      <w:r>
+        <w:rPr>
+          <w:lang w:val="en-US"/>
+        </w:rPr>
+        <w:t>i</w:t>
+      </w:r>
+      <w:r>
+        <w:rPr>
+          <w:lang w:val="en-US"/>
+        </w:rPr>
+        <w:t>C</w:t>
+      </w:r>
+      <w:r>
+        <w:rPr>
+          <w:lang w:val="en-US"/>
+        </w:rPr>
+        <w:t>on</w:t>
+      </w:r>
+      <w:r>
+        <w:t xml:space="preserve"> </w:t>
+      </w:r>
+      <w:r>
+        <w:t xml:space="preserve">добавлен </w:t>
+      </w:r>
+      <w:r>
+        <w:t>в стенд</w:t>
+      </w:r>
+      <w:r>
+        <w:t>ы</w:t>
+      </w:r>
+      <w:r>
+        <w:t xml:space="preserve"> с оптическими ключами. </w:t>
+      </w:r>
+      <w:r>
+        <w:t>Аттенюатор</w:t>
+      </w:r>
+      <w:r>
+        <w:t xml:space="preserve"> </w:t>
+      </w:r>
+      <w:r>
+        <w:rPr>
+          <w:lang w:val="en-US"/>
+        </w:rPr>
+        <w:t>D</w:t>
+      </w:r>
+      <w:r>
+        <w:rPr>
+          <w:lang w:val="en-US"/>
+        </w:rPr>
+        <w:t>i</w:t>
+      </w:r>
+      <w:r>
+        <w:rPr>
+          <w:lang w:val="en-US"/>
+        </w:rPr>
+        <w:t>C</w:t>
+      </w:r>
+      <w:r>
+        <w:rPr>
+          <w:lang w:val="en-US"/>
+        </w:rPr>
+        <w:t>on</w:t>
+      </w:r>
+      <w:r>
+        <w:t xml:space="preserve"> </w:t>
+      </w:r>
+      <w:r>
+        <w:rPr>
+          <w:lang w:val="en-US"/>
+        </w:rPr>
+        <w:t>c</w:t>
+      </w:r>
+      <w:r>
+        <w:t xml:space="preserve"> </w:t>
+      </w:r>
+      <w:r>
+        <w:rPr>
+          <w:lang w:val="en-US"/>
+        </w:rPr>
+        <w:t>niMyDAQ</w:t>
+      </w:r>
+      <w:r>
+        <w:t xml:space="preserve"> </w:t>
+      </w:r>
+      <w:r>
+        <w:t>можно использовать и отдельно от стенда.</w:t>
+      </w:r>
+    </w:p>
+    <w:p>
+      <w:r>
+        <w:t xml:space="preserve">Электрические провода аттенюатора </w:t>
+      </w:r>
+      <w:r>
+        <w:t>(в стенде</w:t>
+      </w:r>
+      <w:r>
+        <w:t xml:space="preserve"> –</w:t>
+      </w:r>
+      <w:r>
+        <w:t xml:space="preserve"> выведены</w:t>
+      </w:r>
+      <w:r>
+        <w:t xml:space="preserve">) </w:t>
+      </w:r>
+      <w:r>
+        <w:t xml:space="preserve">должны быть </w:t>
+      </w:r>
+      <w:r>
+        <w:t>подключены к</w:t>
+      </w:r>
+      <w:r>
+        <w:t xml:space="preserve"> </w:t>
+      </w:r>
+      <w:r>
+        <w:rPr>
+          <w:lang w:val="en-US"/>
+        </w:rPr>
+        <w:t>niMyDAQ</w:t>
+      </w:r>
+      <w:r>
+        <w:t>, который в свою очередь подключ</w:t>
+      </w:r>
+      <w:r>
+        <w:t>ается</w:t>
+      </w:r>
+      <w:r>
+        <w:t xml:space="preserve"> к ПК </w:t>
+      </w:r>
+      <w:r>
+        <w:t>кабелем</w:t>
+      </w:r>
+      <w:r>
+        <w:t xml:space="preserve"> </w:t>
+      </w:r>
+      <w:r>
+        <w:rPr>
+          <w:color w:val="FF0000"/>
+          <w:lang w:val="en-US"/>
+        </w:rPr>
+        <w:t>USB</w:t>
+      </w:r>
+      <w:r>
+        <w:rPr>
+          <w:color w:val="FF0000"/>
+        </w:rPr>
+        <w:t>-</w:t>
+      </w:r>
+      <w:r>
+        <w:rPr>
+          <w:color w:val="FF0000"/>
+          <w:lang w:val="en-US"/>
+        </w:rPr>
+        <w:t>B</w:t>
+      </w:r>
+      <w:r>
+        <w:rPr>
+          <w:color w:val="FF0000"/>
+        </w:rPr>
+        <w:t xml:space="preserve"> – </w:t>
+      </w:r>
+      <w:r>
+        <w:rPr>
+          <w:color w:val="FF0000"/>
+          <w:lang w:val="en-US"/>
+        </w:rPr>
+        <w:t>USB</w:t>
+      </w:r>
+      <w:r>
+        <w:rPr>
+          <w:color w:val="FF0000"/>
+        </w:rPr>
+        <w:t>-</w:t>
+      </w:r>
+      <w:r>
+        <w:rPr>
+          <w:color w:val="FF0000"/>
+          <w:lang w:val="en-US"/>
+        </w:rPr>
+        <w:t>A</w:t>
+      </w:r>
+      <w:r>
+        <w:rPr>
+          <w:color w:val="FF0000"/>
+        </w:rPr>
+        <w:t>.</w:t>
+      </w:r>
+      <w:r>
+        <w:rPr>
+          <w:color w:val="FF0000"/>
+        </w:rPr>
+        <w:t xml:space="preserve"> См схему стенда в конце</w:t>
+      </w:r>
+    </w:p>
+    <w:p/>
+    <w:tbl>
+      <w:tblPr>
+        <w:tblStyle w:val="aa"/>
+        <w:tblW w:w="0" w:type="auto"/>
+        <w:tblBorders>
+          <w:top w:val="none" w:sz="0" w:space="0" w:color="auto"/>
+          <w:left w:val="none" w:sz="0" w:space="0" w:color="auto"/>
+          <w:bottom w:val="none" w:sz="0" w:space="0" w:color="auto"/>
+          <w:right w:val="none" w:sz="0" w:space="0" w:color="auto"/>
+          <w:insideH w:val="none" w:sz="0" w:space="0" w:color="auto"/>
+          <w:insideV w:val="none" w:sz="0" w:space="0" w:color="auto"/>
+        </w:tblBorders>
+        <w:shd w:val="clear" w:color="auto" w:fill="F5F5FF"/>
+        <w:tblLook w:val="04A0" w:firstRow="1" w:lastRow="0" w:firstColumn="1" w:lastColumn="0" w:noHBand="0" w:noVBand="1"/>
+      </w:tblPr>
+      <w:tblGrid>
+        <w:gridCol w:w="567"/>
+        <w:gridCol w:w="9179"/>
+      </w:tblGrid>
+      <w:tr>
+        <w:tc>
+          <w:tcPr>
+            <w:tcW w:w="567" w:type="dxa"/>
+            <w:shd w:val="clear" w:color="auto" w:fill="F5F5FF"/>
+            <w:vAlign w:val="center"/>
+          </w:tcPr>
+          <w:p>
+            <w:pPr>
+              <w:jc w:val="center"/>
+              <w:rPr>
+                <w:b/>
+                <w:bCs/>
+                <w:sz w:val="72"/>
+                <w:szCs w:val="72"/>
+              </w:rPr>
+            </w:pPr>
+            <w:r>
+              <w:rPr>
+                <w:b/>
+                <w:bCs/>
+                <w:sz w:val="72"/>
+                <w:szCs w:val="72"/>
+              </w:rPr>
+              <w:t>!</w:t>
+            </w:r>
+          </w:p>
+        </w:tc>
+        <w:tc>
+          <w:tcPr>
+            <w:tcW w:w="9179" w:type="dxa"/>
+            <w:shd w:val="clear" w:color="auto" w:fill="F5F5FF"/>
+            <w:vAlign w:val="center"/>
+          </w:tcPr>
+          <w:p>
+            <w:pPr>
+              <w:jc w:val="left"/>
+              <w:rPr>
+                <w:szCs w:val="28"/>
+                <w:lang w:val="en-US"/>
+              </w:rPr>
+            </w:pPr>
+            <w:r>
+              <w:rPr>
+                <w:color w:val="FF0000"/>
+                <w:szCs w:val="28"/>
+              </w:rPr>
+              <w:t>Ка</w:t>
+            </w:r>
+            <w:r>
+              <w:rPr>
+                <w:color w:val="FF0000"/>
+                <w:szCs w:val="28"/>
+                <w:lang w:val="en-US"/>
+              </w:rPr>
+              <w:t xml:space="preserve"> AO1 - +/-</w:t>
+            </w:r>
+          </w:p>
+        </w:tc>
+      </w:tr>
+    </w:tbl>
+    <w:p/>
+    <w:p>
+      <w:r>
+        <w:t xml:space="preserve">Спецификация </w:t>
+      </w:r>
+      <w:r>
+        <w:rPr>
+          <w:lang w:val="en-US"/>
+        </w:rPr>
+        <w:t>niMyDAQ</w:t>
+      </w:r>
+      <w:r>
+        <w:t xml:space="preserve"> приведена </w:t>
+      </w:r>
+      <w:hyperlink r:id="rId6" w:anchor="GUID-712944BE-13AF-477B-BF81-CF7DE32FA0BA__GUID-FCD805D1-6500-4DC3-9400-4BA94989120E" w:history="1">
+        <w:r>
+          <w:rPr>
+            <w:rStyle w:val="a6"/>
+          </w:rPr>
+          <w:t>по ссылке</w:t>
+        </w:r>
+      </w:hyperlink>
+      <w:r>
+        <w:t>.</w:t>
+      </w:r>
+    </w:p>
+    <w:p/>
+    <w:p>
+      <w:r>
+        <w:t>(фото)</w:t>
+      </w:r>
+    </w:p>
+    <w:p/>
+    <w:p>
+      <w:r>
+        <w:t xml:space="preserve">Таблицу можно создать самостоятельно, данные для заполнения берутся из паспорта на конкретный аттенюатор. Таблица должна быть в формате </w:t>
+      </w:r>
+      <w:r>
+        <w:t>*.</w:t>
+      </w:r>
+      <w:r>
+        <w:rPr>
+          <w:lang w:val="en-US"/>
+        </w:rPr>
+        <w:t>xlsx</w:t>
+      </w:r>
+      <w:r>
+        <w:t xml:space="preserve">. </w:t>
+      </w:r>
+      <w:r>
+        <w:t>В ней должно быть два столбца: затухание в дБм и напряжение в вольтах.</w:t>
+      </w:r>
+      <w:r>
+        <w:rPr>
+          <w:szCs w:val="28"/>
+        </w:rPr>
+        <w:t xml:space="preserve"> </w:t>
+      </w:r>
+      <w:r>
+        <w:rPr>
+          <w:szCs w:val="28"/>
+        </w:rPr>
+        <w:t xml:space="preserve">По точкам из таблицы строится кривая: шкала Х – затухание, </w:t>
+      </w:r>
+      <w:r>
+        <w:rPr>
+          <w:szCs w:val="28"/>
+          <w:lang w:val="en-US"/>
+        </w:rPr>
+        <w:t>Y</w:t>
+      </w:r>
+      <w:r>
+        <w:rPr>
+          <w:szCs w:val="28"/>
+        </w:rPr>
+        <w:t xml:space="preserve"> </w:t>
+      </w:r>
+      <w:r>
+        <w:rPr>
+          <w:szCs w:val="28"/>
+        </w:rPr>
+        <w:t>–</w:t>
+      </w:r>
+      <w:r>
+        <w:rPr>
+          <w:szCs w:val="28"/>
+        </w:rPr>
+        <w:t xml:space="preserve"> </w:t>
+      </w:r>
+      <w:r>
+        <w:rPr>
+          <w:szCs w:val="28"/>
+        </w:rPr>
+        <w:t>напряжение.</w:t>
+      </w:r>
+    </w:p>
+    <w:p/>
+    <w:tbl>
+      <w:tblPr>
+        <w:tblStyle w:val="aa"/>
+        <w:tblW w:w="0" w:type="auto"/>
+        <w:tblBorders>
+          <w:top w:val="none" w:sz="0" w:space="0" w:color="auto"/>
+          <w:left w:val="none" w:sz="0" w:space="0" w:color="auto"/>
+          <w:bottom w:val="none" w:sz="0" w:space="0" w:color="auto"/>
+          <w:right w:val="none" w:sz="0" w:space="0" w:color="auto"/>
+          <w:insideH w:val="none" w:sz="0" w:space="0" w:color="auto"/>
+          <w:insideV w:val="none" w:sz="0" w:space="0" w:color="auto"/>
+        </w:tblBorders>
+        <w:shd w:val="clear" w:color="auto" w:fill="F5F5FF"/>
+        <w:tblLook w:val="04A0" w:firstRow="1" w:lastRow="0" w:firstColumn="1" w:lastColumn="0" w:noHBand="0" w:noVBand="1"/>
+      </w:tblPr>
+      <w:tblGrid>
+        <w:gridCol w:w="567"/>
+        <w:gridCol w:w="9179"/>
+      </w:tblGrid>
+      <w:tr>
+        <w:tc>
+          <w:tcPr>
+            <w:tcW w:w="567" w:type="dxa"/>
+            <w:shd w:val="clear" w:color="auto" w:fill="F5F5FF"/>
+            <w:vAlign w:val="center"/>
+          </w:tcPr>
+          <w:p>
+            <w:pPr>
+              <w:jc w:val="center"/>
+              <w:rPr>
+                <w:b/>
+                <w:bCs/>
+                <w:sz w:val="72"/>
+                <w:szCs w:val="72"/>
+              </w:rPr>
+            </w:pPr>
+            <w:r>
+              <w:rPr>
+                <w:b/>
+                <w:bCs/>
+                <w:sz w:val="72"/>
+                <w:szCs w:val="72"/>
+              </w:rPr>
+              <w:t>!</w:t>
+            </w:r>
+          </w:p>
+        </w:tc>
+        <w:tc>
+          <w:tcPr>
+            <w:tcW w:w="9179" w:type="dxa"/>
+            <w:shd w:val="clear" w:color="auto" w:fill="F5F5FF"/>
+            <w:vAlign w:val="center"/>
+          </w:tcPr>
+          <w:p>
+            <w:pPr>
+              <w:jc w:val="left"/>
+              <w:rPr>
+                <w:szCs w:val="28"/>
+              </w:rPr>
+            </w:pPr>
+            <w:r>
+              <w:rPr>
+                <w:szCs w:val="28"/>
+              </w:rPr>
+              <w:t>Каждому значению затухания должно соответствовать единственное значение напряжения.</w:t>
+            </w:r>
+          </w:p>
+        </w:tc>
+      </w:tr>
+    </w:tbl>
+    <w:p/>
+    <w:p>
+      <w:pPr>
+        <w:jc w:val="center"/>
+      </w:pPr>
+      <w:r>
+        <w:rPr>
+          <w:noProof/>
+        </w:rPr>
+        <w:lastRenderedPageBreak/>
+        <w:t xml:space="preserve"> </w:t>
+      </w:r>
+      <w:r>
+        <w:rPr>
+          <w:noProof/>
+        </w:rPr>
+        <w:drawing>
+          <wp:inline distT="0" distB="0" distL="0" distR="0" wp14:anchorId="7870CD77" wp14:editId="3B31F433">
+            <wp:extent cx="5759532" cy="3703569"/>
+            <wp:effectExtent l="0" t="0" r="0" b="0"/>
+            <wp:docPr id="6" name="Рисунок 6"/>
+            <wp:cNvGraphicFramePr>
+              <a:graphicFrameLocks xmlns:a="http://schemas.openxmlformats.org/drawingml/2006/main" noChangeAspect="1"/>
+            </wp:cNvGraphicFramePr>
+            <a:graphic xmlns:a="http://schemas.openxmlformats.org/drawingml/2006/main">
+              <a:graphicData uri="http://schemas.openxmlformats.org/drawingml/2006/picture">
+                <pic:pic xmlns:pic="http://schemas.openxmlformats.org/drawingml/2006/picture">
+                  <pic:nvPicPr>
+                    <pic:cNvPr id="1" name=""/>
+                    <pic:cNvPicPr/>
+                  </pic:nvPicPr>
+                  <pic:blipFill>
+                    <a:blip r:embed="rId7"/>
+                    <a:stretch>
+                      <a:fillRect/>
+                    </a:stretch>
+                  </pic:blipFill>
+                  <pic:spPr>
+                    <a:xfrm>
+                      <a:off x="0" y="0"/>
+                      <a:ext cx="5767128" cy="3708453"/>
+                    </a:xfrm>
+                    <a:prstGeom prst="rect">
+                      <a:avLst/>
+                    </a:prstGeom>
+                  </pic:spPr>
+                </pic:pic>
+              </a:graphicData>
+            </a:graphic>
+          </wp:inline>
+        </w:drawing>
+      </w:r>
+    </w:p>
     <w:p/>
     <w:p/>
     <w:p/>
-    <w:p>
-      <w:r>
-        <w:t xml:space="preserve">Чтобы вызвать метод класса </w:t>
-      </w:r>
-    </w:p>
+    <w:p/>
+    <w:p>
+      <w:pPr>
+        <w:pStyle w:val="2"/>
+      </w:pPr>
+      <w:bookmarkStart w:id="5" w:name="_Toc106976675"/>
+      <w:r>
+        <w:drawing>
+          <wp:anchor distT="0" distB="0" distL="114300" distR="114300" simplePos="0" relativeHeight="251658240" behindDoc="1" locked="0" layoutInCell="1" allowOverlap="1" wp14:anchorId="70872AD8" wp14:editId="3250D363">
+            <wp:simplePos x="0" y="0"/>
+            <wp:positionH relativeFrom="margin">
+              <wp:align>right</wp:align>
+            </wp:positionH>
+            <wp:positionV relativeFrom="paragraph">
+              <wp:posOffset>159311</wp:posOffset>
+            </wp:positionV>
+            <wp:extent cx="2620010" cy="3042920"/>
+            <wp:effectExtent l="0" t="0" r="8890" b="5080"/>
+            <wp:wrapSquare wrapText="bothSides"/>
+            <wp:docPr id="1" name="Рисунок 1"/>
+            <wp:cNvGraphicFramePr>
+              <a:graphicFrameLocks xmlns:a="http://schemas.openxmlformats.org/drawingml/2006/main" noChangeAspect="1"/>
+            </wp:cNvGraphicFramePr>
+            <a:graphic xmlns:a="http://schemas.openxmlformats.org/drawingml/2006/main">
+              <a:graphicData uri="http://schemas.openxmlformats.org/drawingml/2006/picture">
+                <pic:pic xmlns:pic="http://schemas.openxmlformats.org/drawingml/2006/picture">
+                  <pic:nvPicPr>
+                    <pic:cNvPr id="1" name=""/>
+                    <pic:cNvPicPr/>
+                  </pic:nvPicPr>
+                  <pic:blipFill>
+                    <a:blip r:embed="rId8">
+                      <a:extLst>
+                        <a:ext uri="{28A0092B-C50C-407E-A947-70E740481C1C}">
+                          <a14:useLocalDpi xmlns:a14="http://schemas.microsoft.com/office/drawing/2010/main" val="0"/>
+                        </a:ext>
+                      </a:extLst>
+                    </a:blip>
+                    <a:stretch>
+                      <a:fillRect/>
+                    </a:stretch>
+                  </pic:blipFill>
+                  <pic:spPr>
+                    <a:xfrm>
+                      <a:off x="0" y="0"/>
+                      <a:ext cx="2620010" cy="3042920"/>
+                    </a:xfrm>
+                    <a:prstGeom prst="rect">
+                      <a:avLst/>
+                    </a:prstGeom>
+                  </pic:spPr>
+                </pic:pic>
+              </a:graphicData>
+            </a:graphic>
+            <wp14:sizeRelH relativeFrom="page">
+              <wp14:pctWidth>0</wp14:pctWidth>
+            </wp14:sizeRelH>
+            <wp14:sizeRelV relativeFrom="page">
+              <wp14:pctHeight>0</wp14:pctHeight>
+            </wp14:sizeRelV>
+          </wp:anchor>
+        </w:drawing>
+      </w:r>
+      <w:r>
+        <w:t>Добавление</w:t>
+      </w:r>
+      <w:r>
+        <w:t xml:space="preserve"> устройства </w:t>
+      </w:r>
+      <w:r>
+        <w:t>в</w:t>
+      </w:r>
+      <w:r>
+        <w:t xml:space="preserve"> приложени</w:t>
+      </w:r>
+      <w:r>
+        <w:t>и</w:t>
+      </w:r>
+      <w:bookmarkEnd w:id="5"/>
+    </w:p>
+    <w:p>
+      <w:r>
+        <w:t xml:space="preserve">1. Добавление таблицы (нажать на кнопку </w:t>
+      </w:r>
+      <w:r>
+        <w:rPr>
+          <w:lang w:val="en-US"/>
+        </w:rPr>
+        <w:t>X</w:t>
+      </w:r>
+      <w:r>
+        <w:t xml:space="preserve"> </w:t>
+      </w:r>
+      <w:r>
+        <w:t>или вручную прописать путь)</w:t>
+      </w:r>
+    </w:p>
+    <w:p>
+      <w:r>
+        <w:t xml:space="preserve">2. Проверка, что кривая строится корректно (нажать </w:t>
+      </w:r>
+      <w:r>
+        <w:rPr>
+          <w:b/>
+          <w:bCs/>
+          <w:lang w:val="en-US"/>
+        </w:rPr>
+        <w:t>plot</w:t>
+      </w:r>
+      <w:r>
+        <w:t>)</w:t>
+      </w:r>
+    </w:p>
+    <w:p>
+      <w:r>
+        <w:t xml:space="preserve">3. </w:t>
+      </w:r>
+      <w:r>
+        <w:t xml:space="preserve">Подключение устройства </w:t>
+      </w:r>
+      <w:r>
+        <w:t>(</w:t>
+      </w:r>
+      <w:r>
+        <w:t xml:space="preserve">выключатель в </w:t>
+      </w:r>
+      <w:r>
+        <w:t xml:space="preserve">положение </w:t>
+      </w:r>
+      <w:r>
+        <w:rPr>
+          <w:b/>
+          <w:bCs/>
+          <w:lang w:val="en-US"/>
+        </w:rPr>
+        <w:t>Connect</w:t>
+      </w:r>
+      <w:r>
+        <w:t>)</w:t>
+      </w:r>
+    </w:p>
+    <w:p/>
+    <w:p>
+      <w:r>
+        <w:t>После этого станет активной нижняя часть окна. В ней можно прописывать затухание в указанных пределах (</w:t>
+      </w:r>
+      <w:r>
+        <w:t xml:space="preserve">пределы </w:t>
+      </w:r>
+      <w:r>
+        <w:t>определяются из таблицы)</w:t>
+      </w:r>
+      <w:r>
+        <w:t>.</w:t>
+      </w:r>
+    </w:p>
+    <w:p/>
+    <w:p/>
+    <w:p/>
+    <w:p/>
+    <w:p/>
+    <w:p>
+      <w:pPr>
+        <w:pStyle w:val="2"/>
+      </w:pPr>
+      <w:bookmarkStart w:id="6" w:name="_Toc106976676"/>
+      <w:r>
+        <w:lastRenderedPageBreak/>
+        <w:t>Создание собственного скрипта с устройством</w:t>
+      </w:r>
+      <w:bookmarkEnd w:id="6"/>
+    </w:p>
+    <w:p>
+      <w:r>
+        <w:t>Далее приведены примеры команд для работы с устройством в скрипте. Обязательные команды отмечены звёздочкой (*).</w:t>
+      </w:r>
+    </w:p>
+    <w:p>
+      <w:r>
+        <w:t xml:space="preserve">Название переменной </w:t>
+      </w:r>
+      <w:r>
+        <w:rPr>
+          <w:rFonts w:ascii="Courier New" w:hAnsi="Courier New" w:cs="Courier New"/>
+          <w:b/>
+          <w:bCs/>
+          <w:szCs w:val="28"/>
+          <w:lang w:val="en-US"/>
+        </w:rPr>
+        <w:t>enterVarName</w:t>
+      </w:r>
+      <w:r>
+        <w:t>, содержащей объект аттенюатора, может быть любым, заменить его следует везде.</w:t>
+      </w:r>
+    </w:p>
+    <w:p/>
+    <w:p>
+      <w:r>
+        <w:t>* Создание объекта (к</w:t>
+      </w:r>
+      <w:r>
+        <w:t>опирование устройства из приложения</w:t>
+      </w:r>
+      <w:r>
+        <w:t>)</w:t>
+      </w:r>
+    </w:p>
+    <w:tbl>
+      <w:tblPr>
+        <w:tblStyle w:val="aa"/>
+        <w:tblW w:w="0" w:type="auto"/>
+        <w:tblBorders>
+          <w:top w:val="none" w:sz="0" w:space="0" w:color="auto"/>
+          <w:left w:val="none" w:sz="0" w:space="0" w:color="auto"/>
+          <w:bottom w:val="none" w:sz="0" w:space="0" w:color="auto"/>
+          <w:right w:val="none" w:sz="0" w:space="0" w:color="auto"/>
+          <w:insideH w:val="none" w:sz="0" w:space="0" w:color="auto"/>
+          <w:insideV w:val="none" w:sz="0" w:space="0" w:color="auto"/>
+        </w:tblBorders>
+        <w:shd w:val="clear" w:color="auto" w:fill="F5F5FF"/>
+        <w:tblLook w:val="04A0" w:firstRow="1" w:lastRow="0" w:firstColumn="1" w:lastColumn="0" w:noHBand="0" w:noVBand="1"/>
+      </w:tblPr>
+      <w:tblGrid>
+        <w:gridCol w:w="9736"/>
+      </w:tblGrid>
+      <w:tr>
+        <w:tc>
+          <w:tcPr>
+            <w:tcW w:w="9736" w:type="dxa"/>
+            <w:shd w:val="clear" w:color="auto" w:fill="F5F5FF"/>
+          </w:tcPr>
+          <w:p>
+            <w:pPr>
+              <w:rPr>
+                <w:szCs w:val="28"/>
+              </w:rPr>
+            </w:pPr>
+            <w:r>
+              <w:rPr>
+                <w:rFonts w:ascii="Courier New" w:hAnsi="Courier New" w:cs="Courier New"/>
+                <w:b/>
+                <w:bCs/>
+                <w:szCs w:val="28"/>
+                <w:lang w:val="en-US"/>
+              </w:rPr>
+              <w:t>enterVarName</w:t>
+            </w:r>
+            <w:r>
+              <w:rPr>
+                <w:rFonts w:ascii="Courier New" w:hAnsi="Courier New" w:cs="Courier New"/>
+                <w:szCs w:val="28"/>
+                <w:lang w:val="en-US"/>
+              </w:rPr>
+              <w:t xml:space="preserve"> = mainApp.ATTENniMyDaq</w:t>
+            </w:r>
+            <w:r>
+              <w:rPr>
+                <w:rFonts w:ascii="Courier New" w:hAnsi="Courier New" w:cs="Courier New"/>
+                <w:szCs w:val="28"/>
+                <w:lang w:val="en-US"/>
+              </w:rPr>
+              <w:t>;</w:t>
+            </w:r>
+          </w:p>
+        </w:tc>
+      </w:tr>
+    </w:tbl>
+    <w:p/>
+    <w:p>
+      <w:r>
+        <w:t>Выставление аттенюации, в примере 5 дБ</w:t>
+      </w:r>
+      <w:r>
+        <w:t>.</w:t>
+      </w:r>
+    </w:p>
+    <w:tbl>
+      <w:tblPr>
+        <w:tblStyle w:val="aa"/>
+        <w:tblW w:w="0" w:type="auto"/>
+        <w:tblBorders>
+          <w:top w:val="none" w:sz="0" w:space="0" w:color="auto"/>
+          <w:left w:val="none" w:sz="0" w:space="0" w:color="auto"/>
+          <w:bottom w:val="none" w:sz="0" w:space="0" w:color="auto"/>
+          <w:right w:val="none" w:sz="0" w:space="0" w:color="auto"/>
+          <w:insideH w:val="none" w:sz="0" w:space="0" w:color="auto"/>
+          <w:insideV w:val="none" w:sz="0" w:space="0" w:color="auto"/>
+        </w:tblBorders>
+        <w:shd w:val="clear" w:color="auto" w:fill="F5F5FF"/>
+        <w:tblLook w:val="04A0" w:firstRow="1" w:lastRow="0" w:firstColumn="1" w:lastColumn="0" w:noHBand="0" w:noVBand="1"/>
+      </w:tblPr>
+      <w:tblGrid>
+        <w:gridCol w:w="9736"/>
+      </w:tblGrid>
+      <w:tr>
+        <w:tc>
+          <w:tcPr>
+            <w:tcW w:w="9736" w:type="dxa"/>
+            <w:shd w:val="clear" w:color="auto" w:fill="F5F5FF"/>
+          </w:tcPr>
+          <w:p>
+            <w:pPr>
+              <w:rPr>
+                <w:rFonts w:ascii="Courier New" w:hAnsi="Courier New" w:cs="Courier New"/>
+                <w:b/>
+                <w:bCs/>
+                <w:szCs w:val="28"/>
+                <w:lang w:val="en-US"/>
+              </w:rPr>
+            </w:pPr>
+            <w:r>
+              <w:rPr>
+                <w:rFonts w:ascii="Courier New" w:hAnsi="Courier New" w:cs="Courier New"/>
+                <w:szCs w:val="28"/>
+                <w:lang w:val="en-US"/>
+              </w:rPr>
+              <w:t>attenuation</w:t>
+            </w:r>
+            <w:r>
+              <w:rPr>
+                <w:rFonts w:ascii="Courier New" w:hAnsi="Courier New" w:cs="Courier New"/>
+                <w:szCs w:val="28"/>
+                <w:lang w:val="en-US"/>
+              </w:rPr>
+              <w:t xml:space="preserve"> = </w:t>
+            </w:r>
+            <w:r>
+              <w:rPr>
+                <w:rFonts w:ascii="Courier New" w:hAnsi="Courier New" w:cs="Courier New"/>
+                <w:szCs w:val="28"/>
+                <w:lang w:val="en-US"/>
+              </w:rPr>
+              <w:t>5;</w:t>
+            </w:r>
+          </w:p>
+          <w:p>
+            <w:pPr>
+              <w:rPr>
+                <w:szCs w:val="28"/>
+                <w:lang w:val="en-US"/>
+              </w:rPr>
+            </w:pPr>
+            <w:r>
+              <w:rPr>
+                <w:rFonts w:ascii="Courier New" w:hAnsi="Courier New" w:cs="Courier New"/>
+                <w:b/>
+                <w:bCs/>
+                <w:szCs w:val="28"/>
+                <w:lang w:val="en-US"/>
+              </w:rPr>
+              <w:t>enterVarName</w:t>
+            </w:r>
+            <w:r>
+              <w:rPr>
+                <w:rFonts w:ascii="Courier New" w:hAnsi="Courier New" w:cs="Courier New"/>
+                <w:szCs w:val="28"/>
+                <w:lang w:val="en-US"/>
+              </w:rPr>
+              <w:t xml:space="preserve"> = setAttenuation(</w:t>
+            </w:r>
+            <w:r>
+              <w:rPr>
+                <w:rFonts w:ascii="Courier New" w:hAnsi="Courier New" w:cs="Courier New"/>
+                <w:b/>
+                <w:bCs/>
+                <w:szCs w:val="28"/>
+                <w:lang w:val="en-US"/>
+              </w:rPr>
+              <w:t>enterVarName</w:t>
+            </w:r>
+            <w:r>
+              <w:rPr>
+                <w:rFonts w:ascii="Courier New" w:hAnsi="Courier New" w:cs="Courier New"/>
+                <w:szCs w:val="28"/>
+                <w:lang w:val="en-US"/>
+              </w:rPr>
+              <w:t>,attenuation);</w:t>
+            </w:r>
+          </w:p>
+        </w:tc>
+      </w:tr>
+    </w:tbl>
+    <w:p>
+      <w:pPr>
+        <w:rPr>
+          <w:lang w:val="en-US"/>
+        </w:rPr>
+      </w:pPr>
+    </w:p>
+    <w:p>
+      <w:r>
+        <w:t>*</w:t>
+      </w:r>
+      <w:r>
+        <w:t xml:space="preserve"> Удаление объекта</w:t>
+      </w:r>
+      <w:r>
+        <w:t xml:space="preserve"> (</w:t>
+      </w:r>
+      <w:r>
+        <w:t>должно быть выполнено в конце)</w:t>
+      </w:r>
+    </w:p>
+    <w:tbl>
+      <w:tblPr>
+        <w:tblStyle w:val="aa"/>
+        <w:tblW w:w="0" w:type="auto"/>
+        <w:tblBorders>
+          <w:top w:val="none" w:sz="0" w:space="0" w:color="auto"/>
+          <w:left w:val="none" w:sz="0" w:space="0" w:color="auto"/>
+          <w:bottom w:val="none" w:sz="0" w:space="0" w:color="auto"/>
+          <w:right w:val="none" w:sz="0" w:space="0" w:color="auto"/>
+          <w:insideH w:val="none" w:sz="0" w:space="0" w:color="auto"/>
+          <w:insideV w:val="none" w:sz="0" w:space="0" w:color="auto"/>
+        </w:tblBorders>
+        <w:shd w:val="clear" w:color="auto" w:fill="F5F5FF"/>
+        <w:tblLook w:val="04A0" w:firstRow="1" w:lastRow="0" w:firstColumn="1" w:lastColumn="0" w:noHBand="0" w:noVBand="1"/>
+      </w:tblPr>
+      <w:tblGrid>
+        <w:gridCol w:w="9736"/>
+      </w:tblGrid>
+      <w:tr>
+        <w:tc>
+          <w:tcPr>
+            <w:tcW w:w="9736" w:type="dxa"/>
+            <w:shd w:val="clear" w:color="auto" w:fill="F5F5FF"/>
+          </w:tcPr>
+          <w:p>
+            <w:pPr>
+              <w:rPr>
+                <w:szCs w:val="28"/>
+              </w:rPr>
+            </w:pPr>
+            <w:r>
+              <w:rPr>
+                <w:rFonts w:ascii="Courier New" w:hAnsi="Courier New" w:cs="Courier New"/>
+                <w:b/>
+                <w:bCs/>
+                <w:szCs w:val="28"/>
+                <w:lang w:val="en-US"/>
+              </w:rPr>
+              <w:t>enterVarName</w:t>
+            </w:r>
+            <w:r>
+              <w:rPr>
+                <w:rFonts w:ascii="Courier New" w:hAnsi="Courier New" w:cs="Courier New"/>
+                <w:szCs w:val="28"/>
+                <w:lang w:val="en-US"/>
+              </w:rPr>
+              <w:t xml:space="preserve"> = deleteVirtualObject(</w:t>
+            </w:r>
+            <w:r>
+              <w:rPr>
+                <w:rFonts w:ascii="Courier New" w:hAnsi="Courier New" w:cs="Courier New"/>
+                <w:b/>
+                <w:bCs/>
+                <w:szCs w:val="28"/>
+                <w:lang w:val="en-US"/>
+              </w:rPr>
+              <w:t>enterVarName</w:t>
+            </w:r>
+            <w:r>
+              <w:rPr>
+                <w:rFonts w:ascii="Courier New" w:hAnsi="Courier New" w:cs="Courier New"/>
+                <w:szCs w:val="28"/>
+                <w:lang w:val="en-US"/>
+              </w:rPr>
+              <w:t>)</w:t>
+            </w:r>
+            <w:r>
+              <w:rPr>
+                <w:rFonts w:ascii="Courier New" w:hAnsi="Courier New" w:cs="Courier New"/>
+                <w:szCs w:val="28"/>
+                <w:lang w:val="en-US"/>
+              </w:rPr>
+              <w:t>;</w:t>
+            </w:r>
+          </w:p>
+        </w:tc>
+      </w:tr>
+    </w:tbl>
+    <w:p>
+      <w:pPr>
+        <w:rPr>
+          <w:lang w:val="en-US"/>
+        </w:rPr>
+      </w:pPr>
+    </w:p>
+    <w:p>
+      <w:pPr>
+        <w:pStyle w:val="1"/>
+        <w:rPr>
+          <w:lang w:val="ru-RU"/>
+        </w:rPr>
+      </w:pPr>
+      <w:bookmarkStart w:id="7" w:name="_Toc106976677"/>
+      <w:r>
+        <w:rPr>
+          <w:lang w:val="ru-RU"/>
+        </w:rPr>
+        <w:lastRenderedPageBreak/>
+        <w:t xml:space="preserve">ПЛИС </w:t>
+      </w:r>
+      <w:r>
+        <w:rPr>
+          <w:lang w:val="ru-RU"/>
+        </w:rPr>
+        <w:t>(подключение по JTAG)</w:t>
+      </w:r>
+      <w:bookmarkEnd w:id="7"/>
+    </w:p>
+    <w:p>
+      <w:pPr>
+        <w:pStyle w:val="2"/>
+      </w:pPr>
+      <w:bookmarkStart w:id="8" w:name="_Toc106976678"/>
+      <w:r>
+        <w:t>Возможности</w:t>
+      </w:r>
+      <w:r>
+        <w:t xml:space="preserve"> работы с устройством</w:t>
+      </w:r>
+      <w:bookmarkEnd w:id="8"/>
+    </w:p>
+    <w:p>
+      <w:r>
+        <w:t>Чтение и запись значений во временной и постоянной памяти</w:t>
+      </w:r>
+    </w:p>
+    <w:p>
+      <w:pPr>
+        <w:pStyle w:val="2"/>
+      </w:pPr>
+      <w:bookmarkStart w:id="9" w:name="_Toc106976679"/>
+      <w:r>
+        <w:t>Необходимые требования</w:t>
+      </w:r>
+      <w:bookmarkEnd w:id="9"/>
+    </w:p>
+    <w:p>
+      <w:r>
+        <w:t>- программатор и кабели</w:t>
+      </w:r>
+      <w:r>
+        <w:t xml:space="preserve"> </w:t>
+      </w:r>
+      <w:r>
+        <w:t>для подключения к ПК</w:t>
+      </w:r>
+    </w:p>
+    <w:p>
+      <w:r>
+        <w:t xml:space="preserve">- </w:t>
+      </w:r>
+      <w:r>
+        <w:t xml:space="preserve">файл </w:t>
+      </w:r>
+      <w:r>
+        <w:t>адресно</w:t>
+      </w:r>
+      <w:r>
+        <w:t>го</w:t>
+      </w:r>
+      <w:r>
+        <w:t xml:space="preserve"> пространств</w:t>
+      </w:r>
+      <w:r>
+        <w:t xml:space="preserve">а в формате </w:t>
+      </w:r>
+      <w:r>
+        <w:t>*.</w:t>
+      </w:r>
+      <w:r>
+        <w:rPr>
+          <w:lang w:val="en-US"/>
+        </w:rPr>
+        <w:t>txt</w:t>
+      </w:r>
+      <w:r>
+        <w:t xml:space="preserve"> вида (см </w:t>
+      </w:r>
+      <w:r>
+        <w:rPr>
+          <w:color w:val="FF0000"/>
+        </w:rPr>
+        <w:t>пример)</w:t>
+      </w:r>
+    </w:p>
+    <w:p>
+      <w:pPr>
+        <w:pStyle w:val="2"/>
+      </w:pPr>
+      <w:bookmarkStart w:id="10" w:name="_Toc106976680"/>
+      <w:r>
+        <w:t>Подключение к ПК</w:t>
+      </w:r>
+      <w:bookmarkEnd w:id="10"/>
+    </w:p>
+    <w:p>
+      <w:r>
+        <w:t>ПЛИС подключается к ПК с помощью программатора, как показано на фото ниже</w:t>
+      </w:r>
+      <w:r>
+        <w:t xml:space="preserve">. </w:t>
+      </w:r>
+    </w:p>
+    <w:p/>
+    <w:p>
+      <w:r>
+        <w:t>(фото</w:t>
+      </w:r>
+      <w:r>
+        <w:t xml:space="preserve"> + мб схема</w:t>
+      </w:r>
+      <w:r>
+        <w:t>)</w:t>
+      </w:r>
+    </w:p>
+    <w:p/>
+    <w:p/>
+    <w:tbl>
+      <w:tblPr>
+        <w:tblStyle w:val="aa"/>
+        <w:tblW w:w="0" w:type="auto"/>
+        <w:tblBorders>
+          <w:top w:val="none" w:sz="0" w:space="0" w:color="auto"/>
+          <w:left w:val="none" w:sz="0" w:space="0" w:color="auto"/>
+          <w:bottom w:val="none" w:sz="0" w:space="0" w:color="auto"/>
+          <w:right w:val="none" w:sz="0" w:space="0" w:color="auto"/>
+          <w:insideH w:val="none" w:sz="0" w:space="0" w:color="auto"/>
+          <w:insideV w:val="none" w:sz="0" w:space="0" w:color="auto"/>
+        </w:tblBorders>
+        <w:shd w:val="clear" w:color="auto" w:fill="F5F5FF"/>
+        <w:tblLook w:val="04A0" w:firstRow="1" w:lastRow="0" w:firstColumn="1" w:lastColumn="0" w:noHBand="0" w:noVBand="1"/>
+      </w:tblPr>
+      <w:tblGrid>
+        <w:gridCol w:w="567"/>
+        <w:gridCol w:w="9179"/>
+      </w:tblGrid>
+      <w:tr>
+        <w:tc>
+          <w:tcPr>
+            <w:tcW w:w="567" w:type="dxa"/>
+            <w:shd w:val="clear" w:color="auto" w:fill="F5F5FF"/>
+            <w:vAlign w:val="center"/>
+          </w:tcPr>
+          <w:p>
+            <w:pPr>
+              <w:jc w:val="center"/>
+              <w:rPr>
+                <w:b/>
+                <w:bCs/>
+                <w:sz w:val="72"/>
+                <w:szCs w:val="72"/>
+              </w:rPr>
+            </w:pPr>
+            <w:r>
+              <w:rPr>
+                <w:b/>
+                <w:bCs/>
+                <w:sz w:val="72"/>
+                <w:szCs w:val="72"/>
+              </w:rPr>
+              <w:t>!</w:t>
+            </w:r>
+          </w:p>
+        </w:tc>
+        <w:tc>
+          <w:tcPr>
+            <w:tcW w:w="9179" w:type="dxa"/>
+            <w:shd w:val="clear" w:color="auto" w:fill="F5F5FF"/>
+            <w:vAlign w:val="center"/>
+          </w:tcPr>
+          <w:p>
+            <w:pPr>
+              <w:jc w:val="left"/>
+              <w:rPr>
+                <w:szCs w:val="28"/>
+              </w:rPr>
+            </w:pPr>
+            <w:r>
+              <w:rPr>
+                <w:szCs w:val="28"/>
+              </w:rPr>
+              <w:t xml:space="preserve">Работа приложения одновременно с </w:t>
+            </w:r>
+            <w:r>
+              <w:rPr>
+                <w:szCs w:val="28"/>
+                <w:lang w:val="en-US"/>
+              </w:rPr>
+              <w:t>Veryslot</w:t>
+            </w:r>
+            <w:r>
+              <w:rPr>
+                <w:szCs w:val="28"/>
+              </w:rPr>
+              <w:t xml:space="preserve"> протестирована недостаточно. При возникших проблемах попробуйте сначала завершить </w:t>
+            </w:r>
+            <w:r>
+              <w:rPr>
+                <w:szCs w:val="28"/>
+                <w:lang w:val="en-US"/>
+              </w:rPr>
+              <w:t>Veryslot</w:t>
+            </w:r>
+            <w:r>
+              <w:rPr>
+                <w:szCs w:val="28"/>
+              </w:rPr>
+              <w:t xml:space="preserve"> и, возможно, перезапустить </w:t>
+            </w:r>
+            <w:r>
+              <w:rPr>
+                <w:szCs w:val="28"/>
+                <w:lang w:val="en-US"/>
+              </w:rPr>
+              <w:t>MATLAB</w:t>
+            </w:r>
+            <w:r>
+              <w:rPr>
+                <w:szCs w:val="28"/>
+              </w:rPr>
+              <w:t>.</w:t>
+            </w:r>
+          </w:p>
+        </w:tc>
+      </w:tr>
+    </w:tbl>
+    <w:p/>
+    <w:p>
+      <w:pPr>
+        <w:pStyle w:val="2"/>
+      </w:pPr>
+      <w:bookmarkStart w:id="11" w:name="_Toc106976681"/>
+      <w:r>
+        <w:t>Добавление</w:t>
+      </w:r>
+      <w:r>
+        <w:t xml:space="preserve"> устройства</w:t>
+      </w:r>
+      <w:r>
+        <w:t xml:space="preserve"> в </w:t>
+      </w:r>
+      <w:r>
+        <w:t>приложени</w:t>
+      </w:r>
+      <w:r>
+        <w:t>и</w:t>
+      </w:r>
+      <w:bookmarkEnd w:id="11"/>
+    </w:p>
+    <w:p/>
+    <w:p>
+      <w:pPr>
+        <w:pStyle w:val="2"/>
+      </w:pPr>
+      <w:bookmarkStart w:id="12" w:name="_Toc106976682"/>
+      <w:r>
+        <w:t>Создание собственного скрипта с устройством</w:t>
+      </w:r>
+      <w:bookmarkEnd w:id="12"/>
+    </w:p>
+    <w:p/>
+    <w:p>
+      <w:pPr>
+        <w:pStyle w:val="1"/>
+        <w:rPr>
+          <w:lang w:val="ru-RU"/>
+        </w:rPr>
+      </w:pPr>
+      <w:bookmarkStart w:id="13" w:name="_Toc106976683"/>
+      <w:r>
+        <w:rPr>
+          <w:lang w:val="ru-RU"/>
+        </w:rPr>
+        <w:lastRenderedPageBreak/>
+        <w:t>Измеритель оптической мощности РУБИН</w:t>
+      </w:r>
+      <w:bookmarkEnd w:id="13"/>
+    </w:p>
+    <w:p>
+      <w:pPr>
+        <w:pStyle w:val="2"/>
+      </w:pPr>
+      <w:bookmarkStart w:id="14" w:name="_Toc106976684"/>
+      <w:r>
+        <w:t>Возможности</w:t>
+      </w:r>
+      <w:r>
+        <w:t xml:space="preserve"> работы с устройством</w:t>
+      </w:r>
+      <w:bookmarkEnd w:id="14"/>
+    </w:p>
+    <w:p/>
+    <w:p>
+      <w:pPr>
+        <w:pStyle w:val="2"/>
+      </w:pPr>
+      <w:bookmarkStart w:id="15" w:name="_Toc106976685"/>
+      <w:r>
+        <w:t>Необходимые требования</w:t>
+      </w:r>
+      <w:bookmarkEnd w:id="15"/>
+    </w:p>
+    <w:p/>
+    <w:p>
+      <w:pPr>
+        <w:pStyle w:val="2"/>
+      </w:pPr>
+      <w:bookmarkStart w:id="16" w:name="_Toc106976686"/>
+      <w:r>
+        <w:t>Подключение к ПК</w:t>
+      </w:r>
+      <w:bookmarkEnd w:id="16"/>
+    </w:p>
+    <w:p/>
+    <w:p>
+      <w:pPr>
+        <w:pStyle w:val="2"/>
+      </w:pPr>
+      <w:bookmarkStart w:id="17" w:name="_Toc106976687"/>
+      <w:r>
+        <w:t>Добавление</w:t>
+      </w:r>
+      <w:r>
+        <w:t xml:space="preserve"> </w:t>
+      </w:r>
+      <w:r>
+        <w:t xml:space="preserve">устройства </w:t>
+      </w:r>
+      <w:r>
+        <w:t>в</w:t>
+      </w:r>
+      <w:r>
+        <w:t xml:space="preserve"> приложени</w:t>
+      </w:r>
+      <w:r>
+        <w:t>и</w:t>
+      </w:r>
+      <w:bookmarkEnd w:id="17"/>
+    </w:p>
+    <w:p/>
+    <w:p>
+      <w:pPr>
+        <w:pStyle w:val="2"/>
+      </w:pPr>
+      <w:bookmarkStart w:id="18" w:name="_Toc106976688"/>
+      <w:r>
+        <w:t>Создание собственного скрипта с устройством</w:t>
+      </w:r>
+      <w:bookmarkEnd w:id="18"/>
+    </w:p>
+    <w:p/>
+    <w:p>
+      <w:pPr>
+        <w:pStyle w:val="1"/>
+        <w:rPr>
+          <w:lang w:val="ru-RU"/>
+        </w:rPr>
+      </w:pPr>
+      <w:bookmarkStart w:id="19" w:name="_Toc106976689"/>
+      <w:r>
+        <w:rPr>
+          <w:lang w:val="ru-RU"/>
+        </w:rPr>
+        <w:lastRenderedPageBreak/>
+        <w:t xml:space="preserve">Анализатор спектра </w:t>
+      </w:r>
+      <w:r>
+        <w:t>Yokogawa</w:t>
+      </w:r>
+      <w:bookmarkEnd w:id="19"/>
+    </w:p>
+    <w:p>
+      <w:pPr>
+        <w:pStyle w:val="2"/>
+      </w:pPr>
+      <w:bookmarkStart w:id="20" w:name="_Toc106976690"/>
+      <w:r>
+        <w:t>Возможности</w:t>
+      </w:r>
+      <w:r>
+        <w:t xml:space="preserve"> работы с устройством</w:t>
+      </w:r>
+      <w:bookmarkEnd w:id="20"/>
+    </w:p>
+    <w:p/>
+    <w:p>
+      <w:pPr>
+        <w:pStyle w:val="2"/>
+      </w:pPr>
+      <w:bookmarkStart w:id="21" w:name="_Toc106976691"/>
+      <w:r>
+        <w:t>Необходимые требования</w:t>
+      </w:r>
+      <w:bookmarkEnd w:id="21"/>
+    </w:p>
+    <w:p/>
+    <w:p>
+      <w:pPr>
+        <w:pStyle w:val="2"/>
+      </w:pPr>
+      <w:bookmarkStart w:id="22" w:name="_Toc106976692"/>
+      <w:r>
+        <w:t>Подключение к ПК</w:t>
+      </w:r>
+      <w:bookmarkEnd w:id="22"/>
+    </w:p>
+    <w:p/>
+    <w:p>
+      <w:pPr>
+        <w:pStyle w:val="2"/>
+      </w:pPr>
+      <w:bookmarkStart w:id="23" w:name="_Toc106976693"/>
+      <w:r>
+        <w:t>Добавление</w:t>
+      </w:r>
+      <w:r>
+        <w:t xml:space="preserve"> устройства в приложении</w:t>
+      </w:r>
+      <w:bookmarkEnd w:id="23"/>
+    </w:p>
+    <w:p/>
+    <w:p>
+      <w:pPr>
+        <w:pStyle w:val="2"/>
+      </w:pPr>
+      <w:bookmarkStart w:id="24" w:name="_Toc106976694"/>
+      <w:r>
+        <w:t>Создание собственного скрипта с устройством</w:t>
+      </w:r>
+      <w:bookmarkEnd w:id="24"/>
+    </w:p>
+    <w:p/>
+    <w:p>
+      <w:pPr>
+        <w:pStyle w:val="1"/>
+        <w:rPr>
+          <w:lang w:val="ru-RU"/>
+        </w:rPr>
+      </w:pPr>
+      <w:bookmarkStart w:id="25" w:name="_Toc106976695"/>
+      <w:r>
+        <w:rPr>
+          <w:lang w:val="ru-RU"/>
+        </w:rPr>
+        <w:lastRenderedPageBreak/>
+        <w:t>Переключатель в стенде для проверки одной линии БОУ</w:t>
+      </w:r>
+      <w:bookmarkEnd w:id="25"/>
+    </w:p>
+    <w:p>
+      <w:pPr>
+        <w:pStyle w:val="2"/>
+      </w:pPr>
+      <w:bookmarkStart w:id="26" w:name="_Toc106976696"/>
+      <w:r>
+        <w:t>Возможности</w:t>
+      </w:r>
+      <w:r>
+        <w:t xml:space="preserve"> работы с устройством</w:t>
+      </w:r>
+      <w:bookmarkEnd w:id="26"/>
+    </w:p>
+    <w:p/>
+    <w:p>
+      <w:pPr>
+        <w:pStyle w:val="2"/>
+      </w:pPr>
+      <w:bookmarkStart w:id="27" w:name="_Toc106976697"/>
+      <w:r>
+        <w:t>Необходимые требования</w:t>
+      </w:r>
+      <w:bookmarkEnd w:id="27"/>
+    </w:p>
+    <w:p/>
+    <w:p>
+      <w:pPr>
+        <w:pStyle w:val="2"/>
+      </w:pPr>
+      <w:bookmarkStart w:id="28" w:name="_Toc106976698"/>
+      <w:r>
+        <w:t>Подключение к ПК</w:t>
+      </w:r>
+      <w:bookmarkEnd w:id="28"/>
+    </w:p>
+    <w:p/>
+    <w:p>
+      <w:pPr>
+        <w:pStyle w:val="2"/>
+      </w:pPr>
+      <w:bookmarkStart w:id="29" w:name="_Toc106976699"/>
+      <w:r>
+        <w:t>Добавление</w:t>
+      </w:r>
+      <w:r>
+        <w:t xml:space="preserve"> </w:t>
+      </w:r>
+      <w:r>
+        <w:t>устройства в приложении</w:t>
+      </w:r>
+      <w:bookmarkEnd w:id="29"/>
+    </w:p>
+    <w:p/>
+    <w:p>
+      <w:pPr>
+        <w:pStyle w:val="2"/>
+      </w:pPr>
+      <w:bookmarkStart w:id="30" w:name="_Toc106976700"/>
+      <w:r>
+        <w:t>Создание собственного скрипта с устройством</w:t>
+      </w:r>
+      <w:bookmarkEnd w:id="30"/>
+    </w:p>
+    <w:p/>
+    <w:p>
+      <w:pPr>
+        <w:pStyle w:val="1"/>
+        <w:rPr>
+          <w:lang w:val="ru-RU"/>
+        </w:rPr>
+      </w:pPr>
+      <w:bookmarkStart w:id="31" w:name="_Toc106976701"/>
+      <w:r>
+        <w:rPr>
+          <w:lang w:val="ru-RU"/>
+        </w:rPr>
+        <w:lastRenderedPageBreak/>
+        <w:t>Переключатель в стенде для проверки двух линий БОУ</w:t>
+      </w:r>
+      <w:bookmarkEnd w:id="31"/>
+    </w:p>
+    <w:p>
+      <w:pPr>
+        <w:pStyle w:val="2"/>
+      </w:pPr>
+      <w:bookmarkStart w:id="32" w:name="_Toc106976702"/>
+      <w:r>
+        <w:t>Возможности</w:t>
+      </w:r>
+      <w:r>
+        <w:t xml:space="preserve"> работы с устройством</w:t>
+      </w:r>
+      <w:bookmarkEnd w:id="32"/>
+    </w:p>
+    <w:p/>
+    <w:p>
+      <w:pPr>
+        <w:pStyle w:val="2"/>
+      </w:pPr>
+      <w:bookmarkStart w:id="33" w:name="_Toc106976703"/>
+      <w:r>
+        <w:t>Необходимые требования</w:t>
+      </w:r>
+      <w:bookmarkEnd w:id="33"/>
+    </w:p>
+    <w:p/>
+    <w:p>
+      <w:pPr>
+        <w:pStyle w:val="2"/>
+      </w:pPr>
+      <w:bookmarkStart w:id="34" w:name="_Toc106976704"/>
+      <w:r>
+        <w:t>Подключение к ПК</w:t>
+      </w:r>
+      <w:bookmarkEnd w:id="34"/>
+    </w:p>
+    <w:p/>
+    <w:p>
+      <w:pPr>
+        <w:pStyle w:val="2"/>
+      </w:pPr>
+      <w:bookmarkStart w:id="35" w:name="_Toc106976705"/>
+      <w:r>
+        <w:t>Добавление</w:t>
+      </w:r>
+      <w:r>
+        <w:t xml:space="preserve"> </w:t>
+      </w:r>
+      <w:r>
+        <w:t>устройства в приложении</w:t>
+      </w:r>
+      <w:bookmarkEnd w:id="35"/>
+    </w:p>
+    <w:p/>
+    <w:p>
+      <w:pPr>
+        <w:pStyle w:val="2"/>
+      </w:pPr>
+      <w:bookmarkStart w:id="36" w:name="_Toc106976706"/>
+      <w:r>
+        <w:t>Создание собственного скрипта с устройством</w:t>
+      </w:r>
+      <w:bookmarkEnd w:id="36"/>
+    </w:p>
+    <w:p/>
+    <w:p>
+      <w:pPr>
+        <w:pStyle w:val="1"/>
+        <w:rPr>
+          <w:lang w:val="ru-RU"/>
+        </w:rPr>
+      </w:pPr>
+      <w:bookmarkStart w:id="37" w:name="_Toc106976707"/>
+      <w:r>
+        <w:rPr>
+          <w:lang w:val="ru-RU"/>
+        </w:rPr>
+        <w:lastRenderedPageBreak/>
+        <w:t>Дополнительно</w:t>
+      </w:r>
+      <w:bookmarkEnd w:id="37"/>
+    </w:p>
+    <w:p>
+      <w:pPr>
+        <w:pStyle w:val="2"/>
+      </w:pPr>
+      <w:bookmarkStart w:id="38" w:name="_Toc106976708"/>
+      <w:r>
+        <w:t>Как получить список</w:t>
+      </w:r>
+      <w:r>
+        <w:t xml:space="preserve"> тулбоксов (</w:t>
+      </w:r>
+      <w:r>
+        <w:rPr>
+          <w:lang w:val="en-US"/>
+        </w:rPr>
+        <w:t>toolbox</w:t>
+      </w:r>
+      <w:r>
+        <w:t>),</w:t>
+      </w:r>
+      <w:r>
+        <w:t xml:space="preserve"> установленных</w:t>
+      </w:r>
+      <w:r>
+        <w:t xml:space="preserve"> в </w:t>
+      </w:r>
+      <w:r>
+        <w:rPr>
+          <w:lang w:val="en-US"/>
+        </w:rPr>
+        <w:t>MATLAB</w:t>
+      </w:r>
+      <w:bookmarkEnd w:id="38"/>
+    </w:p>
+    <w:p>
+      <w:pPr>
+        <w:rPr>
+          <w:lang w:val="en-US"/>
+        </w:rPr>
+      </w:pPr>
+      <w:r>
+        <w:t>В</w:t>
+      </w:r>
+      <w:r>
+        <w:rPr>
+          <w:lang w:val="en-US"/>
+        </w:rPr>
+        <w:t xml:space="preserve"> </w:t>
+      </w:r>
+      <w:r>
+        <w:rPr>
+          <w:lang w:val="en-US"/>
+        </w:rPr>
+        <w:t xml:space="preserve">Command Window </w:t>
+      </w:r>
+      <w:r>
+        <w:t>в</w:t>
+      </w:r>
+      <w:r>
+        <w:rPr>
+          <w:lang w:val="en-US"/>
+        </w:rPr>
+        <w:t xml:space="preserve"> </w:t>
+      </w:r>
+      <w:r>
+        <w:rPr>
+          <w:lang w:val="en-US"/>
+        </w:rPr>
+        <w:t>MATLAB</w:t>
+      </w:r>
+      <w:r>
+        <w:rPr>
+          <w:lang w:val="en-US"/>
+        </w:rPr>
+        <w:t xml:space="preserve"> </w:t>
+      </w:r>
+      <w:r>
+        <w:t>написать</w:t>
+      </w:r>
+      <w:r>
+        <w:rPr>
+          <w:lang w:val="en-US"/>
+        </w:rPr>
+        <w:t xml:space="preserve"> </w:t>
+      </w:r>
+      <w:r>
+        <w:rPr>
+          <w:lang w:val="en-US"/>
+        </w:rPr>
+        <w:t>ver</w:t>
+      </w:r>
+      <w:r>
+        <w:rPr>
+          <w:lang w:val="en-US"/>
+        </w:rPr>
+        <w:t>.</w:t>
+      </w:r>
+    </w:p>
+    <w:p>
+      <w:r>
+        <w:t>В ответ придет список, пример приведён ниже.</w:t>
+      </w:r>
+    </w:p>
+    <w:p/>
+    <w:tbl>
+      <w:tblPr>
+        <w:tblStyle w:val="aa"/>
+        <w:tblW w:w="0" w:type="auto"/>
+        <w:tblBorders>
+          <w:top w:val="none" w:sz="0" w:space="0" w:color="auto"/>
+          <w:left w:val="none" w:sz="0" w:space="0" w:color="auto"/>
+          <w:bottom w:val="none" w:sz="0" w:space="0" w:color="auto"/>
+          <w:right w:val="none" w:sz="0" w:space="0" w:color="auto"/>
+          <w:insideH w:val="none" w:sz="0" w:space="0" w:color="auto"/>
+          <w:insideV w:val="none" w:sz="0" w:space="0" w:color="auto"/>
+        </w:tblBorders>
+        <w:shd w:val="clear" w:color="auto" w:fill="F5F5FF"/>
+        <w:tblLook w:val="04A0" w:firstRow="1" w:lastRow="0" w:firstColumn="1" w:lastColumn="0" w:noHBand="0" w:noVBand="1"/>
+      </w:tblPr>
+      <w:tblGrid>
+        <w:gridCol w:w="9736"/>
+      </w:tblGrid>
+      <w:tr>
+        <w:tc>
+          <w:tcPr>
+            <w:tcW w:w="9736" w:type="dxa"/>
+            <w:shd w:val="clear" w:color="auto" w:fill="F5F5FF"/>
+          </w:tcPr>
+          <w:p>
+            <w:pPr>
+              <w:rPr>
+                <w:rFonts w:ascii="Courier New" w:hAnsi="Courier New" w:cs="Courier New"/>
+                <w:sz w:val="18"/>
+                <w:szCs w:val="18"/>
+                <w:lang w:val="en-US"/>
+              </w:rPr>
+            </w:pPr>
+            <w:bookmarkStart w:id="39" w:name="_Hlk106976503"/>
+            <w:r>
+              <w:rPr>
+                <w:rFonts w:ascii="Courier New" w:hAnsi="Courier New" w:cs="Courier New"/>
+                <w:sz w:val="18"/>
+                <w:szCs w:val="18"/>
+                <w:lang w:val="en-US"/>
+              </w:rPr>
+              <w:t>&gt;&gt; ver</w:t>
+            </w:r>
+          </w:p>
+          <w:p>
+            <w:pPr>
+              <w:rPr>
+                <w:rFonts w:ascii="Courier New" w:hAnsi="Courier New" w:cs="Courier New"/>
+                <w:sz w:val="18"/>
+                <w:szCs w:val="18"/>
+              </w:rPr>
+            </w:pPr>
+            <w:r>
+              <w:rPr>
+                <w:rFonts w:ascii="Courier New" w:hAnsi="Courier New" w:cs="Courier New"/>
+                <w:sz w:val="18"/>
+                <w:szCs w:val="18"/>
+                <w:lang w:val="en-US"/>
+              </w:rPr>
+              <w:t>-------------------------------------------------------------------------------</w:t>
+            </w:r>
+            <w:r>
+              <w:rPr>
+                <w:rFonts w:ascii="Courier New" w:hAnsi="Courier New" w:cs="Courier New"/>
+                <w:sz w:val="18"/>
+                <w:szCs w:val="18"/>
+              </w:rPr>
+              <w:t>---------</w:t>
+            </w:r>
+          </w:p>
+          <w:p>
+            <w:pPr>
+              <w:rPr>
+                <w:rFonts w:ascii="Courier New" w:hAnsi="Courier New" w:cs="Courier New"/>
+                <w:sz w:val="18"/>
+                <w:szCs w:val="18"/>
+                <w:lang w:val="en-US"/>
+              </w:rPr>
+            </w:pPr>
+            <w:r>
+              <w:rPr>
+                <w:rFonts w:ascii="Courier New" w:hAnsi="Courier New" w:cs="Courier New"/>
+                <w:sz w:val="18"/>
+                <w:szCs w:val="18"/>
+                <w:lang w:val="en-US"/>
+              </w:rPr>
+              <w:t>MATLAB Version: 9.11.0.1769968 (R2021b)</w:t>
+            </w:r>
+          </w:p>
+          <w:p>
+            <w:pPr>
+              <w:rPr>
+                <w:rFonts w:ascii="Courier New" w:hAnsi="Courier New" w:cs="Courier New"/>
+                <w:sz w:val="18"/>
+                <w:szCs w:val="18"/>
+                <w:lang w:val="en-US"/>
+              </w:rPr>
+            </w:pPr>
+            <w:r>
+              <w:rPr>
+                <w:rFonts w:ascii="Courier New" w:hAnsi="Courier New" w:cs="Courier New"/>
+                <w:sz w:val="18"/>
+                <w:szCs w:val="18"/>
+                <w:lang w:val="en-US"/>
+              </w:rPr>
+              <w:t>MATLAB License Number: 968398</w:t>
+            </w:r>
+          </w:p>
+          <w:p>
+            <w:pPr>
+              <w:rPr>
+                <w:rFonts w:ascii="Courier New" w:hAnsi="Courier New" w:cs="Courier New"/>
+                <w:sz w:val="18"/>
+                <w:szCs w:val="18"/>
+                <w:lang w:val="en-US"/>
+              </w:rPr>
+            </w:pPr>
+            <w:r>
+              <w:rPr>
+                <w:rFonts w:ascii="Courier New" w:hAnsi="Courier New" w:cs="Courier New"/>
+                <w:sz w:val="18"/>
+                <w:szCs w:val="18"/>
+                <w:lang w:val="en-US"/>
+              </w:rPr>
+              <w:t xml:space="preserve">Operating System: </w:t>
+            </w:r>
+            <w:r>
+              <w:rPr>
+                <w:rFonts w:ascii="Courier New" w:hAnsi="Courier New" w:cs="Courier New"/>
+                <w:sz w:val="18"/>
+                <w:szCs w:val="18"/>
+              </w:rPr>
+              <w:t>Майкрософт</w:t>
+            </w:r>
+            <w:r>
+              <w:rPr>
+                <w:rFonts w:ascii="Courier New" w:hAnsi="Courier New" w:cs="Courier New"/>
+                <w:sz w:val="18"/>
+                <w:szCs w:val="18"/>
+                <w:lang w:val="en-US"/>
+              </w:rPr>
+              <w:t xml:space="preserve"> Windows 10 Pro Version 10.0 (Build 16299)</w:t>
+            </w:r>
+          </w:p>
+          <w:p>
+            <w:pPr>
+              <w:rPr>
+                <w:rFonts w:ascii="Courier New" w:hAnsi="Courier New" w:cs="Courier New"/>
+                <w:sz w:val="18"/>
+                <w:szCs w:val="18"/>
+                <w:lang w:val="en-US"/>
+              </w:rPr>
+            </w:pPr>
+            <w:r>
+              <w:rPr>
+                <w:rFonts w:ascii="Courier New" w:hAnsi="Courier New" w:cs="Courier New"/>
+                <w:sz w:val="18"/>
+                <w:szCs w:val="18"/>
+                <w:lang w:val="en-US"/>
+              </w:rPr>
+              <w:t>Java Version: Java 1.8.0_202-b08 with Oracle Corporation Java HotSpot(TM) 64-Bit Server VM mixed mode</w:t>
+            </w:r>
+          </w:p>
+          <w:p>
+            <w:pPr>
+              <w:rPr>
+                <w:rFonts w:ascii="Courier New" w:hAnsi="Courier New" w:cs="Courier New"/>
+                <w:sz w:val="18"/>
+                <w:szCs w:val="18"/>
+              </w:rPr>
+            </w:pPr>
+            <w:r>
+              <w:rPr>
+                <w:rFonts w:ascii="Courier New" w:hAnsi="Courier New" w:cs="Courier New"/>
+                <w:sz w:val="18"/>
+                <w:szCs w:val="18"/>
+                <w:lang w:val="en-US"/>
+              </w:rPr>
+              <w:t>-------------------------------------------------------------------------------</w:t>
+            </w:r>
+            <w:r>
+              <w:rPr>
+                <w:rFonts w:ascii="Courier New" w:hAnsi="Courier New" w:cs="Courier New"/>
+                <w:sz w:val="18"/>
+                <w:szCs w:val="18"/>
+              </w:rPr>
+              <w:t>---------</w:t>
+            </w:r>
+          </w:p>
+          <w:p>
+            <w:pPr>
+              <w:rPr>
+                <w:rFonts w:ascii="Courier New" w:hAnsi="Courier New" w:cs="Courier New"/>
+                <w:sz w:val="18"/>
+                <w:szCs w:val="18"/>
+                <w:lang w:val="en-US"/>
+              </w:rPr>
+            </w:pPr>
+            <w:r>
+              <w:rPr>
+                <w:rFonts w:ascii="Courier New" w:hAnsi="Courier New" w:cs="Courier New"/>
+                <w:sz w:val="18"/>
+                <w:szCs w:val="18"/>
+                <w:lang w:val="en-US"/>
+              </w:rPr>
+              <w:t>MATLAB                                                Version 9.11        (R2021b)</w:t>
+            </w:r>
+          </w:p>
+          <w:p>
+            <w:pPr>
+              <w:rPr>
+                <w:rFonts w:ascii="Courier New" w:hAnsi="Courier New" w:cs="Courier New"/>
+                <w:sz w:val="18"/>
+                <w:szCs w:val="18"/>
+                <w:lang w:val="en-US"/>
+              </w:rPr>
+            </w:pPr>
+            <w:r>
+              <w:rPr>
+                <w:rFonts w:ascii="Courier New" w:hAnsi="Courier New" w:cs="Courier New"/>
+                <w:sz w:val="18"/>
+                <w:szCs w:val="18"/>
+                <w:lang w:val="en-US"/>
+              </w:rPr>
+              <w:t>Simulink                                              Version 10.4        (R2021b)</w:t>
+            </w:r>
+          </w:p>
+          <w:p>
+            <w:pPr>
+              <w:rPr>
+                <w:rFonts w:ascii="Courier New" w:hAnsi="Courier New" w:cs="Courier New"/>
+                <w:sz w:val="18"/>
+                <w:szCs w:val="18"/>
+                <w:lang w:val="en-US"/>
+              </w:rPr>
+            </w:pPr>
+            <w:r>
+              <w:rPr>
+                <w:rFonts w:ascii="Courier New" w:hAnsi="Courier New" w:cs="Courier New"/>
+                <w:sz w:val="18"/>
+                <w:szCs w:val="18"/>
+                <w:lang w:val="en-US"/>
+              </w:rPr>
+              <w:t>Curve Fitting Toolbox                                 Version 3.6         (R2021b)</w:t>
+            </w:r>
+          </w:p>
+          <w:p>
+            <w:pPr>
+              <w:rPr>
+                <w:rFonts w:ascii="Courier New" w:hAnsi="Courier New" w:cs="Courier New"/>
+                <w:sz w:val="18"/>
+                <w:szCs w:val="18"/>
+                <w:lang w:val="en-US"/>
+              </w:rPr>
+            </w:pPr>
+            <w:r>
+              <w:rPr>
+                <w:rFonts w:ascii="Courier New" w:hAnsi="Courier New" w:cs="Courier New"/>
+                <w:sz w:val="18"/>
+                <w:szCs w:val="18"/>
+                <w:lang w:val="en-US"/>
+              </w:rPr>
+              <w:t>DSP System Toolbox                                    Version 9.13        (R2021b)</w:t>
+            </w:r>
+          </w:p>
+          <w:p>
+            <w:pPr>
+              <w:rPr>
+                <w:rFonts w:ascii="Courier New" w:hAnsi="Courier New" w:cs="Courier New"/>
+                <w:sz w:val="18"/>
+                <w:szCs w:val="18"/>
+                <w:lang w:val="en-US"/>
+              </w:rPr>
+            </w:pPr>
+            <w:r>
+              <w:rPr>
+                <w:rFonts w:ascii="Courier New" w:hAnsi="Courier New" w:cs="Courier New"/>
+                <w:sz w:val="18"/>
+                <w:szCs w:val="18"/>
+                <w:lang w:val="en-US"/>
+              </w:rPr>
+              <w:t>Data Acquisition Toolbox                              Version 4.4         (R2021b)</w:t>
+            </w:r>
+          </w:p>
+          <w:p>
+            <w:pPr>
+              <w:rPr>
+                <w:rFonts w:ascii="Courier New" w:hAnsi="Courier New" w:cs="Courier New"/>
+                <w:sz w:val="18"/>
+                <w:szCs w:val="18"/>
+                <w:lang w:val="en-US"/>
+              </w:rPr>
+            </w:pPr>
+            <w:r>
+              <w:rPr>
+                <w:rFonts w:ascii="Courier New" w:hAnsi="Courier New" w:cs="Courier New"/>
+                <w:sz w:val="18"/>
+                <w:szCs w:val="18"/>
+                <w:lang w:val="en-US"/>
+              </w:rPr>
+              <w:t>Filter Design HDL Coder                               Version 3.1.10      (R2021b)</w:t>
+            </w:r>
+          </w:p>
+          <w:p>
+            <w:pPr>
+              <w:rPr>
+                <w:rFonts w:ascii="Courier New" w:hAnsi="Courier New" w:cs="Courier New"/>
+                <w:sz w:val="18"/>
+                <w:szCs w:val="18"/>
+                <w:lang w:val="en-US"/>
+              </w:rPr>
+            </w:pPr>
+            <w:r>
+              <w:rPr>
+                <w:rFonts w:ascii="Courier New" w:hAnsi="Courier New" w:cs="Courier New"/>
+                <w:sz w:val="18"/>
+                <w:szCs w:val="18"/>
+                <w:lang w:val="en-US"/>
+              </w:rPr>
+              <w:t>Fixed-Point Designer                                  Version 7.3         (R2021b)</w:t>
+            </w:r>
+          </w:p>
+          <w:p>
+            <w:pPr>
+              <w:rPr>
+                <w:rFonts w:ascii="Courier New" w:hAnsi="Courier New" w:cs="Courier New"/>
+                <w:sz w:val="18"/>
+                <w:szCs w:val="18"/>
+                <w:lang w:val="en-US"/>
+              </w:rPr>
+            </w:pPr>
+            <w:r>
+              <w:rPr>
+                <w:rFonts w:ascii="Courier New" w:hAnsi="Courier New" w:cs="Courier New"/>
+                <w:sz w:val="18"/>
+                <w:szCs w:val="18"/>
+                <w:lang w:val="en-US"/>
+              </w:rPr>
+              <w:t>Image Acquisition Toolbox                             Version 6.5         (R2021b)</w:t>
+            </w:r>
+          </w:p>
+          <w:p>
+            <w:pPr>
+              <w:rPr>
+                <w:rFonts w:ascii="Courier New" w:hAnsi="Courier New" w:cs="Courier New"/>
+                <w:sz w:val="18"/>
+                <w:szCs w:val="18"/>
+                <w:lang w:val="en-US"/>
+              </w:rPr>
+            </w:pPr>
+            <w:r>
+              <w:rPr>
+                <w:rFonts w:ascii="Courier New" w:hAnsi="Courier New" w:cs="Courier New"/>
+                <w:sz w:val="18"/>
+                <w:szCs w:val="18"/>
+                <w:lang w:val="en-US"/>
+              </w:rPr>
+              <w:t>Image Processing Toolbox                              Version 11.4        (R2021b)</w:t>
+            </w:r>
+          </w:p>
+          <w:p>
+            <w:pPr>
+              <w:rPr>
+                <w:rFonts w:ascii="Courier New" w:hAnsi="Courier New" w:cs="Courier New"/>
+                <w:sz w:val="18"/>
+                <w:szCs w:val="18"/>
+                <w:lang w:val="en-US"/>
+              </w:rPr>
+            </w:pPr>
+            <w:r>
+              <w:rPr>
+                <w:rFonts w:ascii="Courier New" w:hAnsi="Courier New" w:cs="Courier New"/>
+                <w:sz w:val="18"/>
+                <w:szCs w:val="18"/>
+                <w:lang w:val="en-US"/>
+              </w:rPr>
+              <w:t>Instrument Control Toolbox                            Version 4.5         (R2021b)</w:t>
+            </w:r>
+          </w:p>
+          <w:p>
+            <w:pPr>
+              <w:rPr>
+                <w:rFonts w:ascii="Courier New" w:hAnsi="Courier New" w:cs="Courier New"/>
+                <w:sz w:val="18"/>
+                <w:szCs w:val="18"/>
+                <w:lang w:val="en-US"/>
+              </w:rPr>
+            </w:pPr>
+            <w:r>
+              <w:rPr>
+                <w:rFonts w:ascii="Courier New" w:hAnsi="Courier New" w:cs="Courier New"/>
+                <w:sz w:val="18"/>
+                <w:szCs w:val="18"/>
+                <w:lang w:val="en-US"/>
+              </w:rPr>
+              <w:t>OPC Toolbox                                           Version 5.0.3       (R2021b)</w:t>
+            </w:r>
+          </w:p>
+          <w:p>
+            <w:pPr>
+              <w:rPr>
+                <w:rFonts w:ascii="Courier New" w:hAnsi="Courier New" w:cs="Courier New"/>
+                <w:sz w:val="18"/>
+                <w:szCs w:val="18"/>
+                <w:lang w:val="en-US"/>
+              </w:rPr>
+            </w:pPr>
+            <w:r>
+              <w:rPr>
+                <w:rFonts w:ascii="Courier New" w:hAnsi="Courier New" w:cs="Courier New"/>
+                <w:sz w:val="18"/>
+                <w:szCs w:val="18"/>
+                <w:lang w:val="en-US"/>
+              </w:rPr>
+              <w:t>Optimization Toolbox                                  Version 9.2         (R2021b)</w:t>
+            </w:r>
+          </w:p>
+          <w:p>
+            <w:pPr>
+              <w:rPr>
+                <w:rFonts w:ascii="Courier New" w:hAnsi="Courier New" w:cs="Courier New"/>
+                <w:sz w:val="18"/>
+                <w:szCs w:val="18"/>
+                <w:lang w:val="en-US"/>
+              </w:rPr>
+            </w:pPr>
+            <w:r>
+              <w:rPr>
+                <w:rFonts w:ascii="Courier New" w:hAnsi="Courier New" w:cs="Courier New"/>
+                <w:sz w:val="18"/>
+                <w:szCs w:val="18"/>
+                <w:lang w:val="en-US"/>
+              </w:rPr>
+              <w:t>Parallel Computing Toolbox                            Version 7.5         (R2021b)</w:t>
+            </w:r>
+          </w:p>
+          <w:p>
+            <w:pPr>
+              <w:rPr>
+                <w:rFonts w:ascii="Courier New" w:hAnsi="Courier New" w:cs="Courier New"/>
+                <w:sz w:val="18"/>
+                <w:szCs w:val="18"/>
+                <w:lang w:val="en-US"/>
+              </w:rPr>
+            </w:pPr>
+            <w:r>
+              <w:rPr>
+                <w:rFonts w:ascii="Courier New" w:hAnsi="Courier New" w:cs="Courier New"/>
+                <w:sz w:val="18"/>
+                <w:szCs w:val="18"/>
+                <w:lang w:val="en-US"/>
+              </w:rPr>
+              <w:t>Partial Differential Equation Toolbox                 Version 3.7         (R2021b)</w:t>
+            </w:r>
+          </w:p>
+          <w:p>
+            <w:pPr>
+              <w:rPr>
+                <w:rFonts w:ascii="Courier New" w:hAnsi="Courier New" w:cs="Courier New"/>
+                <w:sz w:val="18"/>
+                <w:szCs w:val="18"/>
+                <w:lang w:val="en-US"/>
+              </w:rPr>
+            </w:pPr>
+            <w:r>
+              <w:rPr>
+                <w:rFonts w:ascii="Courier New" w:hAnsi="Courier New" w:cs="Courier New"/>
+                <w:sz w:val="18"/>
+                <w:szCs w:val="18"/>
+                <w:lang w:val="en-US"/>
+              </w:rPr>
+              <w:t>Signal Processing Toolbox                             Version 8.7         (R2021b)</w:t>
+            </w:r>
+          </w:p>
+          <w:p>
+            <w:pPr>
+              <w:rPr>
+                <w:sz w:val="18"/>
+                <w:szCs w:val="18"/>
+                <w:lang w:val="en-US"/>
+              </w:rPr>
+            </w:pPr>
+            <w:r>
+              <w:rPr>
+                <w:rFonts w:ascii="Courier New" w:hAnsi="Courier New" w:cs="Courier New"/>
+                <w:sz w:val="18"/>
+                <w:szCs w:val="18"/>
+                <w:lang w:val="en-US"/>
+              </w:rPr>
+              <w:t>Symbolic Math Toolbox                                 Version 9.0         (R2021b)</w:t>
+            </w:r>
+          </w:p>
+        </w:tc>
+      </w:tr>
+      <w:bookmarkEnd w:id="39"/>
+    </w:tbl>
+    <w:p>
+      <w:pPr>
+        <w:rPr>
+          <w:lang w:val="en-US"/>
+        </w:rPr>
+      </w:pPr>
+    </w:p>
+    <w:p>
+      <w:pPr>
+        <w:rPr>
+          <w:lang w:val="en-US"/>
+        </w:rPr>
+      </w:pPr>
+    </w:p>
+    <w:p>
+      <w:pPr>
+        <w:pStyle w:val="2"/>
+      </w:pPr>
+      <w:bookmarkStart w:id="40" w:name="_Toc106976709"/>
+      <w:r>
+        <w:t xml:space="preserve">Схема проверки БОУ в стенде с ключами </w:t>
+      </w:r>
+      <w:bookmarkEnd w:id="40"/>
+      <w:r>
+        <w:t>для одной линии</w:t>
+      </w:r>
+    </w:p>
+    <w:p>
+      <w:r>
+        <w:t>Схема</w:t>
+      </w:r>
+    </w:p>
+    <w:p/>
+    <w:p>
+      <w:pPr>
+        <w:pStyle w:val="2"/>
+      </w:pPr>
+      <w:r>
+        <w:t>Схема проверки БОУ в стенде с ключами для</w:t>
+      </w:r>
+      <w:r>
+        <w:t xml:space="preserve"> двух </w:t>
+      </w:r>
+      <w:r>
+        <w:t>лини</w:t>
+      </w:r>
+      <w:r>
+        <w:t>й</w:t>
+      </w:r>
+    </w:p>
+    <w:p>
+      <w:r>
+        <w:t>Схема</w:t>
+      </w:r>
+    </w:p>
+    <w:p/>
     <w:sectPr>
       <w:pgSz w:w="11906" w:h="16838"/>
-      <w:pgMar w:top="1134" w:right="850" w:bottom="1134" w:left="1701" w:header="708" w:footer="708" w:gutter="0"/>
+      <w:pgMar w:top="1440" w:right="1080" w:bottom="1440" w:left="1080" w:header="708" w:footer="708" w:gutter="0"/>
       <w:cols w:space="708"/>
-      <w:docGrid w:linePitch="360"/>
+      <w:docGrid w:linePitch="381"/>
     </w:sectPr>
   </w:body>
 </w:document>
@@ -630,21 +6153,91 @@
     <w:name w:val="Normal"/>
     <w:aliases w:val="ОбычныйВКР"/>
     <w:qFormat/>
-    <w:rsid w:val="0077313B"/>
+    <w:rsid w:val="004A5DF4"/>
     <w:pPr>
-      <w:spacing w:after="120" w:line="360" w:lineRule="auto"/>
-      <w:ind w:firstLine="709"/>
+      <w:spacing w:after="120" w:line="240" w:lineRule="auto"/>
+      <w:contextualSpacing/>
       <w:jc w:val="both"/>
     </w:pPr>
     <w:rPr>
-      <w:rFonts w:ascii="Times New Roman" w:hAnsi="Times New Roman"/>
+      <w:rFonts w:cstheme="minorHAnsi"/>
       <w:sz w:val="28"/>
+    </w:rPr>
+  </w:style>
+  <w:style w:type="paragraph" w:styleId="1">
+    <w:name w:val="heading 1"/>
+    <w:basedOn w:val="a0"/>
+    <w:next w:val="a0"/>
+    <w:link w:val="10"/>
+    <w:uiPriority w:val="9"/>
+    <w:qFormat/>
+    <w:rsid w:val="00EC0D63"/>
+    <w:pPr>
+      <w:keepNext/>
+      <w:keepLines/>
+      <w:pageBreakBefore/>
+      <w:spacing w:after="240"/>
+      <w:jc w:val="center"/>
+      <w:outlineLvl w:val="0"/>
+    </w:pPr>
+    <w:rPr>
+      <w:rFonts w:eastAsiaTheme="majorEastAsia"/>
+      <w:b/>
+      <w:bCs/>
+      <w:color w:val="000000" w:themeColor="text1"/>
+      <w:sz w:val="32"/>
+      <w:szCs w:val="32"/>
+      <w:lang w:val="en-US"/>
+    </w:rPr>
+  </w:style>
+  <w:style w:type="paragraph" w:styleId="2">
+    <w:name w:val="heading 2"/>
+    <w:basedOn w:val="a0"/>
+    <w:next w:val="a0"/>
+    <w:link w:val="20"/>
+    <w:uiPriority w:val="9"/>
+    <w:unhideWhenUsed/>
+    <w:qFormat/>
+    <w:rsid w:val="00EC0D63"/>
+    <w:pPr>
+      <w:keepNext/>
+      <w:keepLines/>
+      <w:outlineLvl w:val="1"/>
+    </w:pPr>
+    <w:rPr>
+      <w:rFonts w:eastAsiaTheme="majorEastAsia"/>
+      <w:b/>
+      <w:bCs/>
+      <w:color w:val="000000" w:themeColor="text1"/>
+      <w:szCs w:val="28"/>
+    </w:rPr>
+  </w:style>
+  <w:style w:type="paragraph" w:styleId="3">
+    <w:name w:val="heading 3"/>
+    <w:basedOn w:val="a0"/>
+    <w:next w:val="a0"/>
+    <w:link w:val="30"/>
+    <w:uiPriority w:val="9"/>
+    <w:semiHidden/>
+    <w:unhideWhenUsed/>
+    <w:qFormat/>
+    <w:rsid w:val="007F51DE"/>
+    <w:pPr>
+      <w:keepNext/>
+      <w:keepLines/>
+      <w:spacing w:before="40" w:after="0"/>
+      <w:outlineLvl w:val="2"/>
+    </w:pPr>
+    <w:rPr>
+      <w:rFonts w:asciiTheme="majorHAnsi" w:eastAsiaTheme="majorEastAsia" w:hAnsiTheme="majorHAnsi" w:cstheme="majorBidi"/>
+      <w:color w:val="1F3763" w:themeColor="accent1" w:themeShade="7F"/>
+      <w:sz w:val="24"/>
+      <w:szCs w:val="24"/>
     </w:rPr>
   </w:style>
   <w:style w:type="character" w:default="1" w:styleId="a1">
     <w:name w:val="Default Paragraph Font"/>
     <w:uiPriority w:val="1"/>
-    <w:semiHidden/>
     <w:unhideWhenUsed/>
   </w:style>
   <w:style w:type="table" w:default="1" w:styleId="a2">
@@ -679,7 +6272,6 @@
       <w:numPr>
         <w:numId w:val="2"/>
       </w:numPr>
-      <w:contextualSpacing/>
     </w:pPr>
   </w:style>
   <w:style w:type="character" w:customStyle="1" w:styleId="a4">
@@ -691,6 +6283,184 @@
       <w:rFonts w:ascii="Times New Roman" w:hAnsi="Times New Roman"/>
       <w:sz w:val="28"/>
     </w:rPr>
+  </w:style>
+  <w:style w:type="character" w:customStyle="1" w:styleId="10">
+    <w:name w:val="Заголовок 1 Знак"/>
+    <w:basedOn w:val="a1"/>
+    <w:link w:val="1"/>
+    <w:uiPriority w:val="9"/>
+    <w:rsid w:val="00EC0D63"/>
+    <w:rPr>
+      <w:rFonts w:eastAsiaTheme="majorEastAsia" w:cstheme="minorHAnsi"/>
+      <w:b/>
+      <w:bCs/>
+      <w:color w:val="000000" w:themeColor="text1"/>
+      <w:sz w:val="32"/>
+      <w:szCs w:val="32"/>
+      <w:lang w:val="en-US"/>
+    </w:rPr>
+  </w:style>
+  <w:style w:type="character" w:customStyle="1" w:styleId="20">
+    <w:name w:val="Заголовок 2 Знак"/>
+    <w:basedOn w:val="a1"/>
+    <w:link w:val="2"/>
+    <w:uiPriority w:val="9"/>
+    <w:rsid w:val="00EC0D63"/>
+    <w:rPr>
+      <w:rFonts w:eastAsiaTheme="majorEastAsia" w:cstheme="minorHAnsi"/>
+      <w:b/>
+      <w:bCs/>
+      <w:color w:val="000000" w:themeColor="text1"/>
+      <w:sz w:val="28"/>
+      <w:szCs w:val="28"/>
+    </w:rPr>
+  </w:style>
+  <w:style w:type="character" w:customStyle="1" w:styleId="30">
+    <w:name w:val="Заголовок 3 Знак"/>
+    <w:basedOn w:val="a1"/>
+    <w:link w:val="3"/>
+    <w:uiPriority w:val="9"/>
+    <w:semiHidden/>
+    <w:rsid w:val="007F51DE"/>
+    <w:rPr>
+      <w:rFonts w:asciiTheme="majorHAnsi" w:eastAsiaTheme="majorEastAsia" w:hAnsiTheme="majorHAnsi" w:cstheme="majorBidi"/>
+      <w:color w:val="1F3763" w:themeColor="accent1" w:themeShade="7F"/>
+      <w:sz w:val="24"/>
+      <w:szCs w:val="24"/>
+    </w:rPr>
+  </w:style>
+  <w:style w:type="paragraph" w:styleId="a5">
+    <w:name w:val="TOC Heading"/>
+    <w:basedOn w:val="1"/>
+    <w:next w:val="a0"/>
+    <w:uiPriority w:val="39"/>
+    <w:unhideWhenUsed/>
+    <w:qFormat/>
+    <w:rsid w:val="00EC0D63"/>
+    <w:pPr>
+      <w:pageBreakBefore w:val="0"/>
+      <w:spacing w:before="240" w:after="0" w:line="259" w:lineRule="auto"/>
+      <w:contextualSpacing w:val="0"/>
+      <w:jc w:val="left"/>
+      <w:outlineLvl w:val="9"/>
+    </w:pPr>
+    <w:rPr>
+      <w:rFonts w:asciiTheme="majorHAnsi" w:hAnsiTheme="majorHAnsi" w:cstheme="majorBidi"/>
+      <w:b w:val="0"/>
+      <w:bCs w:val="0"/>
+      <w:color w:val="2F5496" w:themeColor="accent1" w:themeShade="BF"/>
+      <w:lang w:val="ru-RU" w:eastAsia="ru-RU"/>
+    </w:rPr>
+  </w:style>
+  <w:style w:type="paragraph" w:styleId="11">
+    <w:name w:val="toc 1"/>
+    <w:basedOn w:val="a0"/>
+    <w:next w:val="a0"/>
+    <w:autoRedefine/>
+    <w:uiPriority w:val="39"/>
+    <w:unhideWhenUsed/>
+    <w:rsid w:val="00EC0D63"/>
+    <w:pPr>
+      <w:spacing w:after="100"/>
+    </w:pPr>
+  </w:style>
+  <w:style w:type="paragraph" w:styleId="21">
+    <w:name w:val="toc 2"/>
+    <w:basedOn w:val="a0"/>
+    <w:next w:val="a0"/>
+    <w:autoRedefine/>
+    <w:uiPriority w:val="39"/>
+    <w:unhideWhenUsed/>
+    <w:rsid w:val="00EC0D63"/>
+    <w:pPr>
+      <w:spacing w:after="100"/>
+      <w:ind w:left="280"/>
+    </w:pPr>
+  </w:style>
+  <w:style w:type="character" w:styleId="a6">
+    <w:name w:val="Hyperlink"/>
+    <w:basedOn w:val="a1"/>
+    <w:uiPriority w:val="99"/>
+    <w:unhideWhenUsed/>
+    <w:rsid w:val="00EC0D63"/>
+    <w:rPr>
+      <w:color w:val="0563C1" w:themeColor="hyperlink"/>
+      <w:u w:val="single"/>
+    </w:rPr>
+  </w:style>
+  <w:style w:type="paragraph" w:styleId="a7">
+    <w:name w:val="Intense Quote"/>
+    <w:basedOn w:val="a0"/>
+    <w:next w:val="a0"/>
+    <w:link w:val="a8"/>
+    <w:uiPriority w:val="30"/>
+    <w:qFormat/>
+    <w:rsid w:val="00B517FE"/>
+    <w:pPr>
+      <w:pBdr>
+        <w:top w:val="single" w:sz="4" w:space="10" w:color="4472C4" w:themeColor="accent1"/>
+        <w:bottom w:val="single" w:sz="4" w:space="10" w:color="4472C4" w:themeColor="accent1"/>
+      </w:pBdr>
+      <w:spacing w:before="360" w:after="360"/>
+      <w:ind w:right="-1"/>
+      <w:jc w:val="center"/>
+    </w:pPr>
+    <w:rPr>
+      <w:color w:val="000000" w:themeColor="text1"/>
+    </w:rPr>
+  </w:style>
+  <w:style w:type="character" w:customStyle="1" w:styleId="a8">
+    <w:name w:val="Выделенная цитата Знак"/>
+    <w:basedOn w:val="a1"/>
+    <w:link w:val="a7"/>
+    <w:uiPriority w:val="30"/>
+    <w:rsid w:val="00B517FE"/>
+    <w:rPr>
+      <w:rFonts w:cstheme="minorHAnsi"/>
+      <w:color w:val="000000" w:themeColor="text1"/>
+      <w:sz w:val="28"/>
+    </w:rPr>
+  </w:style>
+  <w:style w:type="character" w:styleId="a9">
+    <w:name w:val="Unresolved Mention"/>
+    <w:basedOn w:val="a1"/>
+    <w:uiPriority w:val="99"/>
+    <w:semiHidden/>
+    <w:unhideWhenUsed/>
+    <w:rsid w:val="003F42F6"/>
+    <w:rPr>
+      <w:color w:val="605E5C"/>
+      <w:shd w:val="clear" w:color="auto" w:fill="E1DFDD"/>
+    </w:rPr>
+  </w:style>
+  <w:style w:type="table" w:styleId="aa">
+    <w:name w:val="Table Grid"/>
+    <w:basedOn w:val="a2"/>
+    <w:uiPriority w:val="39"/>
+    <w:rsid w:val="00426124"/>
+    <w:pPr>
+      <w:spacing w:after="0" w:line="240" w:lineRule="auto"/>
+    </w:pPr>
+    <w:tblPr>
+      <w:tblBorders>
+        <w:top w:val="single" w:sz="4" w:space="0" w:color="auto"/>
+        <w:left w:val="single" w:sz="4" w:space="0" w:color="auto"/>
+        <w:bottom w:val="single" w:sz="4" w:space="0" w:color="auto"/>
+        <w:right w:val="single" w:sz="4" w:space="0" w:color="auto"/>
+        <w:insideH w:val="single" w:sz="4" w:space="0" w:color="auto"/>
+        <w:insideV w:val="single" w:sz="4" w:space="0" w:color="auto"/>
+      </w:tblBorders>
+    </w:tblPr>
+  </w:style>
+  <w:style w:type="paragraph" w:styleId="ab">
+    <w:name w:val="List Paragraph"/>
+    <w:basedOn w:val="a0"/>
+    <w:uiPriority w:val="34"/>
+    <w:qFormat/>
+    <w:rsid w:val="00434016"/>
+    <w:pPr>
+      <w:ind w:left="720"/>
+    </w:pPr>
   </w:style>
 </w:styles>
 </file>
@@ -988,4 +6758,16 @@
     </a:ext>
   </a:extLst>
 </a:theme>
+</file>
+
+<file path=customXml/item1.xml><?xml version="1.0" encoding="utf-8"?>
+<b:Sources xmlns:b="http://schemas.openxmlformats.org/officeDocument/2006/bibliography" xmlns="http://schemas.openxmlformats.org/officeDocument/2006/bibliography" SelectedStyle="\APASixthEditionOfficeOnline.xsl" StyleName="APA" Version="6"/>
+</file>
+
+<file path=customXml/itemProps1.xml><?xml version="1.0" encoding="utf-8"?>
+<ds:datastoreItem xmlns:ds="http://schemas.openxmlformats.org/officeDocument/2006/customXml" ds:itemID="{D2DDE480-4795-47FF-9804-61BFB241F09D}">
+  <ds:schemaRefs>
+    <ds:schemaRef ds:uri="http://schemas.openxmlformats.org/officeDocument/2006/bibliography"/>
+  </ds:schemaRefs>
+</ds:datastoreItem>
 </file>
--- a/0_Instruction.docx
+++ b/0_Instruction.docx
@@ -129,6 +129,7 @@
         </w:rPr>
         <w:t xml:space="preserve">Практическое руководство к приложению </w:t>
       </w:r>
+      <w:proofErr w:type="spellStart"/>
       <w:r>
         <w:rPr>
           <w:b/>
@@ -139,6 +140,7 @@
         </w:rPr>
         <w:t>TheGreatUniter</w:t>
       </w:r>
+      <w:proofErr w:type="spellEnd"/>
       <w:r>
         <w:rPr>
           <w:b/>
@@ -149,6 +151,13 @@
     </w:p>
     <w:sdt>
       <w:sdtPr>
+        <w:rPr>
+          <w:rFonts w:asciiTheme="minorHAnsi" w:eastAsiaTheme="minorHAnsi" w:hAnsiTheme="minorHAnsi" w:cstheme="minorHAnsi"/>
+          <w:color w:val="auto"/>
+          <w:sz w:val="28"/>
+          <w:szCs w:val="22"/>
+          <w:lang w:eastAsia="en-US"/>
+        </w:rPr>
         <w:id w:val="-705099086"/>
         <w:docPartObj>
           <w:docPartGallery w:val="Table of Contents"/>
@@ -157,13 +166,8 @@
       </w:sdtPr>
       <w:sdtEndPr>
         <w:rPr>
-          <w:rFonts w:asciiTheme="minorHAnsi" w:eastAsiaTheme="minorHAnsi" w:hAnsiTheme="minorHAnsi" w:cstheme="minorHAnsi"/>
           <w:b/>
           <w:bCs/>
-          <w:color w:val="auto"/>
-          <w:sz w:val="28"/>
-          <w:szCs w:val="22"/>
-          <w:lang w:eastAsia="en-US"/>
         </w:rPr>
       </w:sdtEndPr>
       <w:sdtContent>
@@ -3069,9 +3073,15 @@
     <w:p>
       <w:pPr>
         <w:pStyle w:val="1"/>
+        <w:rPr>
+          <w:lang w:val="ru-RU"/>
+        </w:rPr>
       </w:pPr>
       <w:bookmarkStart w:id="0" w:name="_Toc106976670"/>
       <w:r>
+        <w:rPr>
+          <w:lang w:val="ru-RU"/>
+        </w:rPr>
         <w:lastRenderedPageBreak/>
         <w:t>Главное окно приложения</w:t>
       </w:r>
@@ -3087,6 +3097,9 @@
       </w:pPr>
       <w:bookmarkStart w:id="1" w:name="_Toc106976671"/>
       <w:r>
+        <w:rPr>
+          <w:lang w:val="ru-RU"/>
+        </w:rPr>
         <w:lastRenderedPageBreak/>
         <w:t>Аттенюатор</w:t>
       </w:r>
@@ -3096,6 +3109,7 @@
         </w:rPr>
         <w:t xml:space="preserve"> </w:t>
       </w:r>
+      <w:proofErr w:type="spellStart"/>
       <w:r>
         <w:t>D</w:t>
       </w:r>
@@ -3108,13 +3122,37 @@
       <w:r>
         <w:t>on</w:t>
       </w:r>
-      <w:r>
+      <w:proofErr w:type="spellEnd"/>
+      <w:r>
+        <w:rPr>
+          <w:lang w:val="ru-RU"/>
+        </w:rPr>
         <w:t xml:space="preserve"> </w:t>
       </w:r>
       <w:r>
-        <w:t>via niMyDAQ</w:t>
+        <w:t>via</w:t>
+      </w:r>
+      <w:r>
+        <w:rPr>
+          <w:lang w:val="ru-RU"/>
+        </w:rPr>
+        <w:t xml:space="preserve"> </w:t>
       </w:r>
       <w:bookmarkEnd w:id="1"/>
+      <w:r>
+        <w:t>NI</w:t>
+      </w:r>
+      <w:r>
+        <w:rPr>
+          <w:lang w:val="ru-RU"/>
+        </w:rPr>
+        <w:t xml:space="preserve"> </w:t>
+      </w:r>
+      <w:proofErr w:type="spellStart"/>
+      <w:r>
+        <w:t>myDAQ</w:t>
+      </w:r>
+      <w:proofErr w:type="spellEnd"/>
     </w:p>
     <w:p>
       <w:pPr>
@@ -3137,7 +3175,15 @@
         <w:t>Выставление</w:t>
       </w:r>
       <w:r>
-        <w:t xml:space="preserve"> аттенюации при помощи регулировки напряжения</w:t>
+        <w:t xml:space="preserve"> </w:t>
+      </w:r>
+      <w:proofErr w:type="spellStart"/>
+      <w:r>
+        <w:t>аттенюации</w:t>
+      </w:r>
+      <w:proofErr w:type="spellEnd"/>
+      <w:r>
+        <w:t xml:space="preserve"> при помощи регулировки напряжения</w:t>
       </w:r>
     </w:p>
     <w:p>
@@ -3158,7 +3204,24 @@
         <w:t xml:space="preserve">устройство </w:t>
       </w:r>
       <w:r>
-        <w:t xml:space="preserve">niMyDAQ </w:t>
+        <w:rPr>
+          <w:lang w:val="en-US"/>
+        </w:rPr>
+        <w:t>NI</w:t>
+      </w:r>
+      <w:r>
+        <w:t xml:space="preserve"> </w:t>
+      </w:r>
+      <w:proofErr w:type="spellStart"/>
+      <w:r>
+        <w:rPr>
+          <w:lang w:val="en-US"/>
+        </w:rPr>
+        <w:t>myDAQ</w:t>
+      </w:r>
+      <w:proofErr w:type="spellEnd"/>
+      <w:r>
+        <w:t xml:space="preserve"> </w:t>
       </w:r>
       <w:r>
         <w:t>и</w:t>
@@ -3190,7 +3253,13 @@
         <w:t xml:space="preserve"> </w:t>
       </w:r>
       <w:r>
-        <w:t>вида (см пример)</w:t>
+        <w:t>вида (см пример</w:t>
+      </w:r>
+      <w:r>
+        <w:t xml:space="preserve"> ниже</w:t>
+      </w:r>
+      <w:r>
+        <w:t>)</w:t>
       </w:r>
     </w:p>
     <w:p>
@@ -3241,14 +3310,9 @@
       <w:pPr>
         <w:pStyle w:val="2"/>
       </w:pPr>
-      <w:bookmarkStart w:id="4" w:name="_Toc106976674"/>
-      <w:r>
-        <w:t>Подключение</w:t>
-      </w:r>
-      <w:r>
-        <w:t xml:space="preserve"> к ПК</w:t>
-      </w:r>
-      <w:bookmarkEnd w:id="4"/>
+      <w:r>
+        <w:t>Особенности работы с устройством</w:t>
+      </w:r>
     </w:p>
     <w:p>
       <w:r>
@@ -3260,6 +3324,7 @@
       <w:r>
         <w:t xml:space="preserve"> </w:t>
       </w:r>
+      <w:proofErr w:type="spellStart"/>
       <w:r>
         <w:rPr>
           <w:lang w:val="en-US"/>
@@ -3284,6 +3349,7 @@
         </w:rPr>
         <w:t>on</w:t>
       </w:r>
+      <w:proofErr w:type="spellEnd"/>
       <w:r>
         <w:t xml:space="preserve"> </w:t>
       </w:r>
@@ -3305,6 +3371,7 @@
       <w:r>
         <w:t xml:space="preserve"> </w:t>
       </w:r>
+      <w:proofErr w:type="spellStart"/>
       <w:r>
         <w:rPr>
           <w:lang w:val="en-US"/>
@@ -3329,6 +3396,7 @@
         </w:rPr>
         <w:t>on</w:t>
       </w:r>
+      <w:proofErr w:type="spellEnd"/>
       <w:r>
         <w:t xml:space="preserve"> </w:t>
       </w:r>
@@ -3345,11 +3413,28 @@
         <w:rPr>
           <w:lang w:val="en-US"/>
         </w:rPr>
-        <w:t>niMyDAQ</w:t>
+        <w:t>NI</w:t>
       </w:r>
       <w:r>
         <w:t xml:space="preserve"> </w:t>
       </w:r>
+      <w:proofErr w:type="spellStart"/>
+      <w:r>
+        <w:rPr>
+          <w:lang w:val="en-US"/>
+        </w:rPr>
+        <w:t>m</w:t>
+      </w:r>
+      <w:r>
+        <w:rPr>
+          <w:lang w:val="en-US"/>
+        </w:rPr>
+        <w:t>yDAQ</w:t>
+      </w:r>
+      <w:proofErr w:type="spellEnd"/>
+      <w:r>
+        <w:t xml:space="preserve"> </w:t>
+      </w:r>
       <w:r>
         <w:t>можно использовать и отдельно от стенда.</w:t>
       </w:r>
@@ -3383,8 +3468,19 @@
         <w:rPr>
           <w:lang w:val="en-US"/>
         </w:rPr>
-        <w:t>niMyDAQ</w:t>
-      </w:r>
+        <w:t>NI</w:t>
+      </w:r>
+      <w:r>
+        <w:t xml:space="preserve"> </w:t>
+      </w:r>
+      <w:proofErr w:type="spellStart"/>
+      <w:r>
+        <w:rPr>
+          <w:lang w:val="en-US"/>
+        </w:rPr>
+        <w:t>myDAQ</w:t>
+      </w:r>
+      <w:proofErr w:type="spellEnd"/>
       <w:r>
         <w:t>, который в свою очередь подключ</w:t>
       </w:r>
@@ -3549,8 +3645,19 @@
         <w:rPr>
           <w:lang w:val="en-US"/>
         </w:rPr>
-        <w:t>niMyDAQ</w:t>
-      </w:r>
+        <w:t>NI</w:t>
+      </w:r>
+      <w:r>
+        <w:t xml:space="preserve"> </w:t>
+      </w:r>
+      <w:proofErr w:type="spellStart"/>
+      <w:r>
+        <w:rPr>
+          <w:lang w:val="en-US"/>
+        </w:rPr>
+        <w:t>myDAQ</w:t>
+      </w:r>
+      <w:proofErr w:type="spellEnd"/>
       <w:r>
         <w:t xml:space="preserve"> приведена </w:t>
       </w:r>
@@ -3590,7 +3697,7 @@
         <w:t xml:space="preserve">. </w:t>
       </w:r>
       <w:r>
-        <w:t>В ней должно быть два столбца: затухание в дБм и напряжение в вольтах.</w:t>
+        <w:t>В ней должно быть два столбца: затухание в дБ и напряжение в вольтах.</w:t>
       </w:r>
       <w:r>
         <w:rPr>
@@ -3724,10 +3831,10 @@
           <w:noProof/>
         </w:rPr>
         <w:drawing>
-          <wp:inline distT="0" distB="0" distL="0" distR="0" wp14:anchorId="7870CD77" wp14:editId="3B31F433">
-            <wp:extent cx="5759532" cy="3703569"/>
-            <wp:effectExtent l="0" t="0" r="0" b="0"/>
-            <wp:docPr id="6" name="Рисунок 6"/>
+          <wp:inline distT="0" distB="0" distL="0" distR="0" wp14:anchorId="4BD45FE4" wp14:editId="297069B8">
+            <wp:extent cx="6188710" cy="3968115"/>
+            <wp:effectExtent l="0" t="0" r="2540" b="0"/>
+            <wp:docPr id="2" name="Рисунок 2"/>
             <wp:cNvGraphicFramePr>
               <a:graphicFrameLocks xmlns:a="http://schemas.openxmlformats.org/drawingml/2006/main" noChangeAspect="1"/>
             </wp:cNvGraphicFramePr>
@@ -3747,7 +3854,7 @@
                   <pic:spPr>
                     <a:xfrm>
                       <a:off x="0" y="0"/>
-                      <a:ext cx="5767128" cy="3708453"/>
+                      <a:ext cx="6188710" cy="3968115"/>
                     </a:xfrm>
                     <a:prstGeom prst="rect">
                       <a:avLst/>
@@ -3768,8 +3875,11 @@
       <w:pPr>
         <w:pStyle w:val="2"/>
       </w:pPr>
-      <w:bookmarkStart w:id="5" w:name="_Toc106976675"/>
-      <w:r>
+      <w:bookmarkStart w:id="4" w:name="_Toc106976675"/>
+      <w:r>
+        <w:rPr>
+          <w:noProof/>
+        </w:rPr>
         <w:drawing>
           <wp:anchor distT="0" distB="0" distL="114300" distR="114300" simplePos="0" relativeHeight="251658240" behindDoc="1" locked="0" layoutInCell="1" allowOverlap="1" wp14:anchorId="70872AD8" wp14:editId="3250D363">
             <wp:simplePos x="0" y="0"/>
@@ -3841,7 +3951,7 @@
       <w:r>
         <w:t>и</w:t>
       </w:r>
-      <w:bookmarkEnd w:id="5"/>
+      <w:bookmarkEnd w:id="4"/>
     </w:p>
     <w:p>
       <w:r>
@@ -3928,12 +4038,11 @@
       <w:pPr>
         <w:pStyle w:val="2"/>
       </w:pPr>
-      <w:bookmarkStart w:id="6" w:name="_Toc106976676"/>
-      <w:r>
-        <w:lastRenderedPageBreak/>
+      <w:bookmarkStart w:id="5" w:name="_Toc106976676"/>
+      <w:r>
         <w:t>Создание собственного скрипта с устройством</w:t>
       </w:r>
-      <w:bookmarkEnd w:id="6"/>
+      <w:bookmarkEnd w:id="5"/>
     </w:p>
     <w:p>
       <w:r>
@@ -3944,6 +4053,7 @@
       <w:r>
         <w:t xml:space="preserve">Название переменной </w:t>
       </w:r>
+      <w:proofErr w:type="spellStart"/>
       <w:r>
         <w:rPr>
           <w:rFonts w:ascii="Courier New" w:hAnsi="Courier New" w:cs="Courier New"/>
@@ -3954,6 +4064,7 @@
         </w:rPr>
         <w:t>enterVarName</w:t>
       </w:r>
+      <w:proofErr w:type="spellEnd"/>
       <w:r>
         <w:t>, содержащей объект аттенюатора, может быть любым, заменить его следует везде.</w:t>
       </w:r>
@@ -3961,10 +4072,10 @@
     <w:p/>
     <w:p>
       <w:r>
-        <w:t>* Создание объекта (к</w:t>
-      </w:r>
-      <w:r>
-        <w:t>опирование устройства из приложения</w:t>
+        <w:t>* Создание объекта (</w:t>
+      </w:r>
+      <w:r>
+        <w:t>должно быть выполнено в начале</w:t>
       </w:r>
       <w:r>
         <w:t>)</w:t>
@@ -4000,6 +4111,7 @@
                 <w:szCs w:val="28"/>
               </w:rPr>
             </w:pPr>
+            <w:proofErr w:type="spellStart"/>
             <w:r>
               <w:rPr>
                 <w:rFonts w:ascii="Courier New" w:hAnsi="Courier New" w:cs="Courier New"/>
@@ -4010,14 +4122,25 @@
               </w:rPr>
               <w:t>enterVarName</w:t>
             </w:r>
+            <w:proofErr w:type="spellEnd"/>
             <w:r>
               <w:rPr>
                 <w:rFonts w:ascii="Courier New" w:hAnsi="Courier New" w:cs="Courier New"/>
                 <w:szCs w:val="28"/>
                 <w:lang w:val="en-US"/>
               </w:rPr>
-              <w:t xml:space="preserve"> = mainApp.ATTENniMyDaq</w:t>
-            </w:r>
+              <w:t xml:space="preserve"> = </w:t>
+            </w:r>
+            <w:proofErr w:type="spellStart"/>
+            <w:r>
+              <w:rPr>
+                <w:rFonts w:ascii="Courier New" w:hAnsi="Courier New" w:cs="Courier New"/>
+                <w:szCs w:val="28"/>
+                <w:lang w:val="en-US"/>
+              </w:rPr>
+              <w:t>mainApp.ATTENniMyDaq</w:t>
+            </w:r>
+            <w:proofErr w:type="spellEnd"/>
             <w:r>
               <w:rPr>
                 <w:rFonts w:ascii="Courier New" w:hAnsi="Courier New" w:cs="Courier New"/>
@@ -4033,7 +4156,21 @@
     <w:p/>
     <w:p>
       <w:r>
-        <w:t>Выставление аттенюации, в примере 5 дБ</w:t>
+        <w:t xml:space="preserve">Выставление </w:t>
+      </w:r>
+      <w:proofErr w:type="spellStart"/>
+      <w:r>
+        <w:t>аттенюации</w:t>
+      </w:r>
+      <w:proofErr w:type="spellEnd"/>
+      <w:r>
+        <w:t xml:space="preserve">, </w:t>
+      </w:r>
+      <w:r>
+        <w:t>например,</w:t>
+      </w:r>
+      <w:r>
+        <w:t xml:space="preserve"> 5 дБ</w:t>
       </w:r>
       <w:r>
         <w:t>.</w:t>
@@ -4105,6 +4242,7 @@
                 <w:lang w:val="en-US"/>
               </w:rPr>
             </w:pPr>
+            <w:proofErr w:type="spellStart"/>
             <w:r>
               <w:rPr>
                 <w:rFonts w:ascii="Courier New" w:hAnsi="Courier New" w:cs="Courier New"/>
@@ -4115,14 +4253,35 @@
               </w:rPr>
               <w:t>enterVarName</w:t>
             </w:r>
+            <w:proofErr w:type="spellEnd"/>
             <w:r>
               <w:rPr>
                 <w:rFonts w:ascii="Courier New" w:hAnsi="Courier New" w:cs="Courier New"/>
                 <w:szCs w:val="28"/>
                 <w:lang w:val="en-US"/>
               </w:rPr>
-              <w:t xml:space="preserve"> = setAttenuation(</w:t>
-            </w:r>
+              <w:t xml:space="preserve"> = </w:t>
+            </w:r>
+            <w:proofErr w:type="spellStart"/>
+            <w:r>
+              <w:rPr>
+                <w:rFonts w:ascii="Courier New" w:hAnsi="Courier New" w:cs="Courier New"/>
+                <w:szCs w:val="28"/>
+                <w:lang w:val="en-US"/>
+              </w:rPr>
+              <w:t>setAttenuation</w:t>
+            </w:r>
+            <w:proofErr w:type="spellEnd"/>
+            <w:r>
+              <w:rPr>
+                <w:rFonts w:ascii="Courier New" w:hAnsi="Courier New" w:cs="Courier New"/>
+                <w:szCs w:val="28"/>
+                <w:lang w:val="en-US"/>
+              </w:rPr>
+              <w:t>(</w:t>
+            </w:r>
+            <w:proofErr w:type="spellStart"/>
+            <w:proofErr w:type="gramStart"/>
             <w:r>
               <w:rPr>
                 <w:rFonts w:ascii="Courier New" w:hAnsi="Courier New" w:cs="Courier New"/>
@@ -4139,7 +4298,17 @@
                 <w:szCs w:val="28"/>
                 <w:lang w:val="en-US"/>
               </w:rPr>
-              <w:t>,attenuation);</w:t>
+              <w:t>,attenuation</w:t>
+            </w:r>
+            <w:proofErr w:type="spellEnd"/>
+            <w:proofErr w:type="gramEnd"/>
+            <w:r>
+              <w:rPr>
+                <w:rFonts w:ascii="Courier New" w:hAnsi="Courier New" w:cs="Courier New"/>
+                <w:szCs w:val="28"/>
+                <w:lang w:val="en-US"/>
+              </w:rPr>
+              <w:t>);</w:t>
             </w:r>
           </w:p>
         </w:tc>
@@ -4154,10 +4323,7 @@
     </w:p>
     <w:p>
       <w:r>
-        <w:t>*</w:t>
-      </w:r>
-      <w:r>
-        <w:t xml:space="preserve"> Удаление объекта</w:t>
+        <w:t>* Удаление объекта</w:t>
       </w:r>
       <w:r>
         <w:t xml:space="preserve"> (</w:t>
@@ -4196,6 +4362,7 @@
                 <w:szCs w:val="28"/>
               </w:rPr>
             </w:pPr>
+            <w:proofErr w:type="spellStart"/>
             <w:r>
               <w:rPr>
                 <w:rFonts w:ascii="Courier New" w:hAnsi="Courier New" w:cs="Courier New"/>
@@ -4206,14 +4373,34 @@
               </w:rPr>
               <w:t>enterVarName</w:t>
             </w:r>
+            <w:proofErr w:type="spellEnd"/>
             <w:r>
               <w:rPr>
                 <w:rFonts w:ascii="Courier New" w:hAnsi="Courier New" w:cs="Courier New"/>
                 <w:szCs w:val="28"/>
                 <w:lang w:val="en-US"/>
               </w:rPr>
-              <w:t xml:space="preserve"> = deleteVirtualObject(</w:t>
-            </w:r>
+              <w:t xml:space="preserve"> = </w:t>
+            </w:r>
+            <w:proofErr w:type="spellStart"/>
+            <w:r>
+              <w:rPr>
+                <w:rFonts w:ascii="Courier New" w:hAnsi="Courier New" w:cs="Courier New"/>
+                <w:szCs w:val="28"/>
+                <w:lang w:val="en-US"/>
+              </w:rPr>
+              <w:t>deleteVirtualObject</w:t>
+            </w:r>
+            <w:proofErr w:type="spellEnd"/>
+            <w:r>
+              <w:rPr>
+                <w:rFonts w:ascii="Courier New" w:hAnsi="Courier New" w:cs="Courier New"/>
+                <w:szCs w:val="28"/>
+                <w:lang w:val="en-US"/>
+              </w:rPr>
+              <w:t>(</w:t>
+            </w:r>
+            <w:proofErr w:type="spellStart"/>
             <w:r>
               <w:rPr>
                 <w:rFonts w:ascii="Courier New" w:hAnsi="Courier New" w:cs="Courier New"/>
@@ -4224,6 +4411,7 @@
               </w:rPr>
               <w:t>enterVarName</w:t>
             </w:r>
+            <w:proofErr w:type="spellEnd"/>
             <w:r>
               <w:rPr>
                 <w:rFonts w:ascii="Courier New" w:hAnsi="Courier New" w:cs="Courier New"/>
@@ -4258,7 +4446,7 @@
           <w:lang w:val="ru-RU"/>
         </w:rPr>
       </w:pPr>
-      <w:bookmarkStart w:id="7" w:name="_Toc106976677"/>
+      <w:bookmarkStart w:id="6" w:name="_Toc106976677"/>
       <w:r>
         <w:rPr>
           <w:lang w:val="ru-RU"/>
@@ -4272,110 +4460,154 @@
         </w:rPr>
         <w:t>(подключение по JTAG)</w:t>
       </w:r>
+      <w:bookmarkEnd w:id="6"/>
+    </w:p>
+    <w:p>
+      <w:pPr>
+        <w:pStyle w:val="2"/>
+      </w:pPr>
+      <w:bookmarkStart w:id="7" w:name="_Toc106976678"/>
+      <w:r>
+        <w:t>Возможности</w:t>
+      </w:r>
+      <w:r>
+        <w:t xml:space="preserve"> работы с устройством</w:t>
+      </w:r>
       <w:bookmarkEnd w:id="7"/>
     </w:p>
     <w:p>
+      <w:r>
+        <w:t>Чтение и запись значений во временной и постоянной памяти</w:t>
+      </w:r>
+      <w:r>
+        <w:t>.</w:t>
+      </w:r>
+    </w:p>
+    <w:p>
+      <w:r>
+        <w:t>Специально для БОУ встроены функции: включение конкретных диодов, трансиверов и проверка линка на конкретных трансиверах.</w:t>
+      </w:r>
+    </w:p>
+    <w:p>
       <w:pPr>
         <w:pStyle w:val="2"/>
       </w:pPr>
-      <w:bookmarkStart w:id="8" w:name="_Toc106976678"/>
-      <w:r>
-        <w:t>Возможности</w:t>
-      </w:r>
-      <w:r>
-        <w:t xml:space="preserve"> работы с устройством</w:t>
+      <w:bookmarkStart w:id="8" w:name="_Toc106976679"/>
+      <w:r>
+        <w:t>Необходимые требования</w:t>
       </w:r>
       <w:bookmarkEnd w:id="8"/>
     </w:p>
     <w:p>
       <w:r>
-        <w:t>Чтение и запись значений во временной и постоянной памяти</w:t>
+        <w:t>- программатор и кабели</w:t>
+      </w:r>
+      <w:r>
+        <w:t xml:space="preserve"> </w:t>
+      </w:r>
+      <w:r>
+        <w:t>для подключения к ПК</w:t>
+      </w:r>
+    </w:p>
+    <w:p>
+      <w:pPr>
+        <w:rPr>
+          <w:color w:val="000000" w:themeColor="text1"/>
+        </w:rPr>
+      </w:pPr>
+      <w:r>
+        <w:t xml:space="preserve">- </w:t>
+      </w:r>
+      <w:r>
+        <w:t xml:space="preserve">файл </w:t>
+      </w:r>
+      <w:r>
+        <w:t>адресно</w:t>
+      </w:r>
+      <w:r>
+        <w:t>го</w:t>
+      </w:r>
+      <w:r>
+        <w:t xml:space="preserve"> пространств</w:t>
+      </w:r>
+      <w:r>
+        <w:t xml:space="preserve">а в формате </w:t>
+      </w:r>
+      <w:r>
+        <w:t>*.</w:t>
+      </w:r>
+      <w:r>
+        <w:rPr>
+          <w:lang w:val="en-US"/>
+        </w:rPr>
+        <w:t>txt</w:t>
+      </w:r>
+      <w:r>
+        <w:t xml:space="preserve"> вида (</w:t>
+      </w:r>
+      <w:r>
+        <w:rPr>
+          <w:color w:val="000000" w:themeColor="text1"/>
+        </w:rPr>
+        <w:t xml:space="preserve">см </w:t>
+      </w:r>
+      <w:r>
+        <w:rPr>
+          <w:color w:val="000000" w:themeColor="text1"/>
+        </w:rPr>
+        <w:t>пример</w:t>
+      </w:r>
+      <w:r>
+        <w:rPr>
+          <w:color w:val="000000" w:themeColor="text1"/>
+        </w:rPr>
+        <w:t xml:space="preserve"> ниже</w:t>
+      </w:r>
+      <w:r>
+        <w:rPr>
+          <w:color w:val="000000" w:themeColor="text1"/>
+        </w:rPr>
+        <w:t>)</w:t>
       </w:r>
     </w:p>
     <w:p>
       <w:pPr>
         <w:pStyle w:val="2"/>
       </w:pPr>
-      <w:bookmarkStart w:id="9" w:name="_Toc106976679"/>
-      <w:r>
-        <w:t>Необходимые требования</w:t>
+      <w:bookmarkStart w:id="9" w:name="_Toc106976680"/>
+      <w:r>
+        <w:t>Особенности работы с устройством</w:t>
       </w:r>
       <w:bookmarkEnd w:id="9"/>
     </w:p>
     <w:p>
       <w:r>
-        <w:t>- программатор и кабели</w:t>
-      </w:r>
-      <w:r>
-        <w:t xml:space="preserve"> </w:t>
-      </w:r>
-      <w:r>
-        <w:t>для подключения к ПК</w:t>
-      </w:r>
-    </w:p>
-    <w:p>
-      <w:r>
-        <w:t xml:space="preserve">- </w:t>
-      </w:r>
-      <w:r>
-        <w:t xml:space="preserve">файл </w:t>
-      </w:r>
-      <w:r>
-        <w:t>адресно</w:t>
-      </w:r>
-      <w:r>
-        <w:t>го</w:t>
-      </w:r>
-      <w:r>
-        <w:t xml:space="preserve"> пространств</w:t>
-      </w:r>
-      <w:r>
-        <w:t xml:space="preserve">а в формате </w:t>
-      </w:r>
-      <w:r>
-        <w:t>*.</w:t>
-      </w:r>
-      <w:r>
+        <w:t>ПЛИС подключается к ПК с помощью программатора, как показано на фото ниже</w:t>
+      </w:r>
+      <w:r>
+        <w:t xml:space="preserve">. </w:t>
+      </w:r>
+    </w:p>
+    <w:p/>
+    <w:p>
+      <w:pPr>
         <w:rPr>
           <w:lang w:val="en-US"/>
         </w:rPr>
-        <w:t>txt</w:t>
-      </w:r>
-      <w:r>
-        <w:t xml:space="preserve"> вида (см </w:t>
-      </w:r>
-      <w:r>
-        <w:rPr>
-          <w:color w:val="FF0000"/>
-        </w:rPr>
-        <w:t>пример)</w:t>
-      </w:r>
-    </w:p>
-    <w:p>
-      <w:pPr>
-        <w:pStyle w:val="2"/>
-      </w:pPr>
-      <w:bookmarkStart w:id="10" w:name="_Toc106976680"/>
-      <w:r>
-        <w:t>Подключение к ПК</w:t>
-      </w:r>
-      <w:bookmarkEnd w:id="10"/>
-    </w:p>
-    <w:p>
-      <w:r>
-        <w:t>ПЛИС подключается к ПК с помощью программатора, как показано на фото ниже</w:t>
-      </w:r>
-      <w:r>
-        <w:t xml:space="preserve">. </w:t>
-      </w:r>
-    </w:p>
-    <w:p/>
-    <w:p>
+      </w:pPr>
       <w:r>
         <w:t>(фото</w:t>
       </w:r>
       <w:r>
-        <w:t xml:space="preserve"> + мб схема</w:t>
+        <w:t xml:space="preserve"> + </w:t>
+      </w:r>
+      <w:proofErr w:type="spellStart"/>
+      <w:r>
+        <w:t>мб</w:t>
+      </w:r>
+      <w:proofErr w:type="spellEnd"/>
+      <w:r>
+        <w:t xml:space="preserve"> схема</w:t>
       </w:r>
       <w:r>
         <w:t>)</w:t>
@@ -4449,6 +4681,7 @@
               </w:rPr>
               <w:t xml:space="preserve">Работа приложения одновременно с </w:t>
             </w:r>
+            <w:proofErr w:type="spellStart"/>
             <w:r>
               <w:rPr>
                 <w:szCs w:val="28"/>
@@ -4456,12 +4689,14 @@
               </w:rPr>
               <w:t>Veryslot</w:t>
             </w:r>
+            <w:proofErr w:type="spellEnd"/>
             <w:r>
               <w:rPr>
                 <w:szCs w:val="28"/>
               </w:rPr>
               <w:t xml:space="preserve"> протестирована недостаточно. При возникших проблемах попробуйте сначала завершить </w:t>
             </w:r>
+            <w:proofErr w:type="spellStart"/>
             <w:r>
               <w:rPr>
                 <w:szCs w:val="28"/>
@@ -4469,6 +4704,7 @@
               </w:rPr>
               <w:t>Veryslot</w:t>
             </w:r>
+            <w:proofErr w:type="spellEnd"/>
             <w:r>
               <w:rPr>
                 <w:szCs w:val="28"/>
@@ -4492,49 +4728,430 @@
         </w:tc>
       </w:tr>
     </w:tbl>
+    <w:p>
+      <w:r>
+        <w:drawing>
+          <wp:anchor distT="0" distB="0" distL="114300" distR="114300" simplePos="0" relativeHeight="251659264" behindDoc="1" locked="0" layoutInCell="1" allowOverlap="1" wp14:anchorId="2054A5E4" wp14:editId="3D941D5F">
+            <wp:simplePos x="0" y="0"/>
+            <wp:positionH relativeFrom="margin">
+              <wp:align>right</wp:align>
+            </wp:positionH>
+            <wp:positionV relativeFrom="paragraph">
+              <wp:posOffset>121285</wp:posOffset>
+            </wp:positionV>
+            <wp:extent cx="2386965" cy="4485123"/>
+            <wp:effectExtent l="0" t="0" r="0" b="0"/>
+            <wp:wrapSquare wrapText="bothSides"/>
+            <wp:docPr id="7" name="Рисунок 7"/>
+            <wp:cNvGraphicFramePr>
+              <a:graphicFrameLocks xmlns:a="http://schemas.openxmlformats.org/drawingml/2006/main" noChangeAspect="1"/>
+            </wp:cNvGraphicFramePr>
+            <a:graphic xmlns:a="http://schemas.openxmlformats.org/drawingml/2006/main">
+              <a:graphicData uri="http://schemas.openxmlformats.org/drawingml/2006/picture">
+                <pic:pic xmlns:pic="http://schemas.openxmlformats.org/drawingml/2006/picture">
+                  <pic:nvPicPr>
+                    <pic:cNvPr id="1" name=""/>
+                    <pic:cNvPicPr/>
+                  </pic:nvPicPr>
+                  <pic:blipFill>
+                    <a:blip r:embed="rId9">
+                      <a:extLst>
+                        <a:ext uri="{28A0092B-C50C-407E-A947-70E740481C1C}">
+                          <a14:useLocalDpi xmlns:a14="http://schemas.microsoft.com/office/drawing/2010/main" val="0"/>
+                        </a:ext>
+                      </a:extLst>
+                    </a:blip>
+                    <a:stretch>
+                      <a:fillRect/>
+                    </a:stretch>
+                  </pic:blipFill>
+                  <pic:spPr>
+                    <a:xfrm>
+                      <a:off x="0" y="0"/>
+                      <a:ext cx="2386965" cy="4485123"/>
+                    </a:xfrm>
+                    <a:prstGeom prst="rect">
+                      <a:avLst/>
+                    </a:prstGeom>
+                  </pic:spPr>
+                </pic:pic>
+              </a:graphicData>
+            </a:graphic>
+            <wp14:sizeRelH relativeFrom="page">
+              <wp14:pctWidth>0</wp14:pctWidth>
+            </wp14:sizeRelH>
+            <wp14:sizeRelV relativeFrom="page">
+              <wp14:pctHeight>0</wp14:pctHeight>
+            </wp14:sizeRelV>
+          </wp:anchor>
+        </w:drawing>
+      </w:r>
+    </w:p>
+    <w:p>
+      <w:pPr>
+        <w:pStyle w:val="2"/>
+      </w:pPr>
+      <w:bookmarkStart w:id="10" w:name="_Toc106976681"/>
+      <w:r>
+        <w:t>Добавление</w:t>
+      </w:r>
+      <w:r>
+        <w:t xml:space="preserve"> устройства</w:t>
+      </w:r>
+      <w:r>
+        <w:t xml:space="preserve"> в </w:t>
+      </w:r>
+      <w:r>
+        <w:t>приложени</w:t>
+      </w:r>
+      <w:r>
+        <w:t>и</w:t>
+      </w:r>
+      <w:bookmarkEnd w:id="10"/>
+    </w:p>
+    <w:p>
+      <w:r>
+        <w:t xml:space="preserve">1. </w:t>
+      </w:r>
+      <w:r>
+        <w:t>Выбор интерфейса подключения (доступен только</w:t>
+      </w:r>
+      <w:r>
+        <w:t xml:space="preserve"> </w:t>
+      </w:r>
+      <w:r>
+        <w:rPr>
+          <w:b/>
+          <w:bCs/>
+          <w:lang w:val="en-US"/>
+        </w:rPr>
+        <w:t>JTAG</w:t>
+      </w:r>
+      <w:r>
+        <w:t>)</w:t>
+      </w:r>
+    </w:p>
+    <w:p>
+      <w:r>
+        <w:t xml:space="preserve">2. </w:t>
+      </w:r>
+      <w:r>
+        <w:t>Добавление файл</w:t>
+      </w:r>
+      <w:r>
+        <w:t>а</w:t>
+      </w:r>
+      <w:r>
+        <w:t xml:space="preserve"> адресного пространства в формате </w:t>
+      </w:r>
+      <w:r>
+        <w:t>*.</w:t>
+      </w:r>
+      <w:r>
+        <w:rPr>
+          <w:lang w:val="en-US"/>
+        </w:rPr>
+        <w:t>txt</w:t>
+      </w:r>
+    </w:p>
+    <w:p>
+      <w:r>
+        <w:t>3</w:t>
+      </w:r>
+      <w:r>
+        <w:t>.</w:t>
+      </w:r>
+      <w:r>
+        <w:t xml:space="preserve"> </w:t>
+      </w:r>
+      <w:r>
+        <w:t xml:space="preserve">Подключение устройства </w:t>
+      </w:r>
+      <w:r>
+        <w:t>(</w:t>
+      </w:r>
+      <w:r>
+        <w:t xml:space="preserve">выключатель в </w:t>
+      </w:r>
+      <w:r>
+        <w:t xml:space="preserve">положение </w:t>
+      </w:r>
+      <w:r>
+        <w:rPr>
+          <w:b/>
+          <w:bCs/>
+          <w:lang w:val="en-US"/>
+        </w:rPr>
+        <w:t>Connect</w:t>
+      </w:r>
+      <w:r>
+        <w:t>)</w:t>
+      </w:r>
+    </w:p>
+    <w:p>
+      <w:pPr>
+        <w:pStyle w:val="2"/>
+        <w:rPr>
+          <w:color w:val="FF0000"/>
+        </w:rPr>
+      </w:pPr>
+      <w:r>
+        <w:rPr>
+          <w:color w:val="FF0000"/>
+        </w:rPr>
+        <w:t>Работа с</w:t>
+      </w:r>
+      <w:r>
+        <w:rPr>
+          <w:color w:val="FF0000"/>
+        </w:rPr>
+        <w:t xml:space="preserve"> устройств</w:t>
+      </w:r>
+      <w:r>
+        <w:rPr>
+          <w:color w:val="FF0000"/>
+        </w:rPr>
+        <w:t>ом</w:t>
+      </w:r>
+      <w:r>
+        <w:rPr>
+          <w:color w:val="FF0000"/>
+        </w:rPr>
+        <w:t xml:space="preserve"> в приложении</w:t>
+      </w:r>
+    </w:p>
+    <w:p>
+      <w:r>
+        <w:t>В</w:t>
+      </w:r>
+      <w:r>
+        <w:t xml:space="preserve"> </w:t>
+      </w:r>
+      <w:r>
+        <w:t>списке</w:t>
+      </w:r>
+      <w:r>
+        <w:t xml:space="preserve"> </w:t>
+      </w:r>
+      <w:r>
+        <w:rPr>
+          <w:b/>
+          <w:bCs/>
+          <w:lang w:val="en-US"/>
+        </w:rPr>
+        <w:t>Address</w:t>
+      </w:r>
+      <w:r>
+        <w:rPr>
+          <w:b/>
+          <w:bCs/>
+        </w:rPr>
+        <w:t xml:space="preserve"> </w:t>
+      </w:r>
+      <w:r>
+        <w:rPr>
+          <w:b/>
+          <w:bCs/>
+          <w:lang w:val="en-US"/>
+        </w:rPr>
+        <w:t>name</w:t>
+      </w:r>
+      <w:r>
+        <w:t xml:space="preserve"> </w:t>
+      </w:r>
+      <w:r>
+        <w:t>отображаются названия адресов из загруженного файла.</w:t>
+      </w:r>
+    </w:p>
+    <w:p>
+      <w:r>
+        <w:t xml:space="preserve">При выборе названия будет определяться его формат и отображаться в поле </w:t>
+      </w:r>
+      <w:r>
+        <w:rPr>
+          <w:b/>
+          <w:bCs/>
+          <w:lang w:val="en-US"/>
+        </w:rPr>
+        <w:t>Data</w:t>
+      </w:r>
+      <w:r>
+        <w:rPr>
+          <w:b/>
+          <w:bCs/>
+        </w:rPr>
+        <w:t xml:space="preserve"> </w:t>
+      </w:r>
+      <w:r>
+        <w:rPr>
+          <w:b/>
+          <w:bCs/>
+          <w:lang w:val="en-US"/>
+        </w:rPr>
+        <w:t>format</w:t>
+      </w:r>
+      <w:r>
+        <w:t>.</w:t>
+      </w:r>
+      <w:r>
+        <w:t xml:space="preserve"> Данные в полях</w:t>
+      </w:r>
+      <w:r>
+        <w:rPr>
+          <w:b/>
+          <w:bCs/>
+        </w:rPr>
+        <w:t xml:space="preserve"> </w:t>
+      </w:r>
+      <w:r>
+        <w:rPr>
+          <w:b/>
+          <w:bCs/>
+          <w:lang w:val="en-US"/>
+        </w:rPr>
+        <w:t>read</w:t>
+      </w:r>
+      <w:r>
+        <w:t xml:space="preserve"> и</w:t>
+      </w:r>
+      <w:r>
+        <w:t xml:space="preserve"> </w:t>
+      </w:r>
+      <w:r>
+        <w:rPr>
+          <w:b/>
+          <w:bCs/>
+          <w:lang w:val="en-US"/>
+        </w:rPr>
+        <w:t>write</w:t>
+      </w:r>
+      <w:r>
+        <w:t xml:space="preserve"> </w:t>
+      </w:r>
+      <w:r>
+        <w:t>должны соответствовать указанному формату.</w:t>
+      </w:r>
+    </w:p>
+    <w:p>
+      <w:r>
+        <w:t xml:space="preserve">Как прочитать значение: выбрать адресную ячейку и нажать </w:t>
+      </w:r>
+      <w:r>
+        <w:rPr>
+          <w:b/>
+          <w:bCs/>
+          <w:lang w:val="en-US"/>
+        </w:rPr>
+        <w:t>read</w:t>
+      </w:r>
+      <w:r>
+        <w:t>.</w:t>
+      </w:r>
+    </w:p>
+    <w:p>
+      <w:r>
+        <w:lastRenderedPageBreak/>
+        <w:t xml:space="preserve">Как записать значение: выбрать ячейку, записать значение в поле </w:t>
+      </w:r>
+      <w:r>
+        <w:rPr>
+          <w:b/>
+          <w:bCs/>
+          <w:lang w:val="en-US"/>
+        </w:rPr>
+        <w:t>write</w:t>
+      </w:r>
+      <w:r>
+        <w:t xml:space="preserve"> и нажать </w:t>
+      </w:r>
+      <w:r>
+        <w:rPr>
+          <w:b/>
+          <w:bCs/>
+          <w:lang w:val="en-US"/>
+        </w:rPr>
+        <w:t>write</w:t>
+      </w:r>
+      <w:r>
+        <w:t xml:space="preserve">. Если значение будет успешно записано, оно отобразится в поле </w:t>
+      </w:r>
+      <w:r>
+        <w:rPr>
+          <w:b/>
+          <w:bCs/>
+          <w:lang w:val="en-US"/>
+        </w:rPr>
+        <w:t>read</w:t>
+      </w:r>
+      <w:r>
+        <w:t>.</w:t>
+      </w:r>
+    </w:p>
+    <w:p>
+      <w:r>
+        <w:t xml:space="preserve">Для записи в </w:t>
+      </w:r>
+      <w:r>
+        <w:rPr>
+          <w:lang w:val="en-US"/>
+        </w:rPr>
+        <w:t>EEPROM</w:t>
+      </w:r>
+      <w:r>
+        <w:t xml:space="preserve">: </w:t>
+      </w:r>
+      <w:r>
+        <w:t xml:space="preserve">поставить галочку, ввести пароль, повторить действия как для записи значения только с полем </w:t>
+      </w:r>
+      <w:r>
+        <w:rPr>
+          <w:b/>
+          <w:bCs/>
+          <w:lang w:val="en-US"/>
+        </w:rPr>
+        <w:t>write</w:t>
+      </w:r>
+      <w:r>
+        <w:rPr>
+          <w:b/>
+          <w:bCs/>
+        </w:rPr>
+        <w:t xml:space="preserve"> </w:t>
+      </w:r>
+      <w:r>
+        <w:rPr>
+          <w:b/>
+          <w:bCs/>
+          <w:lang w:val="en-US"/>
+        </w:rPr>
+        <w:t>EEPROM</w:t>
+      </w:r>
+      <w:r>
+        <w:t>.</w:t>
+      </w:r>
+    </w:p>
     <w:p/>
+    <w:p/>
+    <w:p/>
     <w:p>
       <w:pPr>
         <w:pStyle w:val="2"/>
       </w:pPr>
-      <w:bookmarkStart w:id="11" w:name="_Toc106976681"/>
-      <w:r>
-        <w:t>Добавление</w:t>
-      </w:r>
-      <w:r>
-        <w:t xml:space="preserve"> устройства</w:t>
-      </w:r>
-      <w:r>
-        <w:t xml:space="preserve"> в </w:t>
-      </w:r>
-      <w:r>
-        <w:t>приложени</w:t>
-      </w:r>
-      <w:r>
-        <w:t>и</w:t>
+      <w:bookmarkStart w:id="11" w:name="_Toc106976682"/>
+      <w:r>
+        <w:t>Создание собственного скрипта с устройством</w:t>
       </w:r>
       <w:bookmarkEnd w:id="11"/>
     </w:p>
     <w:p/>
     <w:p>
       <w:pPr>
-        <w:pStyle w:val="2"/>
-      </w:pPr>
-      <w:bookmarkStart w:id="12" w:name="_Toc106976682"/>
-      <w:r>
-        <w:t>Создание собственного скрипта с устройством</w:t>
-      </w:r>
-      <w:bookmarkEnd w:id="12"/>
-    </w:p>
-    <w:p/>
-    <w:p>
-      <w:pPr>
         <w:pStyle w:val="1"/>
         <w:rPr>
           <w:lang w:val="ru-RU"/>
         </w:rPr>
       </w:pPr>
-      <w:bookmarkStart w:id="13" w:name="_Toc106976683"/>
+      <w:bookmarkStart w:id="12" w:name="_Toc106976683"/>
       <w:r>
         <w:rPr>
           <w:lang w:val="ru-RU"/>
@@ -4542,18 +5159,46 @@
         <w:lastRenderedPageBreak/>
         <w:t>Измеритель оптической мощности РУБИН</w:t>
       </w:r>
+      <w:bookmarkEnd w:id="12"/>
+    </w:p>
+    <w:p>
+      <w:pPr>
+        <w:pStyle w:val="2"/>
+      </w:pPr>
+      <w:bookmarkStart w:id="13" w:name="_Toc106976684"/>
+      <w:r>
+        <w:t>Возможности</w:t>
+      </w:r>
+      <w:r>
+        <w:t xml:space="preserve"> работы с устройством</w:t>
+      </w:r>
       <w:bookmarkEnd w:id="13"/>
     </w:p>
     <w:p>
+      <w:r>
+        <w:t xml:space="preserve">Что можно несколько рубинов добавить и работать с </w:t>
+      </w:r>
+      <w:proofErr w:type="spellStart"/>
+      <w:r>
+        <w:t>нимим</w:t>
+      </w:r>
+      <w:proofErr w:type="spellEnd"/>
+      <w:r>
+        <w:t xml:space="preserve"> </w:t>
+      </w:r>
+      <w:proofErr w:type="spellStart"/>
+      <w:r>
+        <w:t>незавимисо</w:t>
+      </w:r>
+      <w:proofErr w:type="spellEnd"/>
+    </w:p>
+    <w:p>
       <w:pPr>
         <w:pStyle w:val="2"/>
       </w:pPr>
-      <w:bookmarkStart w:id="14" w:name="_Toc106976684"/>
-      <w:r>
-        <w:t>Возможности</w:t>
-      </w:r>
-      <w:r>
-        <w:t xml:space="preserve"> работы с устройством</w:t>
+      <w:bookmarkStart w:id="14" w:name="_Toc106976685"/>
+      <w:r>
+        <w:t>Необходимые требования</w:t>
       </w:r>
       <w:bookmarkEnd w:id="14"/>
     </w:p>
@@ -4562,69 +5207,93 @@
       <w:pPr>
         <w:pStyle w:val="2"/>
       </w:pPr>
-      <w:bookmarkStart w:id="15" w:name="_Toc106976685"/>
-      <w:r>
-        <w:t>Необходимые требования</w:t>
+      <w:r>
+        <w:t>Особенности работы с устройством</w:t>
+      </w:r>
+    </w:p>
+    <w:p/>
+    <w:p>
+      <w:pPr>
+        <w:pStyle w:val="2"/>
+      </w:pPr>
+      <w:bookmarkStart w:id="15" w:name="_Toc106976687"/>
+      <w:r>
+        <w:t xml:space="preserve">Добавление </w:t>
+      </w:r>
+      <w:r>
+        <w:t xml:space="preserve">устройства </w:t>
+      </w:r>
+      <w:r>
+        <w:t>в</w:t>
+      </w:r>
+      <w:r>
+        <w:t xml:space="preserve"> приложени</w:t>
+      </w:r>
+      <w:r>
+        <w:t>и</w:t>
       </w:r>
       <w:bookmarkEnd w:id="15"/>
     </w:p>
     <w:p/>
     <w:p>
+      <w:r>
+        <w:drawing>
+          <wp:inline distT="0" distB="0" distL="0" distR="0" wp14:anchorId="5C942DC8" wp14:editId="3BAD487E">
+            <wp:extent cx="3048000" cy="3238500"/>
+            <wp:effectExtent l="0" t="0" r="0" b="0"/>
+            <wp:docPr id="5" name="Рисунок 5"/>
+            <wp:cNvGraphicFramePr>
+              <a:graphicFrameLocks xmlns:a="http://schemas.openxmlformats.org/drawingml/2006/main" noChangeAspect="1"/>
+            </wp:cNvGraphicFramePr>
+            <a:graphic xmlns:a="http://schemas.openxmlformats.org/drawingml/2006/main">
+              <a:graphicData uri="http://schemas.openxmlformats.org/drawingml/2006/picture">
+                <pic:pic xmlns:pic="http://schemas.openxmlformats.org/drawingml/2006/picture">
+                  <pic:nvPicPr>
+                    <pic:cNvPr id="1" name=""/>
+                    <pic:cNvPicPr/>
+                  </pic:nvPicPr>
+                  <pic:blipFill>
+                    <a:blip r:embed="rId10"/>
+                    <a:stretch>
+                      <a:fillRect/>
+                    </a:stretch>
+                  </pic:blipFill>
+                  <pic:spPr>
+                    <a:xfrm>
+                      <a:off x="0" y="0"/>
+                      <a:ext cx="3048000" cy="3238500"/>
+                    </a:xfrm>
+                    <a:prstGeom prst="rect">
+                      <a:avLst/>
+                    </a:prstGeom>
+                  </pic:spPr>
+                </pic:pic>
+              </a:graphicData>
+            </a:graphic>
+          </wp:inline>
+        </w:drawing>
+      </w:r>
+    </w:p>
+    <w:p/>
+    <w:p>
       <w:pPr>
         <w:pStyle w:val="2"/>
       </w:pPr>
-      <w:bookmarkStart w:id="16" w:name="_Toc106976686"/>
-      <w:r>
-        <w:t>Подключение к ПК</w:t>
+      <w:bookmarkStart w:id="16" w:name="_Toc106976688"/>
+      <w:r>
+        <w:t>Создание собственного скрипта с устройством</w:t>
       </w:r>
       <w:bookmarkEnd w:id="16"/>
     </w:p>
     <w:p/>
     <w:p>
       <w:pPr>
-        <w:pStyle w:val="2"/>
-      </w:pPr>
-      <w:bookmarkStart w:id="17" w:name="_Toc106976687"/>
-      <w:r>
-        <w:t>Добавление</w:t>
-      </w:r>
-      <w:r>
-        <w:t xml:space="preserve"> </w:t>
-      </w:r>
-      <w:r>
-        <w:t xml:space="preserve">устройства </w:t>
-      </w:r>
-      <w:r>
-        <w:t>в</w:t>
-      </w:r>
-      <w:r>
-        <w:t xml:space="preserve"> приложени</w:t>
-      </w:r>
-      <w:r>
-        <w:t>и</w:t>
-      </w:r>
-      <w:bookmarkEnd w:id="17"/>
-    </w:p>
-    <w:p/>
-    <w:p>
-      <w:pPr>
-        <w:pStyle w:val="2"/>
-      </w:pPr>
-      <w:bookmarkStart w:id="18" w:name="_Toc106976688"/>
-      <w:r>
-        <w:t>Создание собственного скрипта с устройством</w:t>
-      </w:r>
-      <w:bookmarkEnd w:id="18"/>
-    </w:p>
-    <w:p/>
-    <w:p>
-      <w:pPr>
         <w:pStyle w:val="1"/>
         <w:rPr>
           <w:lang w:val="ru-RU"/>
         </w:rPr>
       </w:pPr>
-      <w:bookmarkStart w:id="19" w:name="_Toc106976689"/>
+      <w:bookmarkStart w:id="17" w:name="_Toc106976689"/>
       <w:r>
         <w:rPr>
           <w:lang w:val="ru-RU"/>
@@ -4635,77 +5304,163 @@
       <w:r>
         <w:t>Yokogawa</w:t>
       </w:r>
+      <w:bookmarkEnd w:id="17"/>
+    </w:p>
+    <w:p>
+      <w:pPr>
+        <w:pStyle w:val="2"/>
+      </w:pPr>
+      <w:bookmarkStart w:id="18" w:name="_Toc106976690"/>
+      <w:r>
+        <w:t>Возможности</w:t>
+      </w:r>
+      <w:r>
+        <w:t xml:space="preserve"> работы с устройством</w:t>
+      </w:r>
+      <w:bookmarkEnd w:id="18"/>
+    </w:p>
+    <w:p>
+      <w:r>
+        <w:t>Следующие действия независимы, можно выполнить только часть из них, а можно и все:</w:t>
+      </w:r>
+    </w:p>
+    <w:p>
+      <w:r>
+        <w:t xml:space="preserve">Выставление настроек, </w:t>
+      </w:r>
+      <w:proofErr w:type="spellStart"/>
+      <w:r>
+        <w:t>оффсетов</w:t>
+      </w:r>
+      <w:proofErr w:type="spellEnd"/>
+    </w:p>
+    <w:p>
+      <w:r>
+        <w:t>Запись спектра (делает активной выбранную трассу, записывает на ОСА)</w:t>
+      </w:r>
+    </w:p>
+    <w:p>
+      <w:r>
+        <w:t xml:space="preserve">Чтение спектра (передает записанные данные на ПК в </w:t>
+      </w:r>
+      <w:r>
+        <w:rPr>
+          <w:lang w:val="en-US"/>
+        </w:rPr>
+        <w:t>MATLAB</w:t>
+      </w:r>
+      <w:r>
+        <w:t xml:space="preserve"> </w:t>
+      </w:r>
+      <w:r>
+        <w:t>переменную)</w:t>
+      </w:r>
+    </w:p>
+    <w:p>
+      <w:pPr>
+        <w:rPr>
+          <w:lang w:val="en-US"/>
+        </w:rPr>
+      </w:pPr>
+    </w:p>
+    <w:p>
+      <w:r>
+        <w:t xml:space="preserve">Если было выполнено чтение, то доступно еще </w:t>
+      </w:r>
+    </w:p>
+    <w:p>
+      <w:pPr>
+        <w:pStyle w:val="2"/>
+      </w:pPr>
+      <w:bookmarkStart w:id="19" w:name="_Toc106976691"/>
+      <w:r>
+        <w:t>Необходимые требования</w:t>
+      </w:r>
       <w:bookmarkEnd w:id="19"/>
     </w:p>
+    <w:p/>
     <w:p>
       <w:pPr>
         <w:pStyle w:val="2"/>
       </w:pPr>
-      <w:bookmarkStart w:id="20" w:name="_Toc106976690"/>
-      <w:r>
-        <w:t>Возможности</w:t>
-      </w:r>
-      <w:r>
-        <w:t xml:space="preserve"> работы с устройством</w:t>
+      <w:r>
+        <w:t>Особенности работы с устройством</w:t>
+      </w:r>
+    </w:p>
+    <w:p/>
+    <w:p>
+      <w:pPr>
+        <w:pStyle w:val="2"/>
+      </w:pPr>
+      <w:bookmarkStart w:id="20" w:name="_Toc106976693"/>
+      <w:r>
+        <w:t>Добавление</w:t>
+      </w:r>
+      <w:r>
+        <w:t xml:space="preserve"> устройства в приложении</w:t>
       </w:r>
       <w:bookmarkEnd w:id="20"/>
     </w:p>
     <w:p/>
     <w:p>
+      <w:r>
+        <w:drawing>
+          <wp:inline distT="0" distB="0" distL="0" distR="0" wp14:anchorId="4F185050" wp14:editId="72CDEB8B">
+            <wp:extent cx="5238750" cy="4857750"/>
+            <wp:effectExtent l="0" t="0" r="0" b="0"/>
+            <wp:docPr id="4" name="Рисунок 4"/>
+            <wp:cNvGraphicFramePr>
+              <a:graphicFrameLocks xmlns:a="http://schemas.openxmlformats.org/drawingml/2006/main" noChangeAspect="1"/>
+            </wp:cNvGraphicFramePr>
+            <a:graphic xmlns:a="http://schemas.openxmlformats.org/drawingml/2006/main">
+              <a:graphicData uri="http://schemas.openxmlformats.org/drawingml/2006/picture">
+                <pic:pic xmlns:pic="http://schemas.openxmlformats.org/drawingml/2006/picture">
+                  <pic:nvPicPr>
+                    <pic:cNvPr id="1" name=""/>
+                    <pic:cNvPicPr/>
+                  </pic:nvPicPr>
+                  <pic:blipFill>
+                    <a:blip r:embed="rId11"/>
+                    <a:stretch>
+                      <a:fillRect/>
+                    </a:stretch>
+                  </pic:blipFill>
+                  <pic:spPr>
+                    <a:xfrm>
+                      <a:off x="0" y="0"/>
+                      <a:ext cx="5238750" cy="4857750"/>
+                    </a:xfrm>
+                    <a:prstGeom prst="rect">
+                      <a:avLst/>
+                    </a:prstGeom>
+                  </pic:spPr>
+                </pic:pic>
+              </a:graphicData>
+            </a:graphic>
+          </wp:inline>
+        </w:drawing>
+      </w:r>
+    </w:p>
+    <w:p/>
+    <w:p>
       <w:pPr>
         <w:pStyle w:val="2"/>
       </w:pPr>
-      <w:bookmarkStart w:id="21" w:name="_Toc106976691"/>
-      <w:r>
-        <w:t>Необходимые требования</w:t>
+      <w:bookmarkStart w:id="21" w:name="_Toc106976694"/>
+      <w:r>
+        <w:t>Создание собственного скрипта с устройством</w:t>
       </w:r>
       <w:bookmarkEnd w:id="21"/>
     </w:p>
     <w:p/>
     <w:p>
       <w:pPr>
-        <w:pStyle w:val="2"/>
-      </w:pPr>
-      <w:bookmarkStart w:id="22" w:name="_Toc106976692"/>
-      <w:r>
-        <w:t>Подключение к ПК</w:t>
-      </w:r>
-      <w:bookmarkEnd w:id="22"/>
-    </w:p>
-    <w:p/>
-    <w:p>
-      <w:pPr>
-        <w:pStyle w:val="2"/>
-      </w:pPr>
-      <w:bookmarkStart w:id="23" w:name="_Toc106976693"/>
-      <w:r>
-        <w:t>Добавление</w:t>
-      </w:r>
-      <w:r>
-        <w:t xml:space="preserve"> устройства в приложении</w:t>
-      </w:r>
-      <w:bookmarkEnd w:id="23"/>
-    </w:p>
-    <w:p/>
-    <w:p>
-      <w:pPr>
-        <w:pStyle w:val="2"/>
-      </w:pPr>
-      <w:bookmarkStart w:id="24" w:name="_Toc106976694"/>
-      <w:r>
-        <w:t>Создание собственного скрипта с устройством</w:t>
-      </w:r>
-      <w:bookmarkEnd w:id="24"/>
-    </w:p>
-    <w:p/>
-    <w:p>
-      <w:pPr>
         <w:pStyle w:val="1"/>
         <w:rPr>
           <w:lang w:val="ru-RU"/>
         </w:rPr>
       </w:pPr>
-      <w:bookmarkStart w:id="25" w:name="_Toc106976695"/>
+      <w:bookmarkStart w:id="22" w:name="_Toc106976695"/>
       <w:r>
         <w:rPr>
           <w:lang w:val="ru-RU"/>
@@ -4713,80 +5468,75 @@
         <w:lastRenderedPageBreak/>
         <w:t>Переключатель в стенде для проверки одной линии БОУ</w:t>
       </w:r>
+      <w:bookmarkEnd w:id="22"/>
+    </w:p>
+    <w:p>
+      <w:pPr>
+        <w:pStyle w:val="2"/>
+      </w:pPr>
+      <w:bookmarkStart w:id="23" w:name="_Toc106976696"/>
+      <w:r>
+        <w:t>Возможности</w:t>
+      </w:r>
+      <w:r>
+        <w:t xml:space="preserve"> работы с устройством</w:t>
+      </w:r>
+      <w:bookmarkEnd w:id="23"/>
+    </w:p>
+    <w:p/>
+    <w:p>
+      <w:pPr>
+        <w:pStyle w:val="2"/>
+      </w:pPr>
+      <w:bookmarkStart w:id="24" w:name="_Toc106976697"/>
+      <w:r>
+        <w:t>Необходимые требования</w:t>
+      </w:r>
+      <w:bookmarkEnd w:id="24"/>
+    </w:p>
+    <w:p/>
+    <w:p>
+      <w:pPr>
+        <w:pStyle w:val="2"/>
+      </w:pPr>
+      <w:r>
+        <w:t>Особенности работы с устройством</w:t>
+      </w:r>
+    </w:p>
+    <w:p/>
+    <w:p>
+      <w:pPr>
+        <w:pStyle w:val="2"/>
+      </w:pPr>
+      <w:bookmarkStart w:id="25" w:name="_Toc106976699"/>
+      <w:r>
+        <w:t xml:space="preserve">Добавление </w:t>
+      </w:r>
+      <w:r>
+        <w:t>устройства в приложении</w:t>
+      </w:r>
       <w:bookmarkEnd w:id="25"/>
     </w:p>
+    <w:p/>
     <w:p>
       <w:pPr>
         <w:pStyle w:val="2"/>
       </w:pPr>
-      <w:bookmarkStart w:id="26" w:name="_Toc106976696"/>
-      <w:r>
-        <w:t>Возможности</w:t>
-      </w:r>
-      <w:r>
-        <w:t xml:space="preserve"> работы с устройством</w:t>
+      <w:bookmarkStart w:id="26" w:name="_Toc106976700"/>
+      <w:r>
+        <w:t>Создание собственного скрипта с устройством</w:t>
       </w:r>
       <w:bookmarkEnd w:id="26"/>
     </w:p>
     <w:p/>
     <w:p>
       <w:pPr>
-        <w:pStyle w:val="2"/>
-      </w:pPr>
-      <w:bookmarkStart w:id="27" w:name="_Toc106976697"/>
-      <w:r>
-        <w:t>Необходимые требования</w:t>
-      </w:r>
-      <w:bookmarkEnd w:id="27"/>
-    </w:p>
-    <w:p/>
-    <w:p>
-      <w:pPr>
-        <w:pStyle w:val="2"/>
-      </w:pPr>
-      <w:bookmarkStart w:id="28" w:name="_Toc106976698"/>
-      <w:r>
-        <w:t>Подключение к ПК</w:t>
-      </w:r>
-      <w:bookmarkEnd w:id="28"/>
-    </w:p>
-    <w:p/>
-    <w:p>
-      <w:pPr>
-        <w:pStyle w:val="2"/>
-      </w:pPr>
-      <w:bookmarkStart w:id="29" w:name="_Toc106976699"/>
-      <w:r>
-        <w:t>Добавление</w:t>
-      </w:r>
-      <w:r>
-        <w:t xml:space="preserve"> </w:t>
-      </w:r>
-      <w:r>
-        <w:t>устройства в приложении</w:t>
-      </w:r>
-      <w:bookmarkEnd w:id="29"/>
-    </w:p>
-    <w:p/>
-    <w:p>
-      <w:pPr>
-        <w:pStyle w:val="2"/>
-      </w:pPr>
-      <w:bookmarkStart w:id="30" w:name="_Toc106976700"/>
-      <w:r>
-        <w:t>Создание собственного скрипта с устройством</w:t>
-      </w:r>
-      <w:bookmarkEnd w:id="30"/>
-    </w:p>
-    <w:p/>
-    <w:p>
-      <w:pPr>
         <w:pStyle w:val="1"/>
         <w:rPr>
           <w:lang w:val="ru-RU"/>
         </w:rPr>
       </w:pPr>
-      <w:bookmarkStart w:id="31" w:name="_Toc106976701"/>
+      <w:bookmarkStart w:id="27" w:name="_Toc106976701"/>
       <w:r>
         <w:rPr>
           <w:lang w:val="ru-RU"/>
@@ -4794,80 +5544,75 @@
         <w:lastRenderedPageBreak/>
         <w:t>Переключатель в стенде для проверки двух линий БОУ</w:t>
       </w:r>
+      <w:bookmarkEnd w:id="27"/>
+    </w:p>
+    <w:p>
+      <w:pPr>
+        <w:pStyle w:val="2"/>
+      </w:pPr>
+      <w:bookmarkStart w:id="28" w:name="_Toc106976702"/>
+      <w:r>
+        <w:t>Возможности</w:t>
+      </w:r>
+      <w:r>
+        <w:t xml:space="preserve"> работы с устройством</w:t>
+      </w:r>
+      <w:bookmarkEnd w:id="28"/>
+    </w:p>
+    <w:p/>
+    <w:p>
+      <w:pPr>
+        <w:pStyle w:val="2"/>
+      </w:pPr>
+      <w:bookmarkStart w:id="29" w:name="_Toc106976703"/>
+      <w:r>
+        <w:t>Необходимые требования</w:t>
+      </w:r>
+      <w:bookmarkEnd w:id="29"/>
+    </w:p>
+    <w:p/>
+    <w:p>
+      <w:pPr>
+        <w:pStyle w:val="2"/>
+      </w:pPr>
+      <w:r>
+        <w:t>Особенности работы с устройством</w:t>
+      </w:r>
+    </w:p>
+    <w:p/>
+    <w:p>
+      <w:pPr>
+        <w:pStyle w:val="2"/>
+      </w:pPr>
+      <w:bookmarkStart w:id="30" w:name="_Toc106976705"/>
+      <w:r>
+        <w:t xml:space="preserve">Добавление </w:t>
+      </w:r>
+      <w:r>
+        <w:t>устройства в приложении</w:t>
+      </w:r>
+      <w:bookmarkEnd w:id="30"/>
+    </w:p>
+    <w:p/>
+    <w:p>
+      <w:pPr>
+        <w:pStyle w:val="2"/>
+      </w:pPr>
+      <w:bookmarkStart w:id="31" w:name="_Toc106976706"/>
+      <w:r>
+        <w:t>Создание собственного скрипта с устройством</w:t>
+      </w:r>
       <w:bookmarkEnd w:id="31"/>
     </w:p>
-    <w:p>
-      <w:pPr>
-        <w:pStyle w:val="2"/>
-      </w:pPr>
-      <w:bookmarkStart w:id="32" w:name="_Toc106976702"/>
-      <w:r>
-        <w:t>Возможности</w:t>
-      </w:r>
-      <w:r>
-        <w:t xml:space="preserve"> работы с устройством</w:t>
-      </w:r>
-      <w:bookmarkEnd w:id="32"/>
-    </w:p>
     <w:p/>
     <w:p>
       <w:pPr>
-        <w:pStyle w:val="2"/>
-      </w:pPr>
-      <w:bookmarkStart w:id="33" w:name="_Toc106976703"/>
-      <w:r>
-        <w:t>Необходимые требования</w:t>
-      </w:r>
-      <w:bookmarkEnd w:id="33"/>
-    </w:p>
-    <w:p/>
-    <w:p>
-      <w:pPr>
-        <w:pStyle w:val="2"/>
-      </w:pPr>
-      <w:bookmarkStart w:id="34" w:name="_Toc106976704"/>
-      <w:r>
-        <w:t>Подключение к ПК</w:t>
-      </w:r>
-      <w:bookmarkEnd w:id="34"/>
-    </w:p>
-    <w:p/>
-    <w:p>
-      <w:pPr>
-        <w:pStyle w:val="2"/>
-      </w:pPr>
-      <w:bookmarkStart w:id="35" w:name="_Toc106976705"/>
-      <w:r>
-        <w:t>Добавление</w:t>
-      </w:r>
-      <w:r>
-        <w:t xml:space="preserve"> </w:t>
-      </w:r>
-      <w:r>
-        <w:t>устройства в приложении</w:t>
-      </w:r>
-      <w:bookmarkEnd w:id="35"/>
-    </w:p>
-    <w:p/>
-    <w:p>
-      <w:pPr>
-        <w:pStyle w:val="2"/>
-      </w:pPr>
-      <w:bookmarkStart w:id="36" w:name="_Toc106976706"/>
-      <w:r>
-        <w:t>Создание собственного скрипта с устройством</w:t>
-      </w:r>
-      <w:bookmarkEnd w:id="36"/>
-    </w:p>
-    <w:p/>
-    <w:p>
-      <w:pPr>
         <w:pStyle w:val="1"/>
         <w:rPr>
           <w:lang w:val="ru-RU"/>
         </w:rPr>
       </w:pPr>
-      <w:bookmarkStart w:id="37" w:name="_Toc106976707"/>
+      <w:bookmarkStart w:id="32" w:name="_Toc106976707"/>
       <w:r>
         <w:rPr>
           <w:lang w:val="ru-RU"/>
@@ -4875,18 +5620,26 @@
         <w:lastRenderedPageBreak/>
         <w:t>Дополнительно</w:t>
       </w:r>
-      <w:bookmarkEnd w:id="37"/>
+      <w:bookmarkEnd w:id="32"/>
     </w:p>
     <w:p>
       <w:pPr>
         <w:pStyle w:val="2"/>
       </w:pPr>
-      <w:bookmarkStart w:id="38" w:name="_Toc106976708"/>
+      <w:bookmarkStart w:id="33" w:name="_Toc106976708"/>
       <w:r>
         <w:t>Как получить список</w:t>
       </w:r>
       <w:r>
-        <w:t xml:space="preserve"> тулбоксов (</w:t>
+        <w:t xml:space="preserve"> </w:t>
+      </w:r>
+      <w:proofErr w:type="spellStart"/>
+      <w:r>
+        <w:t>тулбоксов</w:t>
+      </w:r>
+      <w:proofErr w:type="spellEnd"/>
+      <w:r>
+        <w:t xml:space="preserve"> (</w:t>
       </w:r>
       <w:r>
         <w:rPr>
@@ -4909,7 +5662,7 @@
         </w:rPr>
         <w:t>MATLAB</w:t>
       </w:r>
-      <w:bookmarkEnd w:id="38"/>
+      <w:bookmarkEnd w:id="33"/>
     </w:p>
     <w:p>
       <w:pPr>
@@ -5014,16 +5767,27 @@
                 <w:lang w:val="en-US"/>
               </w:rPr>
             </w:pPr>
-            <w:bookmarkStart w:id="39" w:name="_Hlk106976503"/>
-            <w:r>
-              <w:rPr>
-                <w:rFonts w:ascii="Courier New" w:hAnsi="Courier New" w:cs="Courier New"/>
-                <w:sz w:val="18"/>
-                <w:szCs w:val="18"/>
-                <w:lang w:val="en-US"/>
-              </w:rPr>
-              <w:t>&gt;&gt; ver</w:t>
-            </w:r>
+            <w:bookmarkStart w:id="34" w:name="_Hlk106976503"/>
+            <w:r>
+              <w:rPr>
+                <w:rFonts w:ascii="Courier New" w:hAnsi="Courier New" w:cs="Courier New"/>
+                <w:sz w:val="18"/>
+                <w:szCs w:val="18"/>
+                <w:lang w:val="en-US"/>
+              </w:rPr>
+              <w:t xml:space="preserve">&gt;&gt; </w:t>
+            </w:r>
+            <w:proofErr w:type="spellStart"/>
+            <w:r>
+              <w:rPr>
+                <w:rFonts w:ascii="Courier New" w:hAnsi="Courier New" w:cs="Courier New"/>
+                <w:sz w:val="18"/>
+                <w:szCs w:val="18"/>
+                <w:lang w:val="en-US"/>
+              </w:rPr>
+              <w:t>ver</w:t>
+            </w:r>
+            <w:proofErr w:type="spellEnd"/>
           </w:p>
           <w:p>
             <w:pPr>
@@ -5031,6 +5795,7 @@
                 <w:rFonts w:ascii="Courier New" w:hAnsi="Courier New" w:cs="Courier New"/>
                 <w:sz w:val="18"/>
                 <w:szCs w:val="18"/>
+                <w:lang w:val="en-US"/>
               </w:rPr>
             </w:pPr>
             <w:r>
@@ -5047,6 +5812,7 @@
                 <w:rFonts w:ascii="Courier New" w:hAnsi="Courier New" w:cs="Courier New"/>
                 <w:sz w:val="18"/>
                 <w:szCs w:val="18"/>
+                <w:lang w:val="en-US"/>
               </w:rPr>
               <w:t>---------</w:t>
             </w:r>
@@ -5141,7 +5907,38 @@
                 <w:szCs w:val="18"/>
                 <w:lang w:val="en-US"/>
               </w:rPr>
-              <w:t>Java Version: Java 1.8.0_202-b08 with Oracle Corporation Java HotSpot(TM) 64-Bit Server VM mixed mode</w:t>
+              <w:t xml:space="preserve">Java Version: Java 1.8.0_202-b08 with Oracle Corporation Java </w:t>
+            </w:r>
+            <w:proofErr w:type="spellStart"/>
+            <w:proofErr w:type="gramStart"/>
+            <w:r>
+              <w:rPr>
+                <w:rFonts w:ascii="Courier New" w:hAnsi="Courier New" w:cs="Courier New"/>
+                <w:sz w:val="18"/>
+                <w:szCs w:val="18"/>
+                <w:lang w:val="en-US"/>
+              </w:rPr>
+              <w:t>HotSpot</w:t>
+            </w:r>
+            <w:proofErr w:type="spellEnd"/>
+            <w:r>
+              <w:rPr>
+                <w:rFonts w:ascii="Courier New" w:hAnsi="Courier New" w:cs="Courier New"/>
+                <w:sz w:val="18"/>
+                <w:szCs w:val="18"/>
+                <w:lang w:val="en-US"/>
+              </w:rPr>
+              <w:t>(</w:t>
+            </w:r>
+            <w:proofErr w:type="gramEnd"/>
+            <w:r>
+              <w:rPr>
+                <w:rFonts w:ascii="Courier New" w:hAnsi="Courier New" w:cs="Courier New"/>
+                <w:sz w:val="18"/>
+                <w:szCs w:val="18"/>
+                <w:lang w:val="en-US"/>
+              </w:rPr>
+              <w:t>TM) 64-Bit Server VM mixed mode</w:t>
             </w:r>
           </w:p>
           <w:p>
@@ -5150,6 +5947,7 @@
                 <w:rFonts w:ascii="Courier New" w:hAnsi="Courier New" w:cs="Courier New"/>
                 <w:sz w:val="18"/>
                 <w:szCs w:val="18"/>
+                <w:lang w:val="en-US"/>
               </w:rPr>
             </w:pPr>
             <w:r>
@@ -5166,6 +5964,7 @@
                 <w:rFonts w:ascii="Courier New" w:hAnsi="Courier New" w:cs="Courier New"/>
                 <w:sz w:val="18"/>
                 <w:szCs w:val="18"/>
+                <w:lang w:val="en-US"/>
               </w:rPr>
               <w:t>---------</w:t>
             </w:r>
@@ -5186,7 +5985,27 @@
                 <w:szCs w:val="18"/>
                 <w:lang w:val="en-US"/>
               </w:rPr>
-              <w:t>MATLAB                                                Version 9.11        (R2021b)</w:t>
+              <w:t xml:space="preserve">MATLAB                                                Version 9.11     </w:t>
+            </w:r>
+            <w:proofErr w:type="gramStart"/>
+            <w:r>
+              <w:rPr>
+                <w:rFonts w:ascii="Courier New" w:hAnsi="Courier New" w:cs="Courier New"/>
+                <w:sz w:val="18"/>
+                <w:szCs w:val="18"/>
+                <w:lang w:val="en-US"/>
+              </w:rPr>
+              <w:t xml:space="preserve">   (</w:t>
+            </w:r>
+            <w:proofErr w:type="gramEnd"/>
+            <w:r>
+              <w:rPr>
+                <w:rFonts w:ascii="Courier New" w:hAnsi="Courier New" w:cs="Courier New"/>
+                <w:sz w:val="18"/>
+                <w:szCs w:val="18"/>
+                <w:lang w:val="en-US"/>
+              </w:rPr>
+              <w:t>R2021b)</w:t>
             </w:r>
           </w:p>
           <w:p>
@@ -5205,7 +6024,27 @@
                 <w:szCs w:val="18"/>
                 <w:lang w:val="en-US"/>
               </w:rPr>
-              <w:t>Simulink                                              Version 10.4        (R2021b)</w:t>
+              <w:t xml:space="preserve">Simulink                                              Version 10.4     </w:t>
+            </w:r>
+            <w:proofErr w:type="gramStart"/>
+            <w:r>
+              <w:rPr>
+                <w:rFonts w:ascii="Courier New" w:hAnsi="Courier New" w:cs="Courier New"/>
+                <w:sz w:val="18"/>
+                <w:szCs w:val="18"/>
+                <w:lang w:val="en-US"/>
+              </w:rPr>
+              <w:t xml:space="preserve">   (</w:t>
+            </w:r>
+            <w:proofErr w:type="gramEnd"/>
+            <w:r>
+              <w:rPr>
+                <w:rFonts w:ascii="Courier New" w:hAnsi="Courier New" w:cs="Courier New"/>
+                <w:sz w:val="18"/>
+                <w:szCs w:val="18"/>
+                <w:lang w:val="en-US"/>
+              </w:rPr>
+              <w:t>R2021b)</w:t>
             </w:r>
           </w:p>
           <w:p>
@@ -5224,7 +6063,27 @@
                 <w:szCs w:val="18"/>
                 <w:lang w:val="en-US"/>
               </w:rPr>
-              <w:t>Curve Fitting Toolbox                                 Version 3.6         (R2021b)</w:t>
+              <w:t xml:space="preserve">Curve Fitting Toolbox                                 Version 3.6      </w:t>
+            </w:r>
+            <w:proofErr w:type="gramStart"/>
+            <w:r>
+              <w:rPr>
+                <w:rFonts w:ascii="Courier New" w:hAnsi="Courier New" w:cs="Courier New"/>
+                <w:sz w:val="18"/>
+                <w:szCs w:val="18"/>
+                <w:lang w:val="en-US"/>
+              </w:rPr>
+              <w:t xml:space="preserve">   (</w:t>
+            </w:r>
+            <w:proofErr w:type="gramEnd"/>
+            <w:r>
+              <w:rPr>
+                <w:rFonts w:ascii="Courier New" w:hAnsi="Courier New" w:cs="Courier New"/>
+                <w:sz w:val="18"/>
+                <w:szCs w:val="18"/>
+                <w:lang w:val="en-US"/>
+              </w:rPr>
+              <w:t>R2021b)</w:t>
             </w:r>
           </w:p>
           <w:p>
@@ -5243,7 +6102,27 @@
                 <w:szCs w:val="18"/>
                 <w:lang w:val="en-US"/>
               </w:rPr>
-              <w:t>DSP System Toolbox                                    Version 9.13        (R2021b)</w:t>
+              <w:t xml:space="preserve">DSP System Toolbox                                    Version 9.13     </w:t>
+            </w:r>
+            <w:proofErr w:type="gramStart"/>
+            <w:r>
+              <w:rPr>
+                <w:rFonts w:ascii="Courier New" w:hAnsi="Courier New" w:cs="Courier New"/>
+                <w:sz w:val="18"/>
+                <w:szCs w:val="18"/>
+                <w:lang w:val="en-US"/>
+              </w:rPr>
+              <w:t xml:space="preserve">   (</w:t>
+            </w:r>
+            <w:proofErr w:type="gramEnd"/>
+            <w:r>
+              <w:rPr>
+                <w:rFonts w:ascii="Courier New" w:hAnsi="Courier New" w:cs="Courier New"/>
+                <w:sz w:val="18"/>
+                <w:szCs w:val="18"/>
+                <w:lang w:val="en-US"/>
+              </w:rPr>
+              <w:t>R2021b)</w:t>
             </w:r>
           </w:p>
           <w:p>
@@ -5262,7 +6141,27 @@
                 <w:szCs w:val="18"/>
                 <w:lang w:val="en-US"/>
               </w:rPr>
-              <w:t>Data Acquisition Toolbox                              Version 4.4         (R2021b)</w:t>
+              <w:t xml:space="preserve">Data Acquisition Toolbox                              Version 4.4      </w:t>
+            </w:r>
+            <w:proofErr w:type="gramStart"/>
+            <w:r>
+              <w:rPr>
+                <w:rFonts w:ascii="Courier New" w:hAnsi="Courier New" w:cs="Courier New"/>
+                <w:sz w:val="18"/>
+                <w:szCs w:val="18"/>
+                <w:lang w:val="en-US"/>
+              </w:rPr>
+              <w:t xml:space="preserve">   (</w:t>
+            </w:r>
+            <w:proofErr w:type="gramEnd"/>
+            <w:r>
+              <w:rPr>
+                <w:rFonts w:ascii="Courier New" w:hAnsi="Courier New" w:cs="Courier New"/>
+                <w:sz w:val="18"/>
+                <w:szCs w:val="18"/>
+                <w:lang w:val="en-US"/>
+              </w:rPr>
+              <w:t>R2021b)</w:t>
             </w:r>
           </w:p>
           <w:p>
@@ -5281,7 +6180,27 @@
                 <w:szCs w:val="18"/>
                 <w:lang w:val="en-US"/>
               </w:rPr>
-              <w:t>Filter Design HDL Coder                               Version 3.1.10      (R2021b)</w:t>
+              <w:t xml:space="preserve">Filter Design HDL Coder                               Version 3.1.10   </w:t>
+            </w:r>
+            <w:proofErr w:type="gramStart"/>
+            <w:r>
+              <w:rPr>
+                <w:rFonts w:ascii="Courier New" w:hAnsi="Courier New" w:cs="Courier New"/>
+                <w:sz w:val="18"/>
+                <w:szCs w:val="18"/>
+                <w:lang w:val="en-US"/>
+              </w:rPr>
+              <w:t xml:space="preserve">   (</w:t>
+            </w:r>
+            <w:proofErr w:type="gramEnd"/>
+            <w:r>
+              <w:rPr>
+                <w:rFonts w:ascii="Courier New" w:hAnsi="Courier New" w:cs="Courier New"/>
+                <w:sz w:val="18"/>
+                <w:szCs w:val="18"/>
+                <w:lang w:val="en-US"/>
+              </w:rPr>
+              <w:t>R2021b)</w:t>
             </w:r>
           </w:p>
           <w:p>
@@ -5300,7 +6219,27 @@
                 <w:szCs w:val="18"/>
                 <w:lang w:val="en-US"/>
               </w:rPr>
-              <w:t>Fixed-Point Designer                                  Version 7.3         (R2021b)</w:t>
+              <w:t xml:space="preserve">Fixed-Point Designer                                  Version 7.3      </w:t>
+            </w:r>
+            <w:proofErr w:type="gramStart"/>
+            <w:r>
+              <w:rPr>
+                <w:rFonts w:ascii="Courier New" w:hAnsi="Courier New" w:cs="Courier New"/>
+                <w:sz w:val="18"/>
+                <w:szCs w:val="18"/>
+                <w:lang w:val="en-US"/>
+              </w:rPr>
+              <w:t xml:space="preserve">   (</w:t>
+            </w:r>
+            <w:proofErr w:type="gramEnd"/>
+            <w:r>
+              <w:rPr>
+                <w:rFonts w:ascii="Courier New" w:hAnsi="Courier New" w:cs="Courier New"/>
+                <w:sz w:val="18"/>
+                <w:szCs w:val="18"/>
+                <w:lang w:val="en-US"/>
+              </w:rPr>
+              <w:t>R2021b)</w:t>
             </w:r>
           </w:p>
           <w:p>
@@ -5319,7 +6258,27 @@
                 <w:szCs w:val="18"/>
                 <w:lang w:val="en-US"/>
               </w:rPr>
-              <w:t>Image Acquisition Toolbox                             Version 6.5         (R2021b)</w:t>
+              <w:t xml:space="preserve">Image Acquisition Toolbox                             Version 6.5      </w:t>
+            </w:r>
+            <w:proofErr w:type="gramStart"/>
+            <w:r>
+              <w:rPr>
+                <w:rFonts w:ascii="Courier New" w:hAnsi="Courier New" w:cs="Courier New"/>
+                <w:sz w:val="18"/>
+                <w:szCs w:val="18"/>
+                <w:lang w:val="en-US"/>
+              </w:rPr>
+              <w:t xml:space="preserve">   (</w:t>
+            </w:r>
+            <w:proofErr w:type="gramEnd"/>
+            <w:r>
+              <w:rPr>
+                <w:rFonts w:ascii="Courier New" w:hAnsi="Courier New" w:cs="Courier New"/>
+                <w:sz w:val="18"/>
+                <w:szCs w:val="18"/>
+                <w:lang w:val="en-US"/>
+              </w:rPr>
+              <w:t>R2021b)</w:t>
             </w:r>
           </w:p>
           <w:p>
@@ -5338,7 +6297,27 @@
                 <w:szCs w:val="18"/>
                 <w:lang w:val="en-US"/>
               </w:rPr>
-              <w:t>Image Processing Toolbox                              Version 11.4        (R2021b)</w:t>
+              <w:t xml:space="preserve">Image Processing Toolbox                              Version 11.4     </w:t>
+            </w:r>
+            <w:proofErr w:type="gramStart"/>
+            <w:r>
+              <w:rPr>
+                <w:rFonts w:ascii="Courier New" w:hAnsi="Courier New" w:cs="Courier New"/>
+                <w:sz w:val="18"/>
+                <w:szCs w:val="18"/>
+                <w:lang w:val="en-US"/>
+              </w:rPr>
+              <w:t xml:space="preserve">   (</w:t>
+            </w:r>
+            <w:proofErr w:type="gramEnd"/>
+            <w:r>
+              <w:rPr>
+                <w:rFonts w:ascii="Courier New" w:hAnsi="Courier New" w:cs="Courier New"/>
+                <w:sz w:val="18"/>
+                <w:szCs w:val="18"/>
+                <w:lang w:val="en-US"/>
+              </w:rPr>
+              <w:t>R2021b)</w:t>
             </w:r>
           </w:p>
           <w:p>
@@ -5357,7 +6336,27 @@
                 <w:szCs w:val="18"/>
                 <w:lang w:val="en-US"/>
               </w:rPr>
-              <w:t>Instrument Control Toolbox                            Version 4.5         (R2021b)</w:t>
+              <w:t xml:space="preserve">Instrument Control Toolbox                            Version 4.5      </w:t>
+            </w:r>
+            <w:proofErr w:type="gramStart"/>
+            <w:r>
+              <w:rPr>
+                <w:rFonts w:ascii="Courier New" w:hAnsi="Courier New" w:cs="Courier New"/>
+                <w:sz w:val="18"/>
+                <w:szCs w:val="18"/>
+                <w:lang w:val="en-US"/>
+              </w:rPr>
+              <w:t xml:space="preserve">   (</w:t>
+            </w:r>
+            <w:proofErr w:type="gramEnd"/>
+            <w:r>
+              <w:rPr>
+                <w:rFonts w:ascii="Courier New" w:hAnsi="Courier New" w:cs="Courier New"/>
+                <w:sz w:val="18"/>
+                <w:szCs w:val="18"/>
+                <w:lang w:val="en-US"/>
+              </w:rPr>
+              <w:t>R2021b)</w:t>
             </w:r>
           </w:p>
           <w:p>
@@ -5376,7 +6375,27 @@
                 <w:szCs w:val="18"/>
                 <w:lang w:val="en-US"/>
               </w:rPr>
-              <w:t>OPC Toolbox                                           Version 5.0.3       (R2021b)</w:t>
+              <w:t xml:space="preserve">OPC Toolbox                                           Version 5.0.3    </w:t>
+            </w:r>
+            <w:proofErr w:type="gramStart"/>
+            <w:r>
+              <w:rPr>
+                <w:rFonts w:ascii="Courier New" w:hAnsi="Courier New" w:cs="Courier New"/>
+                <w:sz w:val="18"/>
+                <w:szCs w:val="18"/>
+                <w:lang w:val="en-US"/>
+              </w:rPr>
+              <w:t xml:space="preserve">   (</w:t>
+            </w:r>
+            <w:proofErr w:type="gramEnd"/>
+            <w:r>
+              <w:rPr>
+                <w:rFonts w:ascii="Courier New" w:hAnsi="Courier New" w:cs="Courier New"/>
+                <w:sz w:val="18"/>
+                <w:szCs w:val="18"/>
+                <w:lang w:val="en-US"/>
+              </w:rPr>
+              <w:t>R2021b)</w:t>
             </w:r>
           </w:p>
           <w:p>
@@ -5395,7 +6414,27 @@
                 <w:szCs w:val="18"/>
                 <w:lang w:val="en-US"/>
               </w:rPr>
-              <w:t>Optimization Toolbox                                  Version 9.2         (R2021b)</w:t>
+              <w:t xml:space="preserve">Optimization Toolbox                                  Version 9.2      </w:t>
+            </w:r>
+            <w:proofErr w:type="gramStart"/>
+            <w:r>
+              <w:rPr>
+                <w:rFonts w:ascii="Courier New" w:hAnsi="Courier New" w:cs="Courier New"/>
+                <w:sz w:val="18"/>
+                <w:szCs w:val="18"/>
+                <w:lang w:val="en-US"/>
+              </w:rPr>
+              <w:t xml:space="preserve">   (</w:t>
+            </w:r>
+            <w:proofErr w:type="gramEnd"/>
+            <w:r>
+              <w:rPr>
+                <w:rFonts w:ascii="Courier New" w:hAnsi="Courier New" w:cs="Courier New"/>
+                <w:sz w:val="18"/>
+                <w:szCs w:val="18"/>
+                <w:lang w:val="en-US"/>
+              </w:rPr>
+              <w:t>R2021b)</w:t>
             </w:r>
           </w:p>
           <w:p>
@@ -5414,7 +6453,27 @@
                 <w:szCs w:val="18"/>
                 <w:lang w:val="en-US"/>
               </w:rPr>
-              <w:t>Parallel Computing Toolbox                            Version 7.5         (R2021b)</w:t>
+              <w:t xml:space="preserve">Parallel Computing Toolbox                            Version 7.5      </w:t>
+            </w:r>
+            <w:proofErr w:type="gramStart"/>
+            <w:r>
+              <w:rPr>
+                <w:rFonts w:ascii="Courier New" w:hAnsi="Courier New" w:cs="Courier New"/>
+                <w:sz w:val="18"/>
+                <w:szCs w:val="18"/>
+                <w:lang w:val="en-US"/>
+              </w:rPr>
+              <w:t xml:space="preserve">   (</w:t>
+            </w:r>
+            <w:proofErr w:type="gramEnd"/>
+            <w:r>
+              <w:rPr>
+                <w:rFonts w:ascii="Courier New" w:hAnsi="Courier New" w:cs="Courier New"/>
+                <w:sz w:val="18"/>
+                <w:szCs w:val="18"/>
+                <w:lang w:val="en-US"/>
+              </w:rPr>
+              <w:t>R2021b)</w:t>
             </w:r>
           </w:p>
           <w:p>
@@ -5433,7 +6492,27 @@
                 <w:szCs w:val="18"/>
                 <w:lang w:val="en-US"/>
               </w:rPr>
-              <w:t>Partial Differential Equation Toolbox                 Version 3.7         (R2021b)</w:t>
+              <w:t xml:space="preserve">Partial Differential Equation Toolbox                 Version 3.7      </w:t>
+            </w:r>
+            <w:proofErr w:type="gramStart"/>
+            <w:r>
+              <w:rPr>
+                <w:rFonts w:ascii="Courier New" w:hAnsi="Courier New" w:cs="Courier New"/>
+                <w:sz w:val="18"/>
+                <w:szCs w:val="18"/>
+                <w:lang w:val="en-US"/>
+              </w:rPr>
+              <w:t xml:space="preserve">   (</w:t>
+            </w:r>
+            <w:proofErr w:type="gramEnd"/>
+            <w:r>
+              <w:rPr>
+                <w:rFonts w:ascii="Courier New" w:hAnsi="Courier New" w:cs="Courier New"/>
+                <w:sz w:val="18"/>
+                <w:szCs w:val="18"/>
+                <w:lang w:val="en-US"/>
+              </w:rPr>
+              <w:t>R2021b)</w:t>
             </w:r>
           </w:p>
           <w:p>
@@ -5452,7 +6531,27 @@
                 <w:szCs w:val="18"/>
                 <w:lang w:val="en-US"/>
               </w:rPr>
-              <w:t>Signal Processing Toolbox                             Version 8.7         (R2021b)</w:t>
+              <w:t xml:space="preserve">Signal Processing Toolbox                             Version 8.7      </w:t>
+            </w:r>
+            <w:proofErr w:type="gramStart"/>
+            <w:r>
+              <w:rPr>
+                <w:rFonts w:ascii="Courier New" w:hAnsi="Courier New" w:cs="Courier New"/>
+                <w:sz w:val="18"/>
+                <w:szCs w:val="18"/>
+                <w:lang w:val="en-US"/>
+              </w:rPr>
+              <w:t xml:space="preserve">   (</w:t>
+            </w:r>
+            <w:proofErr w:type="gramEnd"/>
+            <w:r>
+              <w:rPr>
+                <w:rFonts w:ascii="Courier New" w:hAnsi="Courier New" w:cs="Courier New"/>
+                <w:sz w:val="18"/>
+                <w:szCs w:val="18"/>
+                <w:lang w:val="en-US"/>
+              </w:rPr>
+              <w:t>R2021b)</w:t>
             </w:r>
           </w:p>
           <w:p>
@@ -5470,12 +6569,32 @@
                 <w:szCs w:val="18"/>
                 <w:lang w:val="en-US"/>
               </w:rPr>
-              <w:t>Symbolic Math Toolbox                                 Version 9.0         (R2021b)</w:t>
+              <w:t xml:space="preserve">Symbolic Math Toolbox                                 Version 9.0      </w:t>
+            </w:r>
+            <w:proofErr w:type="gramStart"/>
+            <w:r>
+              <w:rPr>
+                <w:rFonts w:ascii="Courier New" w:hAnsi="Courier New" w:cs="Courier New"/>
+                <w:sz w:val="18"/>
+                <w:szCs w:val="18"/>
+                <w:lang w:val="en-US"/>
+              </w:rPr>
+              <w:t xml:space="preserve">   (</w:t>
+            </w:r>
+            <w:proofErr w:type="gramEnd"/>
+            <w:r>
+              <w:rPr>
+                <w:rFonts w:ascii="Courier New" w:hAnsi="Courier New" w:cs="Courier New"/>
+                <w:sz w:val="18"/>
+                <w:szCs w:val="18"/>
+                <w:lang w:val="en-US"/>
+              </w:rPr>
+              <w:t>R2021b)</w:t>
             </w:r>
           </w:p>
         </w:tc>
       </w:tr>
-      <w:bookmarkEnd w:id="39"/>
+      <w:bookmarkEnd w:id="34"/>
     </w:tbl>
     <w:p>
       <w:pPr>
@@ -5495,11 +6614,11 @@
       <w:pPr>
         <w:pStyle w:val="2"/>
       </w:pPr>
-      <w:bookmarkStart w:id="40" w:name="_Toc106976709"/>
+      <w:bookmarkStart w:id="35" w:name="_Toc106976709"/>
       <w:r>
         <w:t xml:space="preserve">Схема проверки БОУ в стенде с ключами </w:t>
       </w:r>
-      <w:bookmarkEnd w:id="40"/>
+      <w:bookmarkEnd w:id="35"/>
       <w:r>
         <w:t>для одной линии</w:t>
       </w:r>
@@ -5515,16 +6634,7 @@
         <w:pStyle w:val="2"/>
       </w:pPr>
       <w:r>
-        <w:t>Схема проверки БОУ в стенде с ключами для</w:t>
-      </w:r>
-      <w:r>
-        <w:t xml:space="preserve"> двух </w:t>
-      </w:r>
-      <w:r>
-        <w:t>лини</w:t>
-      </w:r>
-      <w:r>
-        <w:t>й</w:t>
+        <w:t>Схема проверки БОУ в стенде с ключами для двух линий</w:t>
       </w:r>
     </w:p>
     <w:p>
@@ -5546,6 +6656,95 @@
 <file path=word/numbering.xml><?xml version="1.0" encoding="utf-8"?>
 <w:numbering xmlns:wpc="http://schemas.microsoft.com/office/word/2010/wordprocessingCanvas" xmlns:cx="http://schemas.microsoft.com/office/drawing/2014/chartex" xmlns:cx1="http://schemas.microsoft.com/office/drawing/2015/9/8/chartex" xmlns:cx2="http://schemas.microsoft.com/office/drawing/2015/10/21/chartex" xmlns:cx3="http://schemas.microsoft.com/office/drawing/2016/5/9/chartex" xmlns:cx4="http://schemas.microsoft.com/office/drawing/2016/5/10/chartex" xmlns:cx5="http://schemas.microsoft.com/office/drawing/2016/5/11/chartex" xmlns:cx6="http://schemas.microsoft.com/office/drawing/2016/5/12/chartex" xmlns:cx7="http://schemas.microsoft.com/office/drawing/2016/5/13/chartex" xmlns:cx8="http://schemas.microsoft.com/office/drawing/2016/5/14/chartex" xmlns:mc="http://schemas.openxmlformats.org/markup-compatibility/2006" xmlns:aink="http://schemas.microsoft.com/office/drawing/2016/ink" xmlns:am3d="http://schemas.microsoft.com/office/drawing/2017/model3d" xmlns:o="urn:schemas-microsoft-com:office:office" xmlns:r="http://schemas.openxmlformats.org/officeDocument/2006/relationships" xmlns:m="http://schemas.openxmlformats.org/officeDocument/2006/math" xmlns:v="urn:schemas-microsoft-com:vml" xmlns:wp14="http://schemas.microsoft.com/office/word/2010/wordprocessingDrawing" xmlns:wp="http://schemas.openxmlformats.org/drawingml/2006/wordprocessingDrawing" xmlns:w10="urn:schemas-microsoft-com:office:word" xmlns:w="http://schemas.openxmlformats.org/wordprocessingml/2006/main" xmlns:w14="http://schemas.microsoft.com/office/word/2010/wordml" xmlns:w15="http://schemas.microsoft.com/office/word/2012/wordml" xmlns:w16cex="http://schemas.microsoft.com/office/word/2018/wordml/cex" xmlns:w16cid="http://schemas.microsoft.com/office/word/2016/wordml/cid" xmlns:w16="http://schemas.microsoft.com/office/word/2018/wordml" xmlns:w16se="http://schemas.microsoft.com/office/word/2015/wordml/symex" xmlns:wpg="http://schemas.microsoft.com/office/word/2010/wordprocessingGroup" xmlns:wpi="http://schemas.microsoft.com/office/word/2010/wordprocessingInk" xmlns:wne="http://schemas.microsoft.com/office/word/2006/wordml" xmlns:wps="http://schemas.microsoft.com/office/word/2010/wordprocessingShape" mc:Ignorable="w14 w15 w16se w16cid w16 w16cex wp14">
   <w:abstractNum w:abstractNumId="0" w15:restartNumberingAfterBreak="0">
+    <w:nsid w:val="09621BA6"/>
+    <w:multiLevelType w:val="hybridMultilevel"/>
+    <w:tmpl w:val="CB728858"/>
+    <w:lvl w:ilvl="0" w:tplc="0419000F">
+      <w:start w:val="1"/>
+      <w:numFmt w:val="decimal"/>
+      <w:lvlText w:val="%1."/>
+      <w:lvlJc w:val="left"/>
+      <w:pPr>
+        <w:ind w:left="720" w:hanging="360"/>
+      </w:pPr>
+      <w:rPr>
+        <w:rFonts w:hint="default"/>
+      </w:rPr>
+    </w:lvl>
+    <w:lvl w:ilvl="1" w:tplc="04190019" w:tentative="1">
+      <w:start w:val="1"/>
+      <w:numFmt w:val="lowerLetter"/>
+      <w:lvlText w:val="%2."/>
+      <w:lvlJc w:val="left"/>
+      <w:pPr>
+        <w:ind w:left="1440" w:hanging="360"/>
+      </w:pPr>
+    </w:lvl>
+    <w:lvl w:ilvl="2" w:tplc="0419001B" w:tentative="1">
+      <w:start w:val="1"/>
+      <w:numFmt w:val="lowerRoman"/>
+      <w:lvlText w:val="%3."/>
+      <w:lvlJc w:val="right"/>
+      <w:pPr>
+        <w:ind w:left="2160" w:hanging="180"/>
+      </w:pPr>
+    </w:lvl>
+    <w:lvl w:ilvl="3" w:tplc="0419000F" w:tentative="1">
+      <w:start w:val="1"/>
+      <w:numFmt w:val="decimal"/>
+      <w:lvlText w:val="%4."/>
+      <w:lvlJc w:val="left"/>
+      <w:pPr>
+        <w:ind w:left="2880" w:hanging="360"/>
+      </w:pPr>
+    </w:lvl>
+    <w:lvl w:ilvl="4" w:tplc="04190019" w:tentative="1">
+      <w:start w:val="1"/>
+      <w:numFmt w:val="lowerLetter"/>
+      <w:lvlText w:val="%5."/>
+      <w:lvlJc w:val="left"/>
+      <w:pPr>
+        <w:ind w:left="3600" w:hanging="360"/>
+      </w:pPr>
+    </w:lvl>
+    <w:lvl w:ilvl="5" w:tplc="0419001B" w:tentative="1">
+      <w:start w:val="1"/>
+      <w:numFmt w:val="lowerRoman"/>
+      <w:lvlText w:val="%6."/>
+      <w:lvlJc w:val="right"/>
+      <w:pPr>
+        <w:ind w:left="4320" w:hanging="180"/>
+      </w:pPr>
+    </w:lvl>
+    <w:lvl w:ilvl="6" w:tplc="0419000F" w:tentative="1">
+      <w:start w:val="1"/>
+      <w:numFmt w:val="decimal"/>
+      <w:lvlText w:val="%7."/>
+      <w:lvlJc w:val="left"/>
+      <w:pPr>
+        <w:ind w:left="5040" w:hanging="360"/>
+      </w:pPr>
+    </w:lvl>
+    <w:lvl w:ilvl="7" w:tplc="04190019" w:tentative="1">
+      <w:start w:val="1"/>
+      <w:numFmt w:val="lowerLetter"/>
+      <w:lvlText w:val="%8."/>
+      <w:lvlJc w:val="left"/>
+      <w:pPr>
+        <w:ind w:left="5760" w:hanging="360"/>
+      </w:pPr>
+    </w:lvl>
+    <w:lvl w:ilvl="8" w:tplc="0419001B" w:tentative="1">
+      <w:start w:val="1"/>
+      <w:numFmt w:val="lowerRoman"/>
+      <w:lvlText w:val="%9."/>
+      <w:lvlJc w:val="right"/>
+      <w:pPr>
+        <w:ind w:left="6480" w:hanging="180"/>
+      </w:pPr>
+    </w:lvl>
+  </w:abstractNum>
+  <w:abstractNum w:abstractNumId="1" w15:restartNumberingAfterBreak="0">
     <w:nsid w:val="46F86E39"/>
     <w:multiLevelType w:val="hybridMultilevel"/>
     <w:tmpl w:val="8CDEA2AA"/>
@@ -5631,7 +6830,7 @@
       </w:pPr>
     </w:lvl>
   </w:abstractNum>
-  <w:abstractNum w:abstractNumId="1" w15:restartNumberingAfterBreak="0">
+  <w:abstractNum w:abstractNumId="2" w15:restartNumberingAfterBreak="0">
     <w:nsid w:val="7BAC5A4E"/>
     <w:multiLevelType w:val="multilevel"/>
     <w:tmpl w:val="6D083B48"/>
@@ -5746,10 +6945,13 @@
     </w:lvl>
   </w:abstractNum>
   <w:num w:numId="1">
-    <w:abstractNumId w:val="0"/>
+    <w:abstractNumId w:val="1"/>
   </w:num>
   <w:num w:numId="2">
-    <w:abstractNumId w:val="1"/>
+    <w:abstractNumId w:val="2"/>
+  </w:num>
+  <w:num w:numId="3">
+    <w:abstractNumId w:val="0"/>
   </w:num>
 </w:numbering>
 </file>
@@ -6238,6 +7440,7 @@
   <w:style w:type="character" w:default="1" w:styleId="a1">
     <w:name w:val="Default Paragraph Font"/>
     <w:uiPriority w:val="1"/>
+    <w:semiHidden/>
     <w:unhideWhenUsed/>
   </w:style>
   <w:style w:type="table" w:default="1" w:styleId="a2">
@@ -6461,6 +7664,18 @@
     <w:pPr>
       <w:ind w:left="720"/>
     </w:pPr>
+  </w:style>
+  <w:style w:type="character" w:styleId="ac">
+    <w:name w:val="FollowedHyperlink"/>
+    <w:basedOn w:val="a1"/>
+    <w:uiPriority w:val="99"/>
+    <w:semiHidden/>
+    <w:unhideWhenUsed/>
+    <w:rsid w:val="008C3BD1"/>
+    <w:rPr>
+      <w:color w:val="954F72" w:themeColor="followedHyperlink"/>
+      <w:u w:val="single"/>
+    </w:rPr>
   </w:style>
 </w:styles>
 </file>

--- a/0_Instruction.docx
+++ b/0_Instruction.docx
@@ -4730,6 +4730,9 @@
     </w:tbl>
     <w:p>
       <w:r>
+        <w:rPr>
+          <w:noProof/>
+        </w:rPr>
         <w:drawing>
           <wp:anchor distT="0" distB="0" distL="114300" distR="114300" simplePos="0" relativeHeight="251659264" behindDoc="1" locked="0" layoutInCell="1" allowOverlap="1" wp14:anchorId="2054A5E4" wp14:editId="3D941D5F">
             <wp:simplePos x="0" y="0"/>
@@ -4811,10 +4814,7 @@
     </w:p>
     <w:p>
       <w:r>
-        <w:t xml:space="preserve">1. </w:t>
-      </w:r>
-      <w:r>
-        <w:t>Выбор интерфейса подключения (доступен только</w:t>
+        <w:t>1. Выбор интерфейса подключения (доступен только</w:t>
       </w:r>
       <w:r>
         <w:t xml:space="preserve"> </w:t>
@@ -4833,16 +4833,7 @@
     </w:p>
     <w:p>
       <w:r>
-        <w:t xml:space="preserve">2. </w:t>
-      </w:r>
-      <w:r>
-        <w:t>Добавление файл</w:t>
-      </w:r>
-      <w:r>
-        <w:t>а</w:t>
-      </w:r>
-      <w:r>
-        <w:t xml:space="preserve"> адресного пространства в формате </w:t>
+        <w:t xml:space="preserve">2. Добавление файла адресного пространства в формате </w:t>
       </w:r>
       <w:r>
         <w:t>*.</w:t>
@@ -4856,10 +4847,7 @@
     </w:p>
     <w:p>
       <w:r>
-        <w:t>3</w:t>
-      </w:r>
-      <w:r>
-        <w:t>.</w:t>
+        <w:t>3.</w:t>
       </w:r>
       <w:r>
         <w:t xml:space="preserve"> </w:t>
@@ -4899,25 +4887,7 @@
         <w:rPr>
           <w:color w:val="FF0000"/>
         </w:rPr>
-        <w:t>Работа с</w:t>
-      </w:r>
-      <w:r>
-        <w:rPr>
-          <w:color w:val="FF0000"/>
-        </w:rPr>
-        <w:t xml:space="preserve"> устройств</w:t>
-      </w:r>
-      <w:r>
-        <w:rPr>
-          <w:color w:val="FF0000"/>
-        </w:rPr>
-        <w:t>ом</w:t>
-      </w:r>
-      <w:r>
-        <w:rPr>
-          <w:color w:val="FF0000"/>
-        </w:rPr>
-        <w:t xml:space="preserve"> в приложении</w:t>
+        <w:t>Работа с устройством в приложении</w:t>
       </w:r>
     </w:p>
     <w:p>
@@ -5237,6 +5207,9 @@
     <w:p/>
     <w:p>
       <w:r>
+        <w:rPr>
+          <w:noProof/>
+        </w:rPr>
         <w:drawing>
           <wp:inline distT="0" distB="0" distL="0" distR="0" wp14:anchorId="5C942DC8" wp14:editId="3BAD487E">
             <wp:extent cx="3048000" cy="3238500"/>
@@ -5356,13 +5329,7 @@
         <w:t>переменную)</w:t>
       </w:r>
     </w:p>
-    <w:p>
-      <w:pPr>
-        <w:rPr>
-          <w:lang w:val="en-US"/>
-        </w:rPr>
-      </w:pPr>
-    </w:p>
+    <w:p/>
     <w:p>
       <w:r>
         <w:t xml:space="preserve">Если было выполнено чтение, то доступно еще </w:t>
@@ -5404,6 +5371,9 @@
     <w:p/>
     <w:p>
       <w:r>
+        <w:rPr>
+          <w:noProof/>
+        </w:rPr>
         <w:drawing>
           <wp:inline distT="0" distB="0" distL="0" distR="0" wp14:anchorId="4F185050" wp14:editId="72CDEB8B">
             <wp:extent cx="5238750" cy="4857750"/>
@@ -6643,6 +6613,56 @@
       </w:r>
     </w:p>
     <w:p/>
+    <w:p/>
+    <w:p>
+      <w:pPr>
+        <w:rPr>
+          <w:color w:val="FF0000"/>
+        </w:rPr>
+      </w:pPr>
+      <w:proofErr w:type="spellStart"/>
+      <w:r>
+        <w:rPr>
+          <w:color w:val="FF0000"/>
+        </w:rPr>
+        <w:t>Instrument</w:t>
+      </w:r>
+      <w:proofErr w:type="spellEnd"/>
+      <w:r>
+        <w:rPr>
+          <w:color w:val="FF0000"/>
+        </w:rPr>
+        <w:t xml:space="preserve"> </w:t>
+      </w:r>
+      <w:proofErr w:type="spellStart"/>
+      <w:r>
+        <w:rPr>
+          <w:color w:val="FF0000"/>
+        </w:rPr>
+        <w:t>Control</w:t>
+      </w:r>
+      <w:proofErr w:type="spellEnd"/>
+      <w:r>
+        <w:rPr>
+          <w:color w:val="FF0000"/>
+        </w:rPr>
+        <w:t xml:space="preserve"> </w:t>
+      </w:r>
+      <w:proofErr w:type="spellStart"/>
+      <w:r>
+        <w:rPr>
+          <w:color w:val="FF0000"/>
+        </w:rPr>
+        <w:t>Toolbox</w:t>
+      </w:r>
+      <w:proofErr w:type="spellEnd"/>
+      <w:r>
+        <w:rPr>
+          <w:color w:val="FF0000"/>
+        </w:rPr>
+        <w:t>???</w:t>
+      </w:r>
+    </w:p>
     <w:sectPr>
       <w:pgSz w:w="11906" w:h="16838"/>
       <w:pgMar w:top="1440" w:right="1080" w:bottom="1440" w:left="1080" w:header="708" w:footer="708" w:gutter="0"/>

--- a/0_Instruction.docx
+++ b/0_Instruction.docx
@@ -129,7 +129,6 @@
         </w:rPr>
         <w:t xml:space="preserve">Практическое руководство к приложению </w:t>
       </w:r>
-      <w:proofErr w:type="spellStart"/>
       <w:r>
         <w:rPr>
           <w:b/>
@@ -140,7 +139,6 @@
         </w:rPr>
         <w:t>TheGreatUniter</w:t>
       </w:r>
-      <w:proofErr w:type="spellEnd"/>
       <w:r>
         <w:rPr>
           <w:b/>
@@ -3109,7 +3107,6 @@
         </w:rPr>
         <w:t xml:space="preserve"> </w:t>
       </w:r>
-      <w:proofErr w:type="spellStart"/>
       <w:r>
         <w:t>D</w:t>
       </w:r>
@@ -3122,7 +3119,6 @@
       <w:r>
         <w:t>on</w:t>
       </w:r>
-      <w:proofErr w:type="spellEnd"/>
       <w:r>
         <w:rPr>
           <w:lang w:val="ru-RU"/>
@@ -3148,11 +3144,9 @@
         </w:rPr>
         <w:t xml:space="preserve"> </w:t>
       </w:r>
-      <w:proofErr w:type="spellStart"/>
       <w:r>
         <w:t>myDAQ</w:t>
       </w:r>
-      <w:proofErr w:type="spellEnd"/>
     </w:p>
     <w:p>
       <w:pPr>
@@ -3175,15 +3169,7 @@
         <w:t>Выставление</w:t>
       </w:r>
       <w:r>
-        <w:t xml:space="preserve"> </w:t>
-      </w:r>
-      <w:proofErr w:type="spellStart"/>
-      <w:r>
-        <w:t>аттенюации</w:t>
-      </w:r>
-      <w:proofErr w:type="spellEnd"/>
-      <w:r>
-        <w:t xml:space="preserve"> при помощи регулировки напряжения</w:t>
+        <w:t xml:space="preserve"> аттенюации при помощи регулировки напряжения</w:t>
       </w:r>
     </w:p>
     <w:p>
@@ -3212,14 +3198,12 @@
       <w:r>
         <w:t xml:space="preserve"> </w:t>
       </w:r>
-      <w:proofErr w:type="spellStart"/>
       <w:r>
         <w:rPr>
           <w:lang w:val="en-US"/>
         </w:rPr>
         <w:t>myDAQ</w:t>
       </w:r>
-      <w:proofErr w:type="spellEnd"/>
       <w:r>
         <w:t xml:space="preserve"> </w:t>
       </w:r>
@@ -3324,7 +3308,6 @@
       <w:r>
         <w:t xml:space="preserve"> </w:t>
       </w:r>
-      <w:proofErr w:type="spellStart"/>
       <w:r>
         <w:rPr>
           <w:lang w:val="en-US"/>
@@ -3349,7 +3332,6 @@
         </w:rPr>
         <w:t>on</w:t>
       </w:r>
-      <w:proofErr w:type="spellEnd"/>
       <w:r>
         <w:t xml:space="preserve"> </w:t>
       </w:r>
@@ -3371,7 +3353,6 @@
       <w:r>
         <w:t xml:space="preserve"> </w:t>
       </w:r>
-      <w:proofErr w:type="spellStart"/>
       <w:r>
         <w:rPr>
           <w:lang w:val="en-US"/>
@@ -3396,7 +3377,6 @@
         </w:rPr>
         <w:t>on</w:t>
       </w:r>
-      <w:proofErr w:type="spellEnd"/>
       <w:r>
         <w:t xml:space="preserve"> </w:t>
       </w:r>
@@ -3418,7 +3398,6 @@
       <w:r>
         <w:t xml:space="preserve"> </w:t>
       </w:r>
-      <w:proofErr w:type="spellStart"/>
       <w:r>
         <w:rPr>
           <w:lang w:val="en-US"/>
@@ -3431,7 +3410,6 @@
         </w:rPr>
         <w:t>yDAQ</w:t>
       </w:r>
-      <w:proofErr w:type="spellEnd"/>
       <w:r>
         <w:t xml:space="preserve"> </w:t>
       </w:r>
@@ -3473,14 +3451,12 @@
       <w:r>
         <w:t xml:space="preserve"> </w:t>
       </w:r>
-      <w:proofErr w:type="spellStart"/>
       <w:r>
         <w:rPr>
           <w:lang w:val="en-US"/>
         </w:rPr>
         <w:t>myDAQ</w:t>
       </w:r>
-      <w:proofErr w:type="spellEnd"/>
       <w:r>
         <w:t>, который в свою очередь подключ</w:t>
       </w:r>
@@ -3650,14 +3626,12 @@
       <w:r>
         <w:t xml:space="preserve"> </w:t>
       </w:r>
-      <w:proofErr w:type="spellStart"/>
       <w:r>
         <w:rPr>
           <w:lang w:val="en-US"/>
         </w:rPr>
         <w:t>myDAQ</w:t>
       </w:r>
-      <w:proofErr w:type="spellEnd"/>
       <w:r>
         <w:t xml:space="preserve"> приведена </w:t>
       </w:r>
@@ -4053,7 +4027,6 @@
       <w:r>
         <w:t xml:space="preserve">Название переменной </w:t>
       </w:r>
-      <w:proofErr w:type="spellStart"/>
       <w:r>
         <w:rPr>
           <w:rFonts w:ascii="Courier New" w:hAnsi="Courier New" w:cs="Courier New"/>
@@ -4062,11 +4035,16 @@
           <w:szCs w:val="28"/>
           <w:lang w:val="en-US"/>
         </w:rPr>
-        <w:t>enterVarName</w:t>
-      </w:r>
-      <w:proofErr w:type="spellEnd"/>
-      <w:r>
-        <w:t>, содержащей объект аттенюатора, может быть любым, заменить его следует везде.</w:t>
+        <w:t>device</w:t>
+      </w:r>
+      <w:r>
+        <w:t xml:space="preserve">, содержащей объект </w:t>
+      </w:r>
+      <w:r>
+        <w:t>устройств</w:t>
+      </w:r>
+      <w:r>
+        <w:t>а, может быть любым, заменить его следует везде.</w:t>
       </w:r>
     </w:p>
     <w:p/>
@@ -4111,7 +4089,6 @@
                 <w:szCs w:val="28"/>
               </w:rPr>
             </w:pPr>
-            <w:proofErr w:type="spellStart"/>
             <w:r>
               <w:rPr>
                 <w:rFonts w:ascii="Courier New" w:hAnsi="Courier New" w:cs="Courier New"/>
@@ -4120,34 +4097,15 @@
                 <w:szCs w:val="28"/>
                 <w:lang w:val="en-US"/>
               </w:rPr>
-              <w:t>enterVarName</w:t>
-            </w:r>
-            <w:proofErr w:type="spellEnd"/>
-            <w:r>
-              <w:rPr>
-                <w:rFonts w:ascii="Courier New" w:hAnsi="Courier New" w:cs="Courier New"/>
-                <w:szCs w:val="28"/>
-                <w:lang w:val="en-US"/>
-              </w:rPr>
-              <w:t xml:space="preserve"> = </w:t>
-            </w:r>
-            <w:proofErr w:type="spellStart"/>
-            <w:r>
-              <w:rPr>
-                <w:rFonts w:ascii="Courier New" w:hAnsi="Courier New" w:cs="Courier New"/>
-                <w:szCs w:val="28"/>
-                <w:lang w:val="en-US"/>
-              </w:rPr>
-              <w:t>mainApp.ATTENniMyDaq</w:t>
-            </w:r>
-            <w:proofErr w:type="spellEnd"/>
-            <w:r>
-              <w:rPr>
-                <w:rFonts w:ascii="Courier New" w:hAnsi="Courier New" w:cs="Courier New"/>
-                <w:szCs w:val="28"/>
-                <w:lang w:val="en-US"/>
-              </w:rPr>
-              <w:t>;</w:t>
+              <w:t>device</w:t>
+            </w:r>
+            <w:r>
+              <w:rPr>
+                <w:rFonts w:ascii="Courier New" w:hAnsi="Courier New" w:cs="Courier New"/>
+                <w:szCs w:val="28"/>
+                <w:lang w:val="en-US"/>
+              </w:rPr>
+              <w:t xml:space="preserve"> = mainApp.ATTENniMyDaq;</w:t>
             </w:r>
           </w:p>
         </w:tc>
@@ -4156,15 +4114,7 @@
     <w:p/>
     <w:p>
       <w:r>
-        <w:t xml:space="preserve">Выставление </w:t>
-      </w:r>
-      <w:proofErr w:type="spellStart"/>
-      <w:r>
-        <w:t>аттенюации</w:t>
-      </w:r>
-      <w:proofErr w:type="spellEnd"/>
-      <w:r>
-        <w:t xml:space="preserve">, </w:t>
+        <w:t xml:space="preserve">Выставление аттенюации, </w:t>
       </w:r>
       <w:r>
         <w:t>например,</w:t>
@@ -4242,7 +4192,6 @@
                 <w:lang w:val="en-US"/>
               </w:rPr>
             </w:pPr>
-            <w:proofErr w:type="spellStart"/>
             <w:r>
               <w:rPr>
                 <w:rFonts w:ascii="Courier New" w:hAnsi="Courier New" w:cs="Courier New"/>
@@ -4251,37 +4200,16 @@
                 <w:szCs w:val="28"/>
                 <w:lang w:val="en-US"/>
               </w:rPr>
-              <w:t>enterVarName</w:t>
-            </w:r>
-            <w:proofErr w:type="spellEnd"/>
-            <w:r>
-              <w:rPr>
-                <w:rFonts w:ascii="Courier New" w:hAnsi="Courier New" w:cs="Courier New"/>
-                <w:szCs w:val="28"/>
-                <w:lang w:val="en-US"/>
-              </w:rPr>
-              <w:t xml:space="preserve"> = </w:t>
-            </w:r>
-            <w:proofErr w:type="spellStart"/>
-            <w:r>
-              <w:rPr>
-                <w:rFonts w:ascii="Courier New" w:hAnsi="Courier New" w:cs="Courier New"/>
-                <w:szCs w:val="28"/>
-                <w:lang w:val="en-US"/>
-              </w:rPr>
-              <w:t>setAttenuation</w:t>
-            </w:r>
-            <w:proofErr w:type="spellEnd"/>
-            <w:r>
-              <w:rPr>
-                <w:rFonts w:ascii="Courier New" w:hAnsi="Courier New" w:cs="Courier New"/>
-                <w:szCs w:val="28"/>
-                <w:lang w:val="en-US"/>
-              </w:rPr>
-              <w:t>(</w:t>
-            </w:r>
-            <w:proofErr w:type="spellStart"/>
-            <w:proofErr w:type="gramStart"/>
+              <w:t>device</w:t>
+            </w:r>
+            <w:r>
+              <w:rPr>
+                <w:rFonts w:ascii="Courier New" w:hAnsi="Courier New" w:cs="Courier New"/>
+                <w:szCs w:val="28"/>
+                <w:lang w:val="en-US"/>
+              </w:rPr>
+              <w:t xml:space="preserve"> = setAttenuation(</w:t>
+            </w:r>
             <w:r>
               <w:rPr>
                 <w:rFonts w:ascii="Courier New" w:hAnsi="Courier New" w:cs="Courier New"/>
@@ -4290,25 +4218,15 @@
                 <w:szCs w:val="28"/>
                 <w:lang w:val="en-US"/>
               </w:rPr>
-              <w:t>enterVarName</w:t>
-            </w:r>
-            <w:r>
-              <w:rPr>
-                <w:rFonts w:ascii="Courier New" w:hAnsi="Courier New" w:cs="Courier New"/>
-                <w:szCs w:val="28"/>
-                <w:lang w:val="en-US"/>
-              </w:rPr>
-              <w:t>,attenuation</w:t>
-            </w:r>
-            <w:proofErr w:type="spellEnd"/>
-            <w:proofErr w:type="gramEnd"/>
-            <w:r>
-              <w:rPr>
-                <w:rFonts w:ascii="Courier New" w:hAnsi="Courier New" w:cs="Courier New"/>
-                <w:szCs w:val="28"/>
-                <w:lang w:val="en-US"/>
-              </w:rPr>
-              <w:t>);</w:t>
+              <w:t>device</w:t>
+            </w:r>
+            <w:r>
+              <w:rPr>
+                <w:rFonts w:ascii="Courier New" w:hAnsi="Courier New" w:cs="Courier New"/>
+                <w:szCs w:val="28"/>
+                <w:lang w:val="en-US"/>
+              </w:rPr>
+              <w:t>,attenuation);</w:t>
             </w:r>
           </w:p>
         </w:tc>
@@ -4362,7 +4280,6 @@
                 <w:szCs w:val="28"/>
               </w:rPr>
             </w:pPr>
-            <w:proofErr w:type="spellStart"/>
             <w:r>
               <w:rPr>
                 <w:rFonts w:ascii="Courier New" w:hAnsi="Courier New" w:cs="Courier New"/>
@@ -4371,36 +4288,16 @@
                 <w:szCs w:val="28"/>
                 <w:lang w:val="en-US"/>
               </w:rPr>
-              <w:t>enterVarName</w:t>
-            </w:r>
-            <w:proofErr w:type="spellEnd"/>
-            <w:r>
-              <w:rPr>
-                <w:rFonts w:ascii="Courier New" w:hAnsi="Courier New" w:cs="Courier New"/>
-                <w:szCs w:val="28"/>
-                <w:lang w:val="en-US"/>
-              </w:rPr>
-              <w:t xml:space="preserve"> = </w:t>
-            </w:r>
-            <w:proofErr w:type="spellStart"/>
-            <w:r>
-              <w:rPr>
-                <w:rFonts w:ascii="Courier New" w:hAnsi="Courier New" w:cs="Courier New"/>
-                <w:szCs w:val="28"/>
-                <w:lang w:val="en-US"/>
-              </w:rPr>
-              <w:t>deleteVirtualObject</w:t>
-            </w:r>
-            <w:proofErr w:type="spellEnd"/>
-            <w:r>
-              <w:rPr>
-                <w:rFonts w:ascii="Courier New" w:hAnsi="Courier New" w:cs="Courier New"/>
-                <w:szCs w:val="28"/>
-                <w:lang w:val="en-US"/>
-              </w:rPr>
-              <w:t>(</w:t>
-            </w:r>
-            <w:proofErr w:type="spellStart"/>
+              <w:t>device</w:t>
+            </w:r>
+            <w:r>
+              <w:rPr>
+                <w:rFonts w:ascii="Courier New" w:hAnsi="Courier New" w:cs="Courier New"/>
+                <w:szCs w:val="28"/>
+                <w:lang w:val="en-US"/>
+              </w:rPr>
+              <w:t xml:space="preserve"> = deleteVirtualObject(</w:t>
+            </w:r>
             <w:r>
               <w:rPr>
                 <w:rFonts w:ascii="Courier New" w:hAnsi="Courier New" w:cs="Courier New"/>
@@ -4409,9 +4306,8 @@
                 <w:szCs w:val="28"/>
                 <w:lang w:val="en-US"/>
               </w:rPr>
-              <w:t>enterVarName</w:t>
-            </w:r>
-            <w:proofErr w:type="spellEnd"/>
+              <w:t>device</w:t>
+            </w:r>
             <w:r>
               <w:rPr>
                 <w:rFonts w:ascii="Courier New" w:hAnsi="Courier New" w:cs="Courier New"/>
@@ -4599,15 +4495,7 @@
         <w:t>(фото</w:t>
       </w:r>
       <w:r>
-        <w:t xml:space="preserve"> + </w:t>
-      </w:r>
-      <w:proofErr w:type="spellStart"/>
-      <w:r>
-        <w:t>мб</w:t>
-      </w:r>
-      <w:proofErr w:type="spellEnd"/>
-      <w:r>
-        <w:t xml:space="preserve"> схема</w:t>
+        <w:t xml:space="preserve"> + мб схема</w:t>
       </w:r>
       <w:r>
         <w:t>)</w:t>
@@ -4681,7 +4569,6 @@
               </w:rPr>
               <w:t xml:space="preserve">Работа приложения одновременно с </w:t>
             </w:r>
-            <w:proofErr w:type="spellStart"/>
             <w:r>
               <w:rPr>
                 <w:szCs w:val="28"/>
@@ -4689,14 +4576,12 @@
               </w:rPr>
               <w:t>Veryslot</w:t>
             </w:r>
-            <w:proofErr w:type="spellEnd"/>
             <w:r>
               <w:rPr>
                 <w:szCs w:val="28"/>
               </w:rPr>
               <w:t xml:space="preserve"> протестирована недостаточно. При возникших проблемах попробуйте сначала завершить </w:t>
             </w:r>
-            <w:proofErr w:type="spellStart"/>
             <w:r>
               <w:rPr>
                 <w:szCs w:val="28"/>
@@ -4704,7 +4589,6 @@
               </w:rPr>
               <w:t>Veryslot</w:t>
             </w:r>
-            <w:proofErr w:type="spellEnd"/>
             <w:r>
               <w:rPr>
                 <w:szCs w:val="28"/>
@@ -5113,6 +4997,2684 @@
       </w:r>
       <w:bookmarkEnd w:id="11"/>
     </w:p>
+    <w:p>
+      <w:r>
+        <w:t>Далее приведены примеры команд для работы с устройством в скрипте. Обязательные команды отмечены звёздочкой (*).</w:t>
+      </w:r>
+    </w:p>
+    <w:p>
+      <w:r>
+        <w:t xml:space="preserve">Название переменной </w:t>
+      </w:r>
+      <w:r>
+        <w:rPr>
+          <w:rFonts w:ascii="Courier New" w:hAnsi="Courier New" w:cs="Courier New"/>
+          <w:b/>
+          <w:bCs/>
+          <w:szCs w:val="28"/>
+          <w:lang w:val="en-US"/>
+        </w:rPr>
+        <w:t>devic</w:t>
+      </w:r>
+      <w:r>
+        <w:rPr>
+          <w:rFonts w:ascii="Courier New" w:hAnsi="Courier New" w:cs="Courier New"/>
+          <w:b/>
+          <w:bCs/>
+          <w:szCs w:val="28"/>
+          <w:lang w:val="en-US"/>
+        </w:rPr>
+        <w:t>e</w:t>
+      </w:r>
+      <w:r>
+        <w:t xml:space="preserve">, содержащей объект </w:t>
+      </w:r>
+      <w:r>
+        <w:t>устройств</w:t>
+      </w:r>
+      <w:r>
+        <w:t>а, может быть любым, заменить его следует везде.</w:t>
+      </w:r>
+      <w:r>
+        <w:t xml:space="preserve"> </w:t>
+      </w:r>
+      <w:r>
+        <w:t xml:space="preserve">Также можно заменить названия переменных </w:t>
+      </w:r>
+      <w:r>
+        <w:rPr>
+          <w:rFonts w:ascii="Courier New" w:hAnsi="Courier New" w:cs="Courier New"/>
+          <w:b/>
+          <w:bCs/>
+          <w:szCs w:val="28"/>
+          <w:lang w:val="en-US"/>
+        </w:rPr>
+        <w:t>name</w:t>
+      </w:r>
+      <w:r>
+        <w:t xml:space="preserve"> </w:t>
+      </w:r>
+      <w:r>
+        <w:t xml:space="preserve">и </w:t>
+      </w:r>
+      <w:r>
+        <w:rPr>
+          <w:rFonts w:ascii="Courier New" w:hAnsi="Courier New" w:cs="Courier New"/>
+          <w:b/>
+          <w:bCs/>
+          <w:szCs w:val="28"/>
+          <w:lang w:val="en-US"/>
+        </w:rPr>
+        <w:t>data</w:t>
+      </w:r>
+      <w:r>
+        <w:t xml:space="preserve"> (и любые другие, выделенные жирным).</w:t>
+      </w:r>
+      <w:r>
+        <w:t xml:space="preserve"> Значения этих переменных тоже могу быть любые.</w:t>
+      </w:r>
+    </w:p>
+    <w:p/>
+    <w:p>
+      <w:r>
+        <w:t>* Создание объекта (должно быть выполнено в начале)</w:t>
+      </w:r>
+    </w:p>
+    <w:tbl>
+      <w:tblPr>
+        <w:tblStyle w:val="aa"/>
+        <w:tblW w:w="0" w:type="auto"/>
+        <w:tblBorders>
+          <w:top w:val="none" w:sz="0" w:space="0" w:color="auto"/>
+          <w:left w:val="none" w:sz="0" w:space="0" w:color="auto"/>
+          <w:bottom w:val="none" w:sz="0" w:space="0" w:color="auto"/>
+          <w:right w:val="none" w:sz="0" w:space="0" w:color="auto"/>
+          <w:insideH w:val="none" w:sz="0" w:space="0" w:color="auto"/>
+          <w:insideV w:val="none" w:sz="0" w:space="0" w:color="auto"/>
+        </w:tblBorders>
+        <w:shd w:val="clear" w:color="auto" w:fill="F5F5FF"/>
+        <w:tblLook w:val="04A0" w:firstRow="1" w:lastRow="0" w:firstColumn="1" w:lastColumn="0" w:noHBand="0" w:noVBand="1"/>
+      </w:tblPr>
+      <w:tblGrid>
+        <w:gridCol w:w="9736"/>
+      </w:tblGrid>
+      <w:tr>
+        <w:tc>
+          <w:tcPr>
+            <w:tcW w:w="9736" w:type="dxa"/>
+            <w:shd w:val="clear" w:color="auto" w:fill="F5F5FF"/>
+          </w:tcPr>
+          <w:p>
+            <w:pPr>
+              <w:rPr>
+                <w:szCs w:val="28"/>
+              </w:rPr>
+            </w:pPr>
+            <w:r>
+              <w:rPr>
+                <w:rFonts w:ascii="Courier New" w:hAnsi="Courier New" w:cs="Courier New"/>
+                <w:b/>
+                <w:bCs/>
+                <w:szCs w:val="28"/>
+                <w:lang w:val="en-US"/>
+              </w:rPr>
+              <w:t>device</w:t>
+            </w:r>
+            <w:r>
+              <w:rPr>
+                <w:rFonts w:ascii="Courier New" w:hAnsi="Courier New" w:cs="Courier New"/>
+                <w:szCs w:val="28"/>
+                <w:lang w:val="en-US"/>
+              </w:rPr>
+              <w:t xml:space="preserve"> = mainApp.</w:t>
+            </w:r>
+            <w:r>
+              <w:t xml:space="preserve"> </w:t>
+            </w:r>
+            <w:r>
+              <w:rPr>
+                <w:rFonts w:ascii="Courier New" w:hAnsi="Courier New" w:cs="Courier New"/>
+                <w:szCs w:val="28"/>
+                <w:lang w:val="en-US"/>
+              </w:rPr>
+              <w:t>FPGA</w:t>
+            </w:r>
+            <w:r>
+              <w:rPr>
+                <w:rFonts w:ascii="Courier New" w:hAnsi="Courier New" w:cs="Courier New"/>
+                <w:szCs w:val="28"/>
+                <w:lang w:val="en-US"/>
+              </w:rPr>
+              <w:t>;</w:t>
+            </w:r>
+          </w:p>
+        </w:tc>
+      </w:tr>
+    </w:tbl>
+    <w:p/>
+    <w:p>
+      <w:r>
+        <w:t>Чтение значения из временной памяти (</w:t>
+      </w:r>
+      <w:r>
+        <w:rPr>
+          <w:lang w:val="en-US"/>
+        </w:rPr>
+        <w:t>FLASH</w:t>
+      </w:r>
+      <w:r>
+        <w:t>)</w:t>
+      </w:r>
+      <w:r>
+        <w:t xml:space="preserve"> по названию ячейки</w:t>
+      </w:r>
+    </w:p>
+    <w:tbl>
+      <w:tblPr>
+        <w:tblStyle w:val="aa"/>
+        <w:tblW w:w="0" w:type="auto"/>
+        <w:tblBorders>
+          <w:top w:val="none" w:sz="0" w:space="0" w:color="auto"/>
+          <w:left w:val="none" w:sz="0" w:space="0" w:color="auto"/>
+          <w:bottom w:val="none" w:sz="0" w:space="0" w:color="auto"/>
+          <w:right w:val="none" w:sz="0" w:space="0" w:color="auto"/>
+          <w:insideH w:val="none" w:sz="0" w:space="0" w:color="auto"/>
+          <w:insideV w:val="none" w:sz="0" w:space="0" w:color="auto"/>
+        </w:tblBorders>
+        <w:shd w:val="clear" w:color="auto" w:fill="F5F5FF"/>
+        <w:tblLook w:val="04A0" w:firstRow="1" w:lastRow="0" w:firstColumn="1" w:lastColumn="0" w:noHBand="0" w:noVBand="1"/>
+      </w:tblPr>
+      <w:tblGrid>
+        <w:gridCol w:w="9736"/>
+      </w:tblGrid>
+      <w:tr>
+        <w:tc>
+          <w:tcPr>
+            <w:tcW w:w="9736" w:type="dxa"/>
+            <w:shd w:val="clear" w:color="auto" w:fill="F5F5FF"/>
+          </w:tcPr>
+          <w:p>
+            <w:pPr>
+              <w:rPr>
+                <w:rFonts w:ascii="Courier New" w:hAnsi="Courier New" w:cs="Courier New"/>
+                <w:b/>
+                <w:bCs/>
+                <w:szCs w:val="28"/>
+                <w:lang w:val="en-US"/>
+              </w:rPr>
+            </w:pPr>
+            <w:bookmarkStart w:id="12" w:name="_Hlk107583425"/>
+            <w:r>
+              <w:rPr>
+                <w:rFonts w:ascii="Courier New" w:hAnsi="Courier New" w:cs="Courier New"/>
+                <w:szCs w:val="28"/>
+                <w:lang w:val="en-US"/>
+              </w:rPr>
+              <w:t>name</w:t>
+            </w:r>
+            <w:r>
+              <w:rPr>
+                <w:rFonts w:ascii="Courier New" w:hAnsi="Courier New" w:cs="Courier New"/>
+                <w:szCs w:val="28"/>
+                <w:lang w:val="en-US"/>
+              </w:rPr>
+              <w:t xml:space="preserve"> = </w:t>
+            </w:r>
+            <w:r>
+              <w:rPr>
+                <w:rFonts w:ascii="Courier New" w:hAnsi="Courier New" w:cs="Courier New"/>
+                <w:szCs w:val="28"/>
+                <w:lang w:val="en-US"/>
+              </w:rPr>
+              <w:t>"CC_TEST"</w:t>
+            </w:r>
+            <w:r>
+              <w:rPr>
+                <w:rFonts w:ascii="Courier New" w:hAnsi="Courier New" w:cs="Courier New"/>
+                <w:szCs w:val="28"/>
+                <w:lang w:val="en-US"/>
+              </w:rPr>
+              <w:t>;</w:t>
+            </w:r>
+          </w:p>
+          <w:p>
+            <w:pPr>
+              <w:rPr>
+                <w:rFonts w:ascii="Courier New" w:hAnsi="Courier New" w:cs="Courier New"/>
+                <w:szCs w:val="28"/>
+                <w:lang w:val="en-US"/>
+              </w:rPr>
+            </w:pPr>
+            <w:r>
+              <w:rPr>
+                <w:rFonts w:ascii="Courier New" w:hAnsi="Courier New" w:cs="Courier New"/>
+                <w:b/>
+                <w:bCs/>
+                <w:szCs w:val="28"/>
+                <w:lang w:val="en-US"/>
+              </w:rPr>
+              <w:t>device</w:t>
+            </w:r>
+            <w:r>
+              <w:rPr>
+                <w:rFonts w:ascii="Courier New" w:hAnsi="Courier New" w:cs="Courier New"/>
+                <w:szCs w:val="28"/>
+                <w:lang w:val="en-US"/>
+              </w:rPr>
+              <w:t> </w:t>
+            </w:r>
+            <w:r>
+              <w:rPr>
+                <w:rFonts w:ascii="Courier New" w:hAnsi="Courier New" w:cs="Courier New"/>
+                <w:szCs w:val="28"/>
+                <w:lang w:val="en-US"/>
+              </w:rPr>
+              <w:t>=</w:t>
+            </w:r>
+            <w:r>
+              <w:rPr>
+                <w:rFonts w:ascii="Courier New" w:hAnsi="Courier New" w:cs="Courier New"/>
+                <w:szCs w:val="28"/>
+                <w:lang w:val="en-US"/>
+              </w:rPr>
+              <w:t> </w:t>
+            </w:r>
+            <w:r>
+              <w:rPr>
+                <w:rFonts w:ascii="Courier New" w:hAnsi="Courier New" w:cs="Courier New"/>
+                <w:szCs w:val="28"/>
+                <w:lang w:val="en-US"/>
+              </w:rPr>
+              <w:t>readData(</w:t>
+            </w:r>
+            <w:r>
+              <w:rPr>
+                <w:rFonts w:ascii="Courier New" w:hAnsi="Courier New" w:cs="Courier New"/>
+                <w:b/>
+                <w:bCs/>
+                <w:szCs w:val="28"/>
+                <w:lang w:val="en-US"/>
+              </w:rPr>
+              <w:t>device</w:t>
+            </w:r>
+            <w:r>
+              <w:rPr>
+                <w:rFonts w:ascii="Courier New" w:hAnsi="Courier New" w:cs="Courier New"/>
+                <w:szCs w:val="28"/>
+                <w:lang w:val="en-US"/>
+              </w:rPr>
+              <w:t>,</w:t>
+            </w:r>
+            <w:r>
+              <w:rPr>
+                <w:rFonts w:ascii="Courier New" w:hAnsi="Courier New" w:cs="Courier New"/>
+                <w:szCs w:val="28"/>
+                <w:lang w:val="en-US"/>
+              </w:rPr>
+              <w:t> </w:t>
+            </w:r>
+            <w:r>
+              <w:rPr>
+                <w:rFonts w:ascii="Courier New" w:hAnsi="Courier New" w:cs="Courier New"/>
+                <w:b/>
+                <w:bCs/>
+                <w:szCs w:val="28"/>
+                <w:lang w:val="en-US"/>
+              </w:rPr>
+              <w:t>device</w:t>
+            </w:r>
+            <w:r>
+              <w:rPr>
+                <w:rFonts w:ascii="Courier New" w:hAnsi="Courier New" w:cs="Courier New"/>
+                <w:szCs w:val="28"/>
+                <w:lang w:val="en-US"/>
+              </w:rPr>
+              <w:t>.FLASH_MEM,</w:t>
+            </w:r>
+            <w:r>
+              <w:rPr>
+                <w:rFonts w:ascii="Courier New" w:hAnsi="Courier New" w:cs="Courier New"/>
+                <w:szCs w:val="28"/>
+                <w:lang w:val="en-US"/>
+              </w:rPr>
+              <w:t xml:space="preserve"> </w:t>
+            </w:r>
+            <w:r>
+              <w:rPr>
+                <w:rFonts w:ascii="Courier New" w:hAnsi="Courier New" w:cs="Courier New"/>
+                <w:b/>
+                <w:bCs/>
+                <w:szCs w:val="28"/>
+                <w:lang w:val="en-US"/>
+              </w:rPr>
+              <w:t>name</w:t>
+            </w:r>
+            <w:r>
+              <w:rPr>
+                <w:rFonts w:ascii="Courier New" w:hAnsi="Courier New" w:cs="Courier New"/>
+                <w:szCs w:val="28"/>
+                <w:lang w:val="en-US"/>
+              </w:rPr>
+              <w:t>);</w:t>
+            </w:r>
+          </w:p>
+          <w:p>
+            <w:pPr>
+              <w:rPr>
+                <w:rFonts w:ascii="Courier New" w:hAnsi="Courier New" w:cs="Courier New"/>
+                <w:szCs w:val="28"/>
+                <w:lang w:val="en-US"/>
+              </w:rPr>
+            </w:pPr>
+            <w:r>
+              <w:rPr>
+                <w:rFonts w:ascii="Courier New" w:hAnsi="Courier New" w:cs="Courier New"/>
+                <w:b/>
+                <w:bCs/>
+                <w:szCs w:val="28"/>
+                <w:lang w:val="en-US"/>
+              </w:rPr>
+              <w:t xml:space="preserve">result </w:t>
+            </w:r>
+            <w:r>
+              <w:rPr>
+                <w:rFonts w:ascii="Courier New" w:hAnsi="Courier New" w:cs="Courier New"/>
+                <w:szCs w:val="28"/>
+                <w:lang w:val="en-US"/>
+              </w:rPr>
+              <w:t xml:space="preserve">= </w:t>
+            </w:r>
+            <w:r>
+              <w:rPr>
+                <w:rFonts w:ascii="Courier New" w:hAnsi="Courier New" w:cs="Courier New"/>
+                <w:b/>
+                <w:bCs/>
+                <w:szCs w:val="28"/>
+                <w:lang w:val="en-US"/>
+              </w:rPr>
+              <w:t>device</w:t>
+            </w:r>
+            <w:r>
+              <w:rPr>
+                <w:rFonts w:ascii="Courier New" w:hAnsi="Courier New" w:cs="Courier New"/>
+                <w:szCs w:val="28"/>
+                <w:lang w:val="en-US"/>
+              </w:rPr>
+              <w:t>.</w:t>
+            </w:r>
+            <w:r>
+              <w:rPr>
+                <w:rFonts w:ascii="Courier New" w:hAnsi="Courier New" w:cs="Courier New"/>
+                <w:szCs w:val="28"/>
+                <w:lang w:val="en-US"/>
+              </w:rPr>
+              <w:t>lastRead</w:t>
+            </w:r>
+            <w:r>
+              <w:rPr>
+                <w:rFonts w:ascii="Courier New" w:hAnsi="Courier New" w:cs="Courier New"/>
+                <w:szCs w:val="28"/>
+                <w:lang w:val="en-US"/>
+              </w:rPr>
+              <w:t>;</w:t>
+            </w:r>
+          </w:p>
+        </w:tc>
+      </w:tr>
+      <w:bookmarkEnd w:id="12"/>
+    </w:tbl>
+    <w:p>
+      <w:pPr>
+        <w:rPr>
+          <w:lang w:val="en-US"/>
+        </w:rPr>
+      </w:pPr>
+    </w:p>
+    <w:p>
+      <w:r>
+        <w:t>Чтение значения из постоянной памяти (</w:t>
+      </w:r>
+      <w:r>
+        <w:rPr>
+          <w:lang w:val="en-US"/>
+        </w:rPr>
+        <w:t>EEPROM</w:t>
+      </w:r>
+      <w:r>
+        <w:t xml:space="preserve">) </w:t>
+      </w:r>
+      <w:r>
+        <w:t>по названию ячейки</w:t>
+      </w:r>
+    </w:p>
+    <w:tbl>
+      <w:tblPr>
+        <w:tblStyle w:val="aa"/>
+        <w:tblW w:w="0" w:type="auto"/>
+        <w:tblBorders>
+          <w:top w:val="none" w:sz="0" w:space="0" w:color="auto"/>
+          <w:left w:val="none" w:sz="0" w:space="0" w:color="auto"/>
+          <w:bottom w:val="none" w:sz="0" w:space="0" w:color="auto"/>
+          <w:right w:val="none" w:sz="0" w:space="0" w:color="auto"/>
+          <w:insideH w:val="none" w:sz="0" w:space="0" w:color="auto"/>
+          <w:insideV w:val="none" w:sz="0" w:space="0" w:color="auto"/>
+        </w:tblBorders>
+        <w:shd w:val="clear" w:color="auto" w:fill="F5F5FF"/>
+        <w:tblLook w:val="04A0" w:firstRow="1" w:lastRow="0" w:firstColumn="1" w:lastColumn="0" w:noHBand="0" w:noVBand="1"/>
+      </w:tblPr>
+      <w:tblGrid>
+        <w:gridCol w:w="9736"/>
+      </w:tblGrid>
+      <w:tr>
+        <w:tc>
+          <w:tcPr>
+            <w:tcW w:w="9736" w:type="dxa"/>
+            <w:shd w:val="clear" w:color="auto" w:fill="F5F5FF"/>
+          </w:tcPr>
+          <w:p>
+            <w:pPr>
+              <w:rPr>
+                <w:rFonts w:ascii="Courier New" w:hAnsi="Courier New" w:cs="Courier New"/>
+                <w:b/>
+                <w:bCs/>
+                <w:szCs w:val="28"/>
+                <w:lang w:val="en-US"/>
+              </w:rPr>
+            </w:pPr>
+            <w:r>
+              <w:rPr>
+                <w:rFonts w:ascii="Courier New" w:hAnsi="Courier New" w:cs="Courier New"/>
+                <w:b/>
+                <w:bCs/>
+                <w:szCs w:val="28"/>
+                <w:lang w:val="en-US"/>
+              </w:rPr>
+              <w:t>name</w:t>
+            </w:r>
+            <w:r>
+              <w:rPr>
+                <w:rFonts w:ascii="Courier New" w:hAnsi="Courier New" w:cs="Courier New"/>
+                <w:szCs w:val="28"/>
+                <w:lang w:val="en-US"/>
+              </w:rPr>
+              <w:t xml:space="preserve"> = </w:t>
+            </w:r>
+            <w:r>
+              <w:rPr>
+                <w:rFonts w:ascii="Courier New" w:hAnsi="Courier New" w:cs="Courier New"/>
+                <w:szCs w:val="28"/>
+                <w:lang w:val="en-US"/>
+              </w:rPr>
+              <w:t>"CC_TEST"</w:t>
+            </w:r>
+            <w:r>
+              <w:rPr>
+                <w:rFonts w:ascii="Courier New" w:hAnsi="Courier New" w:cs="Courier New"/>
+                <w:szCs w:val="28"/>
+                <w:lang w:val="en-US"/>
+              </w:rPr>
+              <w:t>;</w:t>
+            </w:r>
+          </w:p>
+          <w:p>
+            <w:pPr>
+              <w:rPr>
+                <w:rFonts w:ascii="Courier New" w:hAnsi="Courier New" w:cs="Courier New"/>
+                <w:szCs w:val="28"/>
+                <w:lang w:val="en-US"/>
+              </w:rPr>
+            </w:pPr>
+            <w:r>
+              <w:rPr>
+                <w:rFonts w:ascii="Courier New" w:hAnsi="Courier New" w:cs="Courier New"/>
+                <w:b/>
+                <w:bCs/>
+                <w:szCs w:val="28"/>
+                <w:lang w:val="en-US"/>
+              </w:rPr>
+              <w:t>device</w:t>
+            </w:r>
+            <w:r>
+              <w:rPr>
+                <w:rFonts w:ascii="Courier New" w:hAnsi="Courier New" w:cs="Courier New"/>
+                <w:szCs w:val="28"/>
+                <w:lang w:val="en-US"/>
+              </w:rPr>
+              <w:t> = readData(</w:t>
+            </w:r>
+            <w:r>
+              <w:rPr>
+                <w:rFonts w:ascii="Courier New" w:hAnsi="Courier New" w:cs="Courier New"/>
+                <w:b/>
+                <w:bCs/>
+                <w:szCs w:val="28"/>
+                <w:lang w:val="en-US"/>
+              </w:rPr>
+              <w:t>device</w:t>
+            </w:r>
+            <w:r>
+              <w:rPr>
+                <w:rFonts w:ascii="Courier New" w:hAnsi="Courier New" w:cs="Courier New"/>
+                <w:szCs w:val="28"/>
+                <w:lang w:val="en-US"/>
+              </w:rPr>
+              <w:t>,</w:t>
+            </w:r>
+            <w:r>
+              <w:rPr>
+                <w:rFonts w:ascii="Courier New" w:hAnsi="Courier New" w:cs="Courier New"/>
+                <w:szCs w:val="28"/>
+                <w:lang w:val="en-US"/>
+              </w:rPr>
+              <w:t> </w:t>
+            </w:r>
+            <w:r>
+              <w:rPr>
+                <w:rFonts w:ascii="Courier New" w:hAnsi="Courier New" w:cs="Courier New"/>
+                <w:b/>
+                <w:bCs/>
+                <w:szCs w:val="28"/>
+                <w:lang w:val="en-US"/>
+              </w:rPr>
+              <w:t>device</w:t>
+            </w:r>
+            <w:r>
+              <w:rPr>
+                <w:rFonts w:ascii="Courier New" w:hAnsi="Courier New" w:cs="Courier New"/>
+                <w:szCs w:val="28"/>
+                <w:lang w:val="en-US"/>
+              </w:rPr>
+              <w:t>.</w:t>
+            </w:r>
+            <w:r>
+              <w:rPr>
+                <w:rFonts w:ascii="Courier New" w:hAnsi="Courier New" w:cs="Courier New"/>
+                <w:szCs w:val="28"/>
+                <w:lang w:val="en-US"/>
+              </w:rPr>
+              <w:t>EEPROM</w:t>
+            </w:r>
+            <w:r>
+              <w:rPr>
+                <w:rFonts w:ascii="Courier New" w:hAnsi="Courier New" w:cs="Courier New"/>
+                <w:szCs w:val="28"/>
+                <w:lang w:val="en-US"/>
+              </w:rPr>
+              <w:t>_MEM,</w:t>
+            </w:r>
+            <w:r>
+              <w:rPr>
+                <w:rFonts w:ascii="Courier New" w:hAnsi="Courier New" w:cs="Courier New"/>
+                <w:szCs w:val="28"/>
+                <w:lang w:val="en-US"/>
+              </w:rPr>
+              <w:t xml:space="preserve"> </w:t>
+            </w:r>
+            <w:r>
+              <w:rPr>
+                <w:rFonts w:ascii="Courier New" w:hAnsi="Courier New" w:cs="Courier New"/>
+                <w:b/>
+                <w:bCs/>
+                <w:szCs w:val="28"/>
+                <w:lang w:val="en-US"/>
+              </w:rPr>
+              <w:t>name</w:t>
+            </w:r>
+            <w:r>
+              <w:rPr>
+                <w:rFonts w:ascii="Courier New" w:hAnsi="Courier New" w:cs="Courier New"/>
+                <w:szCs w:val="28"/>
+                <w:lang w:val="en-US"/>
+              </w:rPr>
+              <w:t>);</w:t>
+            </w:r>
+          </w:p>
+          <w:p>
+            <w:pPr>
+              <w:rPr>
+                <w:rFonts w:ascii="Courier New" w:hAnsi="Courier New" w:cs="Courier New"/>
+                <w:szCs w:val="28"/>
+                <w:lang w:val="en-US"/>
+              </w:rPr>
+            </w:pPr>
+            <w:r>
+              <w:rPr>
+                <w:rFonts w:ascii="Courier New" w:hAnsi="Courier New" w:cs="Courier New"/>
+                <w:b/>
+                <w:bCs/>
+                <w:szCs w:val="28"/>
+                <w:lang w:val="en-US"/>
+              </w:rPr>
+              <w:t xml:space="preserve">result </w:t>
+            </w:r>
+            <w:r>
+              <w:rPr>
+                <w:rFonts w:ascii="Courier New" w:hAnsi="Courier New" w:cs="Courier New"/>
+                <w:szCs w:val="28"/>
+                <w:lang w:val="en-US"/>
+              </w:rPr>
+              <w:t xml:space="preserve">= </w:t>
+            </w:r>
+            <w:r>
+              <w:rPr>
+                <w:rFonts w:ascii="Courier New" w:hAnsi="Courier New" w:cs="Courier New"/>
+                <w:b/>
+                <w:bCs/>
+                <w:szCs w:val="28"/>
+                <w:lang w:val="en-US"/>
+              </w:rPr>
+              <w:t>device</w:t>
+            </w:r>
+            <w:r>
+              <w:rPr>
+                <w:rFonts w:ascii="Courier New" w:hAnsi="Courier New" w:cs="Courier New"/>
+                <w:szCs w:val="28"/>
+                <w:lang w:val="en-US"/>
+              </w:rPr>
+              <w:t>.</w:t>
+            </w:r>
+            <w:r>
+              <w:rPr>
+                <w:rFonts w:ascii="Courier New" w:hAnsi="Courier New" w:cs="Courier New"/>
+                <w:szCs w:val="28"/>
+                <w:lang w:val="en-US"/>
+              </w:rPr>
+              <w:t>lastRead</w:t>
+            </w:r>
+            <w:r>
+              <w:rPr>
+                <w:rFonts w:ascii="Courier New" w:hAnsi="Courier New" w:cs="Courier New"/>
+                <w:szCs w:val="28"/>
+                <w:lang w:val="en-US"/>
+              </w:rPr>
+              <w:t>;</w:t>
+            </w:r>
+          </w:p>
+        </w:tc>
+      </w:tr>
+    </w:tbl>
+    <w:p>
+      <w:pPr>
+        <w:rPr>
+          <w:lang w:val="en-US"/>
+        </w:rPr>
+      </w:pPr>
+    </w:p>
+    <w:p>
+      <w:r>
+        <w:t>Запись</w:t>
+      </w:r>
+      <w:r>
+        <w:t xml:space="preserve"> значения </w:t>
+      </w:r>
+      <w:r>
+        <w:t>во</w:t>
+      </w:r>
+      <w:r>
+        <w:t xml:space="preserve"> временн</w:t>
+      </w:r>
+      <w:r>
+        <w:t>ую</w:t>
+      </w:r>
+      <w:r>
+        <w:t xml:space="preserve"> памят</w:t>
+      </w:r>
+      <w:r>
+        <w:t>ь</w:t>
+      </w:r>
+      <w:r>
+        <w:t xml:space="preserve"> (</w:t>
+      </w:r>
+      <w:r>
+        <w:rPr>
+          <w:lang w:val="en-US"/>
+        </w:rPr>
+        <w:t>FLASH</w:t>
+      </w:r>
+      <w:r>
+        <w:t>)</w:t>
+      </w:r>
+      <w:r>
+        <w:t xml:space="preserve"> по названию ячейки</w:t>
+      </w:r>
+    </w:p>
+    <w:tbl>
+      <w:tblPr>
+        <w:tblStyle w:val="aa"/>
+        <w:tblW w:w="0" w:type="auto"/>
+        <w:tblBorders>
+          <w:top w:val="none" w:sz="0" w:space="0" w:color="auto"/>
+          <w:left w:val="none" w:sz="0" w:space="0" w:color="auto"/>
+          <w:bottom w:val="none" w:sz="0" w:space="0" w:color="auto"/>
+          <w:right w:val="none" w:sz="0" w:space="0" w:color="auto"/>
+          <w:insideH w:val="none" w:sz="0" w:space="0" w:color="auto"/>
+          <w:insideV w:val="none" w:sz="0" w:space="0" w:color="auto"/>
+        </w:tblBorders>
+        <w:shd w:val="clear" w:color="auto" w:fill="F5F5FF"/>
+        <w:tblLook w:val="04A0" w:firstRow="1" w:lastRow="0" w:firstColumn="1" w:lastColumn="0" w:noHBand="0" w:noVBand="1"/>
+      </w:tblPr>
+      <w:tblGrid>
+        <w:gridCol w:w="9736"/>
+      </w:tblGrid>
+      <w:tr>
+        <w:tc>
+          <w:tcPr>
+            <w:tcW w:w="9736" w:type="dxa"/>
+            <w:shd w:val="clear" w:color="auto" w:fill="F5F5FF"/>
+          </w:tcPr>
+          <w:p>
+            <w:pPr>
+              <w:rPr>
+                <w:rFonts w:ascii="Courier New" w:hAnsi="Courier New" w:cs="Courier New"/>
+                <w:szCs w:val="28"/>
+                <w:lang w:val="en-US"/>
+              </w:rPr>
+            </w:pPr>
+            <w:bookmarkStart w:id="13" w:name="_Hlk107583377"/>
+            <w:r>
+              <w:rPr>
+                <w:rFonts w:ascii="Courier New" w:hAnsi="Courier New" w:cs="Courier New"/>
+                <w:b/>
+                <w:bCs/>
+                <w:szCs w:val="28"/>
+                <w:lang w:val="en-US"/>
+              </w:rPr>
+              <w:t>name</w:t>
+            </w:r>
+            <w:r>
+              <w:rPr>
+                <w:rFonts w:ascii="Courier New" w:hAnsi="Courier New" w:cs="Courier New"/>
+                <w:szCs w:val="28"/>
+                <w:lang w:val="en-US"/>
+              </w:rPr>
+              <w:t xml:space="preserve"> = </w:t>
+            </w:r>
+            <w:r>
+              <w:rPr>
+                <w:rFonts w:ascii="Courier New" w:hAnsi="Courier New" w:cs="Courier New"/>
+                <w:szCs w:val="28"/>
+                <w:lang w:val="en-US"/>
+              </w:rPr>
+              <w:t>"CC_TEST"</w:t>
+            </w:r>
+            <w:r>
+              <w:rPr>
+                <w:rFonts w:ascii="Courier New" w:hAnsi="Courier New" w:cs="Courier New"/>
+                <w:szCs w:val="28"/>
+                <w:lang w:val="en-US"/>
+              </w:rPr>
+              <w:t>;</w:t>
+            </w:r>
+          </w:p>
+          <w:p>
+            <w:pPr>
+              <w:rPr>
+                <w:rFonts w:ascii="Courier New" w:hAnsi="Courier New" w:cs="Courier New"/>
+                <w:b/>
+                <w:bCs/>
+                <w:szCs w:val="28"/>
+                <w:lang w:val="en-US"/>
+              </w:rPr>
+            </w:pPr>
+            <w:r>
+              <w:rPr>
+                <w:rFonts w:ascii="Courier New" w:hAnsi="Courier New" w:cs="Courier New"/>
+                <w:b/>
+                <w:bCs/>
+                <w:szCs w:val="28"/>
+                <w:lang w:val="en-US"/>
+              </w:rPr>
+              <w:t>data</w:t>
+            </w:r>
+            <w:r>
+              <w:rPr>
+                <w:rFonts w:ascii="Courier New" w:hAnsi="Courier New" w:cs="Courier New"/>
+                <w:szCs w:val="28"/>
+                <w:lang w:val="en-US"/>
+              </w:rPr>
+              <w:t xml:space="preserve"> = </w:t>
+            </w:r>
+            <w:r>
+              <w:rPr>
+                <w:rFonts w:ascii="Courier New" w:hAnsi="Courier New" w:cs="Courier New"/>
+                <w:szCs w:val="28"/>
+                <w:lang w:val="en-US"/>
+              </w:rPr>
+              <w:t>"</w:t>
+            </w:r>
+            <w:r>
+              <w:rPr>
+                <w:rFonts w:ascii="Courier New" w:hAnsi="Courier New" w:cs="Courier New"/>
+                <w:szCs w:val="28"/>
+                <w:lang w:val="en-US"/>
+              </w:rPr>
+              <w:t>0</w:t>
+            </w:r>
+            <w:r>
+              <w:rPr>
+                <w:rFonts w:ascii="Courier New" w:hAnsi="Courier New" w:cs="Courier New"/>
+                <w:szCs w:val="28"/>
+                <w:lang w:val="en-US"/>
+              </w:rPr>
+              <w:t>"</w:t>
+            </w:r>
+            <w:r>
+              <w:rPr>
+                <w:rFonts w:ascii="Courier New" w:hAnsi="Courier New" w:cs="Courier New"/>
+                <w:szCs w:val="28"/>
+                <w:lang w:val="en-US"/>
+              </w:rPr>
+              <w:t>;</w:t>
+            </w:r>
+            <w:r>
+              <w:rPr>
+                <w:rFonts w:ascii="Courier New" w:hAnsi="Courier New" w:cs="Courier New"/>
+                <w:szCs w:val="28"/>
+                <w:lang w:val="en-US"/>
+              </w:rPr>
+              <w:t xml:space="preserve"> </w:t>
+            </w:r>
+            <w:r>
+              <w:rPr>
+                <w:rFonts w:ascii="Courier New" w:hAnsi="Courier New" w:cs="Courier New"/>
+                <w:szCs w:val="28"/>
+                <w:lang w:val="en-US"/>
+              </w:rPr>
+              <w:t>% must be string</w:t>
+            </w:r>
+          </w:p>
+          <w:p>
+            <w:pPr>
+              <w:rPr>
+                <w:rFonts w:ascii="Courier New" w:hAnsi="Courier New" w:cs="Courier New"/>
+                <w:szCs w:val="28"/>
+                <w:lang w:val="en-US"/>
+              </w:rPr>
+            </w:pPr>
+            <w:r>
+              <w:rPr>
+                <w:rFonts w:ascii="Courier New" w:hAnsi="Courier New" w:cs="Courier New"/>
+                <w:b/>
+                <w:bCs/>
+                <w:szCs w:val="28"/>
+                <w:lang w:val="en-US"/>
+              </w:rPr>
+              <w:t>device</w:t>
+            </w:r>
+            <w:r>
+              <w:rPr>
+                <w:rFonts w:ascii="Courier New" w:hAnsi="Courier New" w:cs="Courier New"/>
+                <w:szCs w:val="28"/>
+                <w:lang w:val="en-US"/>
+              </w:rPr>
+              <w:t> = </w:t>
+            </w:r>
+            <w:r>
+              <w:rPr>
+                <w:rFonts w:ascii="Courier New" w:hAnsi="Courier New" w:cs="Courier New"/>
+                <w:szCs w:val="28"/>
+                <w:lang w:val="en-US"/>
+              </w:rPr>
+              <w:t>write</w:t>
+            </w:r>
+            <w:r>
+              <w:rPr>
+                <w:rFonts w:ascii="Courier New" w:hAnsi="Courier New" w:cs="Courier New"/>
+                <w:szCs w:val="28"/>
+                <w:lang w:val="en-US"/>
+              </w:rPr>
+              <w:t>Data(</w:t>
+            </w:r>
+            <w:r>
+              <w:rPr>
+                <w:rFonts w:ascii="Courier New" w:hAnsi="Courier New" w:cs="Courier New"/>
+                <w:b/>
+                <w:bCs/>
+                <w:szCs w:val="28"/>
+                <w:lang w:val="en-US"/>
+              </w:rPr>
+              <w:t>device</w:t>
+            </w:r>
+            <w:r>
+              <w:rPr>
+                <w:rFonts w:ascii="Courier New" w:hAnsi="Courier New" w:cs="Courier New"/>
+                <w:szCs w:val="28"/>
+                <w:lang w:val="en-US"/>
+              </w:rPr>
+              <w:t>,</w:t>
+            </w:r>
+            <w:r>
+              <w:rPr>
+                <w:rFonts w:ascii="Courier New" w:hAnsi="Courier New" w:cs="Courier New"/>
+                <w:szCs w:val="28"/>
+                <w:lang w:val="en-US"/>
+              </w:rPr>
+              <w:t> </w:t>
+            </w:r>
+            <w:r>
+              <w:rPr>
+                <w:rFonts w:ascii="Courier New" w:hAnsi="Courier New" w:cs="Courier New"/>
+                <w:b/>
+                <w:bCs/>
+                <w:szCs w:val="28"/>
+                <w:lang w:val="en-US"/>
+              </w:rPr>
+              <w:t>device</w:t>
+            </w:r>
+            <w:r>
+              <w:rPr>
+                <w:rFonts w:ascii="Courier New" w:hAnsi="Courier New" w:cs="Courier New"/>
+                <w:szCs w:val="28"/>
+                <w:lang w:val="en-US"/>
+              </w:rPr>
+              <w:t>.FLASH_MEM,</w:t>
+            </w:r>
+            <w:r>
+              <w:rPr>
+                <w:rFonts w:ascii="Courier New" w:hAnsi="Courier New" w:cs="Courier New"/>
+                <w:szCs w:val="28"/>
+                <w:lang w:val="en-US"/>
+              </w:rPr>
+              <w:t xml:space="preserve"> </w:t>
+            </w:r>
+            <w:r>
+              <w:rPr>
+                <w:rFonts w:ascii="Courier New" w:hAnsi="Courier New" w:cs="Courier New"/>
+                <w:b/>
+                <w:bCs/>
+                <w:szCs w:val="28"/>
+                <w:lang w:val="en-US"/>
+              </w:rPr>
+              <w:t>name</w:t>
+            </w:r>
+            <w:r>
+              <w:rPr>
+                <w:rFonts w:ascii="Courier New" w:hAnsi="Courier New" w:cs="Courier New"/>
+                <w:szCs w:val="28"/>
+                <w:lang w:val="en-US"/>
+              </w:rPr>
+              <w:t>,</w:t>
+            </w:r>
+            <w:r>
+              <w:rPr>
+                <w:rFonts w:ascii="Courier New" w:hAnsi="Courier New" w:cs="Courier New"/>
+                <w:szCs w:val="28"/>
+                <w:lang w:val="en-US"/>
+              </w:rPr>
+              <w:t xml:space="preserve"> </w:t>
+            </w:r>
+            <w:r>
+              <w:rPr>
+                <w:rFonts w:ascii="Courier New" w:hAnsi="Courier New" w:cs="Courier New"/>
+                <w:b/>
+                <w:bCs/>
+                <w:szCs w:val="28"/>
+                <w:lang w:val="en-US"/>
+              </w:rPr>
+              <w:t>data</w:t>
+            </w:r>
+            <w:r>
+              <w:rPr>
+                <w:rFonts w:ascii="Courier New" w:hAnsi="Courier New" w:cs="Courier New"/>
+                <w:szCs w:val="28"/>
+                <w:lang w:val="en-US"/>
+              </w:rPr>
+              <w:t>);</w:t>
+            </w:r>
+          </w:p>
+        </w:tc>
+      </w:tr>
+      <w:bookmarkEnd w:id="13"/>
+    </w:tbl>
+    <w:p>
+      <w:pPr>
+        <w:rPr>
+          <w:lang w:val="en-US"/>
+        </w:rPr>
+      </w:pPr>
+    </w:p>
+    <w:p>
+      <w:r>
+        <w:t>Запись</w:t>
+      </w:r>
+      <w:r>
+        <w:t xml:space="preserve"> значения </w:t>
+      </w:r>
+      <w:r>
+        <w:t xml:space="preserve">в </w:t>
+      </w:r>
+      <w:r>
+        <w:t>постоянн</w:t>
+      </w:r>
+      <w:r>
+        <w:t>ую</w:t>
+      </w:r>
+      <w:r>
+        <w:t xml:space="preserve"> памят</w:t>
+      </w:r>
+      <w:r>
+        <w:t>ь</w:t>
+      </w:r>
+      <w:r>
+        <w:t xml:space="preserve"> (</w:t>
+      </w:r>
+      <w:r>
+        <w:rPr>
+          <w:lang w:val="en-US"/>
+        </w:rPr>
+        <w:t>EEPROM</w:t>
+      </w:r>
+      <w:r>
+        <w:t xml:space="preserve">) </w:t>
+      </w:r>
+      <w:r>
+        <w:t>по названию ячейки</w:t>
+      </w:r>
+    </w:p>
+    <w:tbl>
+      <w:tblPr>
+        <w:tblStyle w:val="aa"/>
+        <w:tblW w:w="0" w:type="auto"/>
+        <w:tblBorders>
+          <w:top w:val="none" w:sz="0" w:space="0" w:color="auto"/>
+          <w:left w:val="none" w:sz="0" w:space="0" w:color="auto"/>
+          <w:bottom w:val="none" w:sz="0" w:space="0" w:color="auto"/>
+          <w:right w:val="none" w:sz="0" w:space="0" w:color="auto"/>
+          <w:insideH w:val="none" w:sz="0" w:space="0" w:color="auto"/>
+          <w:insideV w:val="none" w:sz="0" w:space="0" w:color="auto"/>
+        </w:tblBorders>
+        <w:shd w:val="clear" w:color="auto" w:fill="F5F5FF"/>
+        <w:tblLook w:val="04A0" w:firstRow="1" w:lastRow="0" w:firstColumn="1" w:lastColumn="0" w:noHBand="0" w:noVBand="1"/>
+      </w:tblPr>
+      <w:tblGrid>
+        <w:gridCol w:w="9736"/>
+      </w:tblGrid>
+      <w:tr>
+        <w:tc>
+          <w:tcPr>
+            <w:tcW w:w="9736" w:type="dxa"/>
+            <w:shd w:val="clear" w:color="auto" w:fill="F5F5FF"/>
+          </w:tcPr>
+          <w:p>
+            <w:pPr>
+              <w:rPr>
+                <w:rFonts w:ascii="Courier New" w:hAnsi="Courier New" w:cs="Courier New"/>
+                <w:szCs w:val="28"/>
+                <w:lang w:val="en-US"/>
+              </w:rPr>
+            </w:pPr>
+            <w:r>
+              <w:rPr>
+                <w:rFonts w:ascii="Courier New" w:hAnsi="Courier New" w:cs="Courier New"/>
+                <w:b/>
+                <w:bCs/>
+                <w:szCs w:val="28"/>
+                <w:lang w:val="en-US"/>
+              </w:rPr>
+              <w:t>name</w:t>
+            </w:r>
+            <w:r>
+              <w:rPr>
+                <w:rFonts w:ascii="Courier New" w:hAnsi="Courier New" w:cs="Courier New"/>
+                <w:szCs w:val="28"/>
+                <w:lang w:val="en-US"/>
+              </w:rPr>
+              <w:t xml:space="preserve"> = </w:t>
+            </w:r>
+            <w:r>
+              <w:rPr>
+                <w:rFonts w:ascii="Courier New" w:hAnsi="Courier New" w:cs="Courier New"/>
+                <w:szCs w:val="28"/>
+                <w:lang w:val="en-US"/>
+              </w:rPr>
+              <w:t>"CC_TEST"</w:t>
+            </w:r>
+            <w:r>
+              <w:rPr>
+                <w:rFonts w:ascii="Courier New" w:hAnsi="Courier New" w:cs="Courier New"/>
+                <w:szCs w:val="28"/>
+                <w:lang w:val="en-US"/>
+              </w:rPr>
+              <w:t>;</w:t>
+            </w:r>
+          </w:p>
+          <w:p>
+            <w:pPr>
+              <w:rPr>
+                <w:rFonts w:ascii="Courier New" w:hAnsi="Courier New" w:cs="Courier New"/>
+                <w:b/>
+                <w:bCs/>
+                <w:szCs w:val="28"/>
+                <w:lang w:val="en-US"/>
+              </w:rPr>
+            </w:pPr>
+            <w:r>
+              <w:rPr>
+                <w:rFonts w:ascii="Courier New" w:hAnsi="Courier New" w:cs="Courier New"/>
+                <w:b/>
+                <w:bCs/>
+                <w:szCs w:val="28"/>
+                <w:lang w:val="en-US"/>
+              </w:rPr>
+              <w:t>data</w:t>
+            </w:r>
+            <w:r>
+              <w:rPr>
+                <w:rFonts w:ascii="Courier New" w:hAnsi="Courier New" w:cs="Courier New"/>
+                <w:szCs w:val="28"/>
+                <w:lang w:val="en-US"/>
+              </w:rPr>
+              <w:t xml:space="preserve"> = </w:t>
+            </w:r>
+            <w:r>
+              <w:rPr>
+                <w:rFonts w:ascii="Courier New" w:hAnsi="Courier New" w:cs="Courier New"/>
+                <w:szCs w:val="28"/>
+                <w:lang w:val="en-US"/>
+              </w:rPr>
+              <w:t>"</w:t>
+            </w:r>
+            <w:r>
+              <w:rPr>
+                <w:rFonts w:ascii="Courier New" w:hAnsi="Courier New" w:cs="Courier New"/>
+                <w:szCs w:val="28"/>
+                <w:lang w:val="en-US"/>
+              </w:rPr>
+              <w:t>0</w:t>
+            </w:r>
+            <w:r>
+              <w:rPr>
+                <w:rFonts w:ascii="Courier New" w:hAnsi="Courier New" w:cs="Courier New"/>
+                <w:szCs w:val="28"/>
+                <w:lang w:val="en-US"/>
+              </w:rPr>
+              <w:t>"</w:t>
+            </w:r>
+            <w:r>
+              <w:rPr>
+                <w:rFonts w:ascii="Courier New" w:hAnsi="Courier New" w:cs="Courier New"/>
+                <w:szCs w:val="28"/>
+                <w:lang w:val="en-US"/>
+              </w:rPr>
+              <w:t xml:space="preserve">; </w:t>
+            </w:r>
+            <w:r>
+              <w:rPr>
+                <w:rFonts w:ascii="Courier New" w:hAnsi="Courier New" w:cs="Courier New"/>
+                <w:szCs w:val="28"/>
+                <w:lang w:val="en-US"/>
+              </w:rPr>
+              <w:t>% must be string</w:t>
+            </w:r>
+          </w:p>
+          <w:p>
+            <w:pPr>
+              <w:rPr>
+                <w:rFonts w:ascii="Courier New" w:hAnsi="Courier New" w:cs="Courier New"/>
+                <w:szCs w:val="28"/>
+                <w:lang w:val="en-US"/>
+              </w:rPr>
+            </w:pPr>
+            <w:r>
+              <w:rPr>
+                <w:rFonts w:ascii="Courier New" w:hAnsi="Courier New" w:cs="Courier New"/>
+                <w:b/>
+                <w:bCs/>
+                <w:szCs w:val="28"/>
+                <w:lang w:val="en-US"/>
+              </w:rPr>
+              <w:t>device</w:t>
+            </w:r>
+            <w:r>
+              <w:rPr>
+                <w:rFonts w:ascii="Courier New" w:hAnsi="Courier New" w:cs="Courier New"/>
+                <w:szCs w:val="28"/>
+                <w:lang w:val="en-US"/>
+              </w:rPr>
+              <w:t> = </w:t>
+            </w:r>
+            <w:r>
+              <w:rPr>
+                <w:rFonts w:ascii="Courier New" w:hAnsi="Courier New" w:cs="Courier New"/>
+                <w:szCs w:val="28"/>
+                <w:lang w:val="en-US"/>
+              </w:rPr>
+              <w:t>write</w:t>
+            </w:r>
+            <w:r>
+              <w:rPr>
+                <w:rFonts w:ascii="Courier New" w:hAnsi="Courier New" w:cs="Courier New"/>
+                <w:szCs w:val="28"/>
+                <w:lang w:val="en-US"/>
+              </w:rPr>
+              <w:t>Data(</w:t>
+            </w:r>
+            <w:r>
+              <w:rPr>
+                <w:rFonts w:ascii="Courier New" w:hAnsi="Courier New" w:cs="Courier New"/>
+                <w:b/>
+                <w:bCs/>
+                <w:szCs w:val="28"/>
+                <w:lang w:val="en-US"/>
+              </w:rPr>
+              <w:t>device</w:t>
+            </w:r>
+            <w:r>
+              <w:rPr>
+                <w:rFonts w:ascii="Courier New" w:hAnsi="Courier New" w:cs="Courier New"/>
+                <w:szCs w:val="28"/>
+                <w:lang w:val="en-US"/>
+              </w:rPr>
+              <w:t>,</w:t>
+            </w:r>
+            <w:r>
+              <w:rPr>
+                <w:rFonts w:ascii="Courier New" w:hAnsi="Courier New" w:cs="Courier New"/>
+                <w:szCs w:val="28"/>
+                <w:lang w:val="en-US"/>
+              </w:rPr>
+              <w:t> </w:t>
+            </w:r>
+            <w:r>
+              <w:rPr>
+                <w:rFonts w:ascii="Courier New" w:hAnsi="Courier New" w:cs="Courier New"/>
+                <w:b/>
+                <w:bCs/>
+                <w:szCs w:val="28"/>
+                <w:lang w:val="en-US"/>
+              </w:rPr>
+              <w:t>device</w:t>
+            </w:r>
+            <w:r>
+              <w:rPr>
+                <w:rFonts w:ascii="Courier New" w:hAnsi="Courier New" w:cs="Courier New"/>
+                <w:szCs w:val="28"/>
+                <w:lang w:val="en-US"/>
+              </w:rPr>
+              <w:t>.</w:t>
+            </w:r>
+            <w:r>
+              <w:rPr>
+                <w:rFonts w:ascii="Courier New" w:hAnsi="Courier New" w:cs="Courier New"/>
+                <w:szCs w:val="28"/>
+                <w:lang w:val="en-US"/>
+              </w:rPr>
+              <w:t>EEPROM</w:t>
+            </w:r>
+            <w:r>
+              <w:rPr>
+                <w:rFonts w:ascii="Courier New" w:hAnsi="Courier New" w:cs="Courier New"/>
+                <w:szCs w:val="28"/>
+                <w:lang w:val="en-US"/>
+              </w:rPr>
+              <w:t>_MEM,</w:t>
+            </w:r>
+            <w:r>
+              <w:rPr>
+                <w:rFonts w:ascii="Courier New" w:hAnsi="Courier New" w:cs="Courier New"/>
+                <w:b/>
+                <w:bCs/>
+                <w:szCs w:val="28"/>
+                <w:lang w:val="en-US"/>
+              </w:rPr>
+              <w:t>name</w:t>
+            </w:r>
+            <w:r>
+              <w:rPr>
+                <w:rFonts w:ascii="Courier New" w:hAnsi="Courier New" w:cs="Courier New"/>
+                <w:szCs w:val="28"/>
+                <w:lang w:val="en-US"/>
+              </w:rPr>
+              <w:t>,</w:t>
+            </w:r>
+            <w:r>
+              <w:rPr>
+                <w:rFonts w:ascii="Courier New" w:hAnsi="Courier New" w:cs="Courier New"/>
+                <w:b/>
+                <w:bCs/>
+                <w:szCs w:val="28"/>
+                <w:lang w:val="en-US"/>
+              </w:rPr>
+              <w:t>data</w:t>
+            </w:r>
+            <w:r>
+              <w:rPr>
+                <w:rFonts w:ascii="Courier New" w:hAnsi="Courier New" w:cs="Courier New"/>
+                <w:szCs w:val="28"/>
+                <w:lang w:val="en-US"/>
+              </w:rPr>
+              <w:t>);</w:t>
+            </w:r>
+          </w:p>
+        </w:tc>
+      </w:tr>
+    </w:tbl>
+    <w:p>
+      <w:pPr>
+        <w:rPr>
+          <w:rFonts w:ascii="Courier New" w:hAnsi="Courier New" w:cs="Courier New"/>
+          <w:szCs w:val="28"/>
+          <w:lang w:val="en-US"/>
+        </w:rPr>
+      </w:pPr>
+    </w:p>
+    <w:p>
+      <w:r>
+        <w:t>Также</w:t>
+      </w:r>
+      <w:r>
+        <w:t xml:space="preserve"> </w:t>
+      </w:r>
+      <w:r>
+        <w:t>доступна</w:t>
+      </w:r>
+      <w:r>
+        <w:t xml:space="preserve"> </w:t>
+      </w:r>
+      <w:r>
+        <w:t xml:space="preserve">функция, которая включает последовательное выполнение </w:t>
+      </w:r>
+      <w:r>
+        <w:rPr>
+          <w:rFonts w:ascii="Courier New" w:hAnsi="Courier New" w:cs="Courier New"/>
+          <w:szCs w:val="28"/>
+          <w:lang w:val="en-US"/>
+        </w:rPr>
+        <w:t>write</w:t>
+      </w:r>
+      <w:r>
+        <w:rPr>
+          <w:rFonts w:ascii="Courier New" w:hAnsi="Courier New" w:cs="Courier New"/>
+          <w:szCs w:val="28"/>
+          <w:lang w:val="en-US"/>
+        </w:rPr>
+        <w:t>Data</w:t>
+      </w:r>
+      <w:r>
+        <w:t xml:space="preserve"> и </w:t>
+      </w:r>
+      <w:r>
+        <w:rPr>
+          <w:rFonts w:ascii="Courier New" w:hAnsi="Courier New" w:cs="Courier New"/>
+          <w:szCs w:val="28"/>
+          <w:lang w:val="en-US"/>
+        </w:rPr>
+        <w:t>readData</w:t>
+      </w:r>
+      <w:r>
+        <w:t>.</w:t>
+      </w:r>
+    </w:p>
+    <w:tbl>
+      <w:tblPr>
+        <w:tblStyle w:val="aa"/>
+        <w:tblW w:w="0" w:type="auto"/>
+        <w:tblBorders>
+          <w:top w:val="none" w:sz="0" w:space="0" w:color="auto"/>
+          <w:left w:val="none" w:sz="0" w:space="0" w:color="auto"/>
+          <w:bottom w:val="none" w:sz="0" w:space="0" w:color="auto"/>
+          <w:right w:val="none" w:sz="0" w:space="0" w:color="auto"/>
+          <w:insideH w:val="none" w:sz="0" w:space="0" w:color="auto"/>
+          <w:insideV w:val="none" w:sz="0" w:space="0" w:color="auto"/>
+        </w:tblBorders>
+        <w:shd w:val="clear" w:color="auto" w:fill="F5F5FF"/>
+        <w:tblLook w:val="04A0" w:firstRow="1" w:lastRow="0" w:firstColumn="1" w:lastColumn="0" w:noHBand="0" w:noVBand="1"/>
+      </w:tblPr>
+      <w:tblGrid>
+        <w:gridCol w:w="9736"/>
+      </w:tblGrid>
+      <w:tr>
+        <w:tc>
+          <w:tcPr>
+            <w:tcW w:w="9736" w:type="dxa"/>
+            <w:shd w:val="clear" w:color="auto" w:fill="F5F5FF"/>
+          </w:tcPr>
+          <w:p>
+            <w:pPr>
+              <w:rPr>
+                <w:rFonts w:ascii="Courier New" w:hAnsi="Courier New" w:cs="Courier New"/>
+                <w:b/>
+                <w:bCs/>
+                <w:szCs w:val="28"/>
+                <w:lang w:val="en-US"/>
+              </w:rPr>
+            </w:pPr>
+            <w:r>
+              <w:rPr>
+                <w:rFonts w:ascii="Courier New" w:hAnsi="Courier New" w:cs="Courier New"/>
+                <w:b/>
+                <w:bCs/>
+                <w:szCs w:val="28"/>
+                <w:lang w:val="en-US"/>
+              </w:rPr>
+              <w:t>mem</w:t>
+            </w:r>
+            <w:r>
+              <w:rPr>
+                <w:rFonts w:ascii="Courier New" w:hAnsi="Courier New" w:cs="Courier New"/>
+                <w:b/>
+                <w:bCs/>
+                <w:szCs w:val="28"/>
+                <w:lang w:val="en-US"/>
+              </w:rPr>
+              <w:t xml:space="preserve"> = </w:t>
+            </w:r>
+            <w:r>
+              <w:rPr>
+                <w:rFonts w:ascii="Courier New" w:hAnsi="Courier New" w:cs="Courier New"/>
+                <w:b/>
+                <w:bCs/>
+                <w:szCs w:val="28"/>
+                <w:lang w:val="en-US"/>
+              </w:rPr>
+              <w:t>device</w:t>
+            </w:r>
+            <w:r>
+              <w:rPr>
+                <w:rFonts w:ascii="Courier New" w:hAnsi="Courier New" w:cs="Courier New"/>
+                <w:szCs w:val="28"/>
+                <w:lang w:val="en-US"/>
+              </w:rPr>
+              <w:t>.FLASH_MEM</w:t>
+            </w:r>
+            <w:r>
+              <w:rPr>
+                <w:rFonts w:ascii="Courier New" w:hAnsi="Courier New" w:cs="Courier New"/>
+                <w:szCs w:val="28"/>
+                <w:lang w:val="en-US"/>
+              </w:rPr>
+              <w:t>;</w:t>
+            </w:r>
+            <w:r>
+              <w:rPr>
+                <w:rFonts w:ascii="Courier New" w:hAnsi="Courier New" w:cs="Courier New"/>
+                <w:b/>
+                <w:bCs/>
+                <w:szCs w:val="28"/>
+                <w:lang w:val="en-US"/>
+              </w:rPr>
+              <w:t xml:space="preserve"> %</w:t>
+            </w:r>
+            <w:r>
+              <w:rPr>
+                <w:rFonts w:ascii="Courier New" w:hAnsi="Courier New" w:cs="Courier New"/>
+                <w:szCs w:val="28"/>
+                <w:lang w:val="en-US"/>
+              </w:rPr>
+              <w:t xml:space="preserve"> </w:t>
+            </w:r>
+            <w:r>
+              <w:rPr>
+                <w:rFonts w:ascii="Courier New" w:hAnsi="Courier New" w:cs="Courier New"/>
+                <w:szCs w:val="28"/>
+              </w:rPr>
+              <w:t>или</w:t>
+            </w:r>
+            <w:r>
+              <w:rPr>
+                <w:rFonts w:ascii="Courier New" w:hAnsi="Courier New" w:cs="Courier New"/>
+                <w:b/>
+                <w:bCs/>
+                <w:szCs w:val="28"/>
+                <w:lang w:val="en-US"/>
+              </w:rPr>
+              <w:t xml:space="preserve"> </w:t>
+            </w:r>
+            <w:r>
+              <w:rPr>
+                <w:rFonts w:ascii="Courier New" w:hAnsi="Courier New" w:cs="Courier New"/>
+                <w:b/>
+                <w:bCs/>
+                <w:szCs w:val="28"/>
+                <w:lang w:val="en-US"/>
+              </w:rPr>
+              <w:t>device</w:t>
+            </w:r>
+            <w:r>
+              <w:rPr>
+                <w:rFonts w:ascii="Courier New" w:hAnsi="Courier New" w:cs="Courier New"/>
+                <w:szCs w:val="28"/>
+                <w:lang w:val="en-US"/>
+              </w:rPr>
+              <w:t>.</w:t>
+            </w:r>
+            <w:r>
+              <w:rPr>
+                <w:rFonts w:ascii="Courier New" w:hAnsi="Courier New" w:cs="Courier New"/>
+                <w:szCs w:val="28"/>
+                <w:lang w:val="en-US"/>
+              </w:rPr>
+              <w:t>EEPROM</w:t>
+            </w:r>
+            <w:r>
+              <w:rPr>
+                <w:rFonts w:ascii="Courier New" w:hAnsi="Courier New" w:cs="Courier New"/>
+                <w:szCs w:val="28"/>
+                <w:lang w:val="en-US"/>
+              </w:rPr>
+              <w:t>_MEM</w:t>
+            </w:r>
+          </w:p>
+          <w:p>
+            <w:pPr>
+              <w:rPr>
+                <w:rFonts w:ascii="Courier New" w:hAnsi="Courier New" w:cs="Courier New"/>
+                <w:b/>
+                <w:bCs/>
+                <w:szCs w:val="28"/>
+                <w:lang w:val="en-US"/>
+              </w:rPr>
+            </w:pPr>
+            <w:r>
+              <w:rPr>
+                <w:rFonts w:ascii="Courier New" w:hAnsi="Courier New" w:cs="Courier New"/>
+                <w:b/>
+                <w:bCs/>
+                <w:szCs w:val="28"/>
+                <w:lang w:val="en-US"/>
+              </w:rPr>
+              <w:lastRenderedPageBreak/>
+              <w:t>device</w:t>
+            </w:r>
+            <w:r>
+              <w:rPr>
+                <w:rFonts w:ascii="Courier New" w:hAnsi="Courier New" w:cs="Courier New"/>
+                <w:szCs w:val="28"/>
+                <w:lang w:val="en-US"/>
+              </w:rPr>
+              <w:t xml:space="preserve"> = writeAndReadData(</w:t>
+            </w:r>
+            <w:r>
+              <w:rPr>
+                <w:rFonts w:ascii="Courier New" w:hAnsi="Courier New" w:cs="Courier New"/>
+                <w:b/>
+                <w:bCs/>
+                <w:szCs w:val="28"/>
+                <w:lang w:val="en-US"/>
+              </w:rPr>
+              <w:t>device</w:t>
+            </w:r>
+            <w:r>
+              <w:rPr>
+                <w:rFonts w:ascii="Courier New" w:hAnsi="Courier New" w:cs="Courier New"/>
+                <w:szCs w:val="28"/>
+                <w:lang w:val="en-US"/>
+              </w:rPr>
+              <w:t>,</w:t>
+            </w:r>
+            <w:r>
+              <w:rPr>
+                <w:rFonts w:ascii="Courier New" w:hAnsi="Courier New" w:cs="Courier New"/>
+                <w:szCs w:val="28"/>
+                <w:lang w:val="en-US"/>
+              </w:rPr>
+              <w:t xml:space="preserve"> </w:t>
+            </w:r>
+            <w:r>
+              <w:rPr>
+                <w:rFonts w:ascii="Courier New" w:hAnsi="Courier New" w:cs="Courier New"/>
+                <w:b/>
+                <w:bCs/>
+                <w:szCs w:val="28"/>
+                <w:lang w:val="en-US"/>
+              </w:rPr>
+              <w:t>mem</w:t>
+            </w:r>
+            <w:r>
+              <w:rPr>
+                <w:rFonts w:ascii="Courier New" w:hAnsi="Courier New" w:cs="Courier New"/>
+                <w:szCs w:val="28"/>
+                <w:lang w:val="en-US"/>
+              </w:rPr>
+              <w:t>,</w:t>
+            </w:r>
+            <w:r>
+              <w:rPr>
+                <w:rFonts w:ascii="Courier New" w:hAnsi="Courier New" w:cs="Courier New"/>
+                <w:szCs w:val="28"/>
+                <w:lang w:val="en-US"/>
+              </w:rPr>
+              <w:t xml:space="preserve"> </w:t>
+            </w:r>
+            <w:r>
+              <w:rPr>
+                <w:rFonts w:ascii="Courier New" w:hAnsi="Courier New" w:cs="Courier New"/>
+                <w:b/>
+                <w:bCs/>
+                <w:szCs w:val="28"/>
+                <w:lang w:val="en-US"/>
+              </w:rPr>
+              <w:t>name</w:t>
+            </w:r>
+            <w:r>
+              <w:rPr>
+                <w:rFonts w:ascii="Courier New" w:hAnsi="Courier New" w:cs="Courier New"/>
+                <w:szCs w:val="28"/>
+                <w:lang w:val="en-US"/>
+              </w:rPr>
+              <w:t>,</w:t>
+            </w:r>
+            <w:r>
+              <w:rPr>
+                <w:rFonts w:ascii="Courier New" w:hAnsi="Courier New" w:cs="Courier New"/>
+                <w:szCs w:val="28"/>
+                <w:lang w:val="en-US"/>
+              </w:rPr>
+              <w:t xml:space="preserve"> </w:t>
+            </w:r>
+            <w:r>
+              <w:rPr>
+                <w:rFonts w:ascii="Courier New" w:hAnsi="Courier New" w:cs="Courier New"/>
+                <w:b/>
+                <w:bCs/>
+                <w:szCs w:val="28"/>
+                <w:lang w:val="en-US"/>
+              </w:rPr>
+              <w:t>data</w:t>
+            </w:r>
+            <w:r>
+              <w:rPr>
+                <w:rFonts w:ascii="Courier New" w:hAnsi="Courier New" w:cs="Courier New"/>
+                <w:szCs w:val="28"/>
+                <w:lang w:val="en-US"/>
+              </w:rPr>
+              <w:t>)</w:t>
+            </w:r>
+            <w:r>
+              <w:rPr>
+                <w:rFonts w:ascii="Courier New" w:hAnsi="Courier New" w:cs="Courier New"/>
+                <w:szCs w:val="28"/>
+                <w:lang w:val="en-US"/>
+              </w:rPr>
+              <w:t>;</w:t>
+            </w:r>
+          </w:p>
+          <w:p>
+            <w:pPr>
+              <w:rPr>
+                <w:rFonts w:ascii="Courier New" w:hAnsi="Courier New" w:cs="Courier New"/>
+                <w:szCs w:val="28"/>
+                <w:lang w:val="en-US"/>
+              </w:rPr>
+            </w:pPr>
+            <w:r>
+              <w:rPr>
+                <w:rFonts w:ascii="Courier New" w:hAnsi="Courier New" w:cs="Courier New"/>
+                <w:b/>
+                <w:bCs/>
+                <w:szCs w:val="28"/>
+                <w:lang w:val="en-US"/>
+              </w:rPr>
+              <w:t xml:space="preserve">result </w:t>
+            </w:r>
+            <w:r>
+              <w:rPr>
+                <w:rFonts w:ascii="Courier New" w:hAnsi="Courier New" w:cs="Courier New"/>
+                <w:szCs w:val="28"/>
+                <w:lang w:val="en-US"/>
+              </w:rPr>
+              <w:t xml:space="preserve">= </w:t>
+            </w:r>
+            <w:r>
+              <w:rPr>
+                <w:rFonts w:ascii="Courier New" w:hAnsi="Courier New" w:cs="Courier New"/>
+                <w:b/>
+                <w:bCs/>
+                <w:szCs w:val="28"/>
+                <w:lang w:val="en-US"/>
+              </w:rPr>
+              <w:t>device</w:t>
+            </w:r>
+            <w:r>
+              <w:rPr>
+                <w:rFonts w:ascii="Courier New" w:hAnsi="Courier New" w:cs="Courier New"/>
+                <w:szCs w:val="28"/>
+                <w:lang w:val="en-US"/>
+              </w:rPr>
+              <w:t>.</w:t>
+            </w:r>
+            <w:r>
+              <w:rPr>
+                <w:rFonts w:ascii="Courier New" w:hAnsi="Courier New" w:cs="Courier New"/>
+                <w:szCs w:val="28"/>
+                <w:lang w:val="en-US"/>
+              </w:rPr>
+              <w:t>lastRead</w:t>
+            </w:r>
+            <w:r>
+              <w:rPr>
+                <w:rFonts w:ascii="Courier New" w:hAnsi="Courier New" w:cs="Courier New"/>
+                <w:szCs w:val="28"/>
+                <w:lang w:val="en-US"/>
+              </w:rPr>
+              <w:t>;</w:t>
+            </w:r>
+          </w:p>
+        </w:tc>
+      </w:tr>
+    </w:tbl>
+    <w:p>
+      <w:pPr>
+        <w:rPr>
+          <w:lang w:val="en-US"/>
+        </w:rPr>
+      </w:pPr>
+    </w:p>
+    <w:p>
+      <w:r>
+        <w:t>Дополнительные функции (актуальны для БОУ)</w:t>
+      </w:r>
+    </w:p>
+    <w:p/>
+    <w:p>
+      <w:r>
+        <w:t>Включение определенных диодов, например, первого и третьего.</w:t>
+      </w:r>
+    </w:p>
+    <w:tbl>
+      <w:tblPr>
+        <w:tblStyle w:val="aa"/>
+        <w:tblW w:w="0" w:type="auto"/>
+        <w:tblBorders>
+          <w:top w:val="none" w:sz="0" w:space="0" w:color="auto"/>
+          <w:left w:val="none" w:sz="0" w:space="0" w:color="auto"/>
+          <w:bottom w:val="none" w:sz="0" w:space="0" w:color="auto"/>
+          <w:right w:val="none" w:sz="0" w:space="0" w:color="auto"/>
+          <w:insideH w:val="none" w:sz="0" w:space="0" w:color="auto"/>
+          <w:insideV w:val="none" w:sz="0" w:space="0" w:color="auto"/>
+        </w:tblBorders>
+        <w:shd w:val="clear" w:color="auto" w:fill="F5F5FF"/>
+        <w:tblLook w:val="04A0" w:firstRow="1" w:lastRow="0" w:firstColumn="1" w:lastColumn="0" w:noHBand="0" w:noVBand="1"/>
+      </w:tblPr>
+      <w:tblGrid>
+        <w:gridCol w:w="9736"/>
+      </w:tblGrid>
+      <w:tr>
+        <w:tc>
+          <w:tcPr>
+            <w:tcW w:w="9736" w:type="dxa"/>
+            <w:shd w:val="clear" w:color="auto" w:fill="F5F5FF"/>
+          </w:tcPr>
+          <w:p>
+            <w:pPr>
+              <w:rPr>
+                <w:rFonts w:ascii="Courier New" w:hAnsi="Courier New" w:cs="Courier New"/>
+                <w:szCs w:val="28"/>
+                <w:lang w:val="en-US"/>
+              </w:rPr>
+            </w:pPr>
+            <w:r>
+              <w:rPr>
+                <w:rFonts w:ascii="Courier New" w:hAnsi="Courier New" w:cs="Courier New"/>
+                <w:b/>
+                <w:bCs/>
+                <w:szCs w:val="28"/>
+                <w:lang w:val="en-US"/>
+              </w:rPr>
+              <w:t>binInput</w:t>
+            </w:r>
+            <w:r>
+              <w:rPr>
+                <w:rFonts w:ascii="Courier New" w:hAnsi="Courier New" w:cs="Courier New"/>
+                <w:szCs w:val="28"/>
+                <w:lang w:val="en-US"/>
+              </w:rPr>
+              <w:t xml:space="preserve"> = "</w:t>
+            </w:r>
+            <w:r>
+              <w:rPr>
+                <w:rFonts w:ascii="Courier New" w:hAnsi="Courier New" w:cs="Courier New"/>
+                <w:szCs w:val="28"/>
+              </w:rPr>
+              <w:t>0101</w:t>
+            </w:r>
+            <w:r>
+              <w:rPr>
+                <w:rFonts w:ascii="Courier New" w:hAnsi="Courier New" w:cs="Courier New"/>
+                <w:szCs w:val="28"/>
+                <w:lang w:val="en-US"/>
+              </w:rPr>
+              <w:t>"</w:t>
+            </w:r>
+            <w:r>
+              <w:rPr>
+                <w:rFonts w:ascii="Courier New" w:hAnsi="Courier New" w:cs="Courier New"/>
+                <w:szCs w:val="28"/>
+                <w:lang w:val="en-US"/>
+              </w:rPr>
+              <w:t>;</w:t>
+            </w:r>
+          </w:p>
+          <w:p>
+            <w:pPr>
+              <w:rPr>
+                <w:rFonts w:ascii="Courier New" w:hAnsi="Courier New" w:cs="Courier New"/>
+                <w:szCs w:val="28"/>
+                <w:lang w:val="en-US"/>
+              </w:rPr>
+            </w:pPr>
+            <w:r>
+              <w:rPr>
+                <w:rFonts w:ascii="Courier New" w:hAnsi="Courier New" w:cs="Courier New"/>
+                <w:szCs w:val="28"/>
+                <w:lang w:val="en-US"/>
+              </w:rPr>
+              <w:t>%</w:t>
+            </w:r>
+            <w:r>
+              <w:rPr>
+                <w:rFonts w:ascii="Courier New" w:hAnsi="Courier New" w:cs="Courier New"/>
+                <w:szCs w:val="28"/>
+                <w:lang w:val="en-US"/>
+              </w:rPr>
+              <w:t xml:space="preserve"> </w:t>
+            </w:r>
+            <w:r>
+              <w:rPr>
+                <w:rFonts w:ascii="Courier New" w:hAnsi="Courier New" w:cs="Courier New"/>
+                <w:szCs w:val="28"/>
+                <w:lang w:val="en-US"/>
+              </w:rPr>
+              <w:t>Ex</w:t>
+            </w:r>
+            <w:r>
+              <w:rPr>
+                <w:rFonts w:ascii="Courier New" w:hAnsi="Courier New" w:cs="Courier New"/>
+                <w:szCs w:val="28"/>
+                <w:lang w:val="en-US"/>
+              </w:rPr>
+              <w:t>ample</w:t>
+            </w:r>
+            <w:r>
+              <w:rPr>
+                <w:rFonts w:ascii="Courier New" w:hAnsi="Courier New" w:cs="Courier New"/>
+                <w:szCs w:val="28"/>
+                <w:lang w:val="en-US"/>
+              </w:rPr>
+              <w:t>: binInput = '0000' =&gt; turn off all diodes</w:t>
+            </w:r>
+          </w:p>
+          <w:p>
+            <w:pPr>
+              <w:rPr>
+                <w:rFonts w:ascii="Courier New" w:hAnsi="Courier New" w:cs="Courier New"/>
+                <w:szCs w:val="28"/>
+                <w:lang w:val="en-US"/>
+              </w:rPr>
+            </w:pPr>
+            <w:r>
+              <w:rPr>
+                <w:rFonts w:ascii="Courier New" w:hAnsi="Courier New" w:cs="Courier New"/>
+                <w:szCs w:val="28"/>
+                <w:lang w:val="en-US"/>
+              </w:rPr>
+              <w:t>%</w:t>
+            </w:r>
+            <w:r>
+              <w:rPr>
+                <w:rFonts w:ascii="Courier New" w:hAnsi="Courier New" w:cs="Courier New"/>
+                <w:szCs w:val="28"/>
+                <w:lang w:val="en-US"/>
+              </w:rPr>
+              <w:t xml:space="preserve"> </w:t>
+            </w:r>
+            <w:r>
+              <w:rPr>
+                <w:rFonts w:ascii="Courier New" w:hAnsi="Courier New" w:cs="Courier New"/>
+                <w:szCs w:val="28"/>
+                <w:lang w:val="en-US"/>
+              </w:rPr>
+              <w:t>Ex</w:t>
+            </w:r>
+            <w:r>
+              <w:rPr>
+                <w:rFonts w:ascii="Courier New" w:hAnsi="Courier New" w:cs="Courier New"/>
+                <w:szCs w:val="28"/>
+                <w:lang w:val="en-US"/>
+              </w:rPr>
+              <w:t>ample</w:t>
+            </w:r>
+            <w:r>
+              <w:rPr>
+                <w:rFonts w:ascii="Courier New" w:hAnsi="Courier New" w:cs="Courier New"/>
+                <w:szCs w:val="28"/>
+                <w:lang w:val="en-US"/>
+              </w:rPr>
+              <w:t xml:space="preserve">: binInput = '0010' =&gt; turn on only </w:t>
+            </w:r>
+            <w:r>
+              <w:rPr>
+                <w:rFonts w:ascii="Courier New" w:hAnsi="Courier New" w:cs="Courier New"/>
+                <w:szCs w:val="28"/>
+                <w:lang w:val="en-US"/>
+              </w:rPr>
+              <w:t>seco</w:t>
+            </w:r>
+            <w:r>
+              <w:rPr>
+                <w:rFonts w:ascii="Courier New" w:hAnsi="Courier New" w:cs="Courier New"/>
+                <w:szCs w:val="28"/>
+                <w:lang w:val="en-US"/>
+              </w:rPr>
+              <w:t>nd diode</w:t>
+            </w:r>
+          </w:p>
+          <w:p>
+            <w:pPr>
+              <w:rPr>
+                <w:rFonts w:ascii="Courier New" w:hAnsi="Courier New" w:cs="Courier New"/>
+                <w:szCs w:val="28"/>
+                <w:lang w:val="en-US"/>
+              </w:rPr>
+            </w:pPr>
+            <w:r>
+              <w:rPr>
+                <w:rFonts w:ascii="Courier New" w:hAnsi="Courier New" w:cs="Courier New"/>
+                <w:szCs w:val="28"/>
+                <w:lang w:val="en-US"/>
+              </w:rPr>
+              <w:t>% diodes positions are 4321 in binInput</w:t>
+            </w:r>
+          </w:p>
+          <w:p>
+            <w:pPr>
+              <w:rPr>
+                <w:rFonts w:ascii="Courier New" w:hAnsi="Courier New" w:cs="Courier New"/>
+                <w:szCs w:val="28"/>
+                <w:lang w:val="en-US"/>
+              </w:rPr>
+            </w:pPr>
+          </w:p>
+          <w:p>
+            <w:pPr>
+              <w:rPr>
+                <w:szCs w:val="28"/>
+                <w:lang w:val="en-US"/>
+              </w:rPr>
+            </w:pPr>
+            <w:r>
+              <w:rPr>
+                <w:rFonts w:ascii="Courier New" w:hAnsi="Courier New" w:cs="Courier New"/>
+                <w:b/>
+                <w:bCs/>
+                <w:szCs w:val="28"/>
+                <w:lang w:val="en-US"/>
+              </w:rPr>
+              <w:t>device</w:t>
+            </w:r>
+            <w:r>
+              <w:rPr>
+                <w:rFonts w:ascii="Courier New" w:hAnsi="Courier New" w:cs="Courier New"/>
+                <w:szCs w:val="28"/>
+                <w:lang w:val="en-US"/>
+              </w:rPr>
+              <w:t xml:space="preserve"> </w:t>
+            </w:r>
+            <w:r>
+              <w:rPr>
+                <w:rFonts w:ascii="Courier New" w:hAnsi="Courier New" w:cs="Courier New"/>
+                <w:szCs w:val="28"/>
+                <w:lang w:val="en-US"/>
+              </w:rPr>
+              <w:t>= setDiodesEn(</w:t>
+            </w:r>
+            <w:r>
+              <w:rPr>
+                <w:rFonts w:ascii="Courier New" w:hAnsi="Courier New" w:cs="Courier New"/>
+                <w:b/>
+                <w:bCs/>
+                <w:szCs w:val="28"/>
+                <w:lang w:val="en-US"/>
+              </w:rPr>
+              <w:t>device</w:t>
+            </w:r>
+            <w:r>
+              <w:rPr>
+                <w:rFonts w:ascii="Courier New" w:hAnsi="Courier New" w:cs="Courier New"/>
+                <w:szCs w:val="28"/>
+                <w:lang w:val="en-US"/>
+              </w:rPr>
+              <w:t>,</w:t>
+            </w:r>
+            <w:r>
+              <w:rPr>
+                <w:rFonts w:ascii="Courier New" w:hAnsi="Courier New" w:cs="Courier New"/>
+                <w:szCs w:val="28"/>
+                <w:lang w:val="en-US"/>
+              </w:rPr>
+              <w:t xml:space="preserve"> </w:t>
+            </w:r>
+            <w:r>
+              <w:rPr>
+                <w:rFonts w:ascii="Courier New" w:hAnsi="Courier New" w:cs="Courier New"/>
+                <w:b/>
+                <w:bCs/>
+                <w:szCs w:val="28"/>
+                <w:lang w:val="en-US"/>
+              </w:rPr>
+              <w:t>binInput</w:t>
+            </w:r>
+            <w:r>
+              <w:rPr>
+                <w:rFonts w:ascii="Courier New" w:hAnsi="Courier New" w:cs="Courier New"/>
+                <w:szCs w:val="28"/>
+                <w:lang w:val="en-US"/>
+              </w:rPr>
+              <w:t>)</w:t>
+            </w:r>
+            <w:r>
+              <w:rPr>
+                <w:rFonts w:ascii="Courier New" w:hAnsi="Courier New" w:cs="Courier New"/>
+                <w:szCs w:val="28"/>
+                <w:lang w:val="en-US"/>
+              </w:rPr>
+              <w:t>;</w:t>
+            </w:r>
+          </w:p>
+        </w:tc>
+      </w:tr>
+    </w:tbl>
+    <w:p/>
+    <w:p>
+      <w:r>
+        <w:t xml:space="preserve">Включение определенных </w:t>
+      </w:r>
+      <w:r>
+        <w:t>трансиверов</w:t>
+      </w:r>
+      <w:r>
+        <w:t>, например, первого и третьего.</w:t>
+      </w:r>
+    </w:p>
+    <w:tbl>
+      <w:tblPr>
+        <w:tblStyle w:val="aa"/>
+        <w:tblW w:w="0" w:type="auto"/>
+        <w:tblBorders>
+          <w:top w:val="none" w:sz="0" w:space="0" w:color="auto"/>
+          <w:left w:val="none" w:sz="0" w:space="0" w:color="auto"/>
+          <w:bottom w:val="none" w:sz="0" w:space="0" w:color="auto"/>
+          <w:right w:val="none" w:sz="0" w:space="0" w:color="auto"/>
+          <w:insideH w:val="none" w:sz="0" w:space="0" w:color="auto"/>
+          <w:insideV w:val="none" w:sz="0" w:space="0" w:color="auto"/>
+        </w:tblBorders>
+        <w:shd w:val="clear" w:color="auto" w:fill="F5F5FF"/>
+        <w:tblLook w:val="04A0" w:firstRow="1" w:lastRow="0" w:firstColumn="1" w:lastColumn="0" w:noHBand="0" w:noVBand="1"/>
+      </w:tblPr>
+      <w:tblGrid>
+        <w:gridCol w:w="9736"/>
+      </w:tblGrid>
+      <w:tr>
+        <w:tc>
+          <w:tcPr>
+            <w:tcW w:w="9736" w:type="dxa"/>
+            <w:shd w:val="clear" w:color="auto" w:fill="F5F5FF"/>
+          </w:tcPr>
+          <w:p>
+            <w:pPr>
+              <w:rPr>
+                <w:rFonts w:ascii="Courier New" w:hAnsi="Courier New" w:cs="Courier New"/>
+                <w:szCs w:val="28"/>
+                <w:lang w:val="en-US"/>
+              </w:rPr>
+            </w:pPr>
+            <w:r>
+              <w:rPr>
+                <w:rFonts w:ascii="Courier New" w:hAnsi="Courier New" w:cs="Courier New"/>
+                <w:b/>
+                <w:bCs/>
+                <w:szCs w:val="28"/>
+                <w:lang w:val="en-US"/>
+              </w:rPr>
+              <w:t>binInput</w:t>
+            </w:r>
+            <w:r>
+              <w:rPr>
+                <w:rFonts w:ascii="Courier New" w:hAnsi="Courier New" w:cs="Courier New"/>
+                <w:szCs w:val="28"/>
+                <w:lang w:val="en-US"/>
+              </w:rPr>
+              <w:t xml:space="preserve"> = "</w:t>
+            </w:r>
+            <w:r>
+              <w:rPr>
+                <w:rFonts w:ascii="Courier New" w:hAnsi="Courier New" w:cs="Courier New"/>
+                <w:szCs w:val="28"/>
+                <w:lang w:val="en-US"/>
+              </w:rPr>
+              <w:t>0101</w:t>
+            </w:r>
+            <w:r>
+              <w:rPr>
+                <w:rFonts w:ascii="Courier New" w:hAnsi="Courier New" w:cs="Courier New"/>
+                <w:szCs w:val="28"/>
+                <w:lang w:val="en-US"/>
+              </w:rPr>
+              <w:t>"</w:t>
+            </w:r>
+            <w:r>
+              <w:rPr>
+                <w:rFonts w:ascii="Courier New" w:hAnsi="Courier New" w:cs="Courier New"/>
+                <w:szCs w:val="28"/>
+                <w:lang w:val="en-US"/>
+              </w:rPr>
+              <w:t>;</w:t>
+            </w:r>
+          </w:p>
+          <w:p>
+            <w:pPr>
+              <w:rPr>
+                <w:rFonts w:ascii="Courier New" w:hAnsi="Courier New" w:cs="Courier New"/>
+                <w:szCs w:val="28"/>
+                <w:lang w:val="en-US"/>
+              </w:rPr>
+            </w:pPr>
+            <w:r>
+              <w:rPr>
+                <w:rFonts w:ascii="Courier New" w:hAnsi="Courier New" w:cs="Courier New"/>
+                <w:szCs w:val="28"/>
+                <w:lang w:val="en-US"/>
+              </w:rPr>
+              <w:t>% Ex</w:t>
+            </w:r>
+            <w:r>
+              <w:rPr>
+                <w:rFonts w:ascii="Courier New" w:hAnsi="Courier New" w:cs="Courier New"/>
+                <w:szCs w:val="28"/>
+                <w:lang w:val="en-US"/>
+              </w:rPr>
+              <w:t>ample</w:t>
+            </w:r>
+            <w:r>
+              <w:rPr>
+                <w:rFonts w:ascii="Courier New" w:hAnsi="Courier New" w:cs="Courier New"/>
+                <w:szCs w:val="28"/>
+                <w:lang w:val="en-US"/>
+              </w:rPr>
+              <w:t xml:space="preserve">: binInput = '0000' =&gt; turn off all </w:t>
+            </w:r>
+            <w:r>
+              <w:rPr>
+                <w:rFonts w:ascii="Courier New" w:hAnsi="Courier New" w:cs="Courier New"/>
+                <w:szCs w:val="28"/>
+                <w:lang w:val="en-US"/>
+              </w:rPr>
+              <w:t>transceivers</w:t>
+            </w:r>
+          </w:p>
+          <w:p>
+            <w:pPr>
+              <w:rPr>
+                <w:rFonts w:ascii="Courier New" w:hAnsi="Courier New" w:cs="Courier New"/>
+                <w:szCs w:val="28"/>
+                <w:lang w:val="en-US"/>
+              </w:rPr>
+            </w:pPr>
+            <w:r>
+              <w:rPr>
+                <w:rFonts w:ascii="Courier New" w:hAnsi="Courier New" w:cs="Courier New"/>
+                <w:szCs w:val="28"/>
+                <w:lang w:val="en-US"/>
+              </w:rPr>
+              <w:t>% Ex</w:t>
+            </w:r>
+            <w:r>
+              <w:rPr>
+                <w:rFonts w:ascii="Courier New" w:hAnsi="Courier New" w:cs="Courier New"/>
+                <w:szCs w:val="28"/>
+                <w:lang w:val="en-US"/>
+              </w:rPr>
+              <w:t>ample</w:t>
+            </w:r>
+            <w:r>
+              <w:rPr>
+                <w:rFonts w:ascii="Courier New" w:hAnsi="Courier New" w:cs="Courier New"/>
+                <w:szCs w:val="28"/>
+                <w:lang w:val="en-US"/>
+              </w:rPr>
+              <w:t xml:space="preserve">: binInput = '0010' =&gt; turn on only </w:t>
+            </w:r>
+            <w:r>
+              <w:rPr>
+                <w:rFonts w:ascii="Courier New" w:hAnsi="Courier New" w:cs="Courier New"/>
+                <w:szCs w:val="28"/>
+                <w:lang w:val="en-US"/>
+              </w:rPr>
+              <w:t>seco</w:t>
+            </w:r>
+            <w:r>
+              <w:rPr>
+                <w:rFonts w:ascii="Courier New" w:hAnsi="Courier New" w:cs="Courier New"/>
+                <w:szCs w:val="28"/>
+                <w:lang w:val="en-US"/>
+              </w:rPr>
+              <w:t xml:space="preserve">nd </w:t>
+            </w:r>
+            <w:r>
+              <w:rPr>
+                <w:rFonts w:ascii="Courier New" w:hAnsi="Courier New" w:cs="Courier New"/>
+                <w:szCs w:val="28"/>
+                <w:lang w:val="en-US"/>
+              </w:rPr>
+              <w:t>transc</w:t>
+            </w:r>
+          </w:p>
+          <w:p>
+            <w:pPr>
+              <w:rPr>
+                <w:rFonts w:ascii="Courier New" w:hAnsi="Courier New" w:cs="Courier New"/>
+                <w:szCs w:val="28"/>
+                <w:lang w:val="en-US"/>
+              </w:rPr>
+            </w:pPr>
+            <w:r>
+              <w:rPr>
+                <w:rFonts w:ascii="Courier New" w:hAnsi="Courier New" w:cs="Courier New"/>
+                <w:szCs w:val="28"/>
+                <w:lang w:val="en-US"/>
+              </w:rPr>
+              <w:t>% diodes positions are 4321 in binInput</w:t>
+            </w:r>
+          </w:p>
+          <w:p>
+            <w:pPr>
+              <w:rPr>
+                <w:rFonts w:ascii="Courier New" w:hAnsi="Courier New" w:cs="Courier New"/>
+                <w:szCs w:val="28"/>
+                <w:lang w:val="en-US"/>
+              </w:rPr>
+            </w:pPr>
+          </w:p>
+          <w:p>
+            <w:pPr>
+              <w:rPr>
+                <w:szCs w:val="28"/>
+                <w:lang w:val="en-US"/>
+              </w:rPr>
+            </w:pPr>
+            <w:r>
+              <w:rPr>
+                <w:rFonts w:ascii="Courier New" w:hAnsi="Courier New" w:cs="Courier New"/>
+                <w:b/>
+                <w:bCs/>
+                <w:szCs w:val="28"/>
+                <w:lang w:val="en-US"/>
+              </w:rPr>
+              <w:t>device</w:t>
+            </w:r>
+            <w:r>
+              <w:rPr>
+                <w:rFonts w:ascii="Courier New" w:hAnsi="Courier New" w:cs="Courier New"/>
+                <w:szCs w:val="28"/>
+                <w:lang w:val="en-US"/>
+              </w:rPr>
+              <w:t xml:space="preserve"> = </w:t>
+            </w:r>
+            <w:r>
+              <w:rPr>
+                <w:rFonts w:ascii="Courier New" w:hAnsi="Courier New" w:cs="Courier New"/>
+                <w:szCs w:val="28"/>
+                <w:lang w:val="en-US"/>
+              </w:rPr>
+              <w:t>setTransceiversEn</w:t>
+            </w:r>
+            <w:r>
+              <w:rPr>
+                <w:rFonts w:ascii="Courier New" w:hAnsi="Courier New" w:cs="Courier New"/>
+                <w:szCs w:val="28"/>
+                <w:lang w:val="en-US"/>
+              </w:rPr>
+              <w:t>(</w:t>
+            </w:r>
+            <w:r>
+              <w:rPr>
+                <w:rFonts w:ascii="Courier New" w:hAnsi="Courier New" w:cs="Courier New"/>
+                <w:b/>
+                <w:bCs/>
+                <w:szCs w:val="28"/>
+                <w:lang w:val="en-US"/>
+              </w:rPr>
+              <w:t>device</w:t>
+            </w:r>
+            <w:r>
+              <w:rPr>
+                <w:rFonts w:ascii="Courier New" w:hAnsi="Courier New" w:cs="Courier New"/>
+                <w:szCs w:val="28"/>
+                <w:lang w:val="en-US"/>
+              </w:rPr>
+              <w:t>,</w:t>
+            </w:r>
+            <w:r>
+              <w:rPr>
+                <w:rFonts w:ascii="Courier New" w:hAnsi="Courier New" w:cs="Courier New"/>
+                <w:szCs w:val="28"/>
+                <w:lang w:val="en-US"/>
+              </w:rPr>
+              <w:t xml:space="preserve"> </w:t>
+            </w:r>
+            <w:r>
+              <w:rPr>
+                <w:rFonts w:ascii="Courier New" w:hAnsi="Courier New" w:cs="Courier New"/>
+                <w:b/>
+                <w:bCs/>
+                <w:szCs w:val="28"/>
+                <w:lang w:val="en-US"/>
+              </w:rPr>
+              <w:t>binInput</w:t>
+            </w:r>
+            <w:r>
+              <w:rPr>
+                <w:rFonts w:ascii="Courier New" w:hAnsi="Courier New" w:cs="Courier New"/>
+                <w:szCs w:val="28"/>
+                <w:lang w:val="en-US"/>
+              </w:rPr>
+              <w:t>)</w:t>
+            </w:r>
+            <w:r>
+              <w:rPr>
+                <w:rFonts w:ascii="Courier New" w:hAnsi="Courier New" w:cs="Courier New"/>
+                <w:szCs w:val="28"/>
+                <w:lang w:val="en-US"/>
+              </w:rPr>
+              <w:t>;</w:t>
+            </w:r>
+          </w:p>
+        </w:tc>
+      </w:tr>
+    </w:tbl>
+    <w:p>
+      <w:pPr>
+        <w:rPr>
+          <w:lang w:val="en-US"/>
+        </w:rPr>
+      </w:pPr>
+    </w:p>
+    <w:p>
+      <w:r>
+        <w:t>Проверка</w:t>
+      </w:r>
+      <w:r>
+        <w:t xml:space="preserve"> </w:t>
+      </w:r>
+      <w:r>
+        <w:t>линка</w:t>
+      </w:r>
+      <w:r>
+        <w:t>. Ответ придет в виде строки из четырех символов – ноля или единицы, расшифровывается аналогично включению трансиверов.</w:t>
+      </w:r>
+    </w:p>
+    <w:tbl>
+      <w:tblPr>
+        <w:tblStyle w:val="aa"/>
+        <w:tblW w:w="0" w:type="auto"/>
+        <w:tblBorders>
+          <w:top w:val="none" w:sz="0" w:space="0" w:color="auto"/>
+          <w:left w:val="none" w:sz="0" w:space="0" w:color="auto"/>
+          <w:bottom w:val="none" w:sz="0" w:space="0" w:color="auto"/>
+          <w:right w:val="none" w:sz="0" w:space="0" w:color="auto"/>
+          <w:insideH w:val="none" w:sz="0" w:space="0" w:color="auto"/>
+          <w:insideV w:val="none" w:sz="0" w:space="0" w:color="auto"/>
+        </w:tblBorders>
+        <w:shd w:val="clear" w:color="auto" w:fill="F5F5FF"/>
+        <w:tblLook w:val="04A0" w:firstRow="1" w:lastRow="0" w:firstColumn="1" w:lastColumn="0" w:noHBand="0" w:noVBand="1"/>
+      </w:tblPr>
+      <w:tblGrid>
+        <w:gridCol w:w="9736"/>
+      </w:tblGrid>
+      <w:tr>
+        <w:tc>
+          <w:tcPr>
+            <w:tcW w:w="9736" w:type="dxa"/>
+            <w:shd w:val="clear" w:color="auto" w:fill="F5F5FF"/>
+          </w:tcPr>
+          <w:p>
+            <w:pPr>
+              <w:rPr>
+                <w:rFonts w:ascii="Courier New" w:hAnsi="Courier New" w:cs="Courier New"/>
+                <w:szCs w:val="28"/>
+                <w:lang w:val="en-US"/>
+              </w:rPr>
+            </w:pPr>
+            <w:r>
+              <w:rPr>
+                <w:rFonts w:ascii="Courier New" w:hAnsi="Courier New" w:cs="Courier New"/>
+                <w:b/>
+                <w:bCs/>
+                <w:szCs w:val="28"/>
+                <w:lang w:val="en-US"/>
+              </w:rPr>
+              <w:t>device</w:t>
+            </w:r>
+            <w:r>
+              <w:rPr>
+                <w:rFonts w:ascii="Courier New" w:hAnsi="Courier New" w:cs="Courier New"/>
+                <w:szCs w:val="28"/>
+                <w:lang w:val="en-US"/>
+              </w:rPr>
+              <w:t xml:space="preserve"> = </w:t>
+            </w:r>
+            <w:r>
+              <w:rPr>
+                <w:rFonts w:ascii="Courier New" w:hAnsi="Courier New" w:cs="Courier New"/>
+                <w:szCs w:val="28"/>
+                <w:lang w:val="en-US"/>
+              </w:rPr>
+              <w:t>checkLink</w:t>
+            </w:r>
+            <w:r>
+              <w:rPr>
+                <w:rFonts w:ascii="Courier New" w:hAnsi="Courier New" w:cs="Courier New"/>
+                <w:szCs w:val="28"/>
+                <w:lang w:val="en-US"/>
+              </w:rPr>
+              <w:t>(</w:t>
+            </w:r>
+            <w:r>
+              <w:rPr>
+                <w:rFonts w:ascii="Courier New" w:hAnsi="Courier New" w:cs="Courier New"/>
+                <w:b/>
+                <w:bCs/>
+                <w:szCs w:val="28"/>
+                <w:lang w:val="en-US"/>
+              </w:rPr>
+              <w:t>device</w:t>
+            </w:r>
+            <w:r>
+              <w:rPr>
+                <w:rFonts w:ascii="Courier New" w:hAnsi="Courier New" w:cs="Courier New"/>
+                <w:szCs w:val="28"/>
+                <w:lang w:val="en-US"/>
+              </w:rPr>
+              <w:t>)</w:t>
+            </w:r>
+            <w:r>
+              <w:rPr>
+                <w:rFonts w:ascii="Courier New" w:hAnsi="Courier New" w:cs="Courier New"/>
+                <w:szCs w:val="28"/>
+                <w:lang w:val="en-US"/>
+              </w:rPr>
+              <w:t>;</w:t>
+            </w:r>
+          </w:p>
+          <w:p>
+            <w:pPr>
+              <w:rPr>
+                <w:rFonts w:ascii="Courier New" w:hAnsi="Courier New" w:cs="Courier New"/>
+                <w:szCs w:val="28"/>
+                <w:lang w:val="en-US"/>
+              </w:rPr>
+            </w:pPr>
+            <w:r>
+              <w:rPr>
+                <w:rFonts w:ascii="Courier New" w:hAnsi="Courier New" w:cs="Courier New"/>
+                <w:b/>
+                <w:bCs/>
+                <w:szCs w:val="28"/>
+                <w:lang w:val="en-US"/>
+              </w:rPr>
+              <w:t xml:space="preserve">result </w:t>
+            </w:r>
+            <w:r>
+              <w:rPr>
+                <w:rFonts w:ascii="Courier New" w:hAnsi="Courier New" w:cs="Courier New"/>
+                <w:szCs w:val="28"/>
+                <w:lang w:val="en-US"/>
+              </w:rPr>
+              <w:t xml:space="preserve">= </w:t>
+            </w:r>
+            <w:r>
+              <w:rPr>
+                <w:rFonts w:ascii="Courier New" w:hAnsi="Courier New" w:cs="Courier New"/>
+                <w:b/>
+                <w:bCs/>
+                <w:szCs w:val="28"/>
+                <w:lang w:val="en-US"/>
+              </w:rPr>
+              <w:t>device</w:t>
+            </w:r>
+            <w:r>
+              <w:rPr>
+                <w:rFonts w:ascii="Courier New" w:hAnsi="Courier New" w:cs="Courier New"/>
+                <w:szCs w:val="28"/>
+                <w:lang w:val="en-US"/>
+              </w:rPr>
+              <w:t>.</w:t>
+            </w:r>
+            <w:r>
+              <w:t xml:space="preserve"> </w:t>
+            </w:r>
+            <w:r>
+              <w:rPr>
+                <w:rFonts w:ascii="Courier New" w:hAnsi="Courier New" w:cs="Courier New"/>
+                <w:szCs w:val="28"/>
+                <w:lang w:val="en-US"/>
+              </w:rPr>
+              <w:t>currentLinks</w:t>
+            </w:r>
+            <w:r>
+              <w:rPr>
+                <w:rFonts w:ascii="Courier New" w:hAnsi="Courier New" w:cs="Courier New"/>
+                <w:szCs w:val="28"/>
+                <w:lang w:val="en-US"/>
+              </w:rPr>
+              <w:t>;</w:t>
+            </w:r>
+          </w:p>
+          <w:p>
+            <w:pPr>
+              <w:rPr>
+                <w:szCs w:val="28"/>
+                <w:lang w:val="en-US"/>
+              </w:rPr>
+            </w:pPr>
+            <w:r>
+              <w:rPr>
+                <w:rFonts w:ascii="Courier New" w:hAnsi="Courier New" w:cs="Courier New"/>
+                <w:szCs w:val="28"/>
+                <w:lang w:val="en-US"/>
+              </w:rPr>
+              <w:t>%ex, = '0010' - link at 2nd transc (positions 4321)</w:t>
+            </w:r>
+          </w:p>
+        </w:tc>
+      </w:tr>
+    </w:tbl>
+    <w:p>
+      <w:pPr>
+        <w:rPr>
+          <w:lang w:val="en-US"/>
+        </w:rPr>
+      </w:pPr>
+    </w:p>
+    <w:p>
+      <w:r>
+        <w:t>* Удаление объекта</w:t>
+      </w:r>
+      <w:r>
+        <w:t xml:space="preserve"> (</w:t>
+      </w:r>
+      <w:r>
+        <w:t>должно быть выполнено в конце)</w:t>
+      </w:r>
+    </w:p>
+    <w:tbl>
+      <w:tblPr>
+        <w:tblStyle w:val="aa"/>
+        <w:tblW w:w="0" w:type="auto"/>
+        <w:tblBorders>
+          <w:top w:val="none" w:sz="0" w:space="0" w:color="auto"/>
+          <w:left w:val="none" w:sz="0" w:space="0" w:color="auto"/>
+          <w:bottom w:val="none" w:sz="0" w:space="0" w:color="auto"/>
+          <w:right w:val="none" w:sz="0" w:space="0" w:color="auto"/>
+          <w:insideH w:val="none" w:sz="0" w:space="0" w:color="auto"/>
+          <w:insideV w:val="none" w:sz="0" w:space="0" w:color="auto"/>
+        </w:tblBorders>
+        <w:shd w:val="clear" w:color="auto" w:fill="F5F5FF"/>
+        <w:tblLook w:val="04A0" w:firstRow="1" w:lastRow="0" w:firstColumn="1" w:lastColumn="0" w:noHBand="0" w:noVBand="1"/>
+      </w:tblPr>
+      <w:tblGrid>
+        <w:gridCol w:w="9736"/>
+      </w:tblGrid>
+      <w:tr>
+        <w:tc>
+          <w:tcPr>
+            <w:tcW w:w="9736" w:type="dxa"/>
+            <w:shd w:val="clear" w:color="auto" w:fill="F5F5FF"/>
+          </w:tcPr>
+          <w:p>
+            <w:pPr>
+              <w:rPr>
+                <w:szCs w:val="28"/>
+              </w:rPr>
+            </w:pPr>
+            <w:r>
+              <w:rPr>
+                <w:rFonts w:ascii="Courier New" w:hAnsi="Courier New" w:cs="Courier New"/>
+                <w:b/>
+                <w:bCs/>
+                <w:szCs w:val="28"/>
+                <w:lang w:val="en-US"/>
+              </w:rPr>
+              <w:t>device</w:t>
+            </w:r>
+            <w:r>
+              <w:rPr>
+                <w:rFonts w:ascii="Courier New" w:hAnsi="Courier New" w:cs="Courier New"/>
+                <w:szCs w:val="28"/>
+                <w:lang w:val="en-US"/>
+              </w:rPr>
+              <w:t xml:space="preserve"> = deleteVirtualObject(</w:t>
+            </w:r>
+            <w:r>
+              <w:rPr>
+                <w:rFonts w:ascii="Courier New" w:hAnsi="Courier New" w:cs="Courier New"/>
+                <w:b/>
+                <w:bCs/>
+                <w:szCs w:val="28"/>
+                <w:lang w:val="en-US"/>
+              </w:rPr>
+              <w:t>device</w:t>
+            </w:r>
+            <w:r>
+              <w:rPr>
+                <w:rFonts w:ascii="Courier New" w:hAnsi="Courier New" w:cs="Courier New"/>
+                <w:szCs w:val="28"/>
+                <w:lang w:val="en-US"/>
+              </w:rPr>
+              <w:t>)</w:t>
+            </w:r>
+            <w:r>
+              <w:rPr>
+                <w:rFonts w:ascii="Courier New" w:hAnsi="Courier New" w:cs="Courier New"/>
+                <w:szCs w:val="28"/>
+                <w:lang w:val="en-US"/>
+              </w:rPr>
+              <w:t>;</w:t>
+            </w:r>
+          </w:p>
+        </w:tc>
+      </w:tr>
+    </w:tbl>
     <w:p/>
     <w:p>
       <w:pPr>
@@ -5121,7 +7683,7 @@
           <w:lang w:val="ru-RU"/>
         </w:rPr>
       </w:pPr>
-      <w:bookmarkStart w:id="12" w:name="_Toc106976683"/>
+      <w:bookmarkStart w:id="14" w:name="_Toc106976683"/>
       <w:r>
         <w:rPr>
           <w:lang w:val="ru-RU"/>
@@ -5129,48 +7691,35 @@
         <w:lastRenderedPageBreak/>
         <w:t>Измеритель оптической мощности РУБИН</w:t>
       </w:r>
-      <w:bookmarkEnd w:id="12"/>
+      <w:bookmarkEnd w:id="14"/>
     </w:p>
     <w:p>
       <w:pPr>
         <w:pStyle w:val="2"/>
       </w:pPr>
-      <w:bookmarkStart w:id="13" w:name="_Toc106976684"/>
+      <w:bookmarkStart w:id="15" w:name="_Toc106976684"/>
       <w:r>
         <w:t>Возможности</w:t>
       </w:r>
       <w:r>
         <w:t xml:space="preserve"> работы с устройством</w:t>
       </w:r>
-      <w:bookmarkEnd w:id="13"/>
-    </w:p>
-    <w:p>
-      <w:r>
-        <w:t xml:space="preserve">Что можно несколько рубинов добавить и работать с </w:t>
-      </w:r>
-      <w:proofErr w:type="spellStart"/>
-      <w:r>
-        <w:t>нимим</w:t>
-      </w:r>
-      <w:proofErr w:type="spellEnd"/>
-      <w:r>
-        <w:t xml:space="preserve"> </w:t>
-      </w:r>
-      <w:proofErr w:type="spellStart"/>
-      <w:r>
-        <w:t>незавимисо</w:t>
-      </w:r>
-      <w:proofErr w:type="spellEnd"/>
+      <w:bookmarkEnd w:id="15"/>
+    </w:p>
+    <w:p>
+      <w:r>
+        <w:t>Что можно несколько рубинов добавить и работать с нимим незавимисо</w:t>
+      </w:r>
     </w:p>
     <w:p>
       <w:pPr>
         <w:pStyle w:val="2"/>
       </w:pPr>
-      <w:bookmarkStart w:id="14" w:name="_Toc106976685"/>
+      <w:bookmarkStart w:id="16" w:name="_Toc106976685"/>
       <w:r>
         <w:t>Необходимые требования</w:t>
       </w:r>
-      <w:bookmarkEnd w:id="14"/>
+      <w:bookmarkEnd w:id="16"/>
     </w:p>
     <w:p/>
     <w:p>
@@ -5186,7 +7735,7 @@
       <w:pPr>
         <w:pStyle w:val="2"/>
       </w:pPr>
-      <w:bookmarkStart w:id="15" w:name="_Toc106976687"/>
+      <w:bookmarkStart w:id="17" w:name="_Toc106976687"/>
       <w:r>
         <w:t xml:space="preserve">Добавление </w:t>
       </w:r>
@@ -5202,7 +7751,7 @@
       <w:r>
         <w:t>и</w:t>
       </w:r>
-      <w:bookmarkEnd w:id="15"/>
+      <w:bookmarkEnd w:id="17"/>
     </w:p>
     <w:p/>
     <w:p>
@@ -5252,11 +7801,11 @@
       <w:pPr>
         <w:pStyle w:val="2"/>
       </w:pPr>
-      <w:bookmarkStart w:id="16" w:name="_Toc106976688"/>
+      <w:bookmarkStart w:id="18" w:name="_Toc106976688"/>
       <w:r>
         <w:t>Создание собственного скрипта с устройством</w:t>
       </w:r>
-      <w:bookmarkEnd w:id="16"/>
+      <w:bookmarkEnd w:id="18"/>
     </w:p>
     <w:p/>
     <w:p>
@@ -5266,7 +7815,7 @@
           <w:lang w:val="ru-RU"/>
         </w:rPr>
       </w:pPr>
-      <w:bookmarkStart w:id="17" w:name="_Toc106976689"/>
+      <w:bookmarkStart w:id="19" w:name="_Toc106976689"/>
       <w:r>
         <w:rPr>
           <w:lang w:val="ru-RU"/>
@@ -5277,20 +7826,20 @@
       <w:r>
         <w:t>Yokogawa</w:t>
       </w:r>
-      <w:bookmarkEnd w:id="17"/>
+      <w:bookmarkEnd w:id="19"/>
     </w:p>
     <w:p>
       <w:pPr>
         <w:pStyle w:val="2"/>
       </w:pPr>
-      <w:bookmarkStart w:id="18" w:name="_Toc106976690"/>
+      <w:bookmarkStart w:id="20" w:name="_Toc106976690"/>
       <w:r>
         <w:t>Возможности</w:t>
       </w:r>
       <w:r>
         <w:t xml:space="preserve"> работы с устройством</w:t>
       </w:r>
-      <w:bookmarkEnd w:id="18"/>
+      <w:bookmarkEnd w:id="20"/>
     </w:p>
     <w:p>
       <w:r>
@@ -5299,13 +7848,8 @@
     </w:p>
     <w:p>
       <w:r>
-        <w:t xml:space="preserve">Выставление настроек, </w:t>
-      </w:r>
-      <w:proofErr w:type="spellStart"/>
-      <w:r>
-        <w:t>оффсетов</w:t>
-      </w:r>
-      <w:proofErr w:type="spellEnd"/>
+        <w:t>Выставление настроек, оффсетов</w:t>
+      </w:r>
     </w:p>
     <w:p>
       <w:r>
@@ -5329,21 +7873,62 @@
         <w:t>переменную)</w:t>
       </w:r>
     </w:p>
+    <w:p>
+      <w:r>
+        <w:t xml:space="preserve">Чтение и сохранение данных анализа </w:t>
+      </w:r>
+      <w:r>
+        <w:rPr>
+          <w:lang w:val="en-US"/>
+        </w:rPr>
+        <w:t>EDFA</w:t>
+      </w:r>
+      <w:r>
+        <w:t>-</w:t>
+      </w:r>
+      <w:r>
+        <w:rPr>
+          <w:lang w:val="en-US"/>
+        </w:rPr>
+        <w:t>NF</w:t>
+      </w:r>
+    </w:p>
+    <w:p>
+      <w:r>
+        <w:t>Чтение интегральной мощности излучения</w:t>
+      </w:r>
+    </w:p>
     <w:p/>
     <w:p>
       <w:r>
-        <w:t xml:space="preserve">Если было выполнено чтение, то доступно еще </w:t>
+        <w:t>Если было выполнено чтение</w:t>
+      </w:r>
+      <w:r>
+        <w:t xml:space="preserve"> спектра</w:t>
+      </w:r>
+      <w:r>
+        <w:t>, то доступно еще</w:t>
+      </w:r>
+    </w:p>
+    <w:p>
+      <w:r>
+        <w:t>Построение графика с ОСА (пока функция не написана)</w:t>
+      </w:r>
+    </w:p>
+    <w:p>
+      <w:r>
+        <w:t>Сохранение спектра на ПК</w:t>
       </w:r>
     </w:p>
     <w:p>
       <w:pPr>
         <w:pStyle w:val="2"/>
       </w:pPr>
-      <w:bookmarkStart w:id="19" w:name="_Toc106976691"/>
+      <w:bookmarkStart w:id="21" w:name="_Toc106976691"/>
       <w:r>
         <w:t>Необходимые требования</w:t>
       </w:r>
-      <w:bookmarkEnd w:id="19"/>
+      <w:bookmarkEnd w:id="21"/>
     </w:p>
     <w:p/>
     <w:p>
@@ -5359,14 +7944,14 @@
       <w:pPr>
         <w:pStyle w:val="2"/>
       </w:pPr>
-      <w:bookmarkStart w:id="20" w:name="_Toc106976693"/>
+      <w:bookmarkStart w:id="22" w:name="_Toc106976693"/>
       <w:r>
         <w:t>Добавление</w:t>
       </w:r>
       <w:r>
         <w:t xml:space="preserve"> устройства в приложении</w:t>
       </w:r>
-      <w:bookmarkEnd w:id="20"/>
+      <w:bookmarkEnd w:id="22"/>
     </w:p>
     <w:p/>
     <w:p>
@@ -5374,6 +7959,7 @@
         <w:rPr>
           <w:noProof/>
         </w:rPr>
+        <w:lastRenderedPageBreak/>
         <w:drawing>
           <wp:inline distT="0" distB="0" distL="0" distR="0" wp14:anchorId="4F185050" wp14:editId="72CDEB8B">
             <wp:extent cx="5238750" cy="4857750"/>
@@ -5416,11 +8002,11 @@
       <w:pPr>
         <w:pStyle w:val="2"/>
       </w:pPr>
-      <w:bookmarkStart w:id="21" w:name="_Toc106976694"/>
+      <w:bookmarkStart w:id="23" w:name="_Toc106976694"/>
       <w:r>
         <w:t>Создание собственного скрипта с устройством</w:t>
       </w:r>
-      <w:bookmarkEnd w:id="21"/>
+      <w:bookmarkEnd w:id="23"/>
     </w:p>
     <w:p/>
     <w:p>
@@ -5430,7 +8016,7 @@
           <w:lang w:val="ru-RU"/>
         </w:rPr>
       </w:pPr>
-      <w:bookmarkStart w:id="22" w:name="_Toc106976695"/>
+      <w:bookmarkStart w:id="24" w:name="_Toc106976695"/>
       <w:r>
         <w:rPr>
           <w:lang w:val="ru-RU"/>
@@ -5438,31 +8024,31 @@
         <w:lastRenderedPageBreak/>
         <w:t>Переключатель в стенде для проверки одной линии БОУ</w:t>
       </w:r>
-      <w:bookmarkEnd w:id="22"/>
+      <w:bookmarkEnd w:id="24"/>
     </w:p>
     <w:p>
       <w:pPr>
         <w:pStyle w:val="2"/>
       </w:pPr>
-      <w:bookmarkStart w:id="23" w:name="_Toc106976696"/>
+      <w:bookmarkStart w:id="25" w:name="_Toc106976696"/>
       <w:r>
         <w:t>Возможности</w:t>
       </w:r>
       <w:r>
         <w:t xml:space="preserve"> работы с устройством</w:t>
       </w:r>
-      <w:bookmarkEnd w:id="23"/>
+      <w:bookmarkEnd w:id="25"/>
     </w:p>
     <w:p/>
     <w:p>
       <w:pPr>
         <w:pStyle w:val="2"/>
       </w:pPr>
-      <w:bookmarkStart w:id="24" w:name="_Toc106976697"/>
+      <w:bookmarkStart w:id="26" w:name="_Toc106976697"/>
       <w:r>
         <w:t>Необходимые требования</w:t>
       </w:r>
-      <w:bookmarkEnd w:id="24"/>
+      <w:bookmarkEnd w:id="26"/>
     </w:p>
     <w:p/>
     <w:p>
@@ -5478,25 +8064,25 @@
       <w:pPr>
         <w:pStyle w:val="2"/>
       </w:pPr>
-      <w:bookmarkStart w:id="25" w:name="_Toc106976699"/>
+      <w:bookmarkStart w:id="27" w:name="_Toc106976699"/>
       <w:r>
         <w:t xml:space="preserve">Добавление </w:t>
       </w:r>
       <w:r>
         <w:t>устройства в приложении</w:t>
       </w:r>
-      <w:bookmarkEnd w:id="25"/>
+      <w:bookmarkEnd w:id="27"/>
     </w:p>
     <w:p/>
     <w:p>
       <w:pPr>
         <w:pStyle w:val="2"/>
       </w:pPr>
-      <w:bookmarkStart w:id="26" w:name="_Toc106976700"/>
+      <w:bookmarkStart w:id="28" w:name="_Toc106976700"/>
       <w:r>
         <w:t>Создание собственного скрипта с устройством</w:t>
       </w:r>
-      <w:bookmarkEnd w:id="26"/>
+      <w:bookmarkEnd w:id="28"/>
     </w:p>
     <w:p/>
     <w:p>
@@ -5506,7 +8092,7 @@
           <w:lang w:val="ru-RU"/>
         </w:rPr>
       </w:pPr>
-      <w:bookmarkStart w:id="27" w:name="_Toc106976701"/>
+      <w:bookmarkStart w:id="29" w:name="_Toc106976701"/>
       <w:r>
         <w:rPr>
           <w:lang w:val="ru-RU"/>
@@ -5514,31 +8100,31 @@
         <w:lastRenderedPageBreak/>
         <w:t>Переключатель в стенде для проверки двух линий БОУ</w:t>
       </w:r>
-      <w:bookmarkEnd w:id="27"/>
+      <w:bookmarkEnd w:id="29"/>
     </w:p>
     <w:p>
       <w:pPr>
         <w:pStyle w:val="2"/>
       </w:pPr>
-      <w:bookmarkStart w:id="28" w:name="_Toc106976702"/>
+      <w:bookmarkStart w:id="30" w:name="_Toc106976702"/>
       <w:r>
         <w:t>Возможности</w:t>
       </w:r>
       <w:r>
         <w:t xml:space="preserve"> работы с устройством</w:t>
       </w:r>
-      <w:bookmarkEnd w:id="28"/>
+      <w:bookmarkEnd w:id="30"/>
     </w:p>
     <w:p/>
     <w:p>
       <w:pPr>
         <w:pStyle w:val="2"/>
       </w:pPr>
-      <w:bookmarkStart w:id="29" w:name="_Toc106976703"/>
+      <w:bookmarkStart w:id="31" w:name="_Toc106976703"/>
       <w:r>
         <w:t>Необходимые требования</w:t>
       </w:r>
-      <w:bookmarkEnd w:id="29"/>
+      <w:bookmarkEnd w:id="31"/>
     </w:p>
     <w:p/>
     <w:p>
@@ -5554,25 +8140,25 @@
       <w:pPr>
         <w:pStyle w:val="2"/>
       </w:pPr>
-      <w:bookmarkStart w:id="30" w:name="_Toc106976705"/>
+      <w:bookmarkStart w:id="32" w:name="_Toc106976705"/>
       <w:r>
         <w:t xml:space="preserve">Добавление </w:t>
       </w:r>
       <w:r>
         <w:t>устройства в приложении</w:t>
       </w:r>
-      <w:bookmarkEnd w:id="30"/>
+      <w:bookmarkEnd w:id="32"/>
     </w:p>
     <w:p/>
     <w:p>
       <w:pPr>
         <w:pStyle w:val="2"/>
       </w:pPr>
-      <w:bookmarkStart w:id="31" w:name="_Toc106976706"/>
+      <w:bookmarkStart w:id="33" w:name="_Toc106976706"/>
       <w:r>
         <w:t>Создание собственного скрипта с устройством</w:t>
       </w:r>
-      <w:bookmarkEnd w:id="31"/>
+      <w:bookmarkEnd w:id="33"/>
     </w:p>
     <w:p/>
     <w:p>
@@ -5582,7 +8168,7 @@
           <w:lang w:val="ru-RU"/>
         </w:rPr>
       </w:pPr>
-      <w:bookmarkStart w:id="32" w:name="_Toc106976707"/>
+      <w:bookmarkStart w:id="34" w:name="_Toc106976707"/>
       <w:r>
         <w:rPr>
           <w:lang w:val="ru-RU"/>
@@ -5590,26 +8176,18 @@
         <w:lastRenderedPageBreak/>
         <w:t>Дополнительно</w:t>
       </w:r>
-      <w:bookmarkEnd w:id="32"/>
+      <w:bookmarkEnd w:id="34"/>
     </w:p>
     <w:p>
       <w:pPr>
         <w:pStyle w:val="2"/>
       </w:pPr>
-      <w:bookmarkStart w:id="33" w:name="_Toc106976708"/>
+      <w:bookmarkStart w:id="35" w:name="_Toc106976708"/>
       <w:r>
         <w:t>Как получить список</w:t>
       </w:r>
       <w:r>
-        <w:t xml:space="preserve"> </w:t>
-      </w:r>
-      <w:proofErr w:type="spellStart"/>
-      <w:r>
-        <w:t>тулбоксов</w:t>
-      </w:r>
-      <w:proofErr w:type="spellEnd"/>
-      <w:r>
-        <w:t xml:space="preserve"> (</w:t>
+        <w:t xml:space="preserve"> тулбоксов (</w:t>
       </w:r>
       <w:r>
         <w:rPr>
@@ -5632,7 +8210,7 @@
         </w:rPr>
         <w:t>MATLAB</w:t>
       </w:r>
-      <w:bookmarkEnd w:id="33"/>
+      <w:bookmarkEnd w:id="35"/>
     </w:p>
     <w:p>
       <w:pPr>
@@ -5737,7 +8315,7 @@
                 <w:lang w:val="en-US"/>
               </w:rPr>
             </w:pPr>
-            <w:bookmarkStart w:id="34" w:name="_Hlk106976503"/>
+            <w:bookmarkStart w:id="36" w:name="_Hlk106976503"/>
             <w:r>
               <w:rPr>
                 <w:rFonts w:ascii="Courier New" w:hAnsi="Courier New" w:cs="Courier New"/>
@@ -5745,19 +8323,8 @@
                 <w:szCs w:val="18"/>
                 <w:lang w:val="en-US"/>
               </w:rPr>
-              <w:t xml:space="preserve">&gt;&gt; </w:t>
-            </w:r>
-            <w:proofErr w:type="spellStart"/>
-            <w:r>
-              <w:rPr>
-                <w:rFonts w:ascii="Courier New" w:hAnsi="Courier New" w:cs="Courier New"/>
-                <w:sz w:val="18"/>
-                <w:szCs w:val="18"/>
-                <w:lang w:val="en-US"/>
-              </w:rPr>
-              <w:t>ver</w:t>
-            </w:r>
-            <w:proofErr w:type="spellEnd"/>
+              <w:t>&gt;&gt; ver</w:t>
+            </w:r>
           </w:p>
           <w:p>
             <w:pPr>
@@ -5877,38 +8444,7 @@
                 <w:szCs w:val="18"/>
                 <w:lang w:val="en-US"/>
               </w:rPr>
-              <w:t xml:space="preserve">Java Version: Java 1.8.0_202-b08 with Oracle Corporation Java </w:t>
-            </w:r>
-            <w:proofErr w:type="spellStart"/>
-            <w:proofErr w:type="gramStart"/>
-            <w:r>
-              <w:rPr>
-                <w:rFonts w:ascii="Courier New" w:hAnsi="Courier New" w:cs="Courier New"/>
-                <w:sz w:val="18"/>
-                <w:szCs w:val="18"/>
-                <w:lang w:val="en-US"/>
-              </w:rPr>
-              <w:t>HotSpot</w:t>
-            </w:r>
-            <w:proofErr w:type="spellEnd"/>
-            <w:r>
-              <w:rPr>
-                <w:rFonts w:ascii="Courier New" w:hAnsi="Courier New" w:cs="Courier New"/>
-                <w:sz w:val="18"/>
-                <w:szCs w:val="18"/>
-                <w:lang w:val="en-US"/>
-              </w:rPr>
-              <w:t>(</w:t>
-            </w:r>
-            <w:proofErr w:type="gramEnd"/>
-            <w:r>
-              <w:rPr>
-                <w:rFonts w:ascii="Courier New" w:hAnsi="Courier New" w:cs="Courier New"/>
-                <w:sz w:val="18"/>
-                <w:szCs w:val="18"/>
-                <w:lang w:val="en-US"/>
-              </w:rPr>
-              <w:t>TM) 64-Bit Server VM mixed mode</w:t>
+              <w:t>Java Version: Java 1.8.0_202-b08 with Oracle Corporation Java HotSpot(TM) 64-Bit Server VM mixed mode</w:t>
             </w:r>
           </w:p>
           <w:p>
@@ -5955,27 +8491,7 @@
                 <w:szCs w:val="18"/>
                 <w:lang w:val="en-US"/>
               </w:rPr>
-              <w:t xml:space="preserve">MATLAB                                                Version 9.11     </w:t>
-            </w:r>
-            <w:proofErr w:type="gramStart"/>
-            <w:r>
-              <w:rPr>
-                <w:rFonts w:ascii="Courier New" w:hAnsi="Courier New" w:cs="Courier New"/>
-                <w:sz w:val="18"/>
-                <w:szCs w:val="18"/>
-                <w:lang w:val="en-US"/>
-              </w:rPr>
-              <w:t xml:space="preserve">   (</w:t>
-            </w:r>
-            <w:proofErr w:type="gramEnd"/>
-            <w:r>
-              <w:rPr>
-                <w:rFonts w:ascii="Courier New" w:hAnsi="Courier New" w:cs="Courier New"/>
-                <w:sz w:val="18"/>
-                <w:szCs w:val="18"/>
-                <w:lang w:val="en-US"/>
-              </w:rPr>
-              <w:t>R2021b)</w:t>
+              <w:t>MATLAB                                                Version 9.11        (R2021b)</w:t>
             </w:r>
           </w:p>
           <w:p>
@@ -5994,27 +8510,7 @@
                 <w:szCs w:val="18"/>
                 <w:lang w:val="en-US"/>
               </w:rPr>
-              <w:t xml:space="preserve">Simulink                                              Version 10.4     </w:t>
-            </w:r>
-            <w:proofErr w:type="gramStart"/>
-            <w:r>
-              <w:rPr>
-                <w:rFonts w:ascii="Courier New" w:hAnsi="Courier New" w:cs="Courier New"/>
-                <w:sz w:val="18"/>
-                <w:szCs w:val="18"/>
-                <w:lang w:val="en-US"/>
-              </w:rPr>
-              <w:t xml:space="preserve">   (</w:t>
-            </w:r>
-            <w:proofErr w:type="gramEnd"/>
-            <w:r>
-              <w:rPr>
-                <w:rFonts w:ascii="Courier New" w:hAnsi="Courier New" w:cs="Courier New"/>
-                <w:sz w:val="18"/>
-                <w:szCs w:val="18"/>
-                <w:lang w:val="en-US"/>
-              </w:rPr>
-              <w:t>R2021b)</w:t>
+              <w:t>Simulink                                              Version 10.4        (R2021b)</w:t>
             </w:r>
           </w:p>
           <w:p>
@@ -6033,27 +8529,7 @@
                 <w:szCs w:val="18"/>
                 <w:lang w:val="en-US"/>
               </w:rPr>
-              <w:t xml:space="preserve">Curve Fitting Toolbox                                 Version 3.6      </w:t>
-            </w:r>
-            <w:proofErr w:type="gramStart"/>
-            <w:r>
-              <w:rPr>
-                <w:rFonts w:ascii="Courier New" w:hAnsi="Courier New" w:cs="Courier New"/>
-                <w:sz w:val="18"/>
-                <w:szCs w:val="18"/>
-                <w:lang w:val="en-US"/>
-              </w:rPr>
-              <w:t xml:space="preserve">   (</w:t>
-            </w:r>
-            <w:proofErr w:type="gramEnd"/>
-            <w:r>
-              <w:rPr>
-                <w:rFonts w:ascii="Courier New" w:hAnsi="Courier New" w:cs="Courier New"/>
-                <w:sz w:val="18"/>
-                <w:szCs w:val="18"/>
-                <w:lang w:val="en-US"/>
-              </w:rPr>
-              <w:t>R2021b)</w:t>
+              <w:t>Curve Fitting Toolbox                                 Version 3.6         (R2021b)</w:t>
             </w:r>
           </w:p>
           <w:p>
@@ -6072,27 +8548,7 @@
                 <w:szCs w:val="18"/>
                 <w:lang w:val="en-US"/>
               </w:rPr>
-              <w:t xml:space="preserve">DSP System Toolbox                                    Version 9.13     </w:t>
-            </w:r>
-            <w:proofErr w:type="gramStart"/>
-            <w:r>
-              <w:rPr>
-                <w:rFonts w:ascii="Courier New" w:hAnsi="Courier New" w:cs="Courier New"/>
-                <w:sz w:val="18"/>
-                <w:szCs w:val="18"/>
-                <w:lang w:val="en-US"/>
-              </w:rPr>
-              <w:t xml:space="preserve">   (</w:t>
-            </w:r>
-            <w:proofErr w:type="gramEnd"/>
-            <w:r>
-              <w:rPr>
-                <w:rFonts w:ascii="Courier New" w:hAnsi="Courier New" w:cs="Courier New"/>
-                <w:sz w:val="18"/>
-                <w:szCs w:val="18"/>
-                <w:lang w:val="en-US"/>
-              </w:rPr>
-              <w:t>R2021b)</w:t>
+              <w:t>DSP System Toolbox                                    Version 9.13        (R2021b)</w:t>
             </w:r>
           </w:p>
           <w:p>
@@ -6111,27 +8567,7 @@
                 <w:szCs w:val="18"/>
                 <w:lang w:val="en-US"/>
               </w:rPr>
-              <w:t xml:space="preserve">Data Acquisition Toolbox                              Version 4.4      </w:t>
-            </w:r>
-            <w:proofErr w:type="gramStart"/>
-            <w:r>
-              <w:rPr>
-                <w:rFonts w:ascii="Courier New" w:hAnsi="Courier New" w:cs="Courier New"/>
-                <w:sz w:val="18"/>
-                <w:szCs w:val="18"/>
-                <w:lang w:val="en-US"/>
-              </w:rPr>
-              <w:t xml:space="preserve">   (</w:t>
-            </w:r>
-            <w:proofErr w:type="gramEnd"/>
-            <w:r>
-              <w:rPr>
-                <w:rFonts w:ascii="Courier New" w:hAnsi="Courier New" w:cs="Courier New"/>
-                <w:sz w:val="18"/>
-                <w:szCs w:val="18"/>
-                <w:lang w:val="en-US"/>
-              </w:rPr>
-              <w:t>R2021b)</w:t>
+              <w:t>Data Acquisition Toolbox                              Version 4.4         (R2021b)</w:t>
             </w:r>
           </w:p>
           <w:p>
@@ -6150,27 +8586,7 @@
                 <w:szCs w:val="18"/>
                 <w:lang w:val="en-US"/>
               </w:rPr>
-              <w:t xml:space="preserve">Filter Design HDL Coder                               Version 3.1.10   </w:t>
-            </w:r>
-            <w:proofErr w:type="gramStart"/>
-            <w:r>
-              <w:rPr>
-                <w:rFonts w:ascii="Courier New" w:hAnsi="Courier New" w:cs="Courier New"/>
-                <w:sz w:val="18"/>
-                <w:szCs w:val="18"/>
-                <w:lang w:val="en-US"/>
-              </w:rPr>
-              <w:t xml:space="preserve">   (</w:t>
-            </w:r>
-            <w:proofErr w:type="gramEnd"/>
-            <w:r>
-              <w:rPr>
-                <w:rFonts w:ascii="Courier New" w:hAnsi="Courier New" w:cs="Courier New"/>
-                <w:sz w:val="18"/>
-                <w:szCs w:val="18"/>
-                <w:lang w:val="en-US"/>
-              </w:rPr>
-              <w:t>R2021b)</w:t>
+              <w:t>Filter Design HDL Coder                               Version 3.1.10      (R2021b)</w:t>
             </w:r>
           </w:p>
           <w:p>
@@ -6189,27 +8605,7 @@
                 <w:szCs w:val="18"/>
                 <w:lang w:val="en-US"/>
               </w:rPr>
-              <w:t xml:space="preserve">Fixed-Point Designer                                  Version 7.3      </w:t>
-            </w:r>
-            <w:proofErr w:type="gramStart"/>
-            <w:r>
-              <w:rPr>
-                <w:rFonts w:ascii="Courier New" w:hAnsi="Courier New" w:cs="Courier New"/>
-                <w:sz w:val="18"/>
-                <w:szCs w:val="18"/>
-                <w:lang w:val="en-US"/>
-              </w:rPr>
-              <w:t xml:space="preserve">   (</w:t>
-            </w:r>
-            <w:proofErr w:type="gramEnd"/>
-            <w:r>
-              <w:rPr>
-                <w:rFonts w:ascii="Courier New" w:hAnsi="Courier New" w:cs="Courier New"/>
-                <w:sz w:val="18"/>
-                <w:szCs w:val="18"/>
-                <w:lang w:val="en-US"/>
-              </w:rPr>
-              <w:t>R2021b)</w:t>
+              <w:t>Fixed-Point Designer                                  Version 7.3         (R2021b)</w:t>
             </w:r>
           </w:p>
           <w:p>
@@ -6228,27 +8624,7 @@
                 <w:szCs w:val="18"/>
                 <w:lang w:val="en-US"/>
               </w:rPr>
-              <w:t xml:space="preserve">Image Acquisition Toolbox                             Version 6.5      </w:t>
-            </w:r>
-            <w:proofErr w:type="gramStart"/>
-            <w:r>
-              <w:rPr>
-                <w:rFonts w:ascii="Courier New" w:hAnsi="Courier New" w:cs="Courier New"/>
-                <w:sz w:val="18"/>
-                <w:szCs w:val="18"/>
-                <w:lang w:val="en-US"/>
-              </w:rPr>
-              <w:t xml:space="preserve">   (</w:t>
-            </w:r>
-            <w:proofErr w:type="gramEnd"/>
-            <w:r>
-              <w:rPr>
-                <w:rFonts w:ascii="Courier New" w:hAnsi="Courier New" w:cs="Courier New"/>
-                <w:sz w:val="18"/>
-                <w:szCs w:val="18"/>
-                <w:lang w:val="en-US"/>
-              </w:rPr>
-              <w:t>R2021b)</w:t>
+              <w:t>Image Acquisition Toolbox                             Version 6.5         (R2021b)</w:t>
             </w:r>
           </w:p>
           <w:p>
@@ -6267,27 +8643,7 @@
                 <w:szCs w:val="18"/>
                 <w:lang w:val="en-US"/>
               </w:rPr>
-              <w:t xml:space="preserve">Image Processing Toolbox                              Version 11.4     </w:t>
-            </w:r>
-            <w:proofErr w:type="gramStart"/>
-            <w:r>
-              <w:rPr>
-                <w:rFonts w:ascii="Courier New" w:hAnsi="Courier New" w:cs="Courier New"/>
-                <w:sz w:val="18"/>
-                <w:szCs w:val="18"/>
-                <w:lang w:val="en-US"/>
-              </w:rPr>
-              <w:t xml:space="preserve">   (</w:t>
-            </w:r>
-            <w:proofErr w:type="gramEnd"/>
-            <w:r>
-              <w:rPr>
-                <w:rFonts w:ascii="Courier New" w:hAnsi="Courier New" w:cs="Courier New"/>
-                <w:sz w:val="18"/>
-                <w:szCs w:val="18"/>
-                <w:lang w:val="en-US"/>
-              </w:rPr>
-              <w:t>R2021b)</w:t>
+              <w:t>Image Processing Toolbox                              Version 11.4        (R2021b)</w:t>
             </w:r>
           </w:p>
           <w:p>
@@ -6306,27 +8662,7 @@
                 <w:szCs w:val="18"/>
                 <w:lang w:val="en-US"/>
               </w:rPr>
-              <w:t xml:space="preserve">Instrument Control Toolbox                            Version 4.5      </w:t>
-            </w:r>
-            <w:proofErr w:type="gramStart"/>
-            <w:r>
-              <w:rPr>
-                <w:rFonts w:ascii="Courier New" w:hAnsi="Courier New" w:cs="Courier New"/>
-                <w:sz w:val="18"/>
-                <w:szCs w:val="18"/>
-                <w:lang w:val="en-US"/>
-              </w:rPr>
-              <w:t xml:space="preserve">   (</w:t>
-            </w:r>
-            <w:proofErr w:type="gramEnd"/>
-            <w:r>
-              <w:rPr>
-                <w:rFonts w:ascii="Courier New" w:hAnsi="Courier New" w:cs="Courier New"/>
-                <w:sz w:val="18"/>
-                <w:szCs w:val="18"/>
-                <w:lang w:val="en-US"/>
-              </w:rPr>
-              <w:t>R2021b)</w:t>
+              <w:t>Instrument Control Toolbox                            Version 4.5         (R2021b)</w:t>
             </w:r>
           </w:p>
           <w:p>
@@ -6345,27 +8681,7 @@
                 <w:szCs w:val="18"/>
                 <w:lang w:val="en-US"/>
               </w:rPr>
-              <w:t xml:space="preserve">OPC Toolbox                                           Version 5.0.3    </w:t>
-            </w:r>
-            <w:proofErr w:type="gramStart"/>
-            <w:r>
-              <w:rPr>
-                <w:rFonts w:ascii="Courier New" w:hAnsi="Courier New" w:cs="Courier New"/>
-                <w:sz w:val="18"/>
-                <w:szCs w:val="18"/>
-                <w:lang w:val="en-US"/>
-              </w:rPr>
-              <w:t xml:space="preserve">   (</w:t>
-            </w:r>
-            <w:proofErr w:type="gramEnd"/>
-            <w:r>
-              <w:rPr>
-                <w:rFonts w:ascii="Courier New" w:hAnsi="Courier New" w:cs="Courier New"/>
-                <w:sz w:val="18"/>
-                <w:szCs w:val="18"/>
-                <w:lang w:val="en-US"/>
-              </w:rPr>
-              <w:t>R2021b)</w:t>
+              <w:t>OPC Toolbox                                           Version 5.0.3       (R2021b)</w:t>
             </w:r>
           </w:p>
           <w:p>
@@ -6384,27 +8700,7 @@
                 <w:szCs w:val="18"/>
                 <w:lang w:val="en-US"/>
               </w:rPr>
-              <w:t xml:space="preserve">Optimization Toolbox                                  Version 9.2      </w:t>
-            </w:r>
-            <w:proofErr w:type="gramStart"/>
-            <w:r>
-              <w:rPr>
-                <w:rFonts w:ascii="Courier New" w:hAnsi="Courier New" w:cs="Courier New"/>
-                <w:sz w:val="18"/>
-                <w:szCs w:val="18"/>
-                <w:lang w:val="en-US"/>
-              </w:rPr>
-              <w:t xml:space="preserve">   (</w:t>
-            </w:r>
-            <w:proofErr w:type="gramEnd"/>
-            <w:r>
-              <w:rPr>
-                <w:rFonts w:ascii="Courier New" w:hAnsi="Courier New" w:cs="Courier New"/>
-                <w:sz w:val="18"/>
-                <w:szCs w:val="18"/>
-                <w:lang w:val="en-US"/>
-              </w:rPr>
-              <w:t>R2021b)</w:t>
+              <w:t>Optimization Toolbox                                  Version 9.2         (R2021b)</w:t>
             </w:r>
           </w:p>
           <w:p>
@@ -6423,27 +8719,7 @@
                 <w:szCs w:val="18"/>
                 <w:lang w:val="en-US"/>
               </w:rPr>
-              <w:t xml:space="preserve">Parallel Computing Toolbox                            Version 7.5      </w:t>
-            </w:r>
-            <w:proofErr w:type="gramStart"/>
-            <w:r>
-              <w:rPr>
-                <w:rFonts w:ascii="Courier New" w:hAnsi="Courier New" w:cs="Courier New"/>
-                <w:sz w:val="18"/>
-                <w:szCs w:val="18"/>
-                <w:lang w:val="en-US"/>
-              </w:rPr>
-              <w:t xml:space="preserve">   (</w:t>
-            </w:r>
-            <w:proofErr w:type="gramEnd"/>
-            <w:r>
-              <w:rPr>
-                <w:rFonts w:ascii="Courier New" w:hAnsi="Courier New" w:cs="Courier New"/>
-                <w:sz w:val="18"/>
-                <w:szCs w:val="18"/>
-                <w:lang w:val="en-US"/>
-              </w:rPr>
-              <w:t>R2021b)</w:t>
+              <w:t>Parallel Computing Toolbox                            Version 7.5         (R2021b)</w:t>
             </w:r>
           </w:p>
           <w:p>
@@ -6462,27 +8738,7 @@
                 <w:szCs w:val="18"/>
                 <w:lang w:val="en-US"/>
               </w:rPr>
-              <w:t xml:space="preserve">Partial Differential Equation Toolbox                 Version 3.7      </w:t>
-            </w:r>
-            <w:proofErr w:type="gramStart"/>
-            <w:r>
-              <w:rPr>
-                <w:rFonts w:ascii="Courier New" w:hAnsi="Courier New" w:cs="Courier New"/>
-                <w:sz w:val="18"/>
-                <w:szCs w:val="18"/>
-                <w:lang w:val="en-US"/>
-              </w:rPr>
-              <w:t xml:space="preserve">   (</w:t>
-            </w:r>
-            <w:proofErr w:type="gramEnd"/>
-            <w:r>
-              <w:rPr>
-                <w:rFonts w:ascii="Courier New" w:hAnsi="Courier New" w:cs="Courier New"/>
-                <w:sz w:val="18"/>
-                <w:szCs w:val="18"/>
-                <w:lang w:val="en-US"/>
-              </w:rPr>
-              <w:t>R2021b)</w:t>
+              <w:t>Partial Differential Equation Toolbox                 Version 3.7         (R2021b)</w:t>
             </w:r>
           </w:p>
           <w:p>
@@ -6501,27 +8757,7 @@
                 <w:szCs w:val="18"/>
                 <w:lang w:val="en-US"/>
               </w:rPr>
-              <w:t xml:space="preserve">Signal Processing Toolbox                             Version 8.7      </w:t>
-            </w:r>
-            <w:proofErr w:type="gramStart"/>
-            <w:r>
-              <w:rPr>
-                <w:rFonts w:ascii="Courier New" w:hAnsi="Courier New" w:cs="Courier New"/>
-                <w:sz w:val="18"/>
-                <w:szCs w:val="18"/>
-                <w:lang w:val="en-US"/>
-              </w:rPr>
-              <w:t xml:space="preserve">   (</w:t>
-            </w:r>
-            <w:proofErr w:type="gramEnd"/>
-            <w:r>
-              <w:rPr>
-                <w:rFonts w:ascii="Courier New" w:hAnsi="Courier New" w:cs="Courier New"/>
-                <w:sz w:val="18"/>
-                <w:szCs w:val="18"/>
-                <w:lang w:val="en-US"/>
-              </w:rPr>
-              <w:t>R2021b)</w:t>
+              <w:t>Signal Processing Toolbox                             Version 8.7         (R2021b)</w:t>
             </w:r>
           </w:p>
           <w:p>
@@ -6539,32 +8775,12 @@
                 <w:szCs w:val="18"/>
                 <w:lang w:val="en-US"/>
               </w:rPr>
-              <w:t xml:space="preserve">Symbolic Math Toolbox                                 Version 9.0      </w:t>
-            </w:r>
-            <w:proofErr w:type="gramStart"/>
-            <w:r>
-              <w:rPr>
-                <w:rFonts w:ascii="Courier New" w:hAnsi="Courier New" w:cs="Courier New"/>
-                <w:sz w:val="18"/>
-                <w:szCs w:val="18"/>
-                <w:lang w:val="en-US"/>
-              </w:rPr>
-              <w:t xml:space="preserve">   (</w:t>
-            </w:r>
-            <w:proofErr w:type="gramEnd"/>
-            <w:r>
-              <w:rPr>
-                <w:rFonts w:ascii="Courier New" w:hAnsi="Courier New" w:cs="Courier New"/>
-                <w:sz w:val="18"/>
-                <w:szCs w:val="18"/>
-                <w:lang w:val="en-US"/>
-              </w:rPr>
-              <w:t>R2021b)</w:t>
+              <w:t>Symbolic Math Toolbox                                 Version 9.0         (R2021b)</w:t>
             </w:r>
           </w:p>
         </w:tc>
       </w:tr>
-      <w:bookmarkEnd w:id="34"/>
+      <w:bookmarkEnd w:id="36"/>
     </w:tbl>
     <w:p>
       <w:pPr>
@@ -6584,11 +8800,11 @@
       <w:pPr>
         <w:pStyle w:val="2"/>
       </w:pPr>
-      <w:bookmarkStart w:id="35" w:name="_Toc106976709"/>
+      <w:bookmarkStart w:id="37" w:name="_Toc106976709"/>
       <w:r>
         <w:t xml:space="preserve">Схема проверки БОУ в стенде с ключами </w:t>
       </w:r>
-      <w:bookmarkEnd w:id="35"/>
+      <w:bookmarkEnd w:id="37"/>
       <w:r>
         <w:t>для одной линии</w:t>
       </w:r>
@@ -6620,47 +8836,11 @@
           <w:color w:val="FF0000"/>
         </w:rPr>
       </w:pPr>
-      <w:proofErr w:type="spellStart"/>
       <w:r>
         <w:rPr>
           <w:color w:val="FF0000"/>
         </w:rPr>
-        <w:t>Instrument</w:t>
-      </w:r>
-      <w:proofErr w:type="spellEnd"/>
-      <w:r>
-        <w:rPr>
-          <w:color w:val="FF0000"/>
-        </w:rPr>
-        <w:t xml:space="preserve"> </w:t>
-      </w:r>
-      <w:proofErr w:type="spellStart"/>
-      <w:r>
-        <w:rPr>
-          <w:color w:val="FF0000"/>
-        </w:rPr>
-        <w:t>Control</w:t>
-      </w:r>
-      <w:proofErr w:type="spellEnd"/>
-      <w:r>
-        <w:rPr>
-          <w:color w:val="FF0000"/>
-        </w:rPr>
-        <w:t xml:space="preserve"> </w:t>
-      </w:r>
-      <w:proofErr w:type="spellStart"/>
-      <w:r>
-        <w:rPr>
-          <w:color w:val="FF0000"/>
-        </w:rPr>
-        <w:t>Toolbox</w:t>
-      </w:r>
-      <w:proofErr w:type="spellEnd"/>
-      <w:r>
-        <w:rPr>
-          <w:color w:val="FF0000"/>
-        </w:rPr>
-        <w:t>???</w:t>
+        <w:t>Instrument Control Toolbox???</w:t>
       </w:r>
     </w:p>
     <w:sectPr>
@@ -7375,7 +9555,7 @@
     <w:name w:val="Normal"/>
     <w:aliases w:val="ОбычныйВКР"/>
     <w:qFormat/>
-    <w:rsid w:val="004A5DF4"/>
+    <w:rsid w:val="008C0888"/>
     <w:pPr>
       <w:spacing w:after="120" w:line="240" w:lineRule="auto"/>
       <w:contextualSpacing/>

--- a/0_Instruction.docx
+++ b/0_Instruction.docx
@@ -129,6 +129,7 @@
         </w:rPr>
         <w:t xml:space="preserve">Практическое руководство к приложению </w:t>
       </w:r>
+      <w:proofErr w:type="spellStart"/>
       <w:r>
         <w:rPr>
           <w:b/>
@@ -139,6 +140,7 @@
         </w:rPr>
         <w:t>TheGreatUniter</w:t>
       </w:r>
+      <w:proofErr w:type="spellEnd"/>
       <w:r>
         <w:rPr>
           <w:b/>
@@ -3107,6 +3109,7 @@
         </w:rPr>
         <w:t xml:space="preserve"> </w:t>
       </w:r>
+      <w:proofErr w:type="spellStart"/>
       <w:r>
         <w:t>D</w:t>
       </w:r>
@@ -3119,6 +3122,7 @@
       <w:r>
         <w:t>on</w:t>
       </w:r>
+      <w:proofErr w:type="spellEnd"/>
       <w:r>
         <w:rPr>
           <w:lang w:val="ru-RU"/>
@@ -3144,9 +3148,11 @@
         </w:rPr>
         <w:t xml:space="preserve"> </w:t>
       </w:r>
+      <w:proofErr w:type="spellStart"/>
       <w:r>
         <w:t>myDAQ</w:t>
       </w:r>
+      <w:proofErr w:type="spellEnd"/>
     </w:p>
     <w:p>
       <w:pPr>
@@ -3169,7 +3175,15 @@
         <w:t>Выставление</w:t>
       </w:r>
       <w:r>
-        <w:t xml:space="preserve"> аттенюации при помощи регулировки напряжения</w:t>
+        <w:t xml:space="preserve"> </w:t>
+      </w:r>
+      <w:proofErr w:type="spellStart"/>
+      <w:r>
+        <w:t>аттенюации</w:t>
+      </w:r>
+      <w:proofErr w:type="spellEnd"/>
+      <w:r>
+        <w:t xml:space="preserve"> при помощи регулировки напряжения</w:t>
       </w:r>
     </w:p>
     <w:p>
@@ -3198,12 +3212,14 @@
       <w:r>
         <w:t xml:space="preserve"> </w:t>
       </w:r>
+      <w:proofErr w:type="spellStart"/>
       <w:r>
         <w:rPr>
           <w:lang w:val="en-US"/>
         </w:rPr>
         <w:t>myDAQ</w:t>
       </w:r>
+      <w:proofErr w:type="spellEnd"/>
       <w:r>
         <w:t xml:space="preserve"> </w:t>
       </w:r>
@@ -3308,6 +3324,7 @@
       <w:r>
         <w:t xml:space="preserve"> </w:t>
       </w:r>
+      <w:proofErr w:type="spellStart"/>
       <w:r>
         <w:rPr>
           <w:lang w:val="en-US"/>
@@ -3332,6 +3349,7 @@
         </w:rPr>
         <w:t>on</w:t>
       </w:r>
+      <w:proofErr w:type="spellEnd"/>
       <w:r>
         <w:t xml:space="preserve"> </w:t>
       </w:r>
@@ -3353,6 +3371,7 @@
       <w:r>
         <w:t xml:space="preserve"> </w:t>
       </w:r>
+      <w:proofErr w:type="spellStart"/>
       <w:r>
         <w:rPr>
           <w:lang w:val="en-US"/>
@@ -3377,6 +3396,7 @@
         </w:rPr>
         <w:t>on</w:t>
       </w:r>
+      <w:proofErr w:type="spellEnd"/>
       <w:r>
         <w:t xml:space="preserve"> </w:t>
       </w:r>
@@ -3398,6 +3418,7 @@
       <w:r>
         <w:t xml:space="preserve"> </w:t>
       </w:r>
+      <w:proofErr w:type="spellStart"/>
       <w:r>
         <w:rPr>
           <w:lang w:val="en-US"/>
@@ -3410,6 +3431,7 @@
         </w:rPr>
         <w:t>yDAQ</w:t>
       </w:r>
+      <w:proofErr w:type="spellEnd"/>
       <w:r>
         <w:t xml:space="preserve"> </w:t>
       </w:r>
@@ -3451,12 +3473,14 @@
       <w:r>
         <w:t xml:space="preserve"> </w:t>
       </w:r>
+      <w:proofErr w:type="spellStart"/>
       <w:r>
         <w:rPr>
           <w:lang w:val="en-US"/>
         </w:rPr>
         <w:t>myDAQ</w:t>
       </w:r>
+      <w:proofErr w:type="spellEnd"/>
       <w:r>
         <w:t>, который в свою очередь подключ</w:t>
       </w:r>
@@ -3626,12 +3650,14 @@
       <w:r>
         <w:t xml:space="preserve"> </w:t>
       </w:r>
+      <w:proofErr w:type="spellStart"/>
       <w:r>
         <w:rPr>
           <w:lang w:val="en-US"/>
         </w:rPr>
         <w:t>myDAQ</w:t>
       </w:r>
+      <w:proofErr w:type="spellEnd"/>
       <w:r>
         <w:t xml:space="preserve"> приведена </w:t>
       </w:r>
@@ -3773,7 +3799,6 @@
           </w:tcPr>
           <w:p>
             <w:pPr>
-              <w:jc w:val="left"/>
               <w:rPr>
                 <w:szCs w:val="28"/>
               </w:rPr>
@@ -3782,13 +3807,25 @@
               <w:rPr>
                 <w:szCs w:val="28"/>
               </w:rPr>
-              <w:t>Каждому значению затухания должно соответствовать единственное значение напряжения.</w:t>
+              <w:t>Каждому значению затухания должно соответствовать единственное значение напряжения</w:t>
+            </w:r>
+            <w:r>
+              <w:rPr>
+                <w:szCs w:val="28"/>
+              </w:rPr>
+              <w:t>, то есть в данном случае не должно быть повторяющихся значений затухания.</w:t>
             </w:r>
           </w:p>
         </w:tc>
       </w:tr>
     </w:tbl>
-    <w:p/>
+    <w:p>
+      <w:pPr>
+        <w:rPr>
+          <w:lang w:val="en-US"/>
+        </w:rPr>
+      </w:pPr>
+    </w:p>
     <w:p>
       <w:pPr>
         <w:jc w:val="center"/>
@@ -4105,7 +4142,25 @@
                 <w:szCs w:val="28"/>
                 <w:lang w:val="en-US"/>
               </w:rPr>
-              <w:t xml:space="preserve"> = mainApp.ATTENniMyDaq;</w:t>
+              <w:t xml:space="preserve"> = </w:t>
+            </w:r>
+            <w:proofErr w:type="spellStart"/>
+            <w:r>
+              <w:rPr>
+                <w:rFonts w:ascii="Courier New" w:hAnsi="Courier New" w:cs="Courier New"/>
+                <w:szCs w:val="28"/>
+                <w:lang w:val="en-US"/>
+              </w:rPr>
+              <w:t>mainApp.ATTENniMyDaq</w:t>
+            </w:r>
+            <w:proofErr w:type="spellEnd"/>
+            <w:r>
+              <w:rPr>
+                <w:rFonts w:ascii="Courier New" w:hAnsi="Courier New" w:cs="Courier New"/>
+                <w:szCs w:val="28"/>
+                <w:lang w:val="en-US"/>
+              </w:rPr>
+              <w:t>;</w:t>
             </w:r>
           </w:p>
         </w:tc>
@@ -4114,7 +4169,15 @@
     <w:p/>
     <w:p>
       <w:r>
-        <w:t xml:space="preserve">Выставление аттенюации, </w:t>
+        <w:t xml:space="preserve">Выставление </w:t>
+      </w:r>
+      <w:proofErr w:type="spellStart"/>
+      <w:r>
+        <w:t>аттенюации</w:t>
+      </w:r>
+      <w:proofErr w:type="spellEnd"/>
+      <w:r>
+        <w:t xml:space="preserve">, </w:t>
       </w:r>
       <w:r>
         <w:t>например,</w:t>
@@ -4208,8 +4271,27 @@
                 <w:szCs w:val="28"/>
                 <w:lang w:val="en-US"/>
               </w:rPr>
-              <w:t xml:space="preserve"> = setAttenuation(</w:t>
-            </w:r>
+              <w:t xml:space="preserve"> = </w:t>
+            </w:r>
+            <w:proofErr w:type="spellStart"/>
+            <w:r>
+              <w:rPr>
+                <w:rFonts w:ascii="Courier New" w:hAnsi="Courier New" w:cs="Courier New"/>
+                <w:szCs w:val="28"/>
+                <w:lang w:val="en-US"/>
+              </w:rPr>
+              <w:t>setAttenuation</w:t>
+            </w:r>
+            <w:proofErr w:type="spellEnd"/>
+            <w:r>
+              <w:rPr>
+                <w:rFonts w:ascii="Courier New" w:hAnsi="Courier New" w:cs="Courier New"/>
+                <w:szCs w:val="28"/>
+                <w:lang w:val="en-US"/>
+              </w:rPr>
+              <w:t>(</w:t>
+            </w:r>
+            <w:proofErr w:type="spellStart"/>
             <w:r>
               <w:rPr>
                 <w:rFonts w:ascii="Courier New" w:hAnsi="Courier New" w:cs="Courier New"/>
@@ -4226,7 +4308,16 @@
                 <w:szCs w:val="28"/>
                 <w:lang w:val="en-US"/>
               </w:rPr>
-              <w:t>,attenuation);</w:t>
+              <w:t>,attenuation</w:t>
+            </w:r>
+            <w:proofErr w:type="spellEnd"/>
+            <w:r>
+              <w:rPr>
+                <w:rFonts w:ascii="Courier New" w:hAnsi="Courier New" w:cs="Courier New"/>
+                <w:szCs w:val="28"/>
+                <w:lang w:val="en-US"/>
+              </w:rPr>
+              <w:t>);</w:t>
             </w:r>
           </w:p>
         </w:tc>
@@ -4296,7 +4387,25 @@
                 <w:szCs w:val="28"/>
                 <w:lang w:val="en-US"/>
               </w:rPr>
-              <w:t xml:space="preserve"> = deleteVirtualObject(</w:t>
+              <w:t xml:space="preserve"> = </w:t>
+            </w:r>
+            <w:proofErr w:type="spellStart"/>
+            <w:r>
+              <w:rPr>
+                <w:rFonts w:ascii="Courier New" w:hAnsi="Courier New" w:cs="Courier New"/>
+                <w:szCs w:val="28"/>
+                <w:lang w:val="en-US"/>
+              </w:rPr>
+              <w:t>deleteVirtualObject</w:t>
+            </w:r>
+            <w:proofErr w:type="spellEnd"/>
+            <w:r>
+              <w:rPr>
+                <w:rFonts w:ascii="Courier New" w:hAnsi="Courier New" w:cs="Courier New"/>
+                <w:szCs w:val="28"/>
+                <w:lang w:val="en-US"/>
+              </w:rPr>
+              <w:t>(</w:t>
             </w:r>
             <w:r>
               <w:rPr>
@@ -4495,7 +4604,15 @@
         <w:t>(фото</w:t>
       </w:r>
       <w:r>
-        <w:t xml:space="preserve"> + мб схема</w:t>
+        <w:t xml:space="preserve"> + </w:t>
+      </w:r>
+      <w:proofErr w:type="spellStart"/>
+      <w:r>
+        <w:t>мб</w:t>
+      </w:r>
+      <w:proofErr w:type="spellEnd"/>
+      <w:r>
+        <w:t xml:space="preserve"> схема</w:t>
       </w:r>
       <w:r>
         <w:t>)</w:t>
@@ -4569,6 +4686,7 @@
               </w:rPr>
               <w:t xml:space="preserve">Работа приложения одновременно с </w:t>
             </w:r>
+            <w:proofErr w:type="spellStart"/>
             <w:r>
               <w:rPr>
                 <w:szCs w:val="28"/>
@@ -4576,12 +4694,14 @@
               </w:rPr>
               <w:t>Veryslot</w:t>
             </w:r>
+            <w:proofErr w:type="spellEnd"/>
             <w:r>
               <w:rPr>
                 <w:szCs w:val="28"/>
               </w:rPr>
               <w:t xml:space="preserve"> протестирована недостаточно. При возникших проблемах попробуйте сначала завершить </w:t>
             </w:r>
+            <w:proofErr w:type="spellStart"/>
             <w:r>
               <w:rPr>
                 <w:szCs w:val="28"/>
@@ -4589,6 +4709,7 @@
               </w:rPr>
               <w:t>Veryslot</w:t>
             </w:r>
+            <w:proofErr w:type="spellEnd"/>
             <w:r>
               <w:rPr>
                 <w:szCs w:val="28"/>
@@ -5027,13 +5148,7 @@
         <w:t>e</w:t>
       </w:r>
       <w:r>
-        <w:t xml:space="preserve">, содержащей объект </w:t>
-      </w:r>
-      <w:r>
-        <w:t>устройств</w:t>
-      </w:r>
-      <w:r>
-        <w:t>а, может быть любым, заменить его следует везде.</w:t>
+        <w:t>, содержащей объект устройства, может быть любым, заменить его следует везде.</w:t>
       </w:r>
       <w:r>
         <w:t xml:space="preserve"> </w:t>
@@ -5126,7 +5241,25 @@
                 <w:szCs w:val="28"/>
                 <w:lang w:val="en-US"/>
               </w:rPr>
-              <w:t xml:space="preserve"> = mainApp.</w:t>
+              <w:t xml:space="preserve"> = </w:t>
+            </w:r>
+            <w:proofErr w:type="spellStart"/>
+            <w:r>
+              <w:rPr>
+                <w:rFonts w:ascii="Courier New" w:hAnsi="Courier New" w:cs="Courier New"/>
+                <w:szCs w:val="28"/>
+                <w:lang w:val="en-US"/>
+              </w:rPr>
+              <w:t>mainApp</w:t>
+            </w:r>
+            <w:proofErr w:type="spellEnd"/>
+            <w:r>
+              <w:rPr>
+                <w:rFonts w:ascii="Courier New" w:hAnsi="Courier New" w:cs="Courier New"/>
+                <w:szCs w:val="28"/>
+                <w:lang w:val="en-US"/>
+              </w:rPr>
+              <w:t>.</w:t>
             </w:r>
             <w:r>
               <w:t xml:space="preserve"> </w:t>
@@ -5261,31 +5394,25 @@
                 <w:szCs w:val="28"/>
                 <w:lang w:val="en-US"/>
               </w:rPr>
-              <w:t> </w:t>
-            </w:r>
-            <w:r>
-              <w:rPr>
-                <w:rFonts w:ascii="Courier New" w:hAnsi="Courier New" w:cs="Courier New"/>
-                <w:szCs w:val="28"/>
-                <w:lang w:val="en-US"/>
-              </w:rPr>
-              <w:t>=</w:t>
-            </w:r>
-            <w:r>
-              <w:rPr>
-                <w:rFonts w:ascii="Courier New" w:hAnsi="Courier New" w:cs="Courier New"/>
-                <w:szCs w:val="28"/>
-                <w:lang w:val="en-US"/>
-              </w:rPr>
-              <w:t> </w:t>
-            </w:r>
-            <w:r>
-              <w:rPr>
-                <w:rFonts w:ascii="Courier New" w:hAnsi="Courier New" w:cs="Courier New"/>
-                <w:szCs w:val="28"/>
-                <w:lang w:val="en-US"/>
-              </w:rPr>
-              <w:t>readData(</w:t>
+              <w:t> = </w:t>
+            </w:r>
+            <w:proofErr w:type="spellStart"/>
+            <w:r>
+              <w:rPr>
+                <w:rFonts w:ascii="Courier New" w:hAnsi="Courier New" w:cs="Courier New"/>
+                <w:szCs w:val="28"/>
+                <w:lang w:val="en-US"/>
+              </w:rPr>
+              <w:t>readData</w:t>
+            </w:r>
+            <w:proofErr w:type="spellEnd"/>
+            <w:r>
+              <w:rPr>
+                <w:rFonts w:ascii="Courier New" w:hAnsi="Courier New" w:cs="Courier New"/>
+                <w:szCs w:val="28"/>
+                <w:lang w:val="en-US"/>
+              </w:rPr>
+              <w:t>(</w:t>
             </w:r>
             <w:r>
               <w:rPr>
@@ -5313,6 +5440,7 @@
               </w:rPr>
               <w:t> </w:t>
             </w:r>
+            <w:proofErr w:type="spellStart"/>
             <w:r>
               <w:rPr>
                 <w:rFonts w:ascii="Courier New" w:hAnsi="Courier New" w:cs="Courier New"/>
@@ -5329,7 +5457,16 @@
                 <w:szCs w:val="28"/>
                 <w:lang w:val="en-US"/>
               </w:rPr>
-              <w:t>.FLASH_MEM,</w:t>
+              <w:t>.FLASH_MEM</w:t>
+            </w:r>
+            <w:proofErr w:type="spellEnd"/>
+            <w:r>
+              <w:rPr>
+                <w:rFonts w:ascii="Courier New" w:hAnsi="Courier New" w:cs="Courier New"/>
+                <w:szCs w:val="28"/>
+                <w:lang w:val="en-US"/>
+              </w:rPr>
+              <w:t>,</w:t>
             </w:r>
             <w:r>
               <w:rPr>
@@ -5384,6 +5521,7 @@
               </w:rPr>
               <w:t xml:space="preserve">= </w:t>
             </w:r>
+            <w:proofErr w:type="spellStart"/>
             <w:r>
               <w:rPr>
                 <w:rFonts w:ascii="Courier New" w:hAnsi="Courier New" w:cs="Courier New"/>
@@ -5410,6 +5548,7 @@
               </w:rPr>
               <w:t>lastRead</w:t>
             </w:r>
+            <w:proofErr w:type="spellEnd"/>
             <w:r>
               <w:rPr>
                 <w:rFonts w:ascii="Courier New" w:hAnsi="Courier New" w:cs="Courier New"/>
@@ -5540,7 +5679,25 @@
                 <w:szCs w:val="28"/>
                 <w:lang w:val="en-US"/>
               </w:rPr>
-              <w:t> = readData(</w:t>
+              <w:t> = </w:t>
+            </w:r>
+            <w:proofErr w:type="spellStart"/>
+            <w:r>
+              <w:rPr>
+                <w:rFonts w:ascii="Courier New" w:hAnsi="Courier New" w:cs="Courier New"/>
+                <w:szCs w:val="28"/>
+                <w:lang w:val="en-US"/>
+              </w:rPr>
+              <w:t>readData</w:t>
+            </w:r>
+            <w:proofErr w:type="spellEnd"/>
+            <w:r>
+              <w:rPr>
+                <w:rFonts w:ascii="Courier New" w:hAnsi="Courier New" w:cs="Courier New"/>
+                <w:szCs w:val="28"/>
+                <w:lang w:val="en-US"/>
+              </w:rPr>
+              <w:t>(</w:t>
             </w:r>
             <w:r>
               <w:rPr>
@@ -5568,6 +5725,7 @@
               </w:rPr>
               <w:t> </w:t>
             </w:r>
+            <w:proofErr w:type="spellStart"/>
             <w:r>
               <w:rPr>
                 <w:rFonts w:ascii="Courier New" w:hAnsi="Courier New" w:cs="Courier New"/>
@@ -5600,7 +5758,16 @@
                 <w:szCs w:val="28"/>
                 <w:lang w:val="en-US"/>
               </w:rPr>
-              <w:t>_MEM,</w:t>
+              <w:t>_MEM</w:t>
+            </w:r>
+            <w:proofErr w:type="spellEnd"/>
+            <w:r>
+              <w:rPr>
+                <w:rFonts w:ascii="Courier New" w:hAnsi="Courier New" w:cs="Courier New"/>
+                <w:szCs w:val="28"/>
+                <w:lang w:val="en-US"/>
+              </w:rPr>
+              <w:t>,</w:t>
             </w:r>
             <w:r>
               <w:rPr>
@@ -5655,6 +5822,7 @@
               </w:rPr>
               <w:t xml:space="preserve">= </w:t>
             </w:r>
+            <w:proofErr w:type="spellStart"/>
             <w:r>
               <w:rPr>
                 <w:rFonts w:ascii="Courier New" w:hAnsi="Courier New" w:cs="Courier New"/>
@@ -5681,6 +5849,7 @@
               </w:rPr>
               <w:t>lastRead</w:t>
             </w:r>
+            <w:proofErr w:type="spellEnd"/>
             <w:r>
               <w:rPr>
                 <w:rFonts w:ascii="Courier New" w:hAnsi="Courier New" w:cs="Courier New"/>
@@ -5702,28 +5871,7 @@
     </w:p>
     <w:p>
       <w:r>
-        <w:t>Запись</w:t>
-      </w:r>
-      <w:r>
-        <w:t xml:space="preserve"> значения </w:t>
-      </w:r>
-      <w:r>
-        <w:t>во</w:t>
-      </w:r>
-      <w:r>
-        <w:t xml:space="preserve"> временн</w:t>
-      </w:r>
-      <w:r>
-        <w:t>ую</w:t>
-      </w:r>
-      <w:r>
-        <w:t xml:space="preserve"> памят</w:t>
-      </w:r>
-      <w:r>
-        <w:t>ь</w:t>
-      </w:r>
-      <w:r>
-        <w:t xml:space="preserve"> (</w:t>
+        <w:t>Запись значения во временную память (</w:t>
       </w:r>
       <w:r>
         <w:rPr>
@@ -5864,15 +6012,7 @@
                 <w:szCs w:val="28"/>
                 <w:lang w:val="en-US"/>
               </w:rPr>
-              <w:t>;</w:t>
-            </w:r>
-            <w:r>
-              <w:rPr>
-                <w:rFonts w:ascii="Courier New" w:hAnsi="Courier New" w:cs="Courier New"/>
-                <w:szCs w:val="28"/>
-                <w:lang w:val="en-US"/>
-              </w:rPr>
-              <w:t xml:space="preserve"> </w:t>
+              <w:t xml:space="preserve">; </w:t>
             </w:r>
             <w:r>
               <w:rPr>
@@ -5909,6 +6049,7 @@
               </w:rPr>
               <w:t> = </w:t>
             </w:r>
+            <w:proofErr w:type="spellStart"/>
             <w:r>
               <w:rPr>
                 <w:rFonts w:ascii="Courier New" w:hAnsi="Courier New" w:cs="Courier New"/>
@@ -5923,7 +6064,16 @@
                 <w:szCs w:val="28"/>
                 <w:lang w:val="en-US"/>
               </w:rPr>
-              <w:t>Data(</w:t>
+              <w:t>Data</w:t>
+            </w:r>
+            <w:proofErr w:type="spellEnd"/>
+            <w:r>
+              <w:rPr>
+                <w:rFonts w:ascii="Courier New" w:hAnsi="Courier New" w:cs="Courier New"/>
+                <w:szCs w:val="28"/>
+                <w:lang w:val="en-US"/>
+              </w:rPr>
+              <w:t>(</w:t>
             </w:r>
             <w:r>
               <w:rPr>
@@ -5951,6 +6101,7 @@
               </w:rPr>
               <w:t> </w:t>
             </w:r>
+            <w:proofErr w:type="spellStart"/>
             <w:r>
               <w:rPr>
                 <w:rFonts w:ascii="Courier New" w:hAnsi="Courier New" w:cs="Courier New"/>
@@ -5967,7 +6118,16 @@
                 <w:szCs w:val="28"/>
                 <w:lang w:val="en-US"/>
               </w:rPr>
-              <w:t>.FLASH_MEM,</w:t>
+              <w:t>.FLASH_MEM</w:t>
+            </w:r>
+            <w:proofErr w:type="spellEnd"/>
+            <w:r>
+              <w:rPr>
+                <w:rFonts w:ascii="Courier New" w:hAnsi="Courier New" w:cs="Courier New"/>
+                <w:szCs w:val="28"/>
+                <w:lang w:val="en-US"/>
+              </w:rPr>
+              <w:t>,</w:t>
             </w:r>
             <w:r>
               <w:rPr>
@@ -6233,6 +6393,7 @@
               </w:rPr>
               <w:t> = </w:t>
             </w:r>
+            <w:proofErr w:type="spellStart"/>
             <w:r>
               <w:rPr>
                 <w:rFonts w:ascii="Courier New" w:hAnsi="Courier New" w:cs="Courier New"/>
@@ -6247,7 +6408,16 @@
                 <w:szCs w:val="28"/>
                 <w:lang w:val="en-US"/>
               </w:rPr>
-              <w:t>Data(</w:t>
+              <w:t>Data</w:t>
+            </w:r>
+            <w:proofErr w:type="spellEnd"/>
+            <w:r>
+              <w:rPr>
+                <w:rFonts w:ascii="Courier New" w:hAnsi="Courier New" w:cs="Courier New"/>
+                <w:szCs w:val="28"/>
+                <w:lang w:val="en-US"/>
+              </w:rPr>
+              <w:t>(</w:t>
             </w:r>
             <w:r>
               <w:rPr>
@@ -6275,6 +6445,7 @@
               </w:rPr>
               <w:t> </w:t>
             </w:r>
+            <w:proofErr w:type="spellStart"/>
             <w:r>
               <w:rPr>
                 <w:rFonts w:ascii="Courier New" w:hAnsi="Courier New" w:cs="Courier New"/>
@@ -6337,6 +6508,7 @@
               </w:rPr>
               <w:t>data</w:t>
             </w:r>
+            <w:proofErr w:type="spellEnd"/>
             <w:r>
               <w:rPr>
                 <w:rFonts w:ascii="Courier New" w:hAnsi="Courier New" w:cs="Courier New"/>
@@ -6374,6 +6546,7 @@
       <w:r>
         <w:t xml:space="preserve">функция, которая включает последовательное выполнение </w:t>
       </w:r>
+      <w:proofErr w:type="spellStart"/>
       <w:r>
         <w:rPr>
           <w:rFonts w:ascii="Courier New" w:hAnsi="Courier New" w:cs="Courier New"/>
@@ -6390,9 +6563,11 @@
         </w:rPr>
         <w:t>Data</w:t>
       </w:r>
+      <w:proofErr w:type="spellEnd"/>
       <w:r>
         <w:t xml:space="preserve"> и </w:t>
       </w:r>
+      <w:proofErr w:type="spellStart"/>
       <w:r>
         <w:rPr>
           <w:rFonts w:ascii="Courier New" w:hAnsi="Courier New" w:cs="Courier New"/>
@@ -6401,6 +6576,7 @@
         </w:rPr>
         <w:t>readData</w:t>
       </w:r>
+      <w:proofErr w:type="spellEnd"/>
       <w:r>
         <w:t>.</w:t>
       </w:r>
@@ -6459,6 +6635,7 @@
               </w:rPr>
               <w:t xml:space="preserve"> = </w:t>
             </w:r>
+            <w:proofErr w:type="spellStart"/>
             <w:r>
               <w:rPr>
                 <w:rFonts w:ascii="Courier New" w:hAnsi="Courier New" w:cs="Courier New"/>
@@ -6477,6 +6654,7 @@
               </w:rPr>
               <w:t>.FLASH_MEM</w:t>
             </w:r>
+            <w:proofErr w:type="spellEnd"/>
             <w:r>
               <w:rPr>
                 <w:rFonts w:ascii="Courier New" w:hAnsi="Courier New" w:cs="Courier New"/>
@@ -6520,6 +6698,7 @@
               </w:rPr>
               <w:t xml:space="preserve"> </w:t>
             </w:r>
+            <w:proofErr w:type="spellStart"/>
             <w:r>
               <w:rPr>
                 <w:rFonts w:ascii="Courier New" w:hAnsi="Courier New" w:cs="Courier New"/>
@@ -6554,6 +6733,7 @@
               </w:rPr>
               <w:t>_MEM</w:t>
             </w:r>
+            <w:proofErr w:type="spellEnd"/>
           </w:p>
           <w:p>
             <w:pPr>
@@ -6582,7 +6762,25 @@
                 <w:szCs w:val="28"/>
                 <w:lang w:val="en-US"/>
               </w:rPr>
-              <w:t xml:space="preserve"> = writeAndReadData(</w:t>
+              <w:t xml:space="preserve"> = </w:t>
+            </w:r>
+            <w:proofErr w:type="spellStart"/>
+            <w:r>
+              <w:rPr>
+                <w:rFonts w:ascii="Courier New" w:hAnsi="Courier New" w:cs="Courier New"/>
+                <w:szCs w:val="28"/>
+                <w:lang w:val="en-US"/>
+              </w:rPr>
+              <w:t>writeAndReadData</w:t>
+            </w:r>
+            <w:proofErr w:type="spellEnd"/>
+            <w:r>
+              <w:rPr>
+                <w:rFonts w:ascii="Courier New" w:hAnsi="Courier New" w:cs="Courier New"/>
+                <w:szCs w:val="28"/>
+                <w:lang w:val="en-US"/>
+              </w:rPr>
+              <w:t>(</w:t>
             </w:r>
             <w:r>
               <w:rPr>
@@ -6600,15 +6798,7 @@
                 <w:szCs w:val="28"/>
                 <w:lang w:val="en-US"/>
               </w:rPr>
-              <w:t>,</w:t>
-            </w:r>
-            <w:r>
-              <w:rPr>
-                <w:rFonts w:ascii="Courier New" w:hAnsi="Courier New" w:cs="Courier New"/>
-                <w:szCs w:val="28"/>
-                <w:lang w:val="en-US"/>
-              </w:rPr>
-              <w:t xml:space="preserve"> </w:t>
+              <w:t xml:space="preserve">, </w:t>
             </w:r>
             <w:r>
               <w:rPr>
@@ -6626,15 +6816,7 @@
                 <w:szCs w:val="28"/>
                 <w:lang w:val="en-US"/>
               </w:rPr>
-              <w:t>,</w:t>
-            </w:r>
-            <w:r>
-              <w:rPr>
-                <w:rFonts w:ascii="Courier New" w:hAnsi="Courier New" w:cs="Courier New"/>
-                <w:szCs w:val="28"/>
-                <w:lang w:val="en-US"/>
-              </w:rPr>
-              <w:t xml:space="preserve"> </w:t>
+              <w:t xml:space="preserve">, </w:t>
             </w:r>
             <w:r>
               <w:rPr>
@@ -6652,15 +6834,7 @@
                 <w:szCs w:val="28"/>
                 <w:lang w:val="en-US"/>
               </w:rPr>
-              <w:t>,</w:t>
-            </w:r>
-            <w:r>
-              <w:rPr>
-                <w:rFonts w:ascii="Courier New" w:hAnsi="Courier New" w:cs="Courier New"/>
-                <w:szCs w:val="28"/>
-                <w:lang w:val="en-US"/>
-              </w:rPr>
-              <w:t xml:space="preserve"> </w:t>
+              <w:t xml:space="preserve">, </w:t>
             </w:r>
             <w:r>
               <w:rPr>
@@ -6678,15 +6852,7 @@
                 <w:szCs w:val="28"/>
                 <w:lang w:val="en-US"/>
               </w:rPr>
-              <w:t>)</w:t>
-            </w:r>
-            <w:r>
-              <w:rPr>
-                <w:rFonts w:ascii="Courier New" w:hAnsi="Courier New" w:cs="Courier New"/>
-                <w:szCs w:val="28"/>
-                <w:lang w:val="en-US"/>
-              </w:rPr>
-              <w:t>;</w:t>
+              <w:t>);</w:t>
             </w:r>
           </w:p>
           <w:p>
@@ -6715,6 +6881,7 @@
               </w:rPr>
               <w:t xml:space="preserve">= </w:t>
             </w:r>
+            <w:proofErr w:type="spellStart"/>
             <w:r>
               <w:rPr>
                 <w:rFonts w:ascii="Courier New" w:hAnsi="Courier New" w:cs="Courier New"/>
@@ -6741,6 +6908,7 @@
               </w:rPr>
               <w:t>lastRead</w:t>
             </w:r>
+            <w:proofErr w:type="spellEnd"/>
             <w:r>
               <w:rPr>
                 <w:rFonts w:ascii="Courier New" w:hAnsi="Courier New" w:cs="Courier New"/>
@@ -6803,6 +6971,7 @@
                 <w:lang w:val="en-US"/>
               </w:rPr>
             </w:pPr>
+            <w:proofErr w:type="spellStart"/>
             <w:r>
               <w:rPr>
                 <w:rFonts w:ascii="Courier New" w:hAnsi="Courier New" w:cs="Courier New"/>
@@ -6813,6 +6982,7 @@
               </w:rPr>
               <w:t>binInput</w:t>
             </w:r>
+            <w:proofErr w:type="spellEnd"/>
             <w:r>
               <w:rPr>
                 <w:rFonts w:ascii="Courier New" w:hAnsi="Courier New" w:cs="Courier New"/>
@@ -6825,6 +6995,7 @@
               <w:rPr>
                 <w:rFonts w:ascii="Courier New" w:hAnsi="Courier New" w:cs="Courier New"/>
                 <w:szCs w:val="28"/>
+                <w:lang w:val="en-US"/>
               </w:rPr>
               <w:t>0101</w:t>
             </w:r>
@@ -6859,23 +7030,7 @@
                 <w:szCs w:val="28"/>
                 <w:lang w:val="en-US"/>
               </w:rPr>
-              <w:t>%</w:t>
-            </w:r>
-            <w:r>
-              <w:rPr>
-                <w:rFonts w:ascii="Courier New" w:hAnsi="Courier New" w:cs="Courier New"/>
-                <w:szCs w:val="28"/>
-                <w:lang w:val="en-US"/>
-              </w:rPr>
-              <w:t xml:space="preserve"> </w:t>
-            </w:r>
-            <w:r>
-              <w:rPr>
-                <w:rFonts w:ascii="Courier New" w:hAnsi="Courier New" w:cs="Courier New"/>
-                <w:szCs w:val="28"/>
-                <w:lang w:val="en-US"/>
-              </w:rPr>
-              <w:t>Ex</w:t>
+              <w:t>% Ex</w:t>
             </w:r>
             <w:r>
               <w:rPr>
@@ -6891,7 +7046,25 @@
                 <w:szCs w:val="28"/>
                 <w:lang w:val="en-US"/>
               </w:rPr>
-              <w:t>: binInput = '0000' =&gt; turn off all diodes</w:t>
+              <w:t xml:space="preserve">: </w:t>
+            </w:r>
+            <w:proofErr w:type="spellStart"/>
+            <w:r>
+              <w:rPr>
+                <w:rFonts w:ascii="Courier New" w:hAnsi="Courier New" w:cs="Courier New"/>
+                <w:szCs w:val="28"/>
+                <w:lang w:val="en-US"/>
+              </w:rPr>
+              <w:t>binInput</w:t>
+            </w:r>
+            <w:proofErr w:type="spellEnd"/>
+            <w:r>
+              <w:rPr>
+                <w:rFonts w:ascii="Courier New" w:hAnsi="Courier New" w:cs="Courier New"/>
+                <w:szCs w:val="28"/>
+                <w:lang w:val="en-US"/>
+              </w:rPr>
+              <w:t xml:space="preserve"> = '0000' =&gt; turn off all diodes</w:t>
             </w:r>
           </w:p>
           <w:p>
@@ -6908,23 +7081,7 @@
                 <w:szCs w:val="28"/>
                 <w:lang w:val="en-US"/>
               </w:rPr>
-              <w:t>%</w:t>
-            </w:r>
-            <w:r>
-              <w:rPr>
-                <w:rFonts w:ascii="Courier New" w:hAnsi="Courier New" w:cs="Courier New"/>
-                <w:szCs w:val="28"/>
-                <w:lang w:val="en-US"/>
-              </w:rPr>
-              <w:t xml:space="preserve"> </w:t>
-            </w:r>
-            <w:r>
-              <w:rPr>
-                <w:rFonts w:ascii="Courier New" w:hAnsi="Courier New" w:cs="Courier New"/>
-                <w:szCs w:val="28"/>
-                <w:lang w:val="en-US"/>
-              </w:rPr>
-              <w:t>Ex</w:t>
+              <w:t>% Ex</w:t>
             </w:r>
             <w:r>
               <w:rPr>
@@ -6940,7 +7097,25 @@
                 <w:szCs w:val="28"/>
                 <w:lang w:val="en-US"/>
               </w:rPr>
-              <w:t xml:space="preserve">: binInput = '0010' =&gt; turn on only </w:t>
+              <w:t xml:space="preserve">: </w:t>
+            </w:r>
+            <w:proofErr w:type="spellStart"/>
+            <w:r>
+              <w:rPr>
+                <w:rFonts w:ascii="Courier New" w:hAnsi="Courier New" w:cs="Courier New"/>
+                <w:szCs w:val="28"/>
+                <w:lang w:val="en-US"/>
+              </w:rPr>
+              <w:t>binInput</w:t>
+            </w:r>
+            <w:proofErr w:type="spellEnd"/>
+            <w:r>
+              <w:rPr>
+                <w:rFonts w:ascii="Courier New" w:hAnsi="Courier New" w:cs="Courier New"/>
+                <w:szCs w:val="28"/>
+                <w:lang w:val="en-US"/>
+              </w:rPr>
+              <w:t xml:space="preserve"> = '0010' =&gt; turn on only </w:t>
             </w:r>
             <w:r>
               <w:rPr>
@@ -6973,8 +7148,18 @@
                 <w:szCs w:val="28"/>
                 <w:lang w:val="en-US"/>
               </w:rPr>
-              <w:t>% diodes positions are 4321 in binInput</w:t>
-            </w:r>
+              <w:t xml:space="preserve">% diodes positions are 4321 in </w:t>
+            </w:r>
+            <w:proofErr w:type="spellStart"/>
+            <w:r>
+              <w:rPr>
+                <w:rFonts w:ascii="Courier New" w:hAnsi="Courier New" w:cs="Courier New"/>
+                <w:szCs w:val="28"/>
+                <w:lang w:val="en-US"/>
+              </w:rPr>
+              <w:t>binInput</w:t>
+            </w:r>
+            <w:proofErr w:type="spellEnd"/>
           </w:p>
           <w:p>
             <w:pPr>
@@ -7008,15 +7193,25 @@
                 <w:szCs w:val="28"/>
                 <w:lang w:val="en-US"/>
               </w:rPr>
-              <w:t xml:space="preserve"> </w:t>
-            </w:r>
-            <w:r>
-              <w:rPr>
-                <w:rFonts w:ascii="Courier New" w:hAnsi="Courier New" w:cs="Courier New"/>
-                <w:szCs w:val="28"/>
-                <w:lang w:val="en-US"/>
-              </w:rPr>
-              <w:t>= setDiodesEn(</w:t>
+              <w:t xml:space="preserve"> = </w:t>
+            </w:r>
+            <w:proofErr w:type="spellStart"/>
+            <w:r>
+              <w:rPr>
+                <w:rFonts w:ascii="Courier New" w:hAnsi="Courier New" w:cs="Courier New"/>
+                <w:szCs w:val="28"/>
+                <w:lang w:val="en-US"/>
+              </w:rPr>
+              <w:t>setDiodesEn</w:t>
+            </w:r>
+            <w:proofErr w:type="spellEnd"/>
+            <w:r>
+              <w:rPr>
+                <w:rFonts w:ascii="Courier New" w:hAnsi="Courier New" w:cs="Courier New"/>
+                <w:szCs w:val="28"/>
+                <w:lang w:val="en-US"/>
+              </w:rPr>
+              <w:t>(</w:t>
             </w:r>
             <w:r>
               <w:rPr>
@@ -7044,6 +7239,7 @@
               </w:rPr>
               <w:t xml:space="preserve"> </w:t>
             </w:r>
+            <w:proofErr w:type="spellStart"/>
             <w:r>
               <w:rPr>
                 <w:rFonts w:ascii="Courier New" w:hAnsi="Courier New" w:cs="Courier New"/>
@@ -7054,6 +7250,7 @@
               </w:rPr>
               <w:t>binInput</w:t>
             </w:r>
+            <w:proofErr w:type="spellEnd"/>
             <w:r>
               <w:rPr>
                 <w:rFonts w:ascii="Courier New" w:hAnsi="Courier New" w:cs="Courier New"/>
@@ -7074,16 +7271,16 @@
         </w:tc>
       </w:tr>
     </w:tbl>
-    <w:p/>
-    <w:p>
-      <w:r>
-        <w:t xml:space="preserve">Включение определенных </w:t>
-      </w:r>
-      <w:r>
-        <w:t>трансиверов</w:t>
-      </w:r>
-      <w:r>
-        <w:t>, например, первого и третьего.</w:t>
+    <w:p>
+      <w:pPr>
+        <w:rPr>
+          <w:lang w:val="en-US"/>
+        </w:rPr>
+      </w:pPr>
+    </w:p>
+    <w:p>
+      <w:r>
+        <w:t>Включение определенных трансиверов, например, первого и третьего.</w:t>
       </w:r>
     </w:p>
     <w:tbl>
@@ -7118,6 +7315,7 @@
                 <w:lang w:val="en-US"/>
               </w:rPr>
             </w:pPr>
+            <w:proofErr w:type="spellStart"/>
             <w:r>
               <w:rPr>
                 <w:rFonts w:ascii="Courier New" w:hAnsi="Courier New" w:cs="Courier New"/>
@@ -7128,6 +7326,7 @@
               </w:rPr>
               <w:t>binInput</w:t>
             </w:r>
+            <w:proofErr w:type="spellEnd"/>
             <w:r>
               <w:rPr>
                 <w:rFonts w:ascii="Courier New" w:hAnsi="Courier New" w:cs="Courier New"/>
@@ -7191,7 +7390,25 @@
                 <w:szCs w:val="28"/>
                 <w:lang w:val="en-US"/>
               </w:rPr>
-              <w:t xml:space="preserve">: binInput = '0000' =&gt; turn off all </w:t>
+              <w:t xml:space="preserve">: </w:t>
+            </w:r>
+            <w:proofErr w:type="spellStart"/>
+            <w:r>
+              <w:rPr>
+                <w:rFonts w:ascii="Courier New" w:hAnsi="Courier New" w:cs="Courier New"/>
+                <w:szCs w:val="28"/>
+                <w:lang w:val="en-US"/>
+              </w:rPr>
+              <w:t>binInput</w:t>
+            </w:r>
+            <w:proofErr w:type="spellEnd"/>
+            <w:r>
+              <w:rPr>
+                <w:rFonts w:ascii="Courier New" w:hAnsi="Courier New" w:cs="Courier New"/>
+                <w:szCs w:val="28"/>
+                <w:lang w:val="en-US"/>
+              </w:rPr>
+              <w:t xml:space="preserve"> = '0000' =&gt; turn off all </w:t>
             </w:r>
             <w:r>
               <w:rPr>
@@ -7232,7 +7449,25 @@
                 <w:szCs w:val="28"/>
                 <w:lang w:val="en-US"/>
               </w:rPr>
-              <w:t xml:space="preserve">: binInput = '0010' =&gt; turn on only </w:t>
+              <w:t xml:space="preserve">: </w:t>
+            </w:r>
+            <w:proofErr w:type="spellStart"/>
+            <w:r>
+              <w:rPr>
+                <w:rFonts w:ascii="Courier New" w:hAnsi="Courier New" w:cs="Courier New"/>
+                <w:szCs w:val="28"/>
+                <w:lang w:val="en-US"/>
+              </w:rPr>
+              <w:t>binInput</w:t>
+            </w:r>
+            <w:proofErr w:type="spellEnd"/>
+            <w:r>
+              <w:rPr>
+                <w:rFonts w:ascii="Courier New" w:hAnsi="Courier New" w:cs="Courier New"/>
+                <w:szCs w:val="28"/>
+                <w:lang w:val="en-US"/>
+              </w:rPr>
+              <w:t xml:space="preserve"> = '0010' =&gt; turn on only </w:t>
             </w:r>
             <w:r>
               <w:rPr>
@@ -7250,6 +7485,7 @@
               </w:rPr>
               <w:t xml:space="preserve">nd </w:t>
             </w:r>
+            <w:proofErr w:type="spellStart"/>
             <w:r>
               <w:rPr>
                 <w:rFonts w:ascii="Courier New" w:hAnsi="Courier New" w:cs="Courier New"/>
@@ -7258,6 +7494,7 @@
               </w:rPr>
               <w:t>transc</w:t>
             </w:r>
+            <w:proofErr w:type="spellEnd"/>
           </w:p>
           <w:p>
             <w:pPr>
@@ -7273,8 +7510,18 @@
                 <w:szCs w:val="28"/>
                 <w:lang w:val="en-US"/>
               </w:rPr>
-              <w:t>% diodes positions are 4321 in binInput</w:t>
-            </w:r>
+              <w:t xml:space="preserve">% diodes positions are 4321 in </w:t>
+            </w:r>
+            <w:proofErr w:type="spellStart"/>
+            <w:r>
+              <w:rPr>
+                <w:rFonts w:ascii="Courier New" w:hAnsi="Courier New" w:cs="Courier New"/>
+                <w:szCs w:val="28"/>
+                <w:lang w:val="en-US"/>
+              </w:rPr>
+              <w:t>binInput</w:t>
+            </w:r>
+            <w:proofErr w:type="spellEnd"/>
           </w:p>
           <w:p>
             <w:pPr>
@@ -7310,6 +7557,7 @@
               </w:rPr>
               <w:t xml:space="preserve"> = </w:t>
             </w:r>
+            <w:proofErr w:type="spellStart"/>
             <w:r>
               <w:rPr>
                 <w:rFonts w:ascii="Courier New" w:hAnsi="Courier New" w:cs="Courier New"/>
@@ -7318,6 +7566,7 @@
               </w:rPr>
               <w:t>setTransceiversEn</w:t>
             </w:r>
+            <w:proofErr w:type="spellEnd"/>
             <w:r>
               <w:rPr>
                 <w:rFonts w:ascii="Courier New" w:hAnsi="Courier New" w:cs="Courier New"/>
@@ -7352,6 +7601,7 @@
               </w:rPr>
               <w:t xml:space="preserve"> </w:t>
             </w:r>
+            <w:proofErr w:type="spellStart"/>
             <w:r>
               <w:rPr>
                 <w:rFonts w:ascii="Courier New" w:hAnsi="Courier New" w:cs="Courier New"/>
@@ -7362,6 +7612,7 @@
               </w:rPr>
               <w:t>binInput</w:t>
             </w:r>
+            <w:proofErr w:type="spellEnd"/>
             <w:r>
               <w:rPr>
                 <w:rFonts w:ascii="Courier New" w:hAnsi="Courier New" w:cs="Courier New"/>
@@ -7453,6 +7704,7 @@
               </w:rPr>
               <w:t xml:space="preserve"> = </w:t>
             </w:r>
+            <w:proofErr w:type="spellStart"/>
             <w:r>
               <w:rPr>
                 <w:rFonts w:ascii="Courier New" w:hAnsi="Courier New" w:cs="Courier New"/>
@@ -7461,6 +7713,7 @@
               </w:rPr>
               <w:t>checkLink</w:t>
             </w:r>
+            <w:proofErr w:type="spellEnd"/>
             <w:r>
               <w:rPr>
                 <w:rFonts w:ascii="Courier New" w:hAnsi="Courier New" w:cs="Courier New"/>
@@ -7541,8 +7794,12 @@
               <w:t>.</w:t>
             </w:r>
             <w:r>
+              <w:rPr>
+                <w:lang w:val="en-US"/>
+              </w:rPr>
               <w:t xml:space="preserve"> </w:t>
             </w:r>
+            <w:proofErr w:type="spellStart"/>
             <w:r>
               <w:rPr>
                 <w:rFonts w:ascii="Courier New" w:hAnsi="Courier New" w:cs="Courier New"/>
@@ -7551,6 +7808,7 @@
               </w:rPr>
               <w:t>currentLinks</w:t>
             </w:r>
+            <w:proofErr w:type="spellEnd"/>
             <w:r>
               <w:rPr>
                 <w:rFonts w:ascii="Courier New" w:hAnsi="Courier New" w:cs="Courier New"/>
@@ -7573,7 +7831,25 @@
                 <w:szCs w:val="28"/>
                 <w:lang w:val="en-US"/>
               </w:rPr>
-              <w:t>%ex, = '0010' - link at 2nd transc (positions 4321)</w:t>
+              <w:t xml:space="preserve">%ex, = '0010' - link at 2nd </w:t>
+            </w:r>
+            <w:proofErr w:type="spellStart"/>
+            <w:r>
+              <w:rPr>
+                <w:rFonts w:ascii="Courier New" w:hAnsi="Courier New" w:cs="Courier New"/>
+                <w:szCs w:val="28"/>
+                <w:lang w:val="en-US"/>
+              </w:rPr>
+              <w:t>transc</w:t>
+            </w:r>
+            <w:proofErr w:type="spellEnd"/>
+            <w:r>
+              <w:rPr>
+                <w:rFonts w:ascii="Courier New" w:hAnsi="Courier New" w:cs="Courier New"/>
+                <w:szCs w:val="28"/>
+                <w:lang w:val="en-US"/>
+              </w:rPr>
+              <w:t xml:space="preserve"> (positions 4321)</w:t>
             </w:r>
           </w:p>
         </w:tc>
@@ -7643,7 +7919,25 @@
                 <w:szCs w:val="28"/>
                 <w:lang w:val="en-US"/>
               </w:rPr>
-              <w:t xml:space="preserve"> = deleteVirtualObject(</w:t>
+              <w:t xml:space="preserve"> = </w:t>
+            </w:r>
+            <w:proofErr w:type="spellStart"/>
+            <w:r>
+              <w:rPr>
+                <w:rFonts w:ascii="Courier New" w:hAnsi="Courier New" w:cs="Courier New"/>
+                <w:szCs w:val="28"/>
+                <w:lang w:val="en-US"/>
+              </w:rPr>
+              <w:t>deleteVirtualObject</w:t>
+            </w:r>
+            <w:proofErr w:type="spellEnd"/>
+            <w:r>
+              <w:rPr>
+                <w:rFonts w:ascii="Courier New" w:hAnsi="Courier New" w:cs="Courier New"/>
+                <w:szCs w:val="28"/>
+                <w:lang w:val="en-US"/>
+              </w:rPr>
+              <w:t>(</w:t>
             </w:r>
             <w:r>
               <w:rPr>
@@ -7708,8 +8002,21 @@
     </w:p>
     <w:p>
       <w:r>
-        <w:t>Что можно несколько рубинов добавить и работать с нимим незавимисо</w:t>
-      </w:r>
+        <w:t xml:space="preserve">Что можно несколько рубинов добавить и работать с </w:t>
+      </w:r>
+      <w:proofErr w:type="spellStart"/>
+      <w:r>
+        <w:t>нимим</w:t>
+      </w:r>
+      <w:proofErr w:type="spellEnd"/>
+      <w:r>
+        <w:t xml:space="preserve"> </w:t>
+      </w:r>
+      <w:proofErr w:type="spellStart"/>
+      <w:r>
+        <w:t>незавимисо</w:t>
+      </w:r>
+      <w:proofErr w:type="spellEnd"/>
     </w:p>
     <w:p>
       <w:pPr>
@@ -7848,8 +8155,13 @@
     </w:p>
     <w:p>
       <w:r>
-        <w:t>Выставление настроек, оффсетов</w:t>
-      </w:r>
+        <w:t xml:space="preserve">Выставление настроек, </w:t>
+      </w:r>
+      <w:proofErr w:type="spellStart"/>
+      <w:r>
+        <w:t>оффсетов</w:t>
+      </w:r>
+      <w:proofErr w:type="spellEnd"/>
     </w:p>
     <w:p>
       <w:r>
@@ -7901,13 +8213,7 @@
     <w:p/>
     <w:p>
       <w:r>
-        <w:t>Если было выполнено чтение</w:t>
-      </w:r>
-      <w:r>
-        <w:t xml:space="preserve"> спектра</w:t>
-      </w:r>
-      <w:r>
-        <w:t>, то доступно еще</w:t>
+        <w:t>Если было выполнено чтение спектра, то доступно еще</w:t>
       </w:r>
     </w:p>
     <w:p>
@@ -8174,6 +8480,39 @@
           <w:lang w:val="ru-RU"/>
         </w:rPr>
         <w:lastRenderedPageBreak/>
+        <w:t>Возможные ошибки и решения</w:t>
+      </w:r>
+    </w:p>
+    <w:p>
+      <w:r>
+        <w:t>Если вы не нашли ниже ошибку, которая возникла у вас, свяжитесь с разработчиком или другим ответственным. Подробно опишите свои действия до появления ошибки, скопируйте текст ошибки, приложите скрины или видеозапись экрана, только после этого обращайтесь за помощью.</w:t>
+      </w:r>
+    </w:p>
+    <w:p>
+      <w:pPr>
+        <w:rPr>
+          <w:lang w:val="en-US"/>
+        </w:rPr>
+      </w:pPr>
+      <w:r>
+        <w:t>Если вы смогли самостоятельно установить причину ошибки, выполните действия, указанные выше – так вы поможете другим пользователям.</w:t>
+      </w:r>
+      <w:r>
+        <w:t xml:space="preserve"> </w:t>
+      </w:r>
+    </w:p>
+    <w:p>
+      <w:pPr>
+        <w:pStyle w:val="1"/>
+        <w:rPr>
+          <w:lang w:val="ru-RU"/>
+        </w:rPr>
+      </w:pPr>
+      <w:r>
+        <w:rPr>
+          <w:lang w:val="ru-RU"/>
+        </w:rPr>
+        <w:lastRenderedPageBreak/>
         <w:t>Дополнительно</w:t>
       </w:r>
       <w:bookmarkEnd w:id="34"/>
@@ -8187,7 +8526,15 @@
         <w:t>Как получить список</w:t>
       </w:r>
       <w:r>
-        <w:t xml:space="preserve"> тулбоксов (</w:t>
+        <w:t xml:space="preserve"> </w:t>
+      </w:r>
+      <w:proofErr w:type="spellStart"/>
+      <w:r>
+        <w:t>тулбоксов</w:t>
+      </w:r>
+      <w:proofErr w:type="spellEnd"/>
+      <w:r>
+        <w:t xml:space="preserve"> (</w:t>
       </w:r>
       <w:r>
         <w:rPr>
@@ -8323,8 +8670,19 @@
                 <w:szCs w:val="18"/>
                 <w:lang w:val="en-US"/>
               </w:rPr>
-              <w:t>&gt;&gt; ver</w:t>
-            </w:r>
+              <w:t xml:space="preserve">&gt;&gt; </w:t>
+            </w:r>
+            <w:proofErr w:type="spellStart"/>
+            <w:r>
+              <w:rPr>
+                <w:rFonts w:ascii="Courier New" w:hAnsi="Courier New" w:cs="Courier New"/>
+                <w:sz w:val="18"/>
+                <w:szCs w:val="18"/>
+                <w:lang w:val="en-US"/>
+              </w:rPr>
+              <w:t>ver</w:t>
+            </w:r>
+            <w:proofErr w:type="spellEnd"/>
           </w:p>
           <w:p>
             <w:pPr>
@@ -8444,7 +8802,27 @@
                 <w:szCs w:val="18"/>
                 <w:lang w:val="en-US"/>
               </w:rPr>
-              <w:t>Java Version: Java 1.8.0_202-b08 with Oracle Corporation Java HotSpot(TM) 64-Bit Server VM mixed mode</w:t>
+              <w:t xml:space="preserve">Java Version: Java 1.8.0_202-b08 with Oracle Corporation Java </w:t>
+            </w:r>
+            <w:proofErr w:type="spellStart"/>
+            <w:r>
+              <w:rPr>
+                <w:rFonts w:ascii="Courier New" w:hAnsi="Courier New" w:cs="Courier New"/>
+                <w:sz w:val="18"/>
+                <w:szCs w:val="18"/>
+                <w:lang w:val="en-US"/>
+              </w:rPr>
+              <w:t>HotSpot</w:t>
+            </w:r>
+            <w:proofErr w:type="spellEnd"/>
+            <w:r>
+              <w:rPr>
+                <w:rFonts w:ascii="Courier New" w:hAnsi="Courier New" w:cs="Courier New"/>
+                <w:sz w:val="18"/>
+                <w:szCs w:val="18"/>
+                <w:lang w:val="en-US"/>
+              </w:rPr>
+              <w:t>(TM) 64-Bit Server VM mixed mode</w:t>
             </w:r>
           </w:p>
           <w:p>
@@ -8801,24 +9179,39 @@
         <w:pStyle w:val="2"/>
       </w:pPr>
       <w:bookmarkStart w:id="37" w:name="_Toc106976709"/>
-      <w:r>
-        <w:t xml:space="preserve">Схема проверки БОУ в стенде с ключами </w:t>
-      </w:r>
-      <w:bookmarkEnd w:id="37"/>
-      <w:r>
-        <w:t>для одной линии</w:t>
-      </w:r>
-    </w:p>
-    <w:p>
-      <w:r>
-        <w:t>Схема</w:t>
-      </w:r>
-    </w:p>
-    <w:p/>
+    </w:p>
     <w:p>
       <w:pPr>
         <w:pStyle w:val="2"/>
       </w:pPr>
+    </w:p>
+    <w:p>
+      <w:pPr>
+        <w:pStyle w:val="2"/>
+      </w:pPr>
+    </w:p>
+    <w:p>
+      <w:pPr>
+        <w:pStyle w:val="2"/>
+      </w:pPr>
+      <w:r>
+        <w:t xml:space="preserve">Схема проверки БОУ в стенде с ключами </w:t>
+      </w:r>
+      <w:bookmarkEnd w:id="37"/>
+      <w:r>
+        <w:t>для одной линии</w:t>
+      </w:r>
+    </w:p>
+    <w:p>
+      <w:r>
+        <w:t>Схема</w:t>
+      </w:r>
+    </w:p>
+    <w:p/>
+    <w:p>
+      <w:pPr>
+        <w:pStyle w:val="2"/>
+      </w:pPr>
       <w:r>
         <w:t>Схема проверки БОУ в стенде с ключами для двух линий</w:t>
       </w:r>
@@ -8836,11 +9229,47 @@
           <w:color w:val="FF0000"/>
         </w:rPr>
       </w:pPr>
+      <w:proofErr w:type="spellStart"/>
       <w:r>
         <w:rPr>
           <w:color w:val="FF0000"/>
         </w:rPr>
-        <w:t>Instrument Control Toolbox???</w:t>
+        <w:t>Instrument</w:t>
+      </w:r>
+      <w:proofErr w:type="spellEnd"/>
+      <w:r>
+        <w:rPr>
+          <w:color w:val="FF0000"/>
+        </w:rPr>
+        <w:t xml:space="preserve"> </w:t>
+      </w:r>
+      <w:proofErr w:type="spellStart"/>
+      <w:r>
+        <w:rPr>
+          <w:color w:val="FF0000"/>
+        </w:rPr>
+        <w:t>Control</w:t>
+      </w:r>
+      <w:proofErr w:type="spellEnd"/>
+      <w:r>
+        <w:rPr>
+          <w:color w:val="FF0000"/>
+        </w:rPr>
+        <w:t xml:space="preserve"> </w:t>
+      </w:r>
+      <w:proofErr w:type="spellStart"/>
+      <w:r>
+        <w:rPr>
+          <w:color w:val="FF0000"/>
+        </w:rPr>
+        <w:t>Toolbox</w:t>
+      </w:r>
+      <w:proofErr w:type="spellEnd"/>
+      <w:r>
+        <w:rPr>
+          <w:color w:val="FF0000"/>
+        </w:rPr>
+        <w:t>???</w:t>
       </w:r>
     </w:p>
     <w:sectPr>
